--- a/docassemble/AKA2JBranding/data/templates/proper_service_content.docx
+++ b/docassemble/AKA2JBranding/data/templates/proper_service_content.docx
@@ -1,6 +1,6 @@
 
 <file path=word/document.xml><?xml version="1.0" encoding="utf-8"?>
-<w:document xmlns:wpc="http://schemas.microsoft.com/office/word/2010/wordprocessingCanvas" xmlns:cx="http://schemas.microsoft.com/office/drawing/2014/chartex" xmlns:cx1="http://schemas.microsoft.com/office/drawing/2015/9/8/chartex" xmlns:cx2="http://schemas.microsoft.com/office/drawing/2015/10/21/chartex" xmlns:cx3="http://schemas.microsoft.com/office/drawing/2016/5/9/chartex" xmlns:cx4="http://schemas.microsoft.com/office/drawing/2016/5/10/chartex" xmlns:cx5="http://schemas.microsoft.com/office/drawing/2016/5/11/chartex" xmlns:cx6="http://schemas.microsoft.com/office/drawing/2016/5/12/chartex" xmlns:cx7="http://schemas.microsoft.com/office/drawing/2016/5/13/chartex" xmlns:cx8="http://schemas.microsoft.com/office/drawing/2016/5/14/chartex" xmlns:mc="http://schemas.openxmlformats.org/markup-compatibility/2006" xmlns:aink="http://schemas.microsoft.com/office/drawing/2016/ink" xmlns:am3d="http://schemas.microsoft.com/office/drawing/2017/model3d" xmlns:o="urn:schemas-microsoft-com:office:office" xmlns:r="http://schemas.openxmlformats.org/officeDocument/2006/relationships" xmlns:m="http://schemas.openxmlformats.org/officeDocument/2006/math" xmlns:v="urn:schemas-microsoft-com:vml" xmlns:wp14="http://schemas.microsoft.com/office/word/2010/wordprocessingDrawing" xmlns:wp="http://schemas.openxmlformats.org/drawingml/2006/wordprocessingDrawing" xmlns:w10="urn:schemas-microsoft-com:office:word" xmlns:w="http://schemas.openxmlformats.org/wordprocessingml/2006/main" xmlns:w14="http://schemas.microsoft.com/office/word/2010/wordml" xmlns:w15="http://schemas.microsoft.com/office/word/2012/wordml" xmlns:w16cex="http://schemas.microsoft.com/office/word/2018/wordml/cex" xmlns:w16cid="http://schemas.microsoft.com/office/word/2016/wordml/cid" xmlns:w16="http://schemas.microsoft.com/office/word/2018/wordml" xmlns:w16sdtdh="http://schemas.microsoft.com/office/word/2020/wordml/sdtdatahash" xmlns:w16se="http://schemas.microsoft.com/office/word/2015/wordml/symex" xmlns:wpg="http://schemas.microsoft.com/office/word/2010/wordprocessingGroup" xmlns:wpi="http://schemas.microsoft.com/office/word/2010/wordprocessingInk" xmlns:wne="http://schemas.microsoft.com/office/word/2006/wordml" xmlns:wps="http://schemas.microsoft.com/office/word/2010/wordprocessingShape" mc:Ignorable="w14 w15 w16se w16cid w16 w16cex w16sdtdh wp14">
+<w:document xmlns:wpc="http://schemas.microsoft.com/office/word/2010/wordprocessingCanvas" xmlns:mc="http://schemas.openxmlformats.org/markup-compatibility/2006" xmlns:o="urn:schemas-microsoft-com:office:office" xmlns:r="http://schemas.openxmlformats.org/officeDocument/2006/relationships" xmlns:m="http://schemas.openxmlformats.org/officeDocument/2006/math" xmlns:v="urn:schemas-microsoft-com:vml" xmlns:wp14="http://schemas.microsoft.com/office/word/2010/wordprocessingDrawing" xmlns:wp="http://schemas.openxmlformats.org/drawingml/2006/wordprocessingDrawing" xmlns:w10="urn:schemas-microsoft-com:office:word" xmlns:w="http://schemas.openxmlformats.org/wordprocessingml/2006/main" xmlns:w14="http://schemas.microsoft.com/office/word/2010/wordml" xmlns:wpg="http://schemas.microsoft.com/office/word/2010/wordprocessingGroup" xmlns:wpi="http://schemas.microsoft.com/office/word/2010/wordprocessingInk" xmlns:wne="http://schemas.microsoft.com/office/word/2006/wordml" xmlns:wps="http://schemas.microsoft.com/office/word/2010/wordprocessingShape" mc:Ignorable="w14 wp14">
   <w:body>
     <w:p>
       <w:pPr>
@@ -31,6 +31,65 @@
         <w:rPr>
           <w:color w:val="7A3E9D"/>
         </w:rPr>
+        <w:t>type_of_</w:t>
+      </w:r>
+      <w:proofErr w:type="gramStart"/>
+      <w:r>
+        <w:rPr>
+          <w:color w:val="7A3E9D"/>
+        </w:rPr>
+        <w:t>response</w:t>
+      </w:r>
+      <w:r>
+        <w:rPr>
+          <w:color w:val="777777"/>
+        </w:rPr>
+        <w:t>[</w:t>
+      </w:r>
+      <w:proofErr w:type="gramEnd"/>
+      <w:r>
+        <w:rPr>
+          <w:color w:val="777777"/>
+        </w:rPr>
+        <w:t>'</w:t>
+      </w:r>
+      <w:r>
+        <w:rPr>
+          <w:color w:val="448C27"/>
+        </w:rPr>
+        <w:t>improper service</w:t>
+      </w:r>
+      <w:r>
+        <w:rPr>
+          <w:color w:val="777777"/>
+        </w:rPr>
+        <w:t>']</w:t>
+      </w:r>
+      <w:r>
+        <w:t xml:space="preserve"> </w:t>
+      </w:r>
+      <w:r>
+        <w:rPr>
+          <w:color w:val="4B69C6"/>
+        </w:rPr>
+        <w:t>and</w:t>
+      </w:r>
+      <w:r>
+        <w:t xml:space="preserve"> </w:t>
+      </w:r>
+      <w:r>
+        <w:rPr>
+          <w:color w:val="4B69C6"/>
+        </w:rPr>
+        <w:t>not</w:t>
+      </w:r>
+      <w:r>
+        <w:t xml:space="preserve"> </w:t>
+      </w:r>
+      <w:r>
+        <w:rPr>
+          <w:color w:val="7A3E9D"/>
+        </w:rPr>
         <w:t>type_of_response</w:t>
       </w:r>
       <w:r>
@@ -43,7 +102,49 @@
         <w:rPr>
           <w:color w:val="448C27"/>
         </w:rPr>
-        <w:t>improper service</w:t>
+        <w:t>default</w:t>
+      </w:r>
+      <w:r>
+        <w:rPr>
+          <w:color w:val="777777"/>
+        </w:rPr>
+        <w:t>'])</w:t>
+      </w:r>
+      <w:r>
+        <w:t xml:space="preserve"> </w:t>
+      </w:r>
+      <w:r>
+        <w:rPr>
+          <w:color w:val="4B69C6"/>
+        </w:rPr>
+        <w:t>or</w:t>
+      </w:r>
+      <w:r>
+        <w:t xml:space="preserve"> </w:t>
+      </w:r>
+      <w:r>
+        <w:rPr>
+          <w:color w:val="777777"/>
+        </w:rPr>
+        <w:t>(</w:t>
+      </w:r>
+      <w:r>
+        <w:rPr>
+          <w:color w:val="7A3E9D"/>
+        </w:rPr>
+        <w:t>type_of_response</w:t>
+      </w:r>
+      <w:r>
+        <w:rPr>
+          <w:color w:val="777777"/>
+        </w:rPr>
+        <w:t>['</w:t>
+      </w:r>
+      <w:r>
+        <w:rPr>
+          <w:color w:val="448C27"/>
+        </w:rPr>
+        <w:t>default</w:t>
       </w:r>
       <w:r>
         <w:rPr>
@@ -72,42 +173,34 @@
       <w:r>
         <w:t xml:space="preserve"> </w:t>
       </w:r>
+      <w:proofErr w:type="spellStart"/>
       <w:r>
         <w:rPr>
           <w:color w:val="7A3E9D"/>
         </w:rPr>
-        <w:t>type_of_response</w:t>
-      </w:r>
-      <w:r>
-        <w:rPr>
-          <w:color w:val="777777"/>
-        </w:rPr>
-        <w:t>['</w:t>
-      </w:r>
-      <w:r>
-        <w:rPr>
-          <w:color w:val="448C27"/>
-        </w:rPr>
-        <w:t>default</w:t>
-      </w:r>
-      <w:r>
-        <w:rPr>
-          <w:color w:val="777777"/>
-        </w:rPr>
-        <w:t>'])</w:t>
-      </w:r>
-      <w:r>
-        <w:t xml:space="preserve"> </w:t>
-      </w:r>
-      <w:r>
-        <w:rPr>
-          <w:color w:val="4B69C6"/>
-        </w:rPr>
-        <w:t>or</w:t>
-      </w:r>
-      <w:r>
-        <w:t xml:space="preserve"> </w:t>
-      </w:r>
+        <w:t>proper_service</w:t>
+      </w:r>
+      <w:proofErr w:type="spellEnd"/>
+      <w:r>
+        <w:rPr>
+          <w:color w:val="777777"/>
+        </w:rPr>
+        <w:t>)</w:t>
+      </w:r>
+      <w:r>
+        <w:t xml:space="preserve"> %}{</w:t>
+      </w:r>
+      <w:proofErr w:type="gramStart"/>
+      <w:r>
+        <w:t xml:space="preserve">{ </w:t>
+      </w:r>
+      <w:r>
+        <w:rPr>
+          <w:color w:val="7A3E9D"/>
+        </w:rPr>
+        <w:t>capitalize</w:t>
+      </w:r>
+      <w:proofErr w:type="gramEnd"/>
       <w:r>
         <w:rPr>
           <w:color w:val="777777"/>
@@ -118,95 +211,25 @@
         <w:rPr>
           <w:color w:val="7A3E9D"/>
         </w:rPr>
-        <w:t>type_of_response</w:t>
-      </w:r>
-      <w:r>
-        <w:rPr>
-          <w:color w:val="777777"/>
-        </w:rPr>
-        <w:t>['</w:t>
-      </w:r>
-      <w:r>
-        <w:rPr>
-          <w:color w:val="448C27"/>
-        </w:rPr>
-        <w:t>default</w:t>
-      </w:r>
-      <w:r>
-        <w:rPr>
-          <w:color w:val="777777"/>
-        </w:rPr>
-        <w:t>']</w:t>
-      </w:r>
-      <w:r>
-        <w:t xml:space="preserve"> </w:t>
-      </w:r>
-      <w:r>
-        <w:rPr>
-          <w:color w:val="4B69C6"/>
-        </w:rPr>
-        <w:t>and</w:t>
-      </w:r>
-      <w:r>
-        <w:t xml:space="preserve"> </w:t>
-      </w:r>
-      <w:r>
-        <w:rPr>
-          <w:color w:val="4B69C6"/>
-        </w:rPr>
-        <w:t>not</w:t>
-      </w:r>
-      <w:r>
-        <w:t xml:space="preserve"> </w:t>
-      </w:r>
+        <w:t>other_party_in_case</w:t>
+      </w:r>
+      <w:r>
+        <w:rPr>
+          <w:color w:val="777777"/>
+        </w:rPr>
+        <w:t>)</w:t>
+      </w:r>
+      <w:r>
+        <w:t xml:space="preserve"> }} started a {{ </w:t>
+      </w:r>
+      <w:proofErr w:type="spellStart"/>
       <w:r>
         <w:rPr>
           <w:color w:val="7A3E9D"/>
         </w:rPr>
-        <w:t>proper_service</w:t>
-      </w:r>
-      <w:r>
-        <w:rPr>
-          <w:color w:val="777777"/>
-        </w:rPr>
-        <w:t>)</w:t>
-      </w:r>
-      <w:r>
-        <w:t xml:space="preserve"> %}{{ </w:t>
-      </w:r>
-      <w:r>
-        <w:rPr>
-          <w:color w:val="7A3E9D"/>
-        </w:rPr>
-        <w:t>capitalize</w:t>
-      </w:r>
-      <w:r>
-        <w:rPr>
-          <w:color w:val="777777"/>
-        </w:rPr>
-        <w:t>(</w:t>
-      </w:r>
-      <w:r>
-        <w:rPr>
-          <w:color w:val="7A3E9D"/>
-        </w:rPr>
-        <w:t>other_party_in_case</w:t>
-      </w:r>
-      <w:r>
-        <w:rPr>
-          <w:color w:val="777777"/>
-        </w:rPr>
-        <w:t>)</w:t>
-      </w:r>
-      <w:r>
-        <w:t xml:space="preserve"> }} started a {{ </w:t>
-      </w:r>
-      <w:r>
-        <w:rPr>
-          <w:color w:val="7A3E9D"/>
-        </w:rPr>
         <w:t>case_type</w:t>
       </w:r>
+      <w:proofErr w:type="spellEnd"/>
       <w:r>
         <w:t xml:space="preserve"> }} case by filing documents with the court. They were supposed to give you a copy of the documents they filed one of these ways: </w:t>
       </w:r>
@@ -263,13 +286,27 @@
         <w:rPr>
           <w:color w:val="7A3E9D"/>
         </w:rPr>
-        <w:t>type_of_response</w:t>
-      </w:r>
-      <w:r>
-        <w:rPr>
-          <w:color w:val="777777"/>
-        </w:rPr>
-        <w:t>['</w:t>
+        <w:t>type_of_</w:t>
+      </w:r>
+      <w:proofErr w:type="gramStart"/>
+      <w:r>
+        <w:rPr>
+          <w:color w:val="7A3E9D"/>
+        </w:rPr>
+        <w:t>response</w:t>
+      </w:r>
+      <w:r>
+        <w:rPr>
+          <w:color w:val="777777"/>
+        </w:rPr>
+        <w:t>[</w:t>
+      </w:r>
+      <w:proofErr w:type="gramEnd"/>
+      <w:r>
+        <w:rPr>
+          <w:color w:val="777777"/>
+        </w:rPr>
+        <w:t>'</w:t>
       </w:r>
       <w:r>
         <w:rPr>
@@ -295,12 +332,14 @@
       <w:r>
         <w:t xml:space="preserve"> </w:t>
       </w:r>
+      <w:proofErr w:type="spellStart"/>
       <w:r>
         <w:rPr>
           <w:color w:val="7A3E9D"/>
         </w:rPr>
         <w:t>stage_of_other_case</w:t>
       </w:r>
+      <w:proofErr w:type="spellEnd"/>
       <w:r>
         <w:t xml:space="preserve"> </w:t>
       </w:r>
@@ -332,7 +371,24 @@
         <w:t>'</w:t>
       </w:r>
       <w:r>
-        <w:t xml:space="preserve"> %}After you are served, you have **20** days to file a response.{% </w:t>
+        <w:t xml:space="preserve"> %}After you are served, you have </w:t>
+      </w:r>
+      <w:r>
+        <w:rPr>
+          <w:b/>
+        </w:rPr>
+        <w:t>20</w:t>
+      </w:r>
+      <w:r>
+        <w:t xml:space="preserve"> days to file a response</w:t>
+      </w:r>
+      <w:proofErr w:type="gramStart"/>
+      <w:r>
+        <w:t>.{</w:t>
+      </w:r>
+      <w:proofErr w:type="gramEnd"/>
+      <w:r>
+        <w:t xml:space="preserve">% </w:t>
       </w:r>
       <w:r>
         <w:rPr>
@@ -341,7 +397,16 @@
         <w:t>else</w:t>
       </w:r>
       <w:r>
-        <w:t xml:space="preserve"> %}After you are served, you have **20** days to file an Answer.</w:t>
+        <w:t xml:space="preserve"> %}After you are served, you have </w:t>
+      </w:r>
+      <w:r>
+        <w:rPr>
+          <w:b/>
+        </w:rPr>
+        <w:t>20</w:t>
+      </w:r>
+      <w:r>
+        <w:t xml:space="preserve"> days to file an Answer.</w:t>
       </w:r>
     </w:p>
     <w:p>
@@ -349,32 +414,47 @@
         <w:pStyle w:val="Body"/>
       </w:pPr>
       <w:r>
-        <w:t xml:space="preserve"> If you do not file an Answer in 20 days, {{ </w:t>
+        <w:t xml:space="preserve"> If you do not file an Answer in 20 days, {</w:t>
+      </w:r>
+      <w:proofErr w:type="gramStart"/>
+      <w:r>
+        <w:t xml:space="preserve">{ </w:t>
       </w:r>
       <w:r>
         <w:rPr>
           <w:color w:val="7A3E9D"/>
         </w:rPr>
-        <w:t>other_party_in_case</w:t>
+        <w:t>other</w:t>
+      </w:r>
+      <w:proofErr w:type="gramEnd"/>
+      <w:r>
+        <w:rPr>
+          <w:color w:val="7A3E9D"/>
+        </w:rPr>
+        <w:t>_party_in_case</w:t>
       </w:r>
       <w:r>
         <w:t xml:space="preserve"> }} may ask the court for a default judgment.{% </w:t>
       </w:r>
+      <w:proofErr w:type="spellStart"/>
       <w:r>
         <w:rPr>
           <w:color w:val="4B69C6"/>
         </w:rPr>
         <w:t>endif</w:t>
       </w:r>
+      <w:proofErr w:type="spellEnd"/>
       <w:r>
         <w:t xml:space="preserve"> %}{% </w:t>
       </w:r>
+      <w:proofErr w:type="spellStart"/>
       <w:r>
         <w:rPr>
           <w:color w:val="4B69C6"/>
         </w:rPr>
         <w:t>endif</w:t>
       </w:r>
+      <w:proofErr w:type="spellEnd"/>
       <w:r>
         <w:t xml:space="preserve"> %}{% </w:t>
       </w:r>
@@ -387,6 +467,7 @@
       <w:r>
         <w:t xml:space="preserve"> </w:t>
       </w:r>
+      <w:proofErr w:type="spellStart"/>
       <w:r>
         <w:rPr>
           <w:color w:val="7A3E9D"/>
@@ -405,6 +486,7 @@
         </w:rPr>
         <w:t>all_true</w:t>
       </w:r>
+      <w:proofErr w:type="spellEnd"/>
       <w:r>
         <w:rPr>
           <w:color w:val="777777"/>
@@ -474,6 +556,7 @@
         </w:rPr>
         <w:t>(</w:t>
       </w:r>
+      <w:proofErr w:type="spellStart"/>
       <w:r>
         <w:rPr>
           <w:color w:val="7A3E9D"/>
@@ -492,6 +575,7 @@
         </w:rPr>
         <w:t>any_true</w:t>
       </w:r>
+      <w:proofErr w:type="spellEnd"/>
       <w:r>
         <w:rPr>
           <w:color w:val="777777"/>
@@ -552,12 +636,14 @@
       <w:r>
         <w:t xml:space="preserve"> </w:t>
       </w:r>
+      <w:proofErr w:type="spellStart"/>
       <w:r>
         <w:rPr>
           <w:color w:val="7A3E9D"/>
         </w:rPr>
         <w:t>proper_service</w:t>
       </w:r>
+      <w:proofErr w:type="spellEnd"/>
       <w:r>
         <w:rPr>
           <w:color w:val="777777"/>
@@ -581,14 +667,16 @@
         <w:pStyle w:val="Body"/>
       </w:pPr>
       <w:r>
-        <w:t xml:space="preserve"> {% </w:t>
-      </w:r>
+        <w:t xml:space="preserve">{% </w:t>
+      </w:r>
+      <w:proofErr w:type="spellStart"/>
       <w:r>
         <w:rPr>
           <w:color w:val="4B69C6"/>
         </w:rPr>
         <w:t>endif</w:t>
       </w:r>
+      <w:proofErr w:type="spellEnd"/>
       <w:r>
         <w:t xml:space="preserve"> %}A default judgment is when the judge decides your case without hearing from you.</w:t>
       </w:r>
@@ -609,6 +697,7 @@
       <w:r>
         <w:t xml:space="preserve"> </w:t>
       </w:r>
+      <w:proofErr w:type="spellStart"/>
       <w:r>
         <w:rPr>
           <w:color w:val="7A3E9D"/>
@@ -625,8 +714,112 @@
         <w:rPr>
           <w:color w:val="7A3E9D"/>
         </w:rPr>
-        <w:t>all_true</w:t>
-      </w:r>
+        <w:t>all_</w:t>
+      </w:r>
+      <w:proofErr w:type="gramStart"/>
+      <w:r>
+        <w:rPr>
+          <w:color w:val="7A3E9D"/>
+        </w:rPr>
+        <w:t>true</w:t>
+      </w:r>
+      <w:proofErr w:type="spellEnd"/>
+      <w:r>
+        <w:rPr>
+          <w:color w:val="777777"/>
+        </w:rPr>
+        <w:t>(</w:t>
+      </w:r>
+      <w:proofErr w:type="gramEnd"/>
+      <w:r>
+        <w:rPr>
+          <w:color w:val="777777"/>
+        </w:rPr>
+        <w:t>'</w:t>
+      </w:r>
+      <w:r>
+        <w:rPr>
+          <w:color w:val="448C27"/>
+        </w:rPr>
+        <w:t>improper service</w:t>
+      </w:r>
+      <w:r>
+        <w:rPr>
+          <w:color w:val="777777"/>
+        </w:rPr>
+        <w:t>',</w:t>
+      </w:r>
+      <w:r>
+        <w:t xml:space="preserve"> </w:t>
+      </w:r>
+      <w:r>
+        <w:rPr>
+          <w:color w:val="7A3E9D"/>
+        </w:rPr>
+        <w:t>exclusive</w:t>
+      </w:r>
+      <w:r>
+        <w:t xml:space="preserve"> </w:t>
+      </w:r>
+      <w:r>
+        <w:rPr>
+          <w:color w:val="777777"/>
+        </w:rPr>
+        <w:t>=</w:t>
+      </w:r>
+      <w:r>
+        <w:t xml:space="preserve"> </w:t>
+      </w:r>
+      <w:r>
+        <w:rPr>
+          <w:color w:val="7A3E9D"/>
+        </w:rPr>
+        <w:t>True</w:t>
+      </w:r>
+      <w:r>
+        <w:rPr>
+          <w:color w:val="777777"/>
+        </w:rPr>
+        <w:t>)</w:t>
+      </w:r>
+      <w:r>
+        <w:t xml:space="preserve"> </w:t>
+      </w:r>
+      <w:r>
+        <w:rPr>
+          <w:color w:val="4B69C6"/>
+        </w:rPr>
+        <w:t>or</w:t>
+      </w:r>
+      <w:r>
+        <w:t xml:space="preserve"> </w:t>
+      </w:r>
+      <w:r>
+        <w:rPr>
+          <w:color w:val="777777"/>
+        </w:rPr>
+        <w:t>(</w:t>
+      </w:r>
+      <w:proofErr w:type="spellStart"/>
+      <w:r>
+        <w:rPr>
+          <w:color w:val="7A3E9D"/>
+        </w:rPr>
+        <w:t>type_of_response</w:t>
+      </w:r>
+      <w:r>
+        <w:rPr>
+          <w:color w:val="777777"/>
+        </w:rPr>
+        <w:t>.</w:t>
+      </w:r>
+      <w:r>
+        <w:rPr>
+          <w:color w:val="7A3E9D"/>
+        </w:rPr>
+        <w:t>all_false</w:t>
+      </w:r>
+      <w:proofErr w:type="spellEnd"/>
       <w:r>
         <w:rPr>
           <w:color w:val="777777"/>
@@ -637,46 +830,125 @@
         <w:rPr>
           <w:color w:val="448C27"/>
         </w:rPr>
+        <w:t>default</w:t>
+      </w:r>
+      <w:r>
+        <w:rPr>
+          <w:color w:val="777777"/>
+        </w:rPr>
+        <w:t>')</w:t>
+      </w:r>
+      <w:r>
+        <w:t xml:space="preserve"> </w:t>
+      </w:r>
+      <w:r>
+        <w:rPr>
+          <w:color w:val="4B69C6"/>
+        </w:rPr>
+        <w:t>and</w:t>
+      </w:r>
+      <w:r>
+        <w:t xml:space="preserve"> </w:t>
+      </w:r>
+      <w:r>
+        <w:rPr>
+          <w:color w:val="7A3E9D"/>
+        </w:rPr>
+        <w:t>type_of_response</w:t>
+      </w:r>
+      <w:r>
+        <w:rPr>
+          <w:color w:val="777777"/>
+        </w:rPr>
+        <w:t>['</w:t>
+      </w:r>
+      <w:r>
+        <w:rPr>
+          <w:color w:val="448C27"/>
+        </w:rPr>
         <w:t>improper service</w:t>
       </w:r>
       <w:r>
         <w:rPr>
           <w:color w:val="777777"/>
         </w:rPr>
-        <w:t>',</w:t>
-      </w:r>
-      <w:r>
-        <w:t xml:space="preserve"> </w:t>
-      </w:r>
+        <w:t>']</w:t>
+      </w:r>
+      <w:r>
+        <w:t xml:space="preserve"> </w:t>
+      </w:r>
+      <w:r>
+        <w:rPr>
+          <w:color w:val="4B69C6"/>
+        </w:rPr>
+        <w:t>and</w:t>
+      </w:r>
+      <w:r>
+        <w:t xml:space="preserve"> </w:t>
+      </w:r>
+      <w:r>
+        <w:rPr>
+          <w:color w:val="4B69C6"/>
+        </w:rPr>
+        <w:t>not</w:t>
+      </w:r>
+      <w:r>
+        <w:t xml:space="preserve"> </w:t>
+      </w:r>
+      <w:proofErr w:type="spellStart"/>
       <w:r>
         <w:rPr>
           <w:color w:val="7A3E9D"/>
         </w:rPr>
-        <w:t>exclusive</w:t>
-      </w:r>
-      <w:r>
-        <w:t xml:space="preserve"> </w:t>
-      </w:r>
-      <w:r>
-        <w:rPr>
-          <w:color w:val="777777"/>
-        </w:rPr>
-        <w:t>=</w:t>
-      </w:r>
-      <w:r>
-        <w:t xml:space="preserve"> </w:t>
+        <w:t>proper_service</w:t>
+      </w:r>
+      <w:proofErr w:type="spellEnd"/>
+      <w:r>
+        <w:rPr>
+          <w:color w:val="777777"/>
+        </w:rPr>
+        <w:t>)</w:t>
+      </w:r>
+      <w:r>
+        <w:t xml:space="preserve"> %} If {</w:t>
+      </w:r>
+      <w:proofErr w:type="gramStart"/>
+      <w:r>
+        <w:t xml:space="preserve">{ </w:t>
       </w:r>
       <w:r>
         <w:rPr>
           <w:color w:val="7A3E9D"/>
         </w:rPr>
-        <w:t>True</w:t>
-      </w:r>
-      <w:r>
-        <w:rPr>
-          <w:color w:val="777777"/>
-        </w:rPr>
-        <w:t>)</w:t>
+        <w:t>other</w:t>
+      </w:r>
+      <w:proofErr w:type="gramEnd"/>
+      <w:r>
+        <w:rPr>
+          <w:color w:val="7A3E9D"/>
+        </w:rPr>
+        <w:t>_party_in_case</w:t>
+      </w:r>
+      <w:r>
+        <w:t xml:space="preserve"> }} thinks they served you correctly, they may ask the court for a default judgment if you do not file {{ </w:t>
+      </w:r>
+      <w:r>
+        <w:rPr>
+          <w:color w:val="777777"/>
+        </w:rPr>
+        <w:t>"</w:t>
+      </w:r>
+      <w:r>
+        <w:rPr>
+          <w:color w:val="448C27"/>
+        </w:rPr>
+        <w:t>a response</w:t>
+      </w:r>
+      <w:r>
+        <w:rPr>
+          <w:color w:val="777777"/>
+        </w:rPr>
+        <w:t>"</w:t>
       </w:r>
       <w:r>
         <w:t xml:space="preserve"> </w:t>
@@ -685,16 +957,10 @@
         <w:rPr>
           <w:color w:val="4B69C6"/>
         </w:rPr>
-        <w:t>or</w:t>
-      </w:r>
-      <w:r>
-        <w:t xml:space="preserve"> </w:t>
-      </w:r>
-      <w:r>
-        <w:rPr>
-          <w:color w:val="777777"/>
-        </w:rPr>
-        <w:t>(</w:t>
+        <w:t>if</w:t>
+      </w:r>
+      <w:r>
+        <w:t xml:space="preserve"> </w:t>
       </w:r>
       <w:r>
         <w:rPr>
@@ -706,185 +972,40 @@
         <w:rPr>
           <w:color w:val="777777"/>
         </w:rPr>
-        <w:t>.</w:t>
-      </w:r>
+        <w:t>['</w:t>
+      </w:r>
+      <w:r>
+        <w:rPr>
+          <w:color w:val="448C27"/>
+        </w:rPr>
+        <w:t>case in 2 states</w:t>
+      </w:r>
+      <w:r>
+        <w:rPr>
+          <w:color w:val="777777"/>
+        </w:rPr>
+        <w:t>']</w:t>
+      </w:r>
+      <w:r>
+        <w:t xml:space="preserve"> </w:t>
+      </w:r>
+      <w:r>
+        <w:rPr>
+          <w:color w:val="4B69C6"/>
+        </w:rPr>
+        <w:t>and</w:t>
+      </w:r>
+      <w:r>
+        <w:t xml:space="preserve"> </w:t>
+      </w:r>
+      <w:proofErr w:type="spellStart"/>
       <w:r>
         <w:rPr>
           <w:color w:val="7A3E9D"/>
         </w:rPr>
-        <w:t>all_false</w:t>
-      </w:r>
-      <w:r>
-        <w:rPr>
-          <w:color w:val="777777"/>
-        </w:rPr>
-        <w:t>('</w:t>
-      </w:r>
-      <w:r>
-        <w:rPr>
-          <w:color w:val="448C27"/>
-        </w:rPr>
-        <w:t>default</w:t>
-      </w:r>
-      <w:r>
-        <w:rPr>
-          <w:color w:val="777777"/>
-        </w:rPr>
-        <w:t>')</w:t>
-      </w:r>
-      <w:r>
-        <w:t xml:space="preserve"> </w:t>
-      </w:r>
-      <w:r>
-        <w:rPr>
-          <w:color w:val="4B69C6"/>
-        </w:rPr>
-        <w:t>and</w:t>
-      </w:r>
-      <w:r>
-        <w:t xml:space="preserve"> </w:t>
-      </w:r>
-      <w:r>
-        <w:rPr>
-          <w:color w:val="7A3E9D"/>
-        </w:rPr>
-        <w:t>type_of_response</w:t>
-      </w:r>
-      <w:r>
-        <w:rPr>
-          <w:color w:val="777777"/>
-        </w:rPr>
-        <w:t>['</w:t>
-      </w:r>
-      <w:r>
-        <w:rPr>
-          <w:color w:val="448C27"/>
-        </w:rPr>
-        <w:t>improper service</w:t>
-      </w:r>
-      <w:r>
-        <w:rPr>
-          <w:color w:val="777777"/>
-        </w:rPr>
-        <w:t>']</w:t>
-      </w:r>
-      <w:r>
-        <w:t xml:space="preserve"> </w:t>
-      </w:r>
-      <w:r>
-        <w:rPr>
-          <w:color w:val="4B69C6"/>
-        </w:rPr>
-        <w:t>and</w:t>
-      </w:r>
-      <w:r>
-        <w:t xml:space="preserve"> </w:t>
-      </w:r>
-      <w:r>
-        <w:rPr>
-          <w:color w:val="4B69C6"/>
-        </w:rPr>
-        <w:t>not</w:t>
-      </w:r>
-      <w:r>
-        <w:t xml:space="preserve"> </w:t>
-      </w:r>
-      <w:r>
-        <w:rPr>
-          <w:color w:val="7A3E9D"/>
-        </w:rPr>
-        <w:t>proper_service</w:t>
-      </w:r>
-      <w:r>
-        <w:rPr>
-          <w:color w:val="777777"/>
-        </w:rPr>
-        <w:t>)</w:t>
-      </w:r>
-      <w:r>
-        <w:t xml:space="preserve"> %} If {{ </w:t>
-      </w:r>
-      <w:r>
-        <w:rPr>
-          <w:color w:val="7A3E9D"/>
-        </w:rPr>
-        <w:t>other_party_in_case</w:t>
-      </w:r>
-      <w:r>
-        <w:t xml:space="preserve"> }} thinks they served you correctly, they may ask the court for a default judgment if you do not file {{ </w:t>
-      </w:r>
-      <w:r>
-        <w:rPr>
-          <w:color w:val="777777"/>
-        </w:rPr>
-        <w:t>"</w:t>
-      </w:r>
-      <w:r>
-        <w:rPr>
-          <w:color w:val="448C27"/>
-        </w:rPr>
-        <w:t>a response</w:t>
-      </w:r>
-      <w:r>
-        <w:rPr>
-          <w:color w:val="777777"/>
-        </w:rPr>
-        <w:t>"</w:t>
-      </w:r>
-      <w:r>
-        <w:t xml:space="preserve"> </w:t>
-      </w:r>
-      <w:r>
-        <w:rPr>
-          <w:color w:val="4B69C6"/>
-        </w:rPr>
-        <w:t>if</w:t>
-      </w:r>
-      <w:r>
-        <w:t xml:space="preserve"> </w:t>
-      </w:r>
-      <w:r>
-        <w:rPr>
-          <w:color w:val="7A3E9D"/>
-        </w:rPr>
-        <w:t>type_of_response</w:t>
-      </w:r>
-      <w:r>
-        <w:rPr>
-          <w:color w:val="777777"/>
-        </w:rPr>
-        <w:t>['</w:t>
-      </w:r>
-      <w:r>
-        <w:rPr>
-          <w:color w:val="448C27"/>
-        </w:rPr>
-        <w:t>case in 2 states</w:t>
-      </w:r>
-      <w:r>
-        <w:rPr>
-          <w:color w:val="777777"/>
-        </w:rPr>
-        <w:t>']</w:t>
-      </w:r>
-      <w:r>
-        <w:t xml:space="preserve"> </w:t>
-      </w:r>
-      <w:r>
-        <w:rPr>
-          <w:color w:val="4B69C6"/>
-        </w:rPr>
-        <w:t>and</w:t>
-      </w:r>
-      <w:r>
-        <w:t xml:space="preserve"> </w:t>
-      </w:r>
-      <w:r>
-        <w:rPr>
-          <w:color w:val="7A3E9D"/>
-        </w:rPr>
         <w:t>stage_of_other_case</w:t>
       </w:r>
+      <w:proofErr w:type="spellEnd"/>
       <w:r>
         <w:t xml:space="preserve"> </w:t>
       </w:r>
@@ -959,206 +1080,27 @@
         <w:t xml:space="preserve"> </w:t>
       </w:r>
       <w:r>
-        <w:t xml:space="preserve">if they file one with the court. If you want to make sure {{ </w:t>
+        <w:t>if they file one with the court. If you want to make sure {</w:t>
+      </w:r>
+      <w:proofErr w:type="gramStart"/>
+      <w:r>
+        <w:t xml:space="preserve">{ </w:t>
       </w:r>
       <w:r>
         <w:rPr>
           <w:color w:val="7A3E9D"/>
         </w:rPr>
-        <w:t>other_party_in_case</w:t>
+        <w:t>other</w:t>
+      </w:r>
+      <w:proofErr w:type="gramEnd"/>
+      <w:r>
+        <w:rPr>
+          <w:color w:val="7A3E9D"/>
+        </w:rPr>
+        <w:t>_party_in_case</w:t>
       </w:r>
       <w:r>
         <w:t xml:space="preserve"> }} has not filed for default, you can look up your case on </w:t>
-      </w:r>
-      <w:hyperlink r:id="rId5" w:history="1">
-        <w:r>
-          <w:rPr>
-            <w:rStyle w:val="Hyperlink"/>
-            <w:spacing w:val="0"/>
-          </w:rPr>
-          <w:t>the court's CourtView webpage</w:t>
-        </w:r>
-      </w:hyperlink>
-      <w:r>
-        <w:t xml:space="preserve">.{% </w:t>
-      </w:r>
-      <w:r>
-        <w:rPr>
-          <w:color w:val="4B69C6"/>
-        </w:rPr>
-        <w:t>endif</w:t>
-      </w:r>
-      <w:r>
-        <w:t xml:space="preserve"> %}</w:t>
-      </w:r>
-    </w:p>
-    <w:p>
-      <w:pPr>
-        <w:pStyle w:val="Body"/>
-      </w:pPr>
-      <w:r>
-        <w:t xml:space="preserve">{% </w:t>
-      </w:r>
-      <w:r>
-        <w:rPr>
-          <w:color w:val="4B69C6"/>
-        </w:rPr>
-        <w:t>if</w:t>
-      </w:r>
-      <w:r>
-        <w:t xml:space="preserve"> </w:t>
-      </w:r>
-      <w:r>
-        <w:rPr>
-          <w:color w:val="7A3E9D"/>
-        </w:rPr>
-        <w:t>type_of_response</w:t>
-      </w:r>
-      <w:r>
-        <w:rPr>
-          <w:color w:val="777777"/>
-        </w:rPr>
-        <w:t>['</w:t>
-      </w:r>
-      <w:r>
-        <w:rPr>
-          <w:color w:val="448C27"/>
-        </w:rPr>
-        <w:t>default</w:t>
-      </w:r>
-      <w:r>
-        <w:rPr>
-          <w:color w:val="777777"/>
-        </w:rPr>
-        <w:t>']</w:t>
-      </w:r>
-      <w:r>
-        <w:t xml:space="preserve"> %}{% </w:t>
-      </w:r>
-      <w:r>
-        <w:rPr>
-          <w:color w:val="4B69C6"/>
-        </w:rPr>
-        <w:t>if</w:t>
-      </w:r>
-      <w:r>
-        <w:t xml:space="preserve"> </w:t>
-      </w:r>
-      <w:r>
-        <w:rPr>
-          <w:color w:val="7A3E9D"/>
-        </w:rPr>
-        <w:t>stage_of_default</w:t>
-      </w:r>
-      <w:r>
-        <w:t xml:space="preserve"> </w:t>
-      </w:r>
-      <w:r>
-        <w:rPr>
-          <w:color w:val="4B69C6"/>
-        </w:rPr>
-        <w:t>in</w:t>
-      </w:r>
-      <w:r>
-        <w:t xml:space="preserve"> </w:t>
-      </w:r>
-      <w:r>
-        <w:rPr>
-          <w:color w:val="777777"/>
-        </w:rPr>
-        <w:t>('</w:t>
-      </w:r>
-      <w:r>
-        <w:rPr>
-          <w:color w:val="448C27"/>
-        </w:rPr>
-        <w:t>application filed</w:t>
-      </w:r>
-      <w:r>
-        <w:rPr>
-          <w:color w:val="777777"/>
-        </w:rPr>
-        <w:t>',</w:t>
-      </w:r>
-      <w:r>
-        <w:t xml:space="preserve"> </w:t>
-      </w:r>
-      <w:r>
-        <w:rPr>
-          <w:color w:val="777777"/>
-        </w:rPr>
-        <w:t>'</w:t>
-      </w:r>
-      <w:r>
-        <w:rPr>
-          <w:color w:val="448C27"/>
-        </w:rPr>
-        <w:t>hearing scheduled</w:t>
-      </w:r>
-      <w:r>
-        <w:rPr>
-          <w:color w:val="777777"/>
-        </w:rPr>
-        <w:t>')</w:t>
-      </w:r>
-      <w:r>
-        <w:t xml:space="preserve"> %}If you do not file an Answer within 20 days of receiving the Complaint, {{ </w:t>
-      </w:r>
-      <w:r>
-        <w:rPr>
-          <w:color w:val="7A3E9D"/>
-        </w:rPr>
-        <w:t>other_party_in_case</w:t>
-      </w:r>
-      <w:r>
-        <w:t xml:space="preserve"> }} may ask the court for a default judgment.{% </w:t>
-      </w:r>
-      <w:r>
-        <w:rPr>
-          <w:color w:val="4B69C6"/>
-        </w:rPr>
-        <w:t>if</w:t>
-      </w:r>
-      <w:r>
-        <w:t xml:space="preserve"> </w:t>
-      </w:r>
-      <w:r>
-        <w:rPr>
-          <w:color w:val="4B69C6"/>
-        </w:rPr>
-        <w:t>not</w:t>
-      </w:r>
-      <w:r>
-        <w:t xml:space="preserve"> </w:t>
-      </w:r>
-      <w:r>
-        <w:rPr>
-          <w:color w:val="7A3E9D"/>
-        </w:rPr>
-        <w:t>proper_service</w:t>
-      </w:r>
-      <w:r>
-        <w:t xml:space="preserve"> %}</w:t>
-      </w:r>
-    </w:p>
-    <w:p>
-      <w:pPr>
-        <w:pStyle w:val="Body"/>
-      </w:pPr>
-      <w:r>
-        <w:t xml:space="preserve"> If you want to see what {{ </w:t>
-      </w:r>
-      <w:r>
-        <w:rPr>
-          <w:color w:val="7A3E9D"/>
-        </w:rPr>
-        <w:t>other_party_in_case</w:t>
-      </w:r>
-      <w:r>
-        <w:t xml:space="preserve"> }} filed for default, or if the judge entered any orders, you can look up your case on</w:t>
-      </w:r>
-      <w:r>
-        <w:t xml:space="preserve"> </w:t>
       </w:r>
       <w:hyperlink r:id="rId6" w:history="1">
         <w:r>
@@ -1166,11 +1108,38 @@
             <w:rStyle w:val="Hyperlink"/>
             <w:spacing w:val="0"/>
           </w:rPr>
-          <w:t>the court's CourtView webpage</w:t>
+          <w:t xml:space="preserve">the court's </w:t>
+        </w:r>
+        <w:proofErr w:type="spellStart"/>
+        <w:r>
+          <w:rPr>
+            <w:rStyle w:val="Hyperlink"/>
+            <w:spacing w:val="0"/>
+          </w:rPr>
+          <w:t>CourtView</w:t>
+        </w:r>
+        <w:proofErr w:type="spellEnd"/>
+        <w:r>
+          <w:rPr>
+            <w:rStyle w:val="Hyperlink"/>
+            <w:spacing w:val="0"/>
+          </w:rPr>
+          <w:t xml:space="preserve"> webpage</w:t>
         </w:r>
       </w:hyperlink>
       <w:r>
-        <w:t>.</w:t>
+        <w:t xml:space="preserve">.{% </w:t>
+      </w:r>
+      <w:proofErr w:type="spellStart"/>
+      <w:r>
+        <w:rPr>
+          <w:color w:val="4B69C6"/>
+        </w:rPr>
+        <w:t>endif</w:t>
+      </w:r>
+      <w:proofErr w:type="spellEnd"/>
+      <w:r>
+        <w:t xml:space="preserve"> %}</w:t>
       </w:r>
     </w:p>
     <w:p>
@@ -1178,14 +1147,164 @@
         <w:pStyle w:val="Body"/>
       </w:pPr>
       <w:r>
-        <w:t xml:space="preserve"> {% </w:t>
+        <w:t xml:space="preserve">{% </w:t>
       </w:r>
       <w:r>
         <w:rPr>
           <w:color w:val="4B69C6"/>
         </w:rPr>
-        <w:t>endif</w:t>
-      </w:r>
+        <w:t>if</w:t>
+      </w:r>
+      <w:r>
+        <w:t xml:space="preserve"> </w:t>
+      </w:r>
+      <w:r>
+        <w:rPr>
+          <w:color w:val="7A3E9D"/>
+        </w:rPr>
+        <w:t>type_of_</w:t>
+      </w:r>
+      <w:proofErr w:type="gramStart"/>
+      <w:r>
+        <w:rPr>
+          <w:color w:val="7A3E9D"/>
+        </w:rPr>
+        <w:t>response</w:t>
+      </w:r>
+      <w:r>
+        <w:rPr>
+          <w:color w:val="777777"/>
+        </w:rPr>
+        <w:t>[</w:t>
+      </w:r>
+      <w:proofErr w:type="gramEnd"/>
+      <w:r>
+        <w:rPr>
+          <w:color w:val="777777"/>
+        </w:rPr>
+        <w:t>'</w:t>
+      </w:r>
+      <w:r>
+        <w:rPr>
+          <w:color w:val="448C27"/>
+        </w:rPr>
+        <w:t>default</w:t>
+      </w:r>
+      <w:r>
+        <w:rPr>
+          <w:color w:val="777777"/>
+        </w:rPr>
+        <w:t>']</w:t>
+      </w:r>
+      <w:r>
+        <w:t xml:space="preserve"> %}{% </w:t>
+      </w:r>
+      <w:r>
+        <w:rPr>
+          <w:color w:val="4B69C6"/>
+        </w:rPr>
+        <w:t>if</w:t>
+      </w:r>
+      <w:r>
+        <w:t xml:space="preserve"> </w:t>
+      </w:r>
+      <w:proofErr w:type="spellStart"/>
+      <w:r>
+        <w:rPr>
+          <w:color w:val="7A3E9D"/>
+        </w:rPr>
+        <w:t>stage_of_default</w:t>
+      </w:r>
+      <w:proofErr w:type="spellEnd"/>
+      <w:r>
+        <w:t xml:space="preserve"> </w:t>
+      </w:r>
+      <w:r>
+        <w:rPr>
+          <w:color w:val="4B69C6"/>
+        </w:rPr>
+        <w:t>in</w:t>
+      </w:r>
+      <w:r>
+        <w:t xml:space="preserve"> </w:t>
+      </w:r>
+      <w:r>
+        <w:rPr>
+          <w:color w:val="777777"/>
+        </w:rPr>
+        <w:t>('</w:t>
+      </w:r>
+      <w:r>
+        <w:rPr>
+          <w:color w:val="448C27"/>
+        </w:rPr>
+        <w:t>application filed</w:t>
+      </w:r>
+      <w:r>
+        <w:rPr>
+          <w:color w:val="777777"/>
+        </w:rPr>
+        <w:t>',</w:t>
+      </w:r>
+      <w:r>
+        <w:t xml:space="preserve"> </w:t>
+      </w:r>
+      <w:r>
+        <w:rPr>
+          <w:color w:val="777777"/>
+        </w:rPr>
+        <w:t>'</w:t>
+      </w:r>
+      <w:r>
+        <w:rPr>
+          <w:color w:val="448C27"/>
+        </w:rPr>
+        <w:t>hearing scheduled</w:t>
+      </w:r>
+      <w:r>
+        <w:rPr>
+          <w:color w:val="777777"/>
+        </w:rPr>
+        <w:t>')</w:t>
+      </w:r>
+      <w:r>
+        <w:t xml:space="preserve"> %}If you do not file an Answer within 20 days of receiving the Complaint, {{ </w:t>
+      </w:r>
+      <w:r>
+        <w:rPr>
+          <w:color w:val="7A3E9D"/>
+        </w:rPr>
+        <w:t>other_party_in_case</w:t>
+      </w:r>
+      <w:r>
+        <w:t xml:space="preserve"> }} may ask the court for a default judgment.{% </w:t>
+      </w:r>
+      <w:r>
+        <w:rPr>
+          <w:color w:val="4B69C6"/>
+        </w:rPr>
+        <w:t>if</w:t>
+      </w:r>
+      <w:r>
+        <w:t xml:space="preserve"> </w:t>
+      </w:r>
+      <w:r>
+        <w:rPr>
+          <w:color w:val="4B69C6"/>
+        </w:rPr>
+        <w:t>not</w:t>
+      </w:r>
+      <w:r>
+        <w:t xml:space="preserve"> </w:t>
+      </w:r>
+      <w:proofErr w:type="spellStart"/>
+      <w:r>
+        <w:rPr>
+          <w:color w:val="7A3E9D"/>
+        </w:rPr>
+        <w:t>proper_service</w:t>
+      </w:r>
+      <w:proofErr w:type="spellEnd"/>
       <w:r>
         <w:t xml:space="preserve"> %}</w:t>
       </w:r>
@@ -1194,36 +1313,124 @@
       <w:pPr>
         <w:pStyle w:val="Body"/>
       </w:pPr>
+      <w:r>
+        <w:t xml:space="preserve"> If you want to see what {</w:t>
+      </w:r>
+      <w:proofErr w:type="gramStart"/>
+      <w:r>
+        <w:t xml:space="preserve">{ </w:t>
+      </w:r>
+      <w:r>
+        <w:rPr>
+          <w:color w:val="7A3E9D"/>
+        </w:rPr>
+        <w:t>other</w:t>
+      </w:r>
+      <w:proofErr w:type="gramEnd"/>
+      <w:r>
+        <w:rPr>
+          <w:color w:val="7A3E9D"/>
+        </w:rPr>
+        <w:t>_party_in_case</w:t>
+      </w:r>
+      <w:r>
+        <w:t xml:space="preserve"> }} filed for default, or if the judge entered any orders, you can look up your case on</w:t>
+      </w:r>
+      <w:r>
+        <w:t xml:space="preserve"> </w:t>
+      </w:r>
+      <w:hyperlink r:id="rId7" w:history="1">
+        <w:r>
+          <w:rPr>
+            <w:rStyle w:val="Hyperlink"/>
+            <w:spacing w:val="0"/>
+          </w:rPr>
+          <w:t xml:space="preserve">the court's </w:t>
+        </w:r>
+        <w:proofErr w:type="spellStart"/>
+        <w:r>
+          <w:rPr>
+            <w:rStyle w:val="Hyperlink"/>
+            <w:spacing w:val="0"/>
+          </w:rPr>
+          <w:t>CourtView</w:t>
+        </w:r>
+        <w:proofErr w:type="spellEnd"/>
+        <w:r>
+          <w:rPr>
+            <w:rStyle w:val="Hyperlink"/>
+            <w:spacing w:val="0"/>
+          </w:rPr>
+          <w:t xml:space="preserve"> webpage</w:t>
+        </w:r>
+      </w:hyperlink>
+      <w:r>
+        <w:t>.</w:t>
+      </w:r>
     </w:p>
     <w:p>
       <w:pPr>
         <w:pStyle w:val="Body"/>
-        <w:rPr>
-          <w:color w:val="FF0000"/>
-          <w:sz w:val="56"/>
-          <w:szCs w:val="56"/>
-        </w:rPr>
-      </w:pPr>
-      <w:r>
-        <w:rPr>
-          <w:color w:val="FF0000"/>
-          <w:sz w:val="56"/>
-          <w:szCs w:val="56"/>
-        </w:rPr>
-        <w:t>Stopped here, Friday April 3, 2026</w:t>
+      </w:pPr>
+      <w:r>
+        <w:t xml:space="preserve"> {% </w:t>
+      </w:r>
+      <w:proofErr w:type="spellStart"/>
+      <w:r>
+        <w:rPr>
+          <w:color w:val="4B69C6"/>
+        </w:rPr>
+        <w:t>endif</w:t>
+      </w:r>
+      <w:proofErr w:type="spellEnd"/>
+      <w:r>
+        <w:t xml:space="preserve"> %}</w:t>
       </w:r>
     </w:p>
     <w:p>
       <w:pPr>
         <w:pStyle w:val="Body"/>
       </w:pPr>
+      <w:r>
+        <w:lastRenderedPageBreak/>
+        <w:t>There are 3 steps to get a default judgment:</w:t>
+      </w:r>
     </w:p>
     <w:p>
       <w:pPr>
         <w:pStyle w:val="Body"/>
       </w:pPr>
       <w:r>
-        <w:t xml:space="preserve"> There are 3 steps to get a default judgment:</w:t>
+        <w:t>1. {</w:t>
+      </w:r>
+      <w:proofErr w:type="gramStart"/>
+      <w:r>
+        <w:t xml:space="preserve">{ </w:t>
+      </w:r>
+      <w:r>
+        <w:rPr>
+          <w:color w:val="7A3E9D"/>
+        </w:rPr>
+        <w:t>other</w:t>
+      </w:r>
+      <w:proofErr w:type="gramEnd"/>
+      <w:r>
+        <w:rPr>
+          <w:color w:val="7A3E9D"/>
+        </w:rPr>
+        <w:t>_party_in_case</w:t>
+      </w:r>
+      <w:r>
+        <w:t xml:space="preserve"> }} files a </w:t>
+      </w:r>
+      <w:r>
+        <w:rPr>
+          <w:b/>
+        </w:rPr>
+        <w:t>Default Application</w:t>
+      </w:r>
+      <w:r>
+        <w:t xml:space="preserve"> and gives you a copy by mailing it or by hand delivery.</w:t>
       </w:r>
     </w:p>
     <w:p>
@@ -1231,7 +1438,16 @@
         <w:pStyle w:val="Body"/>
       </w:pPr>
       <w:r>
-        <w:t xml:space="preserve">  </w:t>
+        <w:t xml:space="preserve">2. The Clerk of Court enters an </w:t>
+      </w:r>
+      <w:r>
+        <w:rPr>
+          <w:b/>
+        </w:rPr>
+        <w:t>Entry of Default</w:t>
+      </w:r>
+      <w:r>
+        <w:t xml:space="preserve"> and sets a date and time for a "default hearing."</w:t>
       </w:r>
     </w:p>
     <w:p>
@@ -1239,16 +1455,392 @@
         <w:pStyle w:val="Body"/>
       </w:pPr>
       <w:r>
-        <w:t xml:space="preserve"> 1. {{ </w:t>
-      </w:r>
+        <w:t xml:space="preserve">3. The Judge holds the </w:t>
+      </w:r>
+      <w:r>
+        <w:rPr>
+          <w:b/>
+        </w:rPr>
+        <w:t>Default Hearing</w:t>
+      </w:r>
+      <w:r>
+        <w:t xml:space="preserve">. The judge may end your case without hearing from you and enter a default judgment order and other orders like a {{ </w:t>
+      </w:r>
+      <w:r>
+        <w:rPr>
+          <w:color w:val="777777"/>
+        </w:rPr>
+        <w:t>"</w:t>
+      </w:r>
+      <w:r>
+        <w:rPr>
+          <w:color w:val="448C27"/>
+        </w:rPr>
+        <w:t>custody decree, Parenting Plan, and child support order</w:t>
+      </w:r>
+      <w:r>
+        <w:rPr>
+          <w:color w:val="777777"/>
+        </w:rPr>
+        <w:t>"</w:t>
+      </w:r>
+      <w:r>
+        <w:t xml:space="preserve"> </w:t>
+      </w:r>
+      <w:r>
+        <w:rPr>
+          <w:color w:val="4B69C6"/>
+        </w:rPr>
+        <w:t>if</w:t>
+      </w:r>
+      <w:r>
+        <w:t xml:space="preserve"> </w:t>
+      </w:r>
+      <w:proofErr w:type="spellStart"/>
       <w:r>
         <w:rPr>
           <w:color w:val="7A3E9D"/>
         </w:rPr>
-        <w:t>other_party_in_case</w:t>
-      </w:r>
-      <w:r>
-        <w:t xml:space="preserve"> }} files a **Default Application** and gives you a copy by mailing it or by hand delivery.</w:t>
+        <w:t>user_need</w:t>
+      </w:r>
+      <w:proofErr w:type="spellEnd"/>
+      <w:r>
+        <w:t xml:space="preserve"> </w:t>
+      </w:r>
+      <w:r>
+        <w:rPr>
+          <w:color w:val="777777"/>
+        </w:rPr>
+        <w:t>==</w:t>
+      </w:r>
+      <w:r>
+        <w:t xml:space="preserve"> </w:t>
+      </w:r>
+      <w:r>
+        <w:rPr>
+          <w:color w:val="777777"/>
+        </w:rPr>
+        <w:t>'</w:t>
+      </w:r>
+      <w:r>
+        <w:rPr>
+          <w:color w:val="448C27"/>
+        </w:rPr>
+        <w:t>answer custody</w:t>
+      </w:r>
+      <w:r>
+        <w:rPr>
+          <w:color w:val="777777"/>
+        </w:rPr>
+        <w:t>'</w:t>
+      </w:r>
+      <w:r>
+        <w:t xml:space="preserve"> </w:t>
+      </w:r>
+      <w:r>
+        <w:rPr>
+          <w:color w:val="4B69C6"/>
+        </w:rPr>
+        <w:t>else</w:t>
+      </w:r>
+      <w:r>
+        <w:t xml:space="preserve"> </w:t>
+      </w:r>
+      <w:r>
+        <w:rPr>
+          <w:color w:val="777777"/>
+        </w:rPr>
+        <w:t>""</w:t>
+      </w:r>
+      <w:r>
+        <w:t xml:space="preserve"> }}{{ </w:t>
+      </w:r>
+      <w:r>
+        <w:rPr>
+          <w:color w:val="777777"/>
+        </w:rPr>
+        <w:t>"</w:t>
+      </w:r>
+      <w:r>
+        <w:rPr>
+          <w:color w:val="448C27"/>
+        </w:rPr>
+        <w:t>divorce decree and findings of fact and conclusions of law dividing your property and debt</w:t>
+      </w:r>
+      <w:r>
+        <w:rPr>
+          <w:color w:val="777777"/>
+        </w:rPr>
+        <w:t>"</w:t>
+      </w:r>
+      <w:r>
+        <w:t xml:space="preserve"> </w:t>
+      </w:r>
+      <w:r>
+        <w:rPr>
+          <w:color w:val="4B69C6"/>
+        </w:rPr>
+        <w:t>if</w:t>
+      </w:r>
+      <w:r>
+        <w:t xml:space="preserve"> </w:t>
+      </w:r>
+      <w:proofErr w:type="spellStart"/>
+      <w:r>
+        <w:rPr>
+          <w:color w:val="7A3E9D"/>
+        </w:rPr>
+        <w:t>user_need</w:t>
+      </w:r>
+      <w:proofErr w:type="spellEnd"/>
+      <w:r>
+        <w:t xml:space="preserve"> </w:t>
+      </w:r>
+      <w:r>
+        <w:rPr>
+          <w:color w:val="777777"/>
+        </w:rPr>
+        <w:t>==</w:t>
+      </w:r>
+      <w:r>
+        <w:t xml:space="preserve"> </w:t>
+      </w:r>
+      <w:r>
+        <w:rPr>
+          <w:color w:val="777777"/>
+        </w:rPr>
+        <w:t>'</w:t>
+      </w:r>
+      <w:r>
+        <w:rPr>
+          <w:color w:val="448C27"/>
+        </w:rPr>
+        <w:t>answer divorce</w:t>
+      </w:r>
+      <w:r>
+        <w:rPr>
+          <w:color w:val="777777"/>
+        </w:rPr>
+        <w:t>'</w:t>
+      </w:r>
+      <w:r>
+        <w:t xml:space="preserve"> </w:t>
+      </w:r>
+      <w:r>
+        <w:rPr>
+          <w:color w:val="4B69C6"/>
+        </w:rPr>
+        <w:t>else</w:t>
+      </w:r>
+      <w:r>
+        <w:t xml:space="preserve"> </w:t>
+      </w:r>
+      <w:r>
+        <w:rPr>
+          <w:color w:val="777777"/>
+        </w:rPr>
+        <w:t>""</w:t>
+      </w:r>
+      <w:r>
+        <w:t xml:space="preserve"> }}{{ </w:t>
+      </w:r>
+      <w:r>
+        <w:rPr>
+          <w:color w:val="777777"/>
+        </w:rPr>
+        <w:t>"</w:t>
+      </w:r>
+      <w:r>
+        <w:rPr>
+          <w:color w:val="448C27"/>
+        </w:rPr>
+        <w:t>, Parenting Plan, and child support order</w:t>
+      </w:r>
+      <w:r>
+        <w:rPr>
+          <w:color w:val="777777"/>
+        </w:rPr>
+        <w:t>"</w:t>
+      </w:r>
+      <w:r>
+        <w:t xml:space="preserve"> </w:t>
+      </w:r>
+      <w:r>
+        <w:rPr>
+          <w:color w:val="4B69C6"/>
+        </w:rPr>
+        <w:t>if</w:t>
+      </w:r>
+      <w:r>
+        <w:t xml:space="preserve"> </w:t>
+      </w:r>
+      <w:proofErr w:type="spellStart"/>
+      <w:r>
+        <w:rPr>
+          <w:color w:val="7A3E9D"/>
+        </w:rPr>
+        <w:t>minor_children</w:t>
+      </w:r>
+      <w:proofErr w:type="spellEnd"/>
+      <w:r>
+        <w:t xml:space="preserve"> </w:t>
+      </w:r>
+      <w:r>
+        <w:rPr>
+          <w:color w:val="4B69C6"/>
+        </w:rPr>
+        <w:t>else</w:t>
+      </w:r>
+      <w:r>
+        <w:t xml:space="preserve"> </w:t>
+      </w:r>
+      <w:r>
+        <w:rPr>
+          <w:color w:val="777777"/>
+        </w:rPr>
+        <w:t>""</w:t>
+      </w:r>
+      <w:r>
+        <w:t xml:space="preserve"> }}{{ </w:t>
+      </w:r>
+      <w:r>
+        <w:rPr>
+          <w:color w:val="777777"/>
+        </w:rPr>
+        <w:t>"</w:t>
+      </w:r>
+      <w:r>
+        <w:rPr>
+          <w:color w:val="448C27"/>
+        </w:rPr>
+        <w:t>, Parenting Plan, and child support order</w:t>
+      </w:r>
+      <w:r>
+        <w:rPr>
+          <w:color w:val="777777"/>
+        </w:rPr>
+        <w:t>"</w:t>
+      </w:r>
+      <w:r>
+        <w:t xml:space="preserve"> </w:t>
+      </w:r>
+      <w:r>
+        <w:rPr>
+          <w:color w:val="4B69C6"/>
+        </w:rPr>
+        <w:t>if</w:t>
+      </w:r>
+      <w:r>
+        <w:t xml:space="preserve"> </w:t>
+      </w:r>
+      <w:r>
+        <w:rPr>
+          <w:color w:val="4B69C6"/>
+        </w:rPr>
+        <w:t>not</w:t>
+      </w:r>
+      <w:r>
+        <w:t xml:space="preserve"> </w:t>
+      </w:r>
+      <w:proofErr w:type="spellStart"/>
+      <w:r>
+        <w:rPr>
+          <w:color w:val="7A3E9D"/>
+        </w:rPr>
+        <w:t>minor_children</w:t>
+      </w:r>
+      <w:proofErr w:type="spellEnd"/>
+      <w:r>
+        <w:t xml:space="preserve"> </w:t>
+      </w:r>
+      <w:r>
+        <w:rPr>
+          <w:color w:val="4B69C6"/>
+        </w:rPr>
+        <w:t>and</w:t>
+      </w:r>
+      <w:r>
+        <w:t xml:space="preserve"> </w:t>
+      </w:r>
+      <w:proofErr w:type="spellStart"/>
+      <w:r>
+        <w:rPr>
+          <w:color w:val="7A3E9D"/>
+        </w:rPr>
+        <w:t>wife_is_pregnant</w:t>
+      </w:r>
+      <w:proofErr w:type="spellEnd"/>
+      <w:r>
+        <w:t xml:space="preserve"> </w:t>
+      </w:r>
+      <w:r>
+        <w:rPr>
+          <w:color w:val="4B69C6"/>
+        </w:rPr>
+        <w:t>in</w:t>
+      </w:r>
+      <w:r>
+        <w:t xml:space="preserve"> </w:t>
+      </w:r>
+      <w:r>
+        <w:rPr>
+          <w:color w:val="777777"/>
+        </w:rPr>
+        <w:t>('</w:t>
+      </w:r>
+      <w:r>
+        <w:rPr>
+          <w:color w:val="448C27"/>
+        </w:rPr>
+        <w:t>husband</w:t>
+      </w:r>
+      <w:r>
+        <w:rPr>
+          <w:color w:val="777777"/>
+        </w:rPr>
+        <w:t>',</w:t>
+      </w:r>
+      <w:r>
+        <w:t xml:space="preserve"> </w:t>
+      </w:r>
+      <w:r>
+        <w:rPr>
+          <w:color w:val="777777"/>
+        </w:rPr>
+        <w:t>'</w:t>
+      </w:r>
+      <w:r>
+        <w:rPr>
+          <w:color w:val="448C27"/>
+        </w:rPr>
+        <w:t>not husband</w:t>
+      </w:r>
+      <w:r>
+        <w:rPr>
+          <w:color w:val="777777"/>
+        </w:rPr>
+        <w:t>')</w:t>
+      </w:r>
+      <w:r>
+        <w:t xml:space="preserve"> </w:t>
+      </w:r>
+      <w:r>
+        <w:rPr>
+          <w:color w:val="4B69C6"/>
+        </w:rPr>
+        <w:t>else</w:t>
+      </w:r>
+      <w:r>
+        <w:t xml:space="preserve"> </w:t>
+      </w:r>
+      <w:r>
+        <w:rPr>
+          <w:color w:val="777777"/>
+        </w:rPr>
+        <w:t>""</w:t>
+      </w:r>
+      <w:r>
+        <w:t xml:space="preserve"> }}.</w:t>
       </w:r>
     </w:p>
     <w:p>
@@ -1256,7 +1848,57 @@
         <w:pStyle w:val="Body"/>
       </w:pPr>
       <w:r>
-        <w:t xml:space="preserve"> 2. The Clerk of Court enters an **Entry of Default** and sets a date and time for a "default hearing."</w:t>
+        <w:t xml:space="preserve">{% </w:t>
+      </w:r>
+      <w:r>
+        <w:rPr>
+          <w:color w:val="4B69C6"/>
+        </w:rPr>
+        <w:t>elif</w:t>
+      </w:r>
+      <w:r>
+        <w:t xml:space="preserve"> </w:t>
+      </w:r>
+      <w:proofErr w:type="spellStart"/>
+      <w:r>
+        <w:rPr>
+          <w:color w:val="7A3E9D"/>
+        </w:rPr>
+        <w:t>stage_of_default</w:t>
+      </w:r>
+      <w:proofErr w:type="spellEnd"/>
+      <w:r>
+        <w:t xml:space="preserve"> </w:t>
+      </w:r>
+      <w:r>
+        <w:rPr>
+          <w:color w:val="777777"/>
+        </w:rPr>
+        <w:t>==</w:t>
+      </w:r>
+      <w:r>
+        <w:t xml:space="preserve"> </w:t>
+      </w:r>
+      <w:r>
+        <w:rPr>
+          <w:color w:val="777777"/>
+        </w:rPr>
+        <w:t>'</w:t>
+      </w:r>
+      <w:r>
+        <w:rPr>
+          <w:color w:val="448C27"/>
+        </w:rPr>
+        <w:t>judgment entered</w:t>
+      </w:r>
+      <w:r>
+        <w:rPr>
+          <w:color w:val="777777"/>
+        </w:rPr>
+        <w:t>'</w:t>
+      </w:r>
+      <w:r>
+        <w:t xml:space="preserve"> %}</w:t>
       </w:r>
     </w:p>
     <w:p>
@@ -1264,7 +1906,7 @@
         <w:pStyle w:val="Body"/>
       </w:pPr>
       <w:r>
-        <w:t xml:space="preserve"> 3. The Judge holds the **Default Hearing**. The judge may end your case without hearing from you and enter a default judgment order and other orders like a {{ </w:t>
+        <w:t xml:space="preserve">When a judge enters a default judgment, they usually also enter a {{ </w:t>
       </w:r>
       <w:r>
         <w:rPr>
@@ -1296,12 +1938,14 @@
       <w:r>
         <w:t xml:space="preserve"> </w:t>
       </w:r>
+      <w:proofErr w:type="spellStart"/>
       <w:r>
         <w:rPr>
           <w:color w:val="7A3E9D"/>
         </w:rPr>
         <w:t>user_need</w:t>
       </w:r>
+      <w:proofErr w:type="spellEnd"/>
       <w:r>
         <w:t xml:space="preserve"> </w:t>
       </w:r>
@@ -1383,12 +2027,14 @@
       <w:r>
         <w:t xml:space="preserve"> </w:t>
       </w:r>
+      <w:proofErr w:type="spellStart"/>
       <w:r>
         <w:rPr>
           <w:color w:val="7A3E9D"/>
         </w:rPr>
         <w:t>user_need</w:t>
       </w:r>
+      <w:proofErr w:type="spellEnd"/>
       <w:r>
         <w:t xml:space="preserve"> </w:t>
       </w:r>
@@ -1470,12 +2116,14 @@
       <w:r>
         <w:t xml:space="preserve"> </w:t>
       </w:r>
+      <w:proofErr w:type="spellStart"/>
       <w:r>
         <w:rPr>
           <w:color w:val="7A3E9D"/>
         </w:rPr>
         <w:t>minor_children</w:t>
       </w:r>
+      <w:proofErr w:type="spellEnd"/>
       <w:r>
         <w:t xml:space="preserve"> </w:t>
       </w:r>
@@ -1536,12 +2184,14 @@
       <w:r>
         <w:t xml:space="preserve"> </w:t>
       </w:r>
+      <w:proofErr w:type="spellStart"/>
       <w:r>
         <w:rPr>
           <w:color w:val="7A3E9D"/>
         </w:rPr>
         <w:t>minor_children</w:t>
       </w:r>
+      <w:proofErr w:type="spellEnd"/>
       <w:r>
         <w:t xml:space="preserve"> </w:t>
       </w:r>
@@ -1554,12 +2204,14 @@
       <w:r>
         <w:t xml:space="preserve"> </w:t>
       </w:r>
+      <w:proofErr w:type="spellStart"/>
       <w:r>
         <w:rPr>
           <w:color w:val="7A3E9D"/>
         </w:rPr>
         <w:t>wife_is_pregnant</w:t>
       </w:r>
+      <w:proofErr w:type="spellEnd"/>
       <w:r>
         <w:t xml:space="preserve"> </w:t>
       </w:r>
@@ -1638,53 +2290,16 @@
         <w:pStyle w:val="Body"/>
       </w:pPr>
       <w:r>
-        <w:t xml:space="preserve"> {% </w:t>
-      </w:r>
+        <w:t xml:space="preserve">{% </w:t>
+      </w:r>
+      <w:proofErr w:type="spellStart"/>
       <w:r>
         <w:rPr>
           <w:color w:val="4B69C6"/>
         </w:rPr>
-        <w:t>elif</w:t>
-      </w:r>
-      <w:r>
-        <w:t xml:space="preserve"> </w:t>
-      </w:r>
-      <w:r>
-        <w:rPr>
-          <w:color w:val="7A3E9D"/>
-        </w:rPr>
-        <w:t>stage_of_default</w:t>
-      </w:r>
-      <w:r>
-        <w:t xml:space="preserve"> </w:t>
-      </w:r>
-      <w:r>
-        <w:rPr>
-          <w:color w:val="777777"/>
-        </w:rPr>
-        <w:t>==</w:t>
-      </w:r>
-      <w:r>
-        <w:t xml:space="preserve"> </w:t>
-      </w:r>
-      <w:r>
-        <w:rPr>
-          <w:color w:val="777777"/>
-        </w:rPr>
-        <w:t>'</w:t>
-      </w:r>
-      <w:r>
-        <w:rPr>
-          <w:color w:val="448C27"/>
-        </w:rPr>
-        <w:t>judgment entered</w:t>
-      </w:r>
-      <w:r>
-        <w:rPr>
-          <w:color w:val="777777"/>
-        </w:rPr>
-        <w:t>'</w:t>
-      </w:r>
+        <w:t>endif</w:t>
+      </w:r>
+      <w:proofErr w:type="spellEnd"/>
       <w:r>
         <w:t xml:space="preserve"> %}</w:t>
       </w:r>
@@ -1694,373 +2309,7 @@
         <w:pStyle w:val="Body"/>
       </w:pPr>
       <w:r>
-        <w:t xml:space="preserve"> When a judge enters a default judgment, they usually also enter a {{ </w:t>
-      </w:r>
-      <w:r>
-        <w:rPr>
-          <w:color w:val="777777"/>
-        </w:rPr>
-        <w:t>"</w:t>
-      </w:r>
-      <w:r>
-        <w:rPr>
-          <w:color w:val="448C27"/>
-        </w:rPr>
-        <w:t>custody decree, Parenting Plan, and child support order</w:t>
-      </w:r>
-      <w:r>
-        <w:rPr>
-          <w:color w:val="777777"/>
-        </w:rPr>
-        <w:t>"</w:t>
-      </w:r>
-      <w:r>
-        <w:t xml:space="preserve"> </w:t>
-      </w:r>
-      <w:r>
-        <w:rPr>
-          <w:color w:val="4B69C6"/>
-        </w:rPr>
-        <w:t>if</w:t>
-      </w:r>
-      <w:r>
-        <w:t xml:space="preserve"> </w:t>
-      </w:r>
-      <w:r>
-        <w:rPr>
-          <w:color w:val="7A3E9D"/>
-        </w:rPr>
-        <w:t>user_need</w:t>
-      </w:r>
-      <w:r>
-        <w:t xml:space="preserve"> </w:t>
-      </w:r>
-      <w:r>
-        <w:rPr>
-          <w:color w:val="777777"/>
-        </w:rPr>
-        <w:t>==</w:t>
-      </w:r>
-      <w:r>
-        <w:t xml:space="preserve"> </w:t>
-      </w:r>
-      <w:r>
-        <w:rPr>
-          <w:color w:val="777777"/>
-        </w:rPr>
-        <w:t>'</w:t>
-      </w:r>
-      <w:r>
-        <w:rPr>
-          <w:color w:val="448C27"/>
-        </w:rPr>
-        <w:t>answer custody</w:t>
-      </w:r>
-      <w:r>
-        <w:rPr>
-          <w:color w:val="777777"/>
-        </w:rPr>
-        <w:t>'</w:t>
-      </w:r>
-      <w:r>
-        <w:t xml:space="preserve"> </w:t>
-      </w:r>
-      <w:r>
-        <w:rPr>
-          <w:color w:val="4B69C6"/>
-        </w:rPr>
-        <w:t>else</w:t>
-      </w:r>
-      <w:r>
-        <w:t xml:space="preserve"> </w:t>
-      </w:r>
-      <w:r>
-        <w:rPr>
-          <w:color w:val="777777"/>
-        </w:rPr>
-        <w:t>""</w:t>
-      </w:r>
-      <w:r>
-        <w:t xml:space="preserve"> }}{{ </w:t>
-      </w:r>
-      <w:r>
-        <w:rPr>
-          <w:color w:val="777777"/>
-        </w:rPr>
-        <w:t>"</w:t>
-      </w:r>
-      <w:r>
-        <w:rPr>
-          <w:color w:val="448C27"/>
-        </w:rPr>
-        <w:t>divorce decree and findings of fact and conclusions of law dividing your property and debt</w:t>
-      </w:r>
-      <w:r>
-        <w:rPr>
-          <w:color w:val="777777"/>
-        </w:rPr>
-        <w:t>"</w:t>
-      </w:r>
-      <w:r>
-        <w:t xml:space="preserve"> </w:t>
-      </w:r>
-      <w:r>
-        <w:rPr>
-          <w:color w:val="4B69C6"/>
-        </w:rPr>
-        <w:t>if</w:t>
-      </w:r>
-      <w:r>
-        <w:t xml:space="preserve"> </w:t>
-      </w:r>
-      <w:r>
-        <w:rPr>
-          <w:color w:val="7A3E9D"/>
-        </w:rPr>
-        <w:t>user_need</w:t>
-      </w:r>
-      <w:r>
-        <w:t xml:space="preserve"> </w:t>
-      </w:r>
-      <w:r>
-        <w:rPr>
-          <w:color w:val="777777"/>
-        </w:rPr>
-        <w:t>==</w:t>
-      </w:r>
-      <w:r>
-        <w:t xml:space="preserve"> </w:t>
-      </w:r>
-      <w:r>
-        <w:rPr>
-          <w:color w:val="777777"/>
-        </w:rPr>
-        <w:t>'</w:t>
-      </w:r>
-      <w:r>
-        <w:rPr>
-          <w:color w:val="448C27"/>
-        </w:rPr>
-        <w:t>answer divorce</w:t>
-      </w:r>
-      <w:r>
-        <w:rPr>
-          <w:color w:val="777777"/>
-        </w:rPr>
-        <w:t>'</w:t>
-      </w:r>
-      <w:r>
-        <w:t xml:space="preserve"> </w:t>
-      </w:r>
-      <w:r>
-        <w:rPr>
-          <w:color w:val="4B69C6"/>
-        </w:rPr>
-        <w:t>else</w:t>
-      </w:r>
-      <w:r>
-        <w:t xml:space="preserve"> </w:t>
-      </w:r>
-      <w:r>
-        <w:rPr>
-          <w:color w:val="777777"/>
-        </w:rPr>
-        <w:t>""</w:t>
-      </w:r>
-      <w:r>
-        <w:t xml:space="preserve"> }}{{ </w:t>
-      </w:r>
-      <w:r>
-        <w:rPr>
-          <w:color w:val="777777"/>
-        </w:rPr>
-        <w:t>"</w:t>
-      </w:r>
-      <w:r>
-        <w:rPr>
-          <w:color w:val="448C27"/>
-        </w:rPr>
-        <w:t>, Parenting Plan, and child support order</w:t>
-      </w:r>
-      <w:r>
-        <w:rPr>
-          <w:color w:val="777777"/>
-        </w:rPr>
-        <w:t>"</w:t>
-      </w:r>
-      <w:r>
-        <w:t xml:space="preserve"> </w:t>
-      </w:r>
-      <w:r>
-        <w:rPr>
-          <w:color w:val="4B69C6"/>
-        </w:rPr>
-        <w:t>if</w:t>
-      </w:r>
-      <w:r>
-        <w:t xml:space="preserve"> </w:t>
-      </w:r>
-      <w:r>
-        <w:rPr>
-          <w:color w:val="7A3E9D"/>
-        </w:rPr>
-        <w:t>minor_children</w:t>
-      </w:r>
-      <w:r>
-        <w:t xml:space="preserve"> </w:t>
-      </w:r>
-      <w:r>
-        <w:rPr>
-          <w:color w:val="4B69C6"/>
-        </w:rPr>
-        <w:t>else</w:t>
-      </w:r>
-      <w:r>
-        <w:t xml:space="preserve"> </w:t>
-      </w:r>
-      <w:r>
-        <w:rPr>
-          <w:color w:val="777777"/>
-        </w:rPr>
-        <w:t>""</w:t>
-      </w:r>
-      <w:r>
-        <w:t xml:space="preserve"> }}{{ </w:t>
-      </w:r>
-      <w:r>
-        <w:rPr>
-          <w:color w:val="777777"/>
-        </w:rPr>
-        <w:t>"</w:t>
-      </w:r>
-      <w:r>
-        <w:rPr>
-          <w:color w:val="448C27"/>
-        </w:rPr>
-        <w:t>, Parenting Plan, and child support order</w:t>
-      </w:r>
-      <w:r>
-        <w:rPr>
-          <w:color w:val="777777"/>
-        </w:rPr>
-        <w:t>"</w:t>
-      </w:r>
-      <w:r>
-        <w:t xml:space="preserve"> </w:t>
-      </w:r>
-      <w:r>
-        <w:rPr>
-          <w:color w:val="4B69C6"/>
-        </w:rPr>
-        <w:t>if</w:t>
-      </w:r>
-      <w:r>
-        <w:t xml:space="preserve"> </w:t>
-      </w:r>
-      <w:r>
-        <w:rPr>
-          <w:color w:val="4B69C6"/>
-        </w:rPr>
-        <w:t>not</w:t>
-      </w:r>
-      <w:r>
-        <w:t xml:space="preserve"> </w:t>
-      </w:r>
-      <w:r>
-        <w:rPr>
-          <w:color w:val="7A3E9D"/>
-        </w:rPr>
-        <w:t>minor_children</w:t>
-      </w:r>
-      <w:r>
-        <w:t xml:space="preserve"> </w:t>
-      </w:r>
-      <w:r>
-        <w:rPr>
-          <w:color w:val="4B69C6"/>
-        </w:rPr>
-        <w:t>and</w:t>
-      </w:r>
-      <w:r>
-        <w:t xml:space="preserve"> </w:t>
-      </w:r>
-      <w:r>
-        <w:rPr>
-          <w:color w:val="7A3E9D"/>
-        </w:rPr>
-        <w:t>wife_is_pregnant</w:t>
-      </w:r>
-      <w:r>
-        <w:t xml:space="preserve"> </w:t>
-      </w:r>
-      <w:r>
-        <w:rPr>
-          <w:color w:val="4B69C6"/>
-        </w:rPr>
-        <w:t>in</w:t>
-      </w:r>
-      <w:r>
-        <w:t xml:space="preserve"> </w:t>
-      </w:r>
-      <w:r>
-        <w:rPr>
-          <w:color w:val="777777"/>
-        </w:rPr>
-        <w:t>('</w:t>
-      </w:r>
-      <w:r>
-        <w:rPr>
-          <w:color w:val="448C27"/>
-        </w:rPr>
-        <w:t>husband</w:t>
-      </w:r>
-      <w:r>
-        <w:rPr>
-          <w:color w:val="777777"/>
-        </w:rPr>
-        <w:t>',</w:t>
-      </w:r>
-      <w:r>
-        <w:t xml:space="preserve"> </w:t>
-      </w:r>
-      <w:r>
-        <w:rPr>
-          <w:color w:val="777777"/>
-        </w:rPr>
-        <w:t>'</w:t>
-      </w:r>
-      <w:r>
-        <w:rPr>
-          <w:color w:val="448C27"/>
-        </w:rPr>
-        <w:t>not husband</w:t>
-      </w:r>
-      <w:r>
-        <w:rPr>
-          <w:color w:val="777777"/>
-        </w:rPr>
-        <w:t>')</w:t>
-      </w:r>
-      <w:r>
-        <w:t xml:space="preserve"> </w:t>
-      </w:r>
-      <w:r>
-        <w:rPr>
-          <w:color w:val="4B69C6"/>
-        </w:rPr>
-        <w:t>else</w:t>
-      </w:r>
-      <w:r>
-        <w:t xml:space="preserve"> </w:t>
-      </w:r>
-      <w:r>
-        <w:rPr>
-          <w:color w:val="777777"/>
-        </w:rPr>
-        <w:t>""</w:t>
-      </w:r>
-      <w:r>
-        <w:t xml:space="preserve"> }}.</w:t>
+        <w:t>These are final orders in the case.</w:t>
       </w:r>
     </w:p>
     <w:p>
@@ -2068,13 +2317,104 @@
         <w:pStyle w:val="Body"/>
       </w:pPr>
       <w:r>
-        <w:t xml:space="preserve"> {% </w:t>
+        <w:t xml:space="preserve">{% </w:t>
       </w:r>
       <w:r>
         <w:rPr>
           <w:color w:val="4B69C6"/>
         </w:rPr>
-        <w:t>endif</w:t>
+        <w:t>if</w:t>
+      </w:r>
+      <w:r>
+        <w:t xml:space="preserve"> </w:t>
+      </w:r>
+      <w:r>
+        <w:rPr>
+          <w:color w:val="7A3E9D"/>
+        </w:rPr>
+        <w:t>type_of_</w:t>
+      </w:r>
+      <w:proofErr w:type="gramStart"/>
+      <w:r>
+        <w:rPr>
+          <w:color w:val="7A3E9D"/>
+        </w:rPr>
+        <w:t>response</w:t>
+      </w:r>
+      <w:r>
+        <w:rPr>
+          <w:color w:val="777777"/>
+        </w:rPr>
+        <w:t>[</w:t>
+      </w:r>
+      <w:proofErr w:type="gramEnd"/>
+      <w:r>
+        <w:rPr>
+          <w:color w:val="777777"/>
+        </w:rPr>
+        <w:t>'</w:t>
+      </w:r>
+      <w:r>
+        <w:rPr>
+          <w:color w:val="448C27"/>
+        </w:rPr>
+        <w:t>case in 2 states</w:t>
+      </w:r>
+      <w:r>
+        <w:rPr>
+          <w:color w:val="777777"/>
+        </w:rPr>
+        <w:t>']</w:t>
+      </w:r>
+      <w:r>
+        <w:t xml:space="preserve"> </w:t>
+      </w:r>
+      <w:r>
+        <w:rPr>
+          <w:color w:val="4B69C6"/>
+        </w:rPr>
+        <w:t>and</w:t>
+      </w:r>
+      <w:r>
+        <w:t xml:space="preserve"> </w:t>
+      </w:r>
+      <w:proofErr w:type="spellStart"/>
+      <w:r>
+        <w:rPr>
+          <w:color w:val="7A3E9D"/>
+        </w:rPr>
+        <w:t>stage_of_other_case</w:t>
+      </w:r>
+      <w:proofErr w:type="spellEnd"/>
+      <w:r>
+        <w:t xml:space="preserve"> </w:t>
+      </w:r>
+      <w:r>
+        <w:rPr>
+          <w:color w:val="777777"/>
+        </w:rPr>
+        <w:t>==</w:t>
+      </w:r>
+      <w:r>
+        <w:t xml:space="preserve"> </w:t>
+      </w:r>
+      <w:r>
+        <w:rPr>
+          <w:color w:val="777777"/>
+        </w:rPr>
+        <w:t>'</w:t>
+      </w:r>
+      <w:r>
+        <w:rPr>
+          <w:color w:val="448C27"/>
+        </w:rPr>
+        <w:t>still going</w:t>
+      </w:r>
+      <w:r>
+        <w:rPr>
+          <w:color w:val="777777"/>
+        </w:rPr>
+        <w:t>'</w:t>
       </w:r>
       <w:r>
         <w:t xml:space="preserve"> %}</w:t>
@@ -2085,102 +2425,49 @@
         <w:pStyle w:val="Body"/>
       </w:pPr>
       <w:r>
-        <w:t xml:space="preserve"> These are final orders in the case.</w:t>
+        <w:t>If you have final orders in your Alaska case and an open case in another state, your situation is complicated. You should [talk to a lawyer</w:t>
+      </w:r>
+      <w:proofErr w:type="gramStart"/>
+      <w:r>
+        <w:t>](</w:t>
+      </w:r>
+      <w:proofErr w:type="gramEnd"/>
+      <w:r>
+        <w:t>https://courts.alaska.gov/shc/shclawyer.htm) and let both courts know there are 2 cases going on.</w:t>
       </w:r>
     </w:p>
     <w:p>
       <w:pPr>
         <w:pStyle w:val="Body"/>
       </w:pPr>
+      <w:r>
+        <w:t xml:space="preserve">If you want to ask the Alaska judge to undo the orders in your Alaska case you can file a </w:t>
+      </w:r>
+      <w:r>
+        <w:rPr>
+          <w:b/>
+        </w:rPr>
+        <w:t>Motion to Set Aside</w:t>
+      </w:r>
+      <w:r>
+        <w:t xml:space="preserve"> the Alaska orders.</w:t>
+      </w:r>
     </w:p>
     <w:p>
       <w:pPr>
         <w:pStyle w:val="Body"/>
       </w:pPr>
       <w:r>
-        <w:t xml:space="preserve"> {% </w:t>
-      </w:r>
+        <w:t xml:space="preserve">{% </w:t>
+      </w:r>
+      <w:proofErr w:type="spellStart"/>
       <w:r>
         <w:rPr>
           <w:color w:val="4B69C6"/>
         </w:rPr>
-        <w:t>if</w:t>
-      </w:r>
-      <w:r>
-        <w:t xml:space="preserve"> </w:t>
-      </w:r>
-      <w:r>
-        <w:rPr>
-          <w:color w:val="7A3E9D"/>
-        </w:rPr>
-        <w:t>type_of_response</w:t>
-      </w:r>
-      <w:r>
-        <w:rPr>
-          <w:color w:val="777777"/>
-        </w:rPr>
-        <w:t>['</w:t>
-      </w:r>
-      <w:r>
-        <w:rPr>
-          <w:color w:val="448C27"/>
-        </w:rPr>
-        <w:t>case in 2 states</w:t>
-      </w:r>
-      <w:r>
-        <w:rPr>
-          <w:color w:val="777777"/>
-        </w:rPr>
-        <w:t>']</w:t>
-      </w:r>
-      <w:r>
-        <w:t xml:space="preserve"> </w:t>
-      </w:r>
-      <w:r>
-        <w:rPr>
-          <w:color w:val="4B69C6"/>
-        </w:rPr>
-        <w:t>and</w:t>
-      </w:r>
-      <w:r>
-        <w:t xml:space="preserve"> </w:t>
-      </w:r>
-      <w:r>
-        <w:rPr>
-          <w:color w:val="7A3E9D"/>
-        </w:rPr>
-        <w:t>stage_of_other_case</w:t>
-      </w:r>
-      <w:r>
-        <w:t xml:space="preserve"> </w:t>
-      </w:r>
-      <w:r>
-        <w:rPr>
-          <w:color w:val="777777"/>
-        </w:rPr>
-        <w:t>==</w:t>
-      </w:r>
-      <w:r>
-        <w:t xml:space="preserve"> </w:t>
-      </w:r>
-      <w:r>
-        <w:rPr>
-          <w:color w:val="777777"/>
-        </w:rPr>
-        <w:t>'</w:t>
-      </w:r>
-      <w:r>
-        <w:rPr>
-          <w:color w:val="448C27"/>
-        </w:rPr>
-        <w:t>still going</w:t>
-      </w:r>
-      <w:r>
-        <w:rPr>
-          <w:color w:val="777777"/>
-        </w:rPr>
-        <w:t>'</w:t>
-      </w:r>
+        <w:t>endif</w:t>
+      </w:r>
+      <w:proofErr w:type="spellEnd"/>
       <w:r>
         <w:t xml:space="preserve"> %}</w:t>
       </w:r>
@@ -2190,21 +2477,52 @@
         <w:pStyle w:val="Body"/>
       </w:pPr>
       <w:r>
-        <w:t xml:space="preserve"> If you have final orders in your Alaska case and an open case in another state, your situation is complicated. You should [talk to a lawyer](https://courts.alaska.gov/shc/shclawyer.htm) and let both courts know there are 2 cases going on.</w:t>
+        <w:t xml:space="preserve">{% </w:t>
+      </w:r>
+      <w:proofErr w:type="spellStart"/>
+      <w:r>
+        <w:rPr>
+          <w:color w:val="4B69C6"/>
+        </w:rPr>
+        <w:t>endif</w:t>
+      </w:r>
+      <w:proofErr w:type="spellEnd"/>
+      <w:r>
+        <w:t xml:space="preserve"> %}</w:t>
       </w:r>
     </w:p>
     <w:p>
       <w:pPr>
         <w:pStyle w:val="Body"/>
       </w:pPr>
+      <w:r>
+        <w:t xml:space="preserve">{% </w:t>
+      </w:r>
+      <w:r>
+        <w:rPr>
+          <w:color w:val="4B69C6"/>
+        </w:rPr>
+        <w:t>if</w:t>
+      </w:r>
+      <w:r>
+        <w:t xml:space="preserve"> </w:t>
+      </w:r>
+      <w:r>
+        <w:rPr>
+          <w:color w:val="7A3E9D"/>
+        </w:rPr>
+        <w:t>military</w:t>
+      </w:r>
+      <w:r>
+        <w:t xml:space="preserve"> %}</w:t>
+      </w:r>
     </w:p>
     <w:p>
       <w:pPr>
-        <w:pStyle w:val="Body"/>
-      </w:pPr>
-      <w:r>
-        <w:lastRenderedPageBreak/>
-        <w:t xml:space="preserve"> If you want to ask the Alaska judge to undo the orders in your Alaska case you can file a **Motion to Set Aside** the Alaska orders.</w:t>
+        <w:pStyle w:val="Heading3"/>
+      </w:pPr>
+      <w:r>
+        <w:t>Military protections</w:t>
       </w:r>
     </w:p>
     <w:p>
@@ -2212,16 +2530,43 @@
         <w:pStyle w:val="Body"/>
       </w:pPr>
       <w:r>
-        <w:t xml:space="preserve"> {% </w:t>
-      </w:r>
-      <w:r>
-        <w:rPr>
-          <w:color w:val="4B69C6"/>
-        </w:rPr>
-        <w:t>endif</w:t>
-      </w:r>
-      <w:r>
-        <w:t xml:space="preserve"> %}</w:t>
+        <w:t xml:space="preserve">Under the </w:t>
+      </w:r>
+      <w:r>
+        <w:rPr>
+          <w:b/>
+        </w:rPr>
+        <w:t>Servicemembers Civil Relief Act</w:t>
+      </w:r>
+      <w:r>
+        <w:t xml:space="preserve">, you may have some protections against default judgment if the case is filed while you were on active duty. You can learn more </w:t>
+      </w:r>
+      <w:r>
+        <w:t xml:space="preserve">about the </w:t>
+      </w:r>
+      <w:hyperlink r:id="rId8" w:history="1">
+        <w:r>
+          <w:rPr>
+            <w:rStyle w:val="Hyperlink"/>
+            <w:spacing w:val="0"/>
+          </w:rPr>
+          <w:t>Servicemembers Civil Relief Act</w:t>
+        </w:r>
+      </w:hyperlink>
+      <w:r>
+        <w:t xml:space="preserve"> on the federal website, </w:t>
+      </w:r>
+      <w:hyperlink r:id="rId9" w:history="1">
+        <w:r>
+          <w:rPr>
+            <w:rStyle w:val="Hyperlink"/>
+            <w:spacing w:val="0"/>
+          </w:rPr>
+          <w:t>Military OneSource</w:t>
+        </w:r>
+      </w:hyperlink>
+      <w:r>
+        <w:t>.</w:t>
       </w:r>
     </w:p>
     <w:p>
@@ -2229,13 +2574,753 @@
         <w:pStyle w:val="Body"/>
       </w:pPr>
       <w:r>
-        <w:t xml:space="preserve"> {% </w:t>
+        <w:lastRenderedPageBreak/>
+        <w:t xml:space="preserve">{% </w:t>
       </w:r>
       <w:r>
         <w:rPr>
           <w:color w:val="4B69C6"/>
         </w:rPr>
-        <w:t>endif</w:t>
+        <w:t>if</w:t>
+      </w:r>
+      <w:r>
+        <w:t xml:space="preserve"> </w:t>
+      </w:r>
+      <w:proofErr w:type="spellStart"/>
+      <w:r>
+        <w:rPr>
+          <w:color w:val="7A3E9D"/>
+        </w:rPr>
+        <w:t>type_of_response</w:t>
+      </w:r>
+      <w:r>
+        <w:rPr>
+          <w:color w:val="777777"/>
+        </w:rPr>
+        <w:t>.</w:t>
+      </w:r>
+      <w:r>
+        <w:rPr>
+          <w:color w:val="7A3E9D"/>
+        </w:rPr>
+        <w:t>all_true</w:t>
+      </w:r>
+      <w:proofErr w:type="spellEnd"/>
+      <w:r>
+        <w:rPr>
+          <w:color w:val="777777"/>
+        </w:rPr>
+        <w:t>('</w:t>
+      </w:r>
+      <w:r>
+        <w:rPr>
+          <w:color w:val="448C27"/>
+        </w:rPr>
+        <w:t>default</w:t>
+      </w:r>
+      <w:r>
+        <w:rPr>
+          <w:color w:val="777777"/>
+        </w:rPr>
+        <w:t>',</w:t>
+      </w:r>
+      <w:r>
+        <w:t xml:space="preserve"> </w:t>
+      </w:r>
+      <w:r>
+        <w:rPr>
+          <w:color w:val="7A3E9D"/>
+        </w:rPr>
+        <w:t>exclusive</w:t>
+      </w:r>
+      <w:r>
+        <w:t xml:space="preserve"> </w:t>
+      </w:r>
+      <w:r>
+        <w:rPr>
+          <w:color w:val="777777"/>
+        </w:rPr>
+        <w:t>=</w:t>
+      </w:r>
+      <w:r>
+        <w:t xml:space="preserve"> </w:t>
+      </w:r>
+      <w:r>
+        <w:rPr>
+          <w:color w:val="7A3E9D"/>
+        </w:rPr>
+        <w:t>True</w:t>
+      </w:r>
+      <w:r>
+        <w:rPr>
+          <w:color w:val="777777"/>
+        </w:rPr>
+        <w:t>)</w:t>
+      </w:r>
+      <w:r>
+        <w:t xml:space="preserve"> </w:t>
+      </w:r>
+      <w:r>
+        <w:rPr>
+          <w:color w:val="4B69C6"/>
+        </w:rPr>
+        <w:t>or</w:t>
+      </w:r>
+      <w:r>
+        <w:t xml:space="preserve"> </w:t>
+      </w:r>
+      <w:r>
+        <w:rPr>
+          <w:color w:val="777777"/>
+        </w:rPr>
+        <w:t>(</w:t>
+      </w:r>
+      <w:r>
+        <w:rPr>
+          <w:color w:val="7A3E9D"/>
+        </w:rPr>
+        <w:t>type_of_response</w:t>
+      </w:r>
+      <w:r>
+        <w:rPr>
+          <w:color w:val="777777"/>
+        </w:rPr>
+        <w:t>['</w:t>
+      </w:r>
+      <w:r>
+        <w:rPr>
+          <w:color w:val="448C27"/>
+        </w:rPr>
+        <w:t>default</w:t>
+      </w:r>
+      <w:r>
+        <w:rPr>
+          <w:color w:val="777777"/>
+        </w:rPr>
+        <w:t>']</w:t>
+      </w:r>
+      <w:r>
+        <w:t xml:space="preserve"> </w:t>
+      </w:r>
+      <w:r>
+        <w:rPr>
+          <w:color w:val="4B69C6"/>
+        </w:rPr>
+        <w:t>and</w:t>
+      </w:r>
+      <w:r>
+        <w:t xml:space="preserve"> </w:t>
+      </w:r>
+      <w:r>
+        <w:rPr>
+          <w:color w:val="7A3E9D"/>
+        </w:rPr>
+        <w:t>type_of_response</w:t>
+      </w:r>
+      <w:r>
+        <w:rPr>
+          <w:color w:val="777777"/>
+        </w:rPr>
+        <w:t>['</w:t>
+      </w:r>
+      <w:r>
+        <w:rPr>
+          <w:color w:val="448C27"/>
+        </w:rPr>
+        <w:t>wrong state</w:t>
+      </w:r>
+      <w:r>
+        <w:rPr>
+          <w:color w:val="777777"/>
+        </w:rPr>
+        <w:t>']</w:t>
+      </w:r>
+      <w:r>
+        <w:t xml:space="preserve"> </w:t>
+      </w:r>
+      <w:r>
+        <w:rPr>
+          <w:color w:val="4B69C6"/>
+        </w:rPr>
+        <w:t>and</w:t>
+      </w:r>
+      <w:r>
+        <w:t xml:space="preserve"> </w:t>
+      </w:r>
+      <w:r>
+        <w:rPr>
+          <w:color w:val="777777"/>
+        </w:rPr>
+        <w:t>((</w:t>
+      </w:r>
+      <w:proofErr w:type="spellStart"/>
+      <w:r>
+        <w:rPr>
+          <w:color w:val="7A3E9D"/>
+        </w:rPr>
+        <w:t>user_need</w:t>
+      </w:r>
+      <w:proofErr w:type="spellEnd"/>
+      <w:r>
+        <w:t xml:space="preserve"> </w:t>
+      </w:r>
+      <w:r>
+        <w:rPr>
+          <w:color w:val="777777"/>
+        </w:rPr>
+        <w:t>==</w:t>
+      </w:r>
+      <w:r>
+        <w:t xml:space="preserve"> </w:t>
+      </w:r>
+      <w:r>
+        <w:rPr>
+          <w:color w:val="777777"/>
+        </w:rPr>
+        <w:t>'</w:t>
+      </w:r>
+      <w:r>
+        <w:rPr>
+          <w:color w:val="448C27"/>
+        </w:rPr>
+        <w:t>answer custody</w:t>
+      </w:r>
+      <w:r>
+        <w:rPr>
+          <w:color w:val="777777"/>
+        </w:rPr>
+        <w:t>'</w:t>
+      </w:r>
+      <w:r>
+        <w:t xml:space="preserve"> </w:t>
+      </w:r>
+      <w:r>
+        <w:rPr>
+          <w:color w:val="4B69C6"/>
+        </w:rPr>
+        <w:t>and</w:t>
+      </w:r>
+      <w:r>
+        <w:t xml:space="preserve"> </w:t>
+      </w:r>
+      <w:r>
+        <w:rPr>
+          <w:color w:val="7A3E9D"/>
+        </w:rPr>
+        <w:t>jurisdiction</w:t>
+      </w:r>
+      <w:r>
+        <w:rPr>
+          <w:color w:val="777777"/>
+        </w:rPr>
+        <w:t>)</w:t>
+      </w:r>
+      <w:r>
+        <w:t xml:space="preserve"> </w:t>
+      </w:r>
+      <w:r>
+        <w:rPr>
+          <w:color w:val="4B69C6"/>
+        </w:rPr>
+        <w:t>or</w:t>
+      </w:r>
+      <w:r>
+        <w:t xml:space="preserve"> </w:t>
+      </w:r>
+      <w:proofErr w:type="spellStart"/>
+      <w:r>
+        <w:rPr>
+          <w:color w:val="7A3E9D"/>
+        </w:rPr>
+        <w:t>user_need</w:t>
+      </w:r>
+      <w:proofErr w:type="spellEnd"/>
+      <w:r>
+        <w:t xml:space="preserve"> </w:t>
+      </w:r>
+      <w:r>
+        <w:rPr>
+          <w:color w:val="777777"/>
+        </w:rPr>
+        <w:t>==</w:t>
+      </w:r>
+      <w:r>
+        <w:t xml:space="preserve"> </w:t>
+      </w:r>
+      <w:r>
+        <w:rPr>
+          <w:color w:val="777777"/>
+        </w:rPr>
+        <w:t>'</w:t>
+      </w:r>
+      <w:r>
+        <w:rPr>
+          <w:color w:val="448C27"/>
+        </w:rPr>
+        <w:t>answer divorce</w:t>
+      </w:r>
+      <w:r>
+        <w:rPr>
+          <w:color w:val="777777"/>
+        </w:rPr>
+        <w:t>'))</w:t>
+      </w:r>
+      <w:r>
+        <w:t xml:space="preserve"> </w:t>
+      </w:r>
+      <w:r>
+        <w:rPr>
+          <w:color w:val="4B69C6"/>
+        </w:rPr>
+        <w:t>or</w:t>
+      </w:r>
+      <w:r>
+        <w:t xml:space="preserve"> </w:t>
+      </w:r>
+      <w:r>
+        <w:rPr>
+          <w:color w:val="777777"/>
+        </w:rPr>
+        <w:t>(</w:t>
+      </w:r>
+      <w:r>
+        <w:rPr>
+          <w:color w:val="7A3E9D"/>
+        </w:rPr>
+        <w:t>type_of_response</w:t>
+      </w:r>
+      <w:r>
+        <w:rPr>
+          <w:color w:val="777777"/>
+        </w:rPr>
+        <w:t>['</w:t>
+      </w:r>
+      <w:r>
+        <w:rPr>
+          <w:color w:val="448C27"/>
+        </w:rPr>
+        <w:t>default</w:t>
+      </w:r>
+      <w:r>
+        <w:rPr>
+          <w:color w:val="777777"/>
+        </w:rPr>
+        <w:t>']</w:t>
+      </w:r>
+      <w:r>
+        <w:t xml:space="preserve"> </w:t>
+      </w:r>
+      <w:r>
+        <w:rPr>
+          <w:color w:val="4B69C6"/>
+        </w:rPr>
+        <w:t>and</w:t>
+      </w:r>
+      <w:r>
+        <w:t xml:space="preserve"> </w:t>
+      </w:r>
+      <w:r>
+        <w:rPr>
+          <w:color w:val="7A3E9D"/>
+        </w:rPr>
+        <w:t>type_of_response</w:t>
+      </w:r>
+      <w:r>
+        <w:rPr>
+          <w:color w:val="777777"/>
+        </w:rPr>
+        <w:t>['</w:t>
+      </w:r>
+      <w:r>
+        <w:rPr>
+          <w:color w:val="448C27"/>
+        </w:rPr>
+        <w:t>case in 2 states</w:t>
+      </w:r>
+      <w:r>
+        <w:rPr>
+          <w:color w:val="777777"/>
+        </w:rPr>
+        <w:t>']</w:t>
+      </w:r>
+      <w:r>
+        <w:t xml:space="preserve"> </w:t>
+      </w:r>
+      <w:r>
+        <w:rPr>
+          <w:color w:val="4B69C6"/>
+        </w:rPr>
+        <w:t>and</w:t>
+      </w:r>
+      <w:r>
+        <w:t xml:space="preserve"> </w:t>
+      </w:r>
+      <w:proofErr w:type="spellStart"/>
+      <w:r>
+        <w:rPr>
+          <w:color w:val="7A3E9D"/>
+        </w:rPr>
+        <w:t>stage_of_other_case</w:t>
+      </w:r>
+      <w:proofErr w:type="spellEnd"/>
+      <w:r>
+        <w:t xml:space="preserve"> </w:t>
+      </w:r>
+      <w:r>
+        <w:rPr>
+          <w:color w:val="777777"/>
+        </w:rPr>
+        <w:t>==</w:t>
+      </w:r>
+      <w:r>
+        <w:t xml:space="preserve"> </w:t>
+      </w:r>
+      <w:r>
+        <w:rPr>
+          <w:color w:val="777777"/>
+        </w:rPr>
+        <w:t>'</w:t>
+      </w:r>
+      <w:r>
+        <w:rPr>
+          <w:color w:val="448C27"/>
+        </w:rPr>
+        <w:t>still going</w:t>
+      </w:r>
+      <w:r>
+        <w:rPr>
+          <w:color w:val="777777"/>
+        </w:rPr>
+        <w:t>'</w:t>
+      </w:r>
+      <w:r>
+        <w:t xml:space="preserve"> </w:t>
+      </w:r>
+      <w:r>
+        <w:rPr>
+          <w:color w:val="4B69C6"/>
+        </w:rPr>
+        <w:t>and</w:t>
+      </w:r>
+      <w:r>
+        <w:t xml:space="preserve"> </w:t>
+      </w:r>
+      <w:r>
+        <w:rPr>
+          <w:color w:val="777777"/>
+        </w:rPr>
+        <w:t>((</w:t>
+      </w:r>
+      <w:proofErr w:type="spellStart"/>
+      <w:r>
+        <w:rPr>
+          <w:color w:val="7A3E9D"/>
+        </w:rPr>
+        <w:t>user_need</w:t>
+      </w:r>
+      <w:proofErr w:type="spellEnd"/>
+      <w:r>
+        <w:t xml:space="preserve"> </w:t>
+      </w:r>
+      <w:r>
+        <w:rPr>
+          <w:color w:val="777777"/>
+        </w:rPr>
+        <w:t>==</w:t>
+      </w:r>
+      <w:r>
+        <w:t xml:space="preserve"> </w:t>
+      </w:r>
+      <w:r>
+        <w:rPr>
+          <w:color w:val="777777"/>
+        </w:rPr>
+        <w:t>'</w:t>
+      </w:r>
+      <w:r>
+        <w:rPr>
+          <w:color w:val="448C27"/>
+        </w:rPr>
+        <w:t>answer custody</w:t>
+      </w:r>
+      <w:r>
+        <w:rPr>
+          <w:color w:val="777777"/>
+        </w:rPr>
+        <w:t>'</w:t>
+      </w:r>
+      <w:r>
+        <w:t xml:space="preserve"> </w:t>
+      </w:r>
+      <w:r>
+        <w:rPr>
+          <w:color w:val="4B69C6"/>
+        </w:rPr>
+        <w:t>and</w:t>
+      </w:r>
+      <w:r>
+        <w:t xml:space="preserve"> </w:t>
+      </w:r>
+      <w:r>
+        <w:rPr>
+          <w:color w:val="7A3E9D"/>
+        </w:rPr>
+        <w:t>jurisdiction</w:t>
+      </w:r>
+      <w:r>
+        <w:rPr>
+          <w:color w:val="777777"/>
+        </w:rPr>
+        <w:t>)</w:t>
+      </w:r>
+      <w:r>
+        <w:t xml:space="preserve"> </w:t>
+      </w:r>
+      <w:r>
+        <w:rPr>
+          <w:color w:val="4B69C6"/>
+        </w:rPr>
+        <w:t>or</w:t>
+      </w:r>
+      <w:r>
+        <w:t xml:space="preserve"> </w:t>
+      </w:r>
+      <w:proofErr w:type="spellStart"/>
+      <w:r>
+        <w:rPr>
+          <w:color w:val="7A3E9D"/>
+        </w:rPr>
+        <w:t>user_need</w:t>
+      </w:r>
+      <w:proofErr w:type="spellEnd"/>
+      <w:r>
+        <w:t xml:space="preserve"> </w:t>
+      </w:r>
+      <w:r>
+        <w:rPr>
+          <w:color w:val="777777"/>
+        </w:rPr>
+        <w:t>==</w:t>
+      </w:r>
+      <w:r>
+        <w:t xml:space="preserve"> </w:t>
+      </w:r>
+      <w:r>
+        <w:rPr>
+          <w:color w:val="777777"/>
+        </w:rPr>
+        <w:t>'</w:t>
+      </w:r>
+      <w:r>
+        <w:rPr>
+          <w:color w:val="448C27"/>
+        </w:rPr>
+        <w:t>answer divorce</w:t>
+      </w:r>
+      <w:r>
+        <w:rPr>
+          <w:color w:val="777777"/>
+        </w:rPr>
+        <w:t>')</w:t>
+      </w:r>
+      <w:r>
+        <w:t xml:space="preserve"> </w:t>
+      </w:r>
+      <w:r>
+        <w:rPr>
+          <w:color w:val="4B69C6"/>
+        </w:rPr>
+        <w:t>and</w:t>
+      </w:r>
+      <w:r>
+        <w:t xml:space="preserve"> </w:t>
+      </w:r>
+      <w:proofErr w:type="spellStart"/>
+      <w:r>
+        <w:rPr>
+          <w:color w:val="7A3E9D"/>
+        </w:rPr>
+        <w:t>stage_of_default</w:t>
+      </w:r>
+      <w:proofErr w:type="spellEnd"/>
+      <w:r>
+        <w:t xml:space="preserve"> </w:t>
+      </w:r>
+      <w:r>
+        <w:rPr>
+          <w:color w:val="4B69C6"/>
+        </w:rPr>
+        <w:t>in</w:t>
+      </w:r>
+      <w:r>
+        <w:t xml:space="preserve"> </w:t>
+      </w:r>
+      <w:r>
+        <w:rPr>
+          <w:color w:val="777777"/>
+        </w:rPr>
+        <w:t>('</w:t>
+      </w:r>
+      <w:r>
+        <w:rPr>
+          <w:color w:val="448C27"/>
+        </w:rPr>
+        <w:t>application filed</w:t>
+      </w:r>
+      <w:r>
+        <w:rPr>
+          <w:color w:val="777777"/>
+        </w:rPr>
+        <w:t>',</w:t>
+      </w:r>
+      <w:r>
+        <w:t xml:space="preserve"> </w:t>
+      </w:r>
+      <w:r>
+        <w:rPr>
+          <w:color w:val="777777"/>
+        </w:rPr>
+        <w:t>'</w:t>
+      </w:r>
+      <w:r>
+        <w:rPr>
+          <w:color w:val="448C27"/>
+        </w:rPr>
+        <w:t>hearing scheduled</w:t>
+      </w:r>
+      <w:r>
+        <w:rPr>
+          <w:color w:val="777777"/>
+        </w:rPr>
+        <w:t>'))</w:t>
+      </w:r>
+      <w:r>
+        <w:t xml:space="preserve"> </w:t>
+      </w:r>
+      <w:r>
+        <w:rPr>
+          <w:color w:val="4B69C6"/>
+        </w:rPr>
+        <w:t>or</w:t>
+      </w:r>
+      <w:r>
+        <w:t xml:space="preserve"> </w:t>
+      </w:r>
+      <w:r>
+        <w:rPr>
+          <w:color w:val="777777"/>
+        </w:rPr>
+        <w:t>(</w:t>
+      </w:r>
+      <w:r>
+        <w:rPr>
+          <w:color w:val="7A3E9D"/>
+        </w:rPr>
+        <w:t>type_of_response</w:t>
+      </w:r>
+      <w:r>
+        <w:rPr>
+          <w:color w:val="777777"/>
+        </w:rPr>
+        <w:t>['</w:t>
+      </w:r>
+      <w:r>
+        <w:rPr>
+          <w:color w:val="448C27"/>
+        </w:rPr>
+        <w:t>default</w:t>
+      </w:r>
+      <w:r>
+        <w:rPr>
+          <w:color w:val="777777"/>
+        </w:rPr>
+        <w:t>']</w:t>
+      </w:r>
+      <w:r>
+        <w:t xml:space="preserve"> </w:t>
+      </w:r>
+      <w:r>
+        <w:rPr>
+          <w:color w:val="4B69C6"/>
+        </w:rPr>
+        <w:t>and</w:t>
+      </w:r>
+      <w:r>
+        <w:t xml:space="preserve"> </w:t>
+      </w:r>
+      <w:r>
+        <w:rPr>
+          <w:color w:val="7A3E9D"/>
+        </w:rPr>
+        <w:t>type_of_response</w:t>
+      </w:r>
+      <w:r>
+        <w:rPr>
+          <w:color w:val="777777"/>
+        </w:rPr>
+        <w:t>['</w:t>
+      </w:r>
+      <w:r>
+        <w:rPr>
+          <w:color w:val="448C27"/>
+        </w:rPr>
+        <w:t>case in 2 states</w:t>
+      </w:r>
+      <w:r>
+        <w:rPr>
+          <w:color w:val="777777"/>
+        </w:rPr>
+        <w:t>']</w:t>
+      </w:r>
+      <w:r>
+        <w:t xml:space="preserve"> </w:t>
+      </w:r>
+      <w:r>
+        <w:rPr>
+          <w:color w:val="4B69C6"/>
+        </w:rPr>
+        <w:t>and</w:t>
+      </w:r>
+      <w:r>
+        <w:t xml:space="preserve"> </w:t>
+      </w:r>
+      <w:proofErr w:type="spellStart"/>
+      <w:r>
+        <w:rPr>
+          <w:color w:val="7A3E9D"/>
+        </w:rPr>
+        <w:t>stage_of_other_case</w:t>
+      </w:r>
+      <w:proofErr w:type="spellEnd"/>
+      <w:r>
+        <w:t xml:space="preserve"> </w:t>
+      </w:r>
+      <w:r>
+        <w:rPr>
+          <w:color w:val="777777"/>
+        </w:rPr>
+        <w:t>==</w:t>
+      </w:r>
+      <w:r>
+        <w:t xml:space="preserve"> </w:t>
+      </w:r>
+      <w:r>
+        <w:rPr>
+          <w:color w:val="777777"/>
+        </w:rPr>
+        <w:t>'</w:t>
+      </w:r>
+      <w:r>
+        <w:rPr>
+          <w:color w:val="448C27"/>
+        </w:rPr>
+        <w:t>ended with no order</w:t>
+      </w:r>
+      <w:r>
+        <w:rPr>
+          <w:color w:val="777777"/>
+        </w:rPr>
+        <w:t>')</w:t>
       </w:r>
       <w:r>
         <w:t xml:space="preserve"> %}</w:t>
@@ -2245,29 +3330,34 @@
       <w:pPr>
         <w:pStyle w:val="Body"/>
       </w:pPr>
+      <w:r>
+        <w:t xml:space="preserve">If the </w:t>
+      </w:r>
+      <w:r>
+        <w:rPr>
+          <w:b/>
+        </w:rPr>
+        <w:t>Servicemembers Civil Relief Act</w:t>
+      </w:r>
+      <w:r>
+        <w:t xml:space="preserve"> does not apply to your case to stop the default judgment, you have other options.</w:t>
+      </w:r>
     </w:p>
     <w:p>
       <w:pPr>
         <w:pStyle w:val="Body"/>
       </w:pPr>
       <w:r>
-        <w:t xml:space="preserve"> {% </w:t>
-      </w:r>
+        <w:t xml:space="preserve">{% </w:t>
+      </w:r>
+      <w:proofErr w:type="spellStart"/>
       <w:r>
         <w:rPr>
           <w:color w:val="4B69C6"/>
         </w:rPr>
-        <w:t>if</w:t>
-      </w:r>
-      <w:r>
-        <w:t xml:space="preserve"> </w:t>
-      </w:r>
-      <w:r>
-        <w:rPr>
-          <w:color w:val="7A3E9D"/>
-        </w:rPr>
-        <w:t>military</w:t>
-      </w:r>
+        <w:t>endif</w:t>
+      </w:r>
+      <w:proofErr w:type="spellEnd"/>
       <w:r>
         <w:t xml:space="preserve"> %}</w:t>
       </w:r>
@@ -2277,897 +3367,21 @@
         <w:pStyle w:val="Body"/>
       </w:pPr>
       <w:r>
-        <w:t xml:space="preserve"> </w:t>
-      </w:r>
-      <w:r>
-        <w:rPr>
-          <w:color w:val="91B3E0"/>
-        </w:rPr>
-        <w:t>&lt;</w:t>
-      </w:r>
+        <w:t xml:space="preserve">{% </w:t>
+      </w:r>
+      <w:proofErr w:type="spellStart"/>
       <w:r>
         <w:rPr>
           <w:color w:val="4B69C6"/>
         </w:rPr>
-        <w:t>div</w:t>
-      </w:r>
-      <w:r>
-        <w:rPr>
-          <w:color w:val="91B3E0"/>
-        </w:rPr>
-        <w:t xml:space="preserve"> </w:t>
-      </w:r>
-      <w:r>
-        <w:rPr>
-          <w:i/>
-          <w:iCs/>
-          <w:color w:val="8190A0"/>
-        </w:rPr>
-        <w:t>class</w:t>
-      </w:r>
-      <w:r>
-        <w:rPr>
-          <w:color w:val="91B3E0"/>
-        </w:rPr>
-        <w:t xml:space="preserve"> </w:t>
-      </w:r>
-      <w:r>
-        <w:rPr>
-          <w:color w:val="777777"/>
-        </w:rPr>
-        <w:t>=</w:t>
-      </w:r>
-      <w:r>
-        <w:rPr>
-          <w:color w:val="91B3E0"/>
-        </w:rPr>
-        <w:t xml:space="preserve"> </w:t>
-      </w:r>
-      <w:r>
-        <w:rPr>
-          <w:color w:val="777777"/>
-        </w:rPr>
-        <w:t>"</w:t>
-      </w:r>
-      <w:r>
-        <w:rPr>
-          <w:color w:val="448C27"/>
-        </w:rPr>
-        <w:t>step-subheading</w:t>
-      </w:r>
-      <w:r>
-        <w:rPr>
-          <w:color w:val="777777"/>
-        </w:rPr>
-        <w:t>"</w:t>
-      </w:r>
-      <w:r>
-        <w:rPr>
-          <w:color w:val="91B3E0"/>
-        </w:rPr>
-        <w:t>&gt;</w:t>
-      </w:r>
-      <w:r>
-        <w:t>Military protections</w:t>
-      </w:r>
-      <w:r>
-        <w:rPr>
-          <w:color w:val="91B3E0"/>
-        </w:rPr>
-        <w:t>&lt;/</w:t>
-      </w:r>
-      <w:r>
-        <w:rPr>
-          <w:color w:val="4B69C6"/>
-        </w:rPr>
-        <w:t>div</w:t>
-      </w:r>
-      <w:r>
-        <w:rPr>
-          <w:color w:val="91B3E0"/>
-        </w:rPr>
-        <w:t>&gt;</w:t>
-      </w:r>
-    </w:p>
-    <w:p>
-      <w:pPr>
-        <w:pStyle w:val="Body"/>
-      </w:pPr>
-      <w:r>
-        <w:t xml:space="preserve"> Under the **Servicemembers Civil Relief Act**, you may have some protections against default judgment if the case is filed while you were on active duty. You can learn more about the [Servicemembers Civil Relief Act](https://www.militaryonesource.mil/financial-legal/personal-finance/servicemembers-civil-relief-act) on the federal website, [Military OneSource](https://www.militaryonesource.mil).</w:t>
-      </w:r>
-    </w:p>
-    <w:p>
-      <w:pPr>
-        <w:pStyle w:val="Body"/>
-      </w:pPr>
-      <w:r>
-        <w:t xml:space="preserve"> {% </w:t>
-      </w:r>
-      <w:r>
-        <w:rPr>
-          <w:color w:val="4B69C6"/>
-        </w:rPr>
-        <w:t>if</w:t>
-      </w:r>
-      <w:r>
-        <w:t xml:space="preserve"> </w:t>
-      </w:r>
-      <w:r>
-        <w:rPr>
-          <w:color w:val="7A3E9D"/>
-        </w:rPr>
-        <w:t>type_of_response</w:t>
-      </w:r>
-      <w:r>
-        <w:rPr>
-          <w:color w:val="777777"/>
-        </w:rPr>
-        <w:t>.</w:t>
-      </w:r>
-      <w:r>
-        <w:rPr>
-          <w:color w:val="7A3E9D"/>
-        </w:rPr>
-        <w:t>all_true</w:t>
-      </w:r>
-      <w:r>
-        <w:rPr>
-          <w:color w:val="777777"/>
-        </w:rPr>
-        <w:t>('</w:t>
-      </w:r>
-      <w:r>
-        <w:rPr>
-          <w:color w:val="448C27"/>
-        </w:rPr>
-        <w:t>default</w:t>
-      </w:r>
-      <w:r>
-        <w:rPr>
-          <w:color w:val="777777"/>
-        </w:rPr>
-        <w:t>',</w:t>
-      </w:r>
-      <w:r>
-        <w:t xml:space="preserve"> </w:t>
-      </w:r>
-      <w:r>
-        <w:rPr>
-          <w:color w:val="7A3E9D"/>
-        </w:rPr>
-        <w:t>exclusive</w:t>
-      </w:r>
-      <w:r>
-        <w:t xml:space="preserve"> </w:t>
-      </w:r>
-      <w:r>
-        <w:rPr>
-          <w:color w:val="777777"/>
-        </w:rPr>
-        <w:t>=</w:t>
-      </w:r>
-      <w:r>
-        <w:t xml:space="preserve"> </w:t>
-      </w:r>
-      <w:r>
-        <w:rPr>
-          <w:color w:val="7A3E9D"/>
-        </w:rPr>
-        <w:t>True</w:t>
-      </w:r>
-      <w:r>
-        <w:rPr>
-          <w:color w:val="777777"/>
-        </w:rPr>
-        <w:t>)</w:t>
-      </w:r>
-      <w:r>
-        <w:t xml:space="preserve"> </w:t>
-      </w:r>
-      <w:r>
-        <w:rPr>
-          <w:color w:val="4B69C6"/>
-        </w:rPr>
-        <w:t>or</w:t>
-      </w:r>
-      <w:r>
-        <w:t xml:space="preserve"> </w:t>
-      </w:r>
-      <w:r>
-        <w:rPr>
-          <w:color w:val="777777"/>
-        </w:rPr>
-        <w:t>(</w:t>
-      </w:r>
-      <w:r>
-        <w:rPr>
-          <w:color w:val="7A3E9D"/>
-        </w:rPr>
-        <w:t>type_of_response</w:t>
-      </w:r>
-      <w:r>
-        <w:rPr>
-          <w:color w:val="777777"/>
-        </w:rPr>
-        <w:t>['</w:t>
-      </w:r>
-      <w:r>
-        <w:rPr>
-          <w:color w:val="448C27"/>
-        </w:rPr>
-        <w:t>default</w:t>
-      </w:r>
-      <w:r>
-        <w:rPr>
-          <w:color w:val="777777"/>
-        </w:rPr>
-        <w:t>']</w:t>
-      </w:r>
-      <w:r>
-        <w:t xml:space="preserve"> </w:t>
-      </w:r>
-      <w:r>
-        <w:rPr>
-          <w:color w:val="4B69C6"/>
-        </w:rPr>
-        <w:t>and</w:t>
-      </w:r>
-      <w:r>
-        <w:t xml:space="preserve"> </w:t>
-      </w:r>
-      <w:r>
-        <w:rPr>
-          <w:color w:val="7A3E9D"/>
-        </w:rPr>
-        <w:t>type_of_response</w:t>
-      </w:r>
-      <w:r>
-        <w:rPr>
-          <w:color w:val="777777"/>
-        </w:rPr>
-        <w:t>['</w:t>
-      </w:r>
-      <w:r>
-        <w:rPr>
-          <w:color w:val="448C27"/>
-        </w:rPr>
-        <w:t>wrong state</w:t>
-      </w:r>
-      <w:r>
-        <w:rPr>
-          <w:color w:val="777777"/>
-        </w:rPr>
-        <w:t>']</w:t>
-      </w:r>
-      <w:r>
-        <w:t xml:space="preserve"> </w:t>
-      </w:r>
-      <w:r>
-        <w:rPr>
-          <w:color w:val="4B69C6"/>
-        </w:rPr>
-        <w:t>and</w:t>
-      </w:r>
-      <w:r>
-        <w:t xml:space="preserve"> </w:t>
-      </w:r>
-      <w:r>
-        <w:rPr>
-          <w:color w:val="777777"/>
-        </w:rPr>
-        <w:t>((</w:t>
-      </w:r>
-      <w:r>
-        <w:rPr>
-          <w:color w:val="7A3E9D"/>
-        </w:rPr>
-        <w:t>user_need</w:t>
-      </w:r>
-      <w:r>
-        <w:t xml:space="preserve"> </w:t>
-      </w:r>
-      <w:r>
-        <w:rPr>
-          <w:color w:val="777777"/>
-        </w:rPr>
-        <w:t>==</w:t>
-      </w:r>
-      <w:r>
-        <w:t xml:space="preserve"> </w:t>
-      </w:r>
-      <w:r>
-        <w:rPr>
-          <w:color w:val="777777"/>
-        </w:rPr>
-        <w:t>'</w:t>
-      </w:r>
-      <w:r>
-        <w:rPr>
-          <w:color w:val="448C27"/>
-        </w:rPr>
-        <w:t>answer custody</w:t>
-      </w:r>
-      <w:r>
-        <w:rPr>
-          <w:color w:val="777777"/>
-        </w:rPr>
-        <w:t>'</w:t>
-      </w:r>
-      <w:r>
-        <w:t xml:space="preserve"> </w:t>
-      </w:r>
-      <w:r>
-        <w:rPr>
-          <w:color w:val="4B69C6"/>
-        </w:rPr>
-        <w:t>and</w:t>
-      </w:r>
-      <w:r>
-        <w:t xml:space="preserve"> </w:t>
-      </w:r>
-      <w:r>
-        <w:rPr>
-          <w:color w:val="7A3E9D"/>
-        </w:rPr>
-        <w:t>jurisdiction</w:t>
-      </w:r>
-      <w:r>
-        <w:rPr>
-          <w:color w:val="777777"/>
-        </w:rPr>
-        <w:t>)</w:t>
-      </w:r>
-      <w:r>
-        <w:t xml:space="preserve"> </w:t>
-      </w:r>
-      <w:r>
-        <w:rPr>
-          <w:color w:val="4B69C6"/>
-        </w:rPr>
-        <w:t>or</w:t>
-      </w:r>
-      <w:r>
-        <w:t xml:space="preserve"> </w:t>
-      </w:r>
-      <w:r>
-        <w:rPr>
-          <w:color w:val="7A3E9D"/>
-        </w:rPr>
-        <w:t>user_need</w:t>
-      </w:r>
-      <w:r>
-        <w:t xml:space="preserve"> </w:t>
-      </w:r>
-      <w:r>
-        <w:rPr>
-          <w:color w:val="777777"/>
-        </w:rPr>
-        <w:t>==</w:t>
-      </w:r>
-      <w:r>
-        <w:t xml:space="preserve"> </w:t>
-      </w:r>
-      <w:r>
-        <w:rPr>
-          <w:color w:val="777777"/>
-        </w:rPr>
-        <w:t>'</w:t>
-      </w:r>
-      <w:r>
-        <w:rPr>
-          <w:color w:val="448C27"/>
-        </w:rPr>
-        <w:t>answer divorce</w:t>
-      </w:r>
-      <w:r>
-        <w:rPr>
-          <w:color w:val="777777"/>
-        </w:rPr>
-        <w:t>'))</w:t>
-      </w:r>
-      <w:r>
-        <w:t xml:space="preserve"> </w:t>
-      </w:r>
-      <w:r>
-        <w:rPr>
-          <w:color w:val="4B69C6"/>
-        </w:rPr>
-        <w:t>or</w:t>
-      </w:r>
-      <w:r>
-        <w:t xml:space="preserve"> </w:t>
-      </w:r>
-      <w:r>
-        <w:rPr>
-          <w:color w:val="777777"/>
-        </w:rPr>
-        <w:t>(</w:t>
-      </w:r>
-      <w:r>
-        <w:rPr>
-          <w:color w:val="7A3E9D"/>
-        </w:rPr>
-        <w:t>type_of_response</w:t>
-      </w:r>
-      <w:r>
-        <w:rPr>
-          <w:color w:val="777777"/>
-        </w:rPr>
-        <w:t>['</w:t>
-      </w:r>
-      <w:r>
-        <w:rPr>
-          <w:color w:val="448C27"/>
-        </w:rPr>
-        <w:t>default</w:t>
-      </w:r>
-      <w:r>
-        <w:rPr>
-          <w:color w:val="777777"/>
-        </w:rPr>
-        <w:t>']</w:t>
-      </w:r>
-      <w:r>
-        <w:t xml:space="preserve"> </w:t>
-      </w:r>
-      <w:r>
-        <w:rPr>
-          <w:color w:val="4B69C6"/>
-        </w:rPr>
-        <w:t>and</w:t>
-      </w:r>
-      <w:r>
-        <w:t xml:space="preserve"> </w:t>
-      </w:r>
-      <w:r>
-        <w:rPr>
-          <w:color w:val="7A3E9D"/>
-        </w:rPr>
-        <w:t>type_of_response</w:t>
-      </w:r>
-      <w:r>
-        <w:rPr>
-          <w:color w:val="777777"/>
-        </w:rPr>
-        <w:t>['</w:t>
-      </w:r>
-      <w:r>
-        <w:rPr>
-          <w:color w:val="448C27"/>
-        </w:rPr>
-        <w:t>case in 2 states</w:t>
-      </w:r>
-      <w:r>
-        <w:rPr>
-          <w:color w:val="777777"/>
-        </w:rPr>
-        <w:t>']</w:t>
-      </w:r>
-      <w:r>
-        <w:t xml:space="preserve"> </w:t>
-      </w:r>
-      <w:r>
-        <w:rPr>
-          <w:color w:val="4B69C6"/>
-        </w:rPr>
-        <w:t>and</w:t>
-      </w:r>
-      <w:r>
-        <w:t xml:space="preserve"> </w:t>
-      </w:r>
-      <w:r>
-        <w:rPr>
-          <w:color w:val="7A3E9D"/>
-        </w:rPr>
-        <w:t>stage_of_other_case</w:t>
-      </w:r>
-      <w:r>
-        <w:t xml:space="preserve"> </w:t>
-      </w:r>
-      <w:r>
-        <w:rPr>
-          <w:color w:val="777777"/>
-        </w:rPr>
-        <w:t>==</w:t>
-      </w:r>
-      <w:r>
-        <w:t xml:space="preserve"> </w:t>
-      </w:r>
-      <w:r>
-        <w:rPr>
-          <w:color w:val="777777"/>
-        </w:rPr>
-        <w:t>'</w:t>
-      </w:r>
-      <w:r>
-        <w:rPr>
-          <w:color w:val="448C27"/>
-        </w:rPr>
-        <w:t>still going</w:t>
-      </w:r>
-      <w:r>
-        <w:rPr>
-          <w:color w:val="777777"/>
-        </w:rPr>
-        <w:t>'</w:t>
-      </w:r>
-      <w:r>
-        <w:t xml:space="preserve"> </w:t>
-      </w:r>
-      <w:r>
-        <w:rPr>
-          <w:color w:val="4B69C6"/>
-        </w:rPr>
-        <w:t>and</w:t>
-      </w:r>
-      <w:r>
-        <w:t xml:space="preserve"> </w:t>
-      </w:r>
-      <w:r>
-        <w:rPr>
-          <w:color w:val="777777"/>
-        </w:rPr>
-        <w:t>((</w:t>
-      </w:r>
-      <w:r>
-        <w:rPr>
-          <w:color w:val="7A3E9D"/>
-        </w:rPr>
-        <w:t>user_need</w:t>
-      </w:r>
-      <w:r>
-        <w:t xml:space="preserve"> </w:t>
-      </w:r>
-      <w:r>
-        <w:rPr>
-          <w:color w:val="777777"/>
-        </w:rPr>
-        <w:t>==</w:t>
-      </w:r>
-      <w:r>
-        <w:t xml:space="preserve"> </w:t>
-      </w:r>
-      <w:r>
-        <w:rPr>
-          <w:color w:val="777777"/>
-        </w:rPr>
-        <w:t>'</w:t>
-      </w:r>
-      <w:r>
-        <w:rPr>
-          <w:color w:val="448C27"/>
-        </w:rPr>
-        <w:t>answer custody</w:t>
-      </w:r>
-      <w:r>
-        <w:rPr>
-          <w:color w:val="777777"/>
-        </w:rPr>
-        <w:t>'</w:t>
-      </w:r>
-      <w:r>
-        <w:t xml:space="preserve"> </w:t>
-      </w:r>
-      <w:r>
-        <w:rPr>
-          <w:color w:val="4B69C6"/>
-        </w:rPr>
-        <w:t>and</w:t>
-      </w:r>
-      <w:r>
-        <w:t xml:space="preserve"> </w:t>
-      </w:r>
-      <w:r>
-        <w:rPr>
-          <w:color w:val="7A3E9D"/>
-        </w:rPr>
-        <w:t>jurisdiction</w:t>
-      </w:r>
-      <w:r>
-        <w:rPr>
-          <w:color w:val="777777"/>
-        </w:rPr>
-        <w:t>)</w:t>
-      </w:r>
-      <w:r>
-        <w:t xml:space="preserve"> </w:t>
-      </w:r>
-      <w:r>
-        <w:rPr>
-          <w:color w:val="4B69C6"/>
-        </w:rPr>
-        <w:t>or</w:t>
-      </w:r>
-      <w:r>
-        <w:t xml:space="preserve"> </w:t>
-      </w:r>
-      <w:r>
-        <w:rPr>
-          <w:color w:val="7A3E9D"/>
-        </w:rPr>
-        <w:t>user_need</w:t>
-      </w:r>
-      <w:r>
-        <w:t xml:space="preserve"> </w:t>
-      </w:r>
-      <w:r>
-        <w:rPr>
-          <w:color w:val="777777"/>
-        </w:rPr>
-        <w:t>==</w:t>
-      </w:r>
-      <w:r>
-        <w:t xml:space="preserve"> </w:t>
-      </w:r>
-      <w:r>
-        <w:rPr>
-          <w:color w:val="777777"/>
-        </w:rPr>
-        <w:t>'</w:t>
-      </w:r>
-      <w:r>
-        <w:rPr>
-          <w:color w:val="448C27"/>
-        </w:rPr>
-        <w:t>answer divorce</w:t>
-      </w:r>
-      <w:r>
-        <w:rPr>
-          <w:color w:val="777777"/>
-        </w:rPr>
-        <w:t>')</w:t>
-      </w:r>
-      <w:r>
-        <w:t xml:space="preserve"> </w:t>
-      </w:r>
-      <w:r>
-        <w:rPr>
-          <w:color w:val="4B69C6"/>
-        </w:rPr>
-        <w:t>and</w:t>
-      </w:r>
-      <w:r>
-        <w:t xml:space="preserve"> </w:t>
-      </w:r>
-      <w:r>
-        <w:rPr>
-          <w:color w:val="7A3E9D"/>
-        </w:rPr>
-        <w:t>stage_of_default</w:t>
-      </w:r>
-      <w:r>
-        <w:t xml:space="preserve"> </w:t>
-      </w:r>
-      <w:r>
-        <w:rPr>
-          <w:color w:val="4B69C6"/>
-        </w:rPr>
-        <w:t>in</w:t>
-      </w:r>
-      <w:r>
-        <w:t xml:space="preserve"> </w:t>
-      </w:r>
-      <w:r>
-        <w:rPr>
-          <w:color w:val="777777"/>
-        </w:rPr>
-        <w:t>('</w:t>
-      </w:r>
-      <w:r>
-        <w:rPr>
-          <w:color w:val="448C27"/>
-        </w:rPr>
-        <w:t>application filed</w:t>
-      </w:r>
-      <w:r>
-        <w:rPr>
-          <w:color w:val="777777"/>
-        </w:rPr>
-        <w:t>',</w:t>
-      </w:r>
-      <w:r>
-        <w:t xml:space="preserve"> </w:t>
-      </w:r>
-      <w:r>
-        <w:rPr>
-          <w:color w:val="777777"/>
-        </w:rPr>
-        <w:t>'</w:t>
-      </w:r>
-      <w:r>
-        <w:rPr>
-          <w:color w:val="448C27"/>
-        </w:rPr>
-        <w:t>hearing scheduled</w:t>
-      </w:r>
-      <w:r>
-        <w:rPr>
-          <w:color w:val="777777"/>
-        </w:rPr>
-        <w:t>'))</w:t>
-      </w:r>
-      <w:r>
-        <w:t xml:space="preserve"> </w:t>
-      </w:r>
-      <w:r>
-        <w:rPr>
-          <w:color w:val="4B69C6"/>
-        </w:rPr>
-        <w:t>or</w:t>
-      </w:r>
-      <w:r>
-        <w:t xml:space="preserve"> </w:t>
-      </w:r>
-      <w:r>
-        <w:rPr>
-          <w:color w:val="777777"/>
-        </w:rPr>
-        <w:t>(</w:t>
-      </w:r>
-      <w:r>
-        <w:rPr>
-          <w:color w:val="7A3E9D"/>
-        </w:rPr>
-        <w:t>type_of_response</w:t>
-      </w:r>
-      <w:r>
-        <w:rPr>
-          <w:color w:val="777777"/>
-        </w:rPr>
-        <w:t>['</w:t>
-      </w:r>
-      <w:r>
-        <w:rPr>
-          <w:color w:val="448C27"/>
-        </w:rPr>
-        <w:t>default</w:t>
-      </w:r>
-      <w:r>
-        <w:rPr>
-          <w:color w:val="777777"/>
-        </w:rPr>
-        <w:t>']</w:t>
-      </w:r>
-      <w:r>
-        <w:t xml:space="preserve"> </w:t>
-      </w:r>
-      <w:r>
-        <w:rPr>
-          <w:color w:val="4B69C6"/>
-        </w:rPr>
-        <w:t>and</w:t>
-      </w:r>
-      <w:r>
-        <w:t xml:space="preserve"> </w:t>
-      </w:r>
-      <w:r>
-        <w:rPr>
-          <w:color w:val="7A3E9D"/>
-        </w:rPr>
-        <w:t>type_of_response</w:t>
-      </w:r>
-      <w:r>
-        <w:rPr>
-          <w:color w:val="777777"/>
-        </w:rPr>
-        <w:t>['</w:t>
-      </w:r>
-      <w:r>
-        <w:rPr>
-          <w:color w:val="448C27"/>
-        </w:rPr>
-        <w:t>case in 2 states</w:t>
-      </w:r>
-      <w:r>
-        <w:rPr>
-          <w:color w:val="777777"/>
-        </w:rPr>
-        <w:t>']</w:t>
-      </w:r>
-      <w:r>
-        <w:t xml:space="preserve"> </w:t>
-      </w:r>
-      <w:r>
-        <w:rPr>
-          <w:color w:val="4B69C6"/>
-        </w:rPr>
-        <w:t>and</w:t>
-      </w:r>
-      <w:r>
-        <w:t xml:space="preserve"> </w:t>
-      </w:r>
-      <w:r>
-        <w:rPr>
-          <w:color w:val="7A3E9D"/>
-        </w:rPr>
-        <w:t>stage_of_other_case</w:t>
-      </w:r>
-      <w:r>
-        <w:t xml:space="preserve"> </w:t>
-      </w:r>
-      <w:r>
-        <w:rPr>
-          <w:color w:val="777777"/>
-        </w:rPr>
-        <w:t>==</w:t>
-      </w:r>
-      <w:r>
-        <w:t xml:space="preserve"> </w:t>
-      </w:r>
-      <w:r>
-        <w:rPr>
-          <w:color w:val="777777"/>
-        </w:rPr>
-        <w:t>'</w:t>
-      </w:r>
-      <w:r>
-        <w:rPr>
-          <w:color w:val="448C27"/>
-        </w:rPr>
-        <w:t>ended with no order</w:t>
-      </w:r>
-      <w:r>
-        <w:rPr>
-          <w:color w:val="777777"/>
-        </w:rPr>
-        <w:t>')</w:t>
-      </w:r>
+        <w:t>endif</w:t>
+      </w:r>
+      <w:proofErr w:type="spellEnd"/>
       <w:r>
         <w:t xml:space="preserve"> %}</w:t>
       </w:r>
-    </w:p>
-    <w:p>
-      <w:pPr>
-        <w:pStyle w:val="Body"/>
-      </w:pPr>
-      <w:r>
-        <w:t xml:space="preserve"> If the **Servicemembers Civil Relief Act** does not apply to your case to stop the default judgment, you have other options.</w:t>
-      </w:r>
-    </w:p>
-    <w:p>
-      <w:pPr>
-        <w:pStyle w:val="Body"/>
-      </w:pPr>
-      <w:r>
-        <w:t xml:space="preserve"> {% </w:t>
-      </w:r>
-      <w:r>
-        <w:rPr>
-          <w:color w:val="4B69C6"/>
-        </w:rPr>
-        <w:t>endif</w:t>
-      </w:r>
-      <w:r>
-        <w:t xml:space="preserve"> %}</w:t>
-      </w:r>
-    </w:p>
-    <w:p>
-      <w:pPr>
-        <w:pStyle w:val="Body"/>
-      </w:pPr>
-      <w:r>
-        <w:t xml:space="preserve"> {% </w:t>
-      </w:r>
-      <w:r>
-        <w:rPr>
-          <w:color w:val="4B69C6"/>
-        </w:rPr>
-        <w:t>endif</w:t>
-      </w:r>
-      <w:r>
-        <w:t xml:space="preserve"> %}</w:t>
-      </w:r>
-    </w:p>
-    <w:p>
-      <w:pPr>
-        <w:pStyle w:val="Body"/>
-      </w:pPr>
-    </w:p>
-    <w:p>
-      <w:pPr>
-        <w:pStyle w:val="Body"/>
-      </w:pPr>
+      <w:bookmarkStart w:id="0" w:name="_GoBack"/>
+      <w:bookmarkEnd w:id="0"/>
     </w:p>
     <w:sectPr>
       <w:pgSz w:w="12240" w:h="15840"/>
@@ -3180,8 +3394,8 @@
 </file>
 
 <file path=word/numbering.xml><?xml version="1.0" encoding="utf-8"?>
-<w:numbering xmlns:wpc="http://schemas.microsoft.com/office/word/2010/wordprocessingCanvas" xmlns:cx="http://schemas.microsoft.com/office/drawing/2014/chartex" xmlns:cx1="http://schemas.microsoft.com/office/drawing/2015/9/8/chartex" xmlns:cx2="http://schemas.microsoft.com/office/drawing/2015/10/21/chartex" xmlns:cx3="http://schemas.microsoft.com/office/drawing/2016/5/9/chartex" xmlns:cx4="http://schemas.microsoft.com/office/drawing/2016/5/10/chartex" xmlns:cx5="http://schemas.microsoft.com/office/drawing/2016/5/11/chartex" xmlns:cx6="http://schemas.microsoft.com/office/drawing/2016/5/12/chartex" xmlns:cx7="http://schemas.microsoft.com/office/drawing/2016/5/13/chartex" xmlns:cx8="http://schemas.microsoft.com/office/drawing/2016/5/14/chartex" xmlns:mc="http://schemas.openxmlformats.org/markup-compatibility/2006" xmlns:aink="http://schemas.microsoft.com/office/drawing/2016/ink" xmlns:am3d="http://schemas.microsoft.com/office/drawing/2017/model3d" xmlns:o="urn:schemas-microsoft-com:office:office" xmlns:r="http://schemas.openxmlformats.org/officeDocument/2006/relationships" xmlns:m="http://schemas.openxmlformats.org/officeDocument/2006/math" xmlns:v="urn:schemas-microsoft-com:vml" xmlns:wp14="http://schemas.microsoft.com/office/word/2010/wordprocessingDrawing" xmlns:wp="http://schemas.openxmlformats.org/drawingml/2006/wordprocessingDrawing" xmlns:w10="urn:schemas-microsoft-com:office:word" xmlns:w="http://schemas.openxmlformats.org/wordprocessingml/2006/main" xmlns:w14="http://schemas.microsoft.com/office/word/2010/wordml" xmlns:w15="http://schemas.microsoft.com/office/word/2012/wordml" xmlns:w16cex="http://schemas.microsoft.com/office/word/2018/wordml/cex" xmlns:w16cid="http://schemas.microsoft.com/office/word/2016/wordml/cid" xmlns:w16="http://schemas.microsoft.com/office/word/2018/wordml" xmlns:w16sdtdh="http://schemas.microsoft.com/office/word/2020/wordml/sdtdatahash" xmlns:w16se="http://schemas.microsoft.com/office/word/2015/wordml/symex" xmlns:wpg="http://schemas.microsoft.com/office/word/2010/wordprocessingGroup" xmlns:wpi="http://schemas.microsoft.com/office/word/2010/wordprocessingInk" xmlns:wne="http://schemas.microsoft.com/office/word/2006/wordml" xmlns:wps="http://schemas.microsoft.com/office/word/2010/wordprocessingShape" mc:Ignorable="w14 w15 w16se w16cid w16 w16cex w16sdtdh wp14">
-  <w:abstractNum w:abstractNumId="0" w15:restartNumberingAfterBreak="0">
+<w:numbering xmlns:wpc="http://schemas.microsoft.com/office/word/2010/wordprocessingCanvas" xmlns:mc="http://schemas.openxmlformats.org/markup-compatibility/2006" xmlns:o="urn:schemas-microsoft-com:office:office" xmlns:r="http://schemas.openxmlformats.org/officeDocument/2006/relationships" xmlns:m="http://schemas.openxmlformats.org/officeDocument/2006/math" xmlns:v="urn:schemas-microsoft-com:vml" xmlns:wp14="http://schemas.microsoft.com/office/word/2010/wordprocessingDrawing" xmlns:wp="http://schemas.openxmlformats.org/drawingml/2006/wordprocessingDrawing" xmlns:w10="urn:schemas-microsoft-com:office:word" xmlns:w="http://schemas.openxmlformats.org/wordprocessingml/2006/main" xmlns:w14="http://schemas.microsoft.com/office/word/2010/wordml" xmlns:wpg="http://schemas.microsoft.com/office/word/2010/wordprocessingGroup" xmlns:wpi="http://schemas.microsoft.com/office/word/2010/wordprocessingInk" xmlns:wne="http://schemas.microsoft.com/office/word/2006/wordml" xmlns:wps="http://schemas.microsoft.com/office/word/2010/wordprocessingShape" mc:Ignorable="w14 wp14">
+  <w:abstractNum w:abstractNumId="0">
     <w:nsid w:val="073E10F3"/>
     <w:multiLevelType w:val="hybridMultilevel"/>
     <w:tmpl w:val="8504561E"/>
@@ -3293,7 +3507,7 @@
       </w:rPr>
     </w:lvl>
   </w:abstractNum>
-  <w:abstractNum w:abstractNumId="1" w15:restartNumberingAfterBreak="0">
+  <w:abstractNum w:abstractNumId="1">
     <w:nsid w:val="08C6366F"/>
     <w:multiLevelType w:val="hybridMultilevel"/>
     <w:tmpl w:val="D3561CAA"/>
@@ -3380,7 +3594,7 @@
       </w:pPr>
     </w:lvl>
   </w:abstractNum>
-  <w:abstractNum w:abstractNumId="2" w15:restartNumberingAfterBreak="0">
+  <w:abstractNum w:abstractNumId="2">
     <w:nsid w:val="09F353E3"/>
     <w:multiLevelType w:val="hybridMultilevel"/>
     <w:tmpl w:val="EE5CFEAC"/>
@@ -3493,7 +3707,7 @@
       </w:rPr>
     </w:lvl>
   </w:abstractNum>
-  <w:abstractNum w:abstractNumId="3" w15:restartNumberingAfterBreak="0">
+  <w:abstractNum w:abstractNumId="3">
     <w:nsid w:val="0C357DD6"/>
     <w:multiLevelType w:val="hybridMultilevel"/>
     <w:tmpl w:val="D83AD7E4"/>
@@ -3584,7 +3798,7 @@
       </w:pPr>
     </w:lvl>
   </w:abstractNum>
-  <w:abstractNum w:abstractNumId="4" w15:restartNumberingAfterBreak="0">
+  <w:abstractNum w:abstractNumId="4">
     <w:nsid w:val="0DEA069D"/>
     <w:multiLevelType w:val="multilevel"/>
     <w:tmpl w:val="450C4EF6"/>
@@ -3725,7 +3939,7 @@
       </w:rPr>
     </w:lvl>
   </w:abstractNum>
-  <w:abstractNum w:abstractNumId="5" w15:restartNumberingAfterBreak="0">
+  <w:abstractNum w:abstractNumId="5">
     <w:nsid w:val="1323523E"/>
     <w:multiLevelType w:val="multilevel"/>
     <w:tmpl w:val="873C83DA"/>
@@ -3882,7 +4096,7 @@
       </w:rPr>
     </w:lvl>
   </w:abstractNum>
-  <w:abstractNum w:abstractNumId="6" w15:restartNumberingAfterBreak="0">
+  <w:abstractNum w:abstractNumId="6">
     <w:nsid w:val="15510218"/>
     <w:multiLevelType w:val="hybridMultilevel"/>
     <w:tmpl w:val="8EF49D20"/>
@@ -3972,7 +4186,7 @@
       </w:pPr>
     </w:lvl>
   </w:abstractNum>
-  <w:abstractNum w:abstractNumId="7" w15:restartNumberingAfterBreak="0">
+  <w:abstractNum w:abstractNumId="7">
     <w:nsid w:val="253D4794"/>
     <w:multiLevelType w:val="multilevel"/>
     <w:tmpl w:val="8C80AB36"/>
@@ -4085,7 +4299,7 @@
       </w:rPr>
     </w:lvl>
   </w:abstractNum>
-  <w:abstractNum w:abstractNumId="8" w15:restartNumberingAfterBreak="0">
+  <w:abstractNum w:abstractNumId="8">
     <w:nsid w:val="27FF20A5"/>
     <w:multiLevelType w:val="hybridMultilevel"/>
     <w:tmpl w:val="9036D3D8"/>
@@ -4200,7 +4414,7 @@
       </w:rPr>
     </w:lvl>
   </w:abstractNum>
-  <w:abstractNum w:abstractNumId="9" w15:restartNumberingAfterBreak="0">
+  <w:abstractNum w:abstractNumId="9">
     <w:nsid w:val="296F3872"/>
     <w:multiLevelType w:val="hybridMultilevel"/>
     <w:tmpl w:val="5E9E6A2E"/>
@@ -4314,7 +4528,7 @@
       </w:rPr>
     </w:lvl>
   </w:abstractNum>
-  <w:abstractNum w:abstractNumId="10" w15:restartNumberingAfterBreak="0">
+  <w:abstractNum w:abstractNumId="10">
     <w:nsid w:val="3BB67316"/>
     <w:multiLevelType w:val="hybridMultilevel"/>
     <w:tmpl w:val="D2A20BEA"/>
@@ -4427,7 +4641,7 @@
       </w:rPr>
     </w:lvl>
   </w:abstractNum>
-  <w:abstractNum w:abstractNumId="11" w15:restartNumberingAfterBreak="0">
+  <w:abstractNum w:abstractNumId="11">
     <w:nsid w:val="416740F3"/>
     <w:multiLevelType w:val="hybridMultilevel"/>
     <w:tmpl w:val="F012AB78"/>
@@ -4540,7 +4754,7 @@
       </w:rPr>
     </w:lvl>
   </w:abstractNum>
-  <w:abstractNum w:abstractNumId="12" w15:restartNumberingAfterBreak="0">
+  <w:abstractNum w:abstractNumId="12">
     <w:nsid w:val="4803540D"/>
     <w:multiLevelType w:val="hybridMultilevel"/>
     <w:tmpl w:val="CC58063A"/>
@@ -4654,7 +4868,7 @@
       </w:rPr>
     </w:lvl>
   </w:abstractNum>
-  <w:abstractNum w:abstractNumId="13" w15:restartNumberingAfterBreak="0">
+  <w:abstractNum w:abstractNumId="13">
     <w:nsid w:val="492F4D8F"/>
     <w:multiLevelType w:val="hybridMultilevel"/>
     <w:tmpl w:val="F62C94DE"/>
@@ -4768,7 +4982,7 @@
       </w:rPr>
     </w:lvl>
   </w:abstractNum>
-  <w:abstractNum w:abstractNumId="14" w15:restartNumberingAfterBreak="0">
+  <w:abstractNum w:abstractNumId="14">
     <w:nsid w:val="527D4778"/>
     <w:multiLevelType w:val="hybridMultilevel"/>
     <w:tmpl w:val="EE8038B2"/>
@@ -4881,7 +5095,7 @@
       </w:rPr>
     </w:lvl>
   </w:abstractNum>
-  <w:abstractNum w:abstractNumId="15" w15:restartNumberingAfterBreak="0">
+  <w:abstractNum w:abstractNumId="15">
     <w:nsid w:val="5A0B13C4"/>
     <w:multiLevelType w:val="hybridMultilevel"/>
     <w:tmpl w:val="E84E7C10"/>
@@ -4994,7 +5208,7 @@
       </w:rPr>
     </w:lvl>
   </w:abstractNum>
-  <w:abstractNum w:abstractNumId="16" w15:restartNumberingAfterBreak="0">
+  <w:abstractNum w:abstractNumId="16">
     <w:nsid w:val="636B498A"/>
     <w:multiLevelType w:val="hybridMultilevel"/>
     <w:tmpl w:val="1032CF60"/>
@@ -5107,7 +5321,7 @@
       </w:rPr>
     </w:lvl>
   </w:abstractNum>
-  <w:abstractNum w:abstractNumId="17" w15:restartNumberingAfterBreak="0">
+  <w:abstractNum w:abstractNumId="17">
     <w:nsid w:val="6774194D"/>
     <w:multiLevelType w:val="hybridMultilevel"/>
     <w:tmpl w:val="9CD2C286"/>
@@ -5220,7 +5434,7 @@
       </w:rPr>
     </w:lvl>
   </w:abstractNum>
-  <w:abstractNum w:abstractNumId="18" w15:restartNumberingAfterBreak="0">
+  <w:abstractNum w:abstractNumId="18">
     <w:nsid w:val="6B961852"/>
     <w:multiLevelType w:val="hybridMultilevel"/>
     <w:tmpl w:val="DAAECE10"/>
@@ -5313,7 +5527,7 @@
       </w:pPr>
     </w:lvl>
   </w:abstractNum>
-  <w:abstractNum w:abstractNumId="19" w15:restartNumberingAfterBreak="0">
+  <w:abstractNum w:abstractNumId="19">
     <w:nsid w:val="7BAF36E9"/>
     <w:multiLevelType w:val="multilevel"/>
     <w:tmpl w:val="24180D92"/>
@@ -5596,7 +5810,7 @@
 </file>
 
 <file path=word/styles.xml><?xml version="1.0" encoding="utf-8"?>
-<w:styles xmlns:mc="http://schemas.openxmlformats.org/markup-compatibility/2006" xmlns:r="http://schemas.openxmlformats.org/officeDocument/2006/relationships" xmlns:w="http://schemas.openxmlformats.org/wordprocessingml/2006/main" xmlns:w14="http://schemas.microsoft.com/office/word/2010/wordml" xmlns:w15="http://schemas.microsoft.com/office/word/2012/wordml" xmlns:w16cex="http://schemas.microsoft.com/office/word/2018/wordml/cex" xmlns:w16cid="http://schemas.microsoft.com/office/word/2016/wordml/cid" xmlns:w16="http://schemas.microsoft.com/office/word/2018/wordml" xmlns:w16sdtdh="http://schemas.microsoft.com/office/word/2020/wordml/sdtdatahash" xmlns:w16se="http://schemas.microsoft.com/office/word/2015/wordml/symex" mc:Ignorable="w14 w15 w16se w16cid w16 w16cex w16sdtdh">
+<w:styles xmlns:mc="http://schemas.openxmlformats.org/markup-compatibility/2006" xmlns:r="http://schemas.openxmlformats.org/officeDocument/2006/relationships" xmlns:w="http://schemas.openxmlformats.org/wordprocessingml/2006/main" xmlns:w14="http://schemas.microsoft.com/office/word/2010/wordml" mc:Ignorable="w14">
   <w:docDefaults>
     <w:rPrDefault>
       <w:rPr>
@@ -5612,383 +5826,147 @@
       </w:pPr>
     </w:pPrDefault>
   </w:docDefaults>
-  <w:latentStyles w:defLockedState="0" w:defUIPriority="99" w:defSemiHidden="0" w:defUnhideWhenUsed="0" w:defQFormat="0" w:count="376">
-    <w:lsdException w:name="Normal" w:uiPriority="0" w:qFormat="1"/>
-    <w:lsdException w:name="heading 1" w:uiPriority="9" w:qFormat="1"/>
-    <w:lsdException w:name="heading 2" w:semiHidden="1" w:uiPriority="9" w:unhideWhenUsed="1" w:qFormat="1"/>
-    <w:lsdException w:name="heading 3" w:semiHidden="1" w:uiPriority="9" w:unhideWhenUsed="1" w:qFormat="1"/>
-    <w:lsdException w:name="heading 4" w:semiHidden="1" w:uiPriority="9" w:unhideWhenUsed="1" w:qFormat="1"/>
-    <w:lsdException w:name="heading 5" w:semiHidden="1" w:uiPriority="9" w:unhideWhenUsed="1" w:qFormat="1"/>
-    <w:lsdException w:name="heading 6" w:semiHidden="1" w:uiPriority="9" w:unhideWhenUsed="1" w:qFormat="1"/>
-    <w:lsdException w:name="heading 7" w:semiHidden="1" w:uiPriority="9" w:unhideWhenUsed="1" w:qFormat="1"/>
-    <w:lsdException w:name="heading 8" w:semiHidden="1" w:uiPriority="9" w:unhideWhenUsed="1" w:qFormat="1"/>
-    <w:lsdException w:name="heading 9" w:semiHidden="1" w:uiPriority="9" w:unhideWhenUsed="1" w:qFormat="1"/>
-    <w:lsdException w:name="index 1" w:semiHidden="1" w:unhideWhenUsed="1"/>
-    <w:lsdException w:name="index 2" w:semiHidden="1" w:unhideWhenUsed="1"/>
-    <w:lsdException w:name="index 3" w:semiHidden="1" w:unhideWhenUsed="1"/>
-    <w:lsdException w:name="index 4" w:semiHidden="1" w:unhideWhenUsed="1"/>
-    <w:lsdException w:name="index 5" w:semiHidden="1" w:unhideWhenUsed="1"/>
-    <w:lsdException w:name="index 6" w:semiHidden="1" w:unhideWhenUsed="1"/>
-    <w:lsdException w:name="index 7" w:semiHidden="1" w:unhideWhenUsed="1"/>
-    <w:lsdException w:name="index 8" w:semiHidden="1" w:unhideWhenUsed="1"/>
-    <w:lsdException w:name="index 9" w:semiHidden="1" w:unhideWhenUsed="1"/>
-    <w:lsdException w:name="toc 1" w:semiHidden="1" w:uiPriority="39" w:unhideWhenUsed="1"/>
-    <w:lsdException w:name="toc 2" w:semiHidden="1" w:uiPriority="39" w:unhideWhenUsed="1"/>
-    <w:lsdException w:name="toc 3" w:semiHidden="1" w:uiPriority="39" w:unhideWhenUsed="1"/>
-    <w:lsdException w:name="toc 4" w:semiHidden="1" w:uiPriority="39" w:unhideWhenUsed="1"/>
-    <w:lsdException w:name="toc 5" w:semiHidden="1" w:uiPriority="39" w:unhideWhenUsed="1"/>
-    <w:lsdException w:name="toc 6" w:semiHidden="1" w:uiPriority="39" w:unhideWhenUsed="1"/>
-    <w:lsdException w:name="toc 7" w:semiHidden="1" w:uiPriority="39" w:unhideWhenUsed="1"/>
-    <w:lsdException w:name="toc 8" w:semiHidden="1" w:uiPriority="39" w:unhideWhenUsed="1"/>
-    <w:lsdException w:name="toc 9" w:semiHidden="1" w:uiPriority="39" w:unhideWhenUsed="1"/>
-    <w:lsdException w:name="Normal Indent" w:semiHidden="1" w:unhideWhenUsed="1"/>
-    <w:lsdException w:name="footnote text" w:semiHidden="1" w:unhideWhenUsed="1"/>
-    <w:lsdException w:name="annotation text" w:semiHidden="1" w:unhideWhenUsed="1" w:qFormat="1"/>
-    <w:lsdException w:name="header" w:semiHidden="1" w:unhideWhenUsed="1"/>
-    <w:lsdException w:name="footer" w:semiHidden="1" w:unhideWhenUsed="1"/>
-    <w:lsdException w:name="index heading" w:semiHidden="1" w:unhideWhenUsed="1"/>
-    <w:lsdException w:name="caption" w:semiHidden="1" w:uiPriority="35" w:unhideWhenUsed="1" w:qFormat="1"/>
-    <w:lsdException w:name="table of figures" w:semiHidden="1" w:unhideWhenUsed="1"/>
-    <w:lsdException w:name="envelope address" w:semiHidden="1" w:unhideWhenUsed="1"/>
-    <w:lsdException w:name="envelope return" w:semiHidden="1" w:unhideWhenUsed="1"/>
-    <w:lsdException w:name="footnote reference" w:semiHidden="1" w:unhideWhenUsed="1"/>
-    <w:lsdException w:name="annotation reference" w:semiHidden="1" w:unhideWhenUsed="1" w:qFormat="1"/>
-    <w:lsdException w:name="line number" w:semiHidden="1" w:unhideWhenUsed="1"/>
-    <w:lsdException w:name="page number" w:semiHidden="1" w:unhideWhenUsed="1"/>
-    <w:lsdException w:name="endnote reference" w:semiHidden="1" w:unhideWhenUsed="1"/>
-    <w:lsdException w:name="endnote text" w:semiHidden="1" w:unhideWhenUsed="1"/>
-    <w:lsdException w:name="table of authorities" w:semiHidden="1" w:unhideWhenUsed="1"/>
-    <w:lsdException w:name="macro" w:semiHidden="1" w:unhideWhenUsed="1"/>
-    <w:lsdException w:name="toa heading" w:semiHidden="1" w:unhideWhenUsed="1"/>
-    <w:lsdException w:name="List" w:semiHidden="1" w:unhideWhenUsed="1"/>
-    <w:lsdException w:name="List Bullet" w:semiHidden="1" w:unhideWhenUsed="1"/>
-    <w:lsdException w:name="List Number" w:semiHidden="1" w:unhideWhenUsed="1"/>
-    <w:lsdException w:name="List 2" w:semiHidden="1" w:unhideWhenUsed="1"/>
-    <w:lsdException w:name="List 3" w:semiHidden="1" w:unhideWhenUsed="1"/>
-    <w:lsdException w:name="List 4" w:semiHidden="1" w:unhideWhenUsed="1"/>
-    <w:lsdException w:name="List 5" w:semiHidden="1" w:unhideWhenUsed="1"/>
-    <w:lsdException w:name="List Bullet 2" w:semiHidden="1" w:unhideWhenUsed="1"/>
-    <w:lsdException w:name="List Bullet 3" w:semiHidden="1" w:unhideWhenUsed="1"/>
-    <w:lsdException w:name="List Bullet 4" w:semiHidden="1" w:unhideWhenUsed="1"/>
-    <w:lsdException w:name="List Bullet 5" w:semiHidden="1" w:unhideWhenUsed="1"/>
-    <w:lsdException w:name="List Number 2" w:semiHidden="1" w:unhideWhenUsed="1"/>
-    <w:lsdException w:name="List Number 3" w:semiHidden="1" w:unhideWhenUsed="1"/>
-    <w:lsdException w:name="List Number 4" w:semiHidden="1" w:unhideWhenUsed="1"/>
-    <w:lsdException w:name="List Number 5" w:semiHidden="1" w:unhideWhenUsed="1"/>
-    <w:lsdException w:name="Title" w:uiPriority="10" w:qFormat="1"/>
-    <w:lsdException w:name="Closing" w:semiHidden="1" w:unhideWhenUsed="1"/>
-    <w:lsdException w:name="Signature" w:semiHidden="1" w:unhideWhenUsed="1"/>
-    <w:lsdException w:name="Default Paragraph Font" w:semiHidden="1" w:uiPriority="1" w:unhideWhenUsed="1"/>
-    <w:lsdException w:name="Body Text" w:semiHidden="1" w:uiPriority="1" w:unhideWhenUsed="1" w:qFormat="1"/>
-    <w:lsdException w:name="Body Text Indent" w:semiHidden="1" w:unhideWhenUsed="1"/>
-    <w:lsdException w:name="List Continue" w:semiHidden="1" w:unhideWhenUsed="1"/>
-    <w:lsdException w:name="List Continue 2" w:semiHidden="1" w:unhideWhenUsed="1"/>
-    <w:lsdException w:name="List Continue 3" w:semiHidden="1" w:unhideWhenUsed="1"/>
-    <w:lsdException w:name="List Continue 4" w:semiHidden="1" w:unhideWhenUsed="1"/>
-    <w:lsdException w:name="List Continue 5" w:semiHidden="1" w:unhideWhenUsed="1"/>
-    <w:lsdException w:name="Message Header" w:semiHidden="1" w:unhideWhenUsed="1"/>
-    <w:lsdException w:name="Subtitle" w:uiPriority="11" w:qFormat="1"/>
-    <w:lsdException w:name="Salutation" w:semiHidden="1" w:unhideWhenUsed="1"/>
-    <w:lsdException w:name="Date" w:semiHidden="1" w:unhideWhenUsed="1"/>
-    <w:lsdException w:name="Body Text First Indent" w:semiHidden="1" w:unhideWhenUsed="1"/>
-    <w:lsdException w:name="Body Text First Indent 2" w:semiHidden="1" w:unhideWhenUsed="1"/>
-    <w:lsdException w:name="Note Heading" w:semiHidden="1" w:unhideWhenUsed="1"/>
-    <w:lsdException w:name="Body Text 2" w:semiHidden="1" w:unhideWhenUsed="1"/>
-    <w:lsdException w:name="Body Text 3" w:semiHidden="1" w:unhideWhenUsed="1"/>
-    <w:lsdException w:name="Body Text Indent 2" w:semiHidden="1" w:unhideWhenUsed="1"/>
-    <w:lsdException w:name="Body Text Indent 3" w:semiHidden="1" w:unhideWhenUsed="1"/>
-    <w:lsdException w:name="Block Text" w:semiHidden="1" w:unhideWhenUsed="1"/>
-    <w:lsdException w:name="Hyperlink" w:semiHidden="1" w:unhideWhenUsed="1"/>
-    <w:lsdException w:name="FollowedHyperlink" w:semiHidden="1" w:unhideWhenUsed="1"/>
-    <w:lsdException w:name="Strong" w:uiPriority="22" w:qFormat="1"/>
-    <w:lsdException w:name="Emphasis" w:uiPriority="20" w:qFormat="1"/>
-    <w:lsdException w:name="Document Map" w:semiHidden="1" w:unhideWhenUsed="1"/>
-    <w:lsdException w:name="Plain Text" w:semiHidden="1" w:unhideWhenUsed="1"/>
-    <w:lsdException w:name="E-mail Signature" w:semiHidden="1" w:unhideWhenUsed="1"/>
-    <w:lsdException w:name="HTML Top of Form" w:semiHidden="1" w:unhideWhenUsed="1"/>
-    <w:lsdException w:name="HTML Bottom of Form" w:semiHidden="1" w:unhideWhenUsed="1"/>
-    <w:lsdException w:name="Normal (Web)" w:semiHidden="1" w:unhideWhenUsed="1"/>
-    <w:lsdException w:name="HTML Acronym" w:semiHidden="1" w:unhideWhenUsed="1"/>
-    <w:lsdException w:name="HTML Address" w:semiHidden="1" w:unhideWhenUsed="1"/>
-    <w:lsdException w:name="HTML Cite" w:semiHidden="1" w:unhideWhenUsed="1"/>
-    <w:lsdException w:name="HTML Code" w:semiHidden="1" w:unhideWhenUsed="1"/>
-    <w:lsdException w:name="HTML Definition" w:semiHidden="1" w:unhideWhenUsed="1"/>
-    <w:lsdException w:name="HTML Keyboard" w:semiHidden="1" w:unhideWhenUsed="1"/>
-    <w:lsdException w:name="HTML Preformatted" w:semiHidden="1" w:unhideWhenUsed="1"/>
-    <w:lsdException w:name="HTML Sample" w:semiHidden="1" w:unhideWhenUsed="1"/>
-    <w:lsdException w:name="HTML Typewriter" w:semiHidden="1" w:unhideWhenUsed="1"/>
-    <w:lsdException w:name="HTML Variable" w:semiHidden="1" w:unhideWhenUsed="1"/>
-    <w:lsdException w:name="Normal Table" w:semiHidden="1" w:unhideWhenUsed="1"/>
-    <w:lsdException w:name="annotation subject" w:semiHidden="1" w:unhideWhenUsed="1"/>
-    <w:lsdException w:name="No List" w:semiHidden="1" w:unhideWhenUsed="1"/>
-    <w:lsdException w:name="Outline List 1" w:semiHidden="1" w:unhideWhenUsed="1"/>
-    <w:lsdException w:name="Outline List 2" w:semiHidden="1" w:unhideWhenUsed="1"/>
-    <w:lsdException w:name="Outline List 3" w:semiHidden="1" w:unhideWhenUsed="1"/>
-    <w:lsdException w:name="Table Simple 1" w:semiHidden="1" w:unhideWhenUsed="1"/>
-    <w:lsdException w:name="Table Simple 2" w:semiHidden="1" w:unhideWhenUsed="1"/>
-    <w:lsdException w:name="Table Simple 3" w:semiHidden="1" w:unhideWhenUsed="1"/>
-    <w:lsdException w:name="Table Classic 1" w:semiHidden="1" w:unhideWhenUsed="1"/>
-    <w:lsdException w:name="Table Classic 2" w:semiHidden="1" w:unhideWhenUsed="1"/>
-    <w:lsdException w:name="Table Classic 3" w:semiHidden="1" w:unhideWhenUsed="1"/>
-    <w:lsdException w:name="Table Classic 4" w:semiHidden="1" w:unhideWhenUsed="1"/>
-    <w:lsdException w:name="Table Colorful 1" w:semiHidden="1" w:unhideWhenUsed="1"/>
-    <w:lsdException w:name="Table Colorful 2" w:semiHidden="1" w:unhideWhenUsed="1"/>
-    <w:lsdException w:name="Table Colorful 3" w:semiHidden="1" w:unhideWhenUsed="1"/>
-    <w:lsdException w:name="Table Columns 1" w:semiHidden="1" w:unhideWhenUsed="1"/>
-    <w:lsdException w:name="Table Columns 2" w:semiHidden="1" w:unhideWhenUsed="1"/>
-    <w:lsdException w:name="Table Columns 3" w:semiHidden="1" w:unhideWhenUsed="1"/>
-    <w:lsdException w:name="Table Columns 4" w:semiHidden="1" w:unhideWhenUsed="1"/>
-    <w:lsdException w:name="Table Columns 5" w:semiHidden="1" w:unhideWhenUsed="1"/>
-    <w:lsdException w:name="Table Grid 1" w:semiHidden="1" w:unhideWhenUsed="1"/>
-    <w:lsdException w:name="Table Grid 2" w:semiHidden="1" w:unhideWhenUsed="1"/>
-    <w:lsdException w:name="Table Grid 3" w:semiHidden="1" w:unhideWhenUsed="1"/>
-    <w:lsdException w:name="Table Grid 4" w:semiHidden="1" w:unhideWhenUsed="1"/>
-    <w:lsdException w:name="Table Grid 5" w:semiHidden="1" w:unhideWhenUsed="1"/>
-    <w:lsdException w:name="Table Grid 6" w:semiHidden="1" w:unhideWhenUsed="1"/>
-    <w:lsdException w:name="Table Grid 7" w:semiHidden="1" w:unhideWhenUsed="1"/>
-    <w:lsdException w:name="Table Grid 8" w:semiHidden="1" w:unhideWhenUsed="1"/>
-    <w:lsdException w:name="Table List 1" w:semiHidden="1" w:unhideWhenUsed="1"/>
-    <w:lsdException w:name="Table List 2" w:semiHidden="1" w:unhideWhenUsed="1"/>
-    <w:lsdException w:name="Table List 3" w:semiHidden="1" w:unhideWhenUsed="1"/>
-    <w:lsdException w:name="Table List 4" w:semiHidden="1" w:unhideWhenUsed="1"/>
-    <w:lsdException w:name="Table List 5" w:semiHidden="1" w:unhideWhenUsed="1"/>
-    <w:lsdException w:name="Table List 6" w:semiHidden="1" w:unhideWhenUsed="1"/>
-    <w:lsdException w:name="Table List 7" w:semiHidden="1" w:unhideWhenUsed="1"/>
-    <w:lsdException w:name="Table List 8" w:semiHidden="1" w:unhideWhenUsed="1"/>
-    <w:lsdException w:name="Table 3D effects 1" w:semiHidden="1" w:unhideWhenUsed="1"/>
-    <w:lsdException w:name="Table 3D effects 2" w:semiHidden="1" w:unhideWhenUsed="1"/>
-    <w:lsdException w:name="Table 3D effects 3" w:semiHidden="1" w:unhideWhenUsed="1"/>
-    <w:lsdException w:name="Table Contemporary" w:semiHidden="1" w:unhideWhenUsed="1"/>
-    <w:lsdException w:name="Table Elegant" w:semiHidden="1" w:unhideWhenUsed="1"/>
-    <w:lsdException w:name="Table Professional" w:semiHidden="1" w:unhideWhenUsed="1"/>
-    <w:lsdException w:name="Table Subtle 1" w:semiHidden="1" w:unhideWhenUsed="1"/>
-    <w:lsdException w:name="Table Subtle 2" w:semiHidden="1" w:unhideWhenUsed="1"/>
-    <w:lsdException w:name="Table Web 1" w:semiHidden="1" w:unhideWhenUsed="1"/>
-    <w:lsdException w:name="Table Web 2" w:semiHidden="1" w:unhideWhenUsed="1"/>
-    <w:lsdException w:name="Table Web 3" w:semiHidden="1" w:unhideWhenUsed="1"/>
-    <w:lsdException w:name="Balloon Text" w:semiHidden="1" w:unhideWhenUsed="1"/>
-    <w:lsdException w:name="Table Grid" w:uiPriority="39"/>
-    <w:lsdException w:name="Table Theme" w:semiHidden="1" w:unhideWhenUsed="1"/>
-    <w:lsdException w:name="Placeholder Text" w:semiHidden="1"/>
-    <w:lsdException w:name="No Spacing" w:uiPriority="1" w:qFormat="1"/>
-    <w:lsdException w:name="Light Shading" w:uiPriority="60"/>
-    <w:lsdException w:name="Light List" w:uiPriority="61"/>
-    <w:lsdException w:name="Light Grid" w:uiPriority="62"/>
-    <w:lsdException w:name="Medium Shading 1" w:uiPriority="63"/>
-    <w:lsdException w:name="Medium Shading 2" w:uiPriority="64"/>
-    <w:lsdException w:name="Medium List 1" w:uiPriority="65"/>
-    <w:lsdException w:name="Medium List 2" w:uiPriority="66"/>
-    <w:lsdException w:name="Medium Grid 1" w:uiPriority="67"/>
-    <w:lsdException w:name="Medium Grid 2" w:uiPriority="68"/>
-    <w:lsdException w:name="Medium Grid 3" w:uiPriority="69"/>
-    <w:lsdException w:name="Dark List" w:uiPriority="70"/>
-    <w:lsdException w:name="Colorful Shading" w:uiPriority="71"/>
-    <w:lsdException w:name="Colorful List" w:uiPriority="72"/>
-    <w:lsdException w:name="Colorful Grid" w:uiPriority="73"/>
-    <w:lsdException w:name="Light Shading Accent 1" w:uiPriority="60"/>
-    <w:lsdException w:name="Light List Accent 1" w:uiPriority="61"/>
-    <w:lsdException w:name="Light Grid Accent 1" w:uiPriority="62"/>
-    <w:lsdException w:name="Medium Shading 1 Accent 1" w:uiPriority="63"/>
-    <w:lsdException w:name="Medium Shading 2 Accent 1" w:uiPriority="64"/>
-    <w:lsdException w:name="Medium List 1 Accent 1" w:uiPriority="65"/>
-    <w:lsdException w:name="Revision" w:semiHidden="1"/>
-    <w:lsdException w:name="List Paragraph" w:uiPriority="34" w:qFormat="1"/>
-    <w:lsdException w:name="Quote" w:uiPriority="29" w:qFormat="1"/>
-    <w:lsdException w:name="Intense Quote" w:uiPriority="30" w:qFormat="1"/>
-    <w:lsdException w:name="Medium List 2 Accent 1" w:uiPriority="66"/>
-    <w:lsdException w:name="Medium Grid 1 Accent 1" w:uiPriority="67"/>
-    <w:lsdException w:name="Medium Grid 2 Accent 1" w:uiPriority="68"/>
-    <w:lsdException w:name="Medium Grid 3 Accent 1" w:uiPriority="69"/>
-    <w:lsdException w:name="Dark List Accent 1" w:uiPriority="70"/>
-    <w:lsdException w:name="Colorful Shading Accent 1" w:uiPriority="71"/>
-    <w:lsdException w:name="Colorful List Accent 1" w:uiPriority="72"/>
-    <w:lsdException w:name="Colorful Grid Accent 1" w:uiPriority="73"/>
-    <w:lsdException w:name="Light Shading Accent 2" w:uiPriority="60"/>
-    <w:lsdException w:name="Light List Accent 2" w:uiPriority="61"/>
-    <w:lsdException w:name="Light Grid Accent 2" w:uiPriority="62"/>
-    <w:lsdException w:name="Medium Shading 1 Accent 2" w:uiPriority="63"/>
-    <w:lsdException w:name="Medium Shading 2 Accent 2" w:uiPriority="64"/>
-    <w:lsdException w:name="Medium List 1 Accent 2" w:uiPriority="65"/>
-    <w:lsdException w:name="Medium List 2 Accent 2" w:uiPriority="66"/>
-    <w:lsdException w:name="Medium Grid 1 Accent 2" w:uiPriority="67"/>
-    <w:lsdException w:name="Medium Grid 2 Accent 2" w:uiPriority="68"/>
-    <w:lsdException w:name="Medium Grid 3 Accent 2" w:uiPriority="69"/>
-    <w:lsdException w:name="Dark List Accent 2" w:uiPriority="70"/>
-    <w:lsdException w:name="Colorful Shading Accent 2" w:uiPriority="71"/>
-    <w:lsdException w:name="Colorful List Accent 2" w:uiPriority="72"/>
-    <w:lsdException w:name="Colorful Grid Accent 2" w:uiPriority="73"/>
-    <w:lsdException w:name="Light Shading Accent 3" w:uiPriority="60"/>
-    <w:lsdException w:name="Light List Accent 3" w:uiPriority="61"/>
-    <w:lsdException w:name="Light Grid Accent 3" w:uiPriority="62"/>
-    <w:lsdException w:name="Medium Shading 1 Accent 3" w:uiPriority="63"/>
-    <w:lsdException w:name="Medium Shading 2 Accent 3" w:uiPriority="64"/>
-    <w:lsdException w:name="Medium List 1 Accent 3" w:uiPriority="65"/>
-    <w:lsdException w:name="Medium List 2 Accent 3" w:uiPriority="66"/>
-    <w:lsdException w:name="Medium Grid 1 Accent 3" w:uiPriority="67"/>
-    <w:lsdException w:name="Medium Grid 2 Accent 3" w:uiPriority="68"/>
-    <w:lsdException w:name="Medium Grid 3 Accent 3" w:uiPriority="69"/>
-    <w:lsdException w:name="Dark List Accent 3" w:uiPriority="70"/>
-    <w:lsdException w:name="Colorful Shading Accent 3" w:uiPriority="71"/>
-    <w:lsdException w:name="Colorful List Accent 3" w:uiPriority="72"/>
-    <w:lsdException w:name="Colorful Grid Accent 3" w:uiPriority="73"/>
-    <w:lsdException w:name="Light Shading Accent 4" w:uiPriority="60"/>
-    <w:lsdException w:name="Light List Accent 4" w:uiPriority="61"/>
-    <w:lsdException w:name="Light Grid Accent 4" w:uiPriority="62"/>
-    <w:lsdException w:name="Medium Shading 1 Accent 4" w:uiPriority="63"/>
-    <w:lsdException w:name="Medium Shading 2 Accent 4" w:uiPriority="64"/>
-    <w:lsdException w:name="Medium List 1 Accent 4" w:uiPriority="65"/>
-    <w:lsdException w:name="Medium List 2 Accent 4" w:uiPriority="66"/>
-    <w:lsdException w:name="Medium Grid 1 Accent 4" w:uiPriority="67"/>
-    <w:lsdException w:name="Medium Grid 2 Accent 4" w:uiPriority="68"/>
-    <w:lsdException w:name="Medium Grid 3 Accent 4" w:uiPriority="69"/>
-    <w:lsdException w:name="Dark List Accent 4" w:uiPriority="70"/>
-    <w:lsdException w:name="Colorful Shading Accent 4" w:uiPriority="71"/>
-    <w:lsdException w:name="Colorful List Accent 4" w:uiPriority="72"/>
-    <w:lsdException w:name="Colorful Grid Accent 4" w:uiPriority="73"/>
-    <w:lsdException w:name="Light Shading Accent 5" w:uiPriority="60"/>
-    <w:lsdException w:name="Light List Accent 5" w:uiPriority="61"/>
-    <w:lsdException w:name="Light Grid Accent 5" w:uiPriority="62"/>
-    <w:lsdException w:name="Medium Shading 1 Accent 5" w:uiPriority="63"/>
-    <w:lsdException w:name="Medium Shading 2 Accent 5" w:uiPriority="64"/>
-    <w:lsdException w:name="Medium List 1 Accent 5" w:uiPriority="65"/>
-    <w:lsdException w:name="Medium List 2 Accent 5" w:uiPriority="66"/>
-    <w:lsdException w:name="Medium Grid 1 Accent 5" w:uiPriority="67"/>
-    <w:lsdException w:name="Medium Grid 2 Accent 5" w:uiPriority="68"/>
-    <w:lsdException w:name="Medium Grid 3 Accent 5" w:uiPriority="69"/>
-    <w:lsdException w:name="Dark List Accent 5" w:uiPriority="70"/>
-    <w:lsdException w:name="Colorful Shading Accent 5" w:uiPriority="71"/>
-    <w:lsdException w:name="Colorful List Accent 5" w:uiPriority="72"/>
-    <w:lsdException w:name="Colorful Grid Accent 5" w:uiPriority="73"/>
-    <w:lsdException w:name="Light Shading Accent 6" w:uiPriority="60"/>
-    <w:lsdException w:name="Light List Accent 6" w:uiPriority="61"/>
-    <w:lsdException w:name="Light Grid Accent 6" w:uiPriority="62"/>
-    <w:lsdException w:name="Medium Shading 1 Accent 6" w:uiPriority="63"/>
-    <w:lsdException w:name="Medium Shading 2 Accent 6" w:uiPriority="64"/>
-    <w:lsdException w:name="Medium List 1 Accent 6" w:uiPriority="65"/>
-    <w:lsdException w:name="Medium List 2 Accent 6" w:uiPriority="66"/>
-    <w:lsdException w:name="Medium Grid 1 Accent 6" w:uiPriority="67"/>
-    <w:lsdException w:name="Medium Grid 2 Accent 6" w:uiPriority="68"/>
-    <w:lsdException w:name="Medium Grid 3 Accent 6" w:uiPriority="69"/>
-    <w:lsdException w:name="Dark List Accent 6" w:uiPriority="70"/>
-    <w:lsdException w:name="Colorful Shading Accent 6" w:uiPriority="71"/>
-    <w:lsdException w:name="Colorful List Accent 6" w:uiPriority="72"/>
-    <w:lsdException w:name="Colorful Grid Accent 6" w:uiPriority="73"/>
-    <w:lsdException w:name="Subtle Emphasis" w:uiPriority="19" w:qFormat="1"/>
-    <w:lsdException w:name="Intense Emphasis" w:uiPriority="21" w:qFormat="1"/>
-    <w:lsdException w:name="Subtle Reference" w:uiPriority="31" w:qFormat="1"/>
-    <w:lsdException w:name="Intense Reference" w:uiPriority="32" w:qFormat="1"/>
-    <w:lsdException w:name="Book Title" w:uiPriority="33" w:qFormat="1"/>
-    <w:lsdException w:name="Bibliography" w:semiHidden="1" w:uiPriority="37" w:unhideWhenUsed="1"/>
-    <w:lsdException w:name="TOC Heading" w:semiHidden="1" w:uiPriority="39" w:unhideWhenUsed="1" w:qFormat="1"/>
-    <w:lsdException w:name="Plain Table 1" w:uiPriority="41"/>
-    <w:lsdException w:name="Plain Table 2" w:uiPriority="42"/>
-    <w:lsdException w:name="Plain Table 3" w:uiPriority="43"/>
-    <w:lsdException w:name="Plain Table 4" w:uiPriority="44"/>
-    <w:lsdException w:name="Plain Table 5" w:uiPriority="45"/>
-    <w:lsdException w:name="Grid Table Light" w:uiPriority="40"/>
-    <w:lsdException w:name="Grid Table 1 Light" w:uiPriority="46"/>
-    <w:lsdException w:name="Grid Table 2" w:uiPriority="47"/>
-    <w:lsdException w:name="Grid Table 3" w:uiPriority="48"/>
-    <w:lsdException w:name="Grid Table 4" w:uiPriority="49"/>
-    <w:lsdException w:name="Grid Table 5 Dark" w:uiPriority="50"/>
-    <w:lsdException w:name="Grid Table 6 Colorful" w:uiPriority="51"/>
-    <w:lsdException w:name="Grid Table 7 Colorful" w:uiPriority="52"/>
-    <w:lsdException w:name="Grid Table 1 Light Accent 1" w:uiPriority="46"/>
-    <w:lsdException w:name="Grid Table 2 Accent 1" w:uiPriority="47"/>
-    <w:lsdException w:name="Grid Table 3 Accent 1" w:uiPriority="48"/>
-    <w:lsdException w:name="Grid Table 4 Accent 1" w:uiPriority="49"/>
-    <w:lsdException w:name="Grid Table 5 Dark Accent 1" w:uiPriority="50"/>
-    <w:lsdException w:name="Grid Table 6 Colorful Accent 1" w:uiPriority="51"/>
-    <w:lsdException w:name="Grid Table 7 Colorful Accent 1" w:uiPriority="52"/>
-    <w:lsdException w:name="Grid Table 1 Light Accent 2" w:uiPriority="46"/>
-    <w:lsdException w:name="Grid Table 2 Accent 2" w:uiPriority="47"/>
-    <w:lsdException w:name="Grid Table 3 Accent 2" w:uiPriority="48"/>
-    <w:lsdException w:name="Grid Table 4 Accent 2" w:uiPriority="49"/>
-    <w:lsdException w:name="Grid Table 5 Dark Accent 2" w:uiPriority="50"/>
-    <w:lsdException w:name="Grid Table 6 Colorful Accent 2" w:uiPriority="51"/>
-    <w:lsdException w:name="Grid Table 7 Colorful Accent 2" w:uiPriority="52"/>
-    <w:lsdException w:name="Grid Table 1 Light Accent 3" w:uiPriority="46"/>
-    <w:lsdException w:name="Grid Table 2 Accent 3" w:uiPriority="47"/>
-    <w:lsdException w:name="Grid Table 3 Accent 3" w:uiPriority="48"/>
-    <w:lsdException w:name="Grid Table 4 Accent 3" w:uiPriority="49"/>
-    <w:lsdException w:name="Grid Table 5 Dark Accent 3" w:uiPriority="50"/>
-    <w:lsdException w:name="Grid Table 6 Colorful Accent 3" w:uiPriority="51"/>
-    <w:lsdException w:name="Grid Table 7 Colorful Accent 3" w:uiPriority="52"/>
-    <w:lsdException w:name="Grid Table 1 Light Accent 4" w:uiPriority="46"/>
-    <w:lsdException w:name="Grid Table 2 Accent 4" w:uiPriority="47"/>
-    <w:lsdException w:name="Grid Table 3 Accent 4" w:uiPriority="48"/>
-    <w:lsdException w:name="Grid Table 4 Accent 4" w:uiPriority="49"/>
-    <w:lsdException w:name="Grid Table 5 Dark Accent 4" w:uiPriority="50"/>
-    <w:lsdException w:name="Grid Table 6 Colorful Accent 4" w:uiPriority="51"/>
-    <w:lsdException w:name="Grid Table 7 Colorful Accent 4" w:uiPriority="52"/>
-    <w:lsdException w:name="Grid Table 1 Light Accent 5" w:uiPriority="46"/>
-    <w:lsdException w:name="Grid Table 2 Accent 5" w:uiPriority="47"/>
-    <w:lsdException w:name="Grid Table 3 Accent 5" w:uiPriority="48"/>
-    <w:lsdException w:name="Grid Table 4 Accent 5" w:uiPriority="49"/>
-    <w:lsdException w:name="Grid Table 5 Dark Accent 5" w:uiPriority="50"/>
-    <w:lsdException w:name="Grid Table 6 Colorful Accent 5" w:uiPriority="51"/>
-    <w:lsdException w:name="Grid Table 7 Colorful Accent 5" w:uiPriority="52"/>
-    <w:lsdException w:name="Grid Table 1 Light Accent 6" w:uiPriority="46"/>
-    <w:lsdException w:name="Grid Table 2 Accent 6" w:uiPriority="47"/>
-    <w:lsdException w:name="Grid Table 3 Accent 6" w:uiPriority="48"/>
-    <w:lsdException w:name="Grid Table 4 Accent 6" w:uiPriority="49"/>
-    <w:lsdException w:name="Grid Table 5 Dark Accent 6" w:uiPriority="50"/>
-    <w:lsdException w:name="Grid Table 6 Colorful Accent 6" w:uiPriority="51"/>
-    <w:lsdException w:name="Grid Table 7 Colorful Accent 6" w:uiPriority="52"/>
-    <w:lsdException w:name="List Table 1 Light" w:uiPriority="46"/>
-    <w:lsdException w:name="List Table 2" w:uiPriority="47"/>
-    <w:lsdException w:name="List Table 3" w:uiPriority="48"/>
-    <w:lsdException w:name="List Table 4" w:uiPriority="49"/>
-    <w:lsdException w:name="List Table 5 Dark" w:uiPriority="50"/>
-    <w:lsdException w:name="List Table 6 Colorful" w:uiPriority="51"/>
-    <w:lsdException w:name="List Table 7 Colorful" w:uiPriority="52"/>
-    <w:lsdException w:name="List Table 1 Light Accent 1" w:uiPriority="46"/>
-    <w:lsdException w:name="List Table 2 Accent 1" w:uiPriority="47"/>
-    <w:lsdException w:name="List Table 3 Accent 1" w:uiPriority="48"/>
-    <w:lsdException w:name="List Table 4 Accent 1" w:uiPriority="49"/>
-    <w:lsdException w:name="List Table 5 Dark Accent 1" w:uiPriority="50"/>
-    <w:lsdException w:name="List Table 6 Colorful Accent 1" w:uiPriority="51"/>
-    <w:lsdException w:name="List Table 7 Colorful Accent 1" w:uiPriority="52"/>
-    <w:lsdException w:name="List Table 1 Light Accent 2" w:uiPriority="46"/>
-    <w:lsdException w:name="List Table 2 Accent 2" w:uiPriority="47"/>
-    <w:lsdException w:name="List Table 3 Accent 2" w:uiPriority="48"/>
-    <w:lsdException w:name="List Table 4 Accent 2" w:uiPriority="49"/>
-    <w:lsdException w:name="List Table 5 Dark Accent 2" w:uiPriority="50"/>
-    <w:lsdException w:name="List Table 6 Colorful Accent 2" w:uiPriority="51"/>
-    <w:lsdException w:name="List Table 7 Colorful Accent 2" w:uiPriority="52"/>
-    <w:lsdException w:name="List Table 1 Light Accent 3" w:uiPriority="46"/>
-    <w:lsdException w:name="List Table 2 Accent 3" w:uiPriority="47"/>
-    <w:lsdException w:name="List Table 3 Accent 3" w:uiPriority="48"/>
-    <w:lsdException w:name="List Table 4 Accent 3" w:uiPriority="49"/>
-    <w:lsdException w:name="List Table 5 Dark Accent 3" w:uiPriority="50"/>
-    <w:lsdException w:name="List Table 6 Colorful Accent 3" w:uiPriority="51"/>
-    <w:lsdException w:name="List Table 7 Colorful Accent 3" w:uiPriority="52"/>
-    <w:lsdException w:name="List Table 1 Light Accent 4" w:uiPriority="46"/>
-    <w:lsdException w:name="List Table 2 Accent 4" w:uiPriority="47"/>
-    <w:lsdException w:name="List Table 3 Accent 4" w:uiPriority="48"/>
-    <w:lsdException w:name="List Table 4 Accent 4" w:uiPriority="49"/>
-    <w:lsdException w:name="List Table 5 Dark Accent 4" w:uiPriority="50"/>
-    <w:lsdException w:name="List Table 6 Colorful Accent 4" w:uiPriority="51"/>
-    <w:lsdException w:name="List Table 7 Colorful Accent 4" w:uiPriority="52"/>
-    <w:lsdException w:name="List Table 1 Light Accent 5" w:uiPriority="46"/>
-    <w:lsdException w:name="List Table 2 Accent 5" w:uiPriority="47"/>
-    <w:lsdException w:name="List Table 3 Accent 5" w:uiPriority="48"/>
-    <w:lsdException w:name="List Table 4 Accent 5" w:uiPriority="49"/>
-    <w:lsdException w:name="List Table 5 Dark Accent 5" w:uiPriority="50"/>
-    <w:lsdException w:name="List Table 6 Colorful Accent 5" w:uiPriority="51"/>
-    <w:lsdException w:name="List Table 7 Colorful Accent 5" w:uiPriority="52"/>
-    <w:lsdException w:name="List Table 1 Light Accent 6" w:uiPriority="46"/>
-    <w:lsdException w:name="List Table 2 Accent 6" w:uiPriority="47"/>
-    <w:lsdException w:name="List Table 3 Accent 6" w:uiPriority="48"/>
-    <w:lsdException w:name="List Table 4 Accent 6" w:uiPriority="49"/>
-    <w:lsdException w:name="List Table 5 Dark Accent 6" w:uiPriority="50"/>
-    <w:lsdException w:name="List Table 6 Colorful Accent 6" w:uiPriority="51"/>
-    <w:lsdException w:name="List Table 7 Colorful Accent 6" w:uiPriority="52"/>
-    <w:lsdException w:name="Mention" w:semiHidden="1" w:unhideWhenUsed="1"/>
-    <w:lsdException w:name="Smart Hyperlink" w:semiHidden="1" w:unhideWhenUsed="1"/>
-    <w:lsdException w:name="Hashtag" w:semiHidden="1" w:unhideWhenUsed="1"/>
-    <w:lsdException w:name="Unresolved Mention" w:semiHidden="1" w:unhideWhenUsed="1"/>
-    <w:lsdException w:name="Smart Link" w:semiHidden="1" w:unhideWhenUsed="1"/>
+  <w:latentStyles w:defLockedState="0" w:defUIPriority="99" w:defSemiHidden="1" w:defUnhideWhenUsed="1" w:defQFormat="0" w:count="267">
+    <w:lsdException w:name="Normal" w:semiHidden="0" w:uiPriority="0" w:unhideWhenUsed="0" w:qFormat="1"/>
+    <w:lsdException w:name="heading 1" w:semiHidden="0" w:uiPriority="9" w:unhideWhenUsed="0" w:qFormat="1"/>
+    <w:lsdException w:name="heading 2" w:uiPriority="9" w:qFormat="1"/>
+    <w:lsdException w:name="heading 3" w:uiPriority="9" w:qFormat="1"/>
+    <w:lsdException w:name="heading 4" w:uiPriority="9" w:qFormat="1"/>
+    <w:lsdException w:name="heading 5" w:uiPriority="9" w:qFormat="1"/>
+    <w:lsdException w:name="heading 6" w:uiPriority="9" w:qFormat="1"/>
+    <w:lsdException w:name="heading 7" w:uiPriority="9" w:qFormat="1"/>
+    <w:lsdException w:name="heading 8" w:uiPriority="9" w:qFormat="1"/>
+    <w:lsdException w:name="heading 9" w:uiPriority="9" w:qFormat="1"/>
+    <w:lsdException w:name="toc 1" w:uiPriority="39"/>
+    <w:lsdException w:name="toc 2" w:uiPriority="39"/>
+    <w:lsdException w:name="toc 3" w:uiPriority="39"/>
+    <w:lsdException w:name="toc 4" w:uiPriority="39"/>
+    <w:lsdException w:name="toc 5" w:uiPriority="39"/>
+    <w:lsdException w:name="toc 6" w:uiPriority="39"/>
+    <w:lsdException w:name="toc 7" w:uiPriority="39"/>
+    <w:lsdException w:name="toc 8" w:uiPriority="39"/>
+    <w:lsdException w:name="toc 9" w:uiPriority="39"/>
+    <w:lsdException w:name="annotation text" w:qFormat="1"/>
+    <w:lsdException w:name="caption" w:uiPriority="35" w:qFormat="1"/>
+    <w:lsdException w:name="annotation reference" w:qFormat="1"/>
+    <w:lsdException w:name="Title" w:semiHidden="0" w:uiPriority="10" w:unhideWhenUsed="0" w:qFormat="1"/>
+    <w:lsdException w:name="Default Paragraph Font" w:uiPriority="1"/>
+    <w:lsdException w:name="Body Text" w:uiPriority="1" w:qFormat="1"/>
+    <w:lsdException w:name="Subtitle" w:semiHidden="0" w:uiPriority="11" w:unhideWhenUsed="0" w:qFormat="1"/>
+    <w:lsdException w:name="Strong" w:semiHidden="0" w:uiPriority="22" w:unhideWhenUsed="0" w:qFormat="1"/>
+    <w:lsdException w:name="Emphasis" w:semiHidden="0" w:uiPriority="20" w:unhideWhenUsed="0" w:qFormat="1"/>
+    <w:lsdException w:name="Table Grid" w:semiHidden="0" w:uiPriority="39" w:unhideWhenUsed="0"/>
+    <w:lsdException w:name="Placeholder Text" w:unhideWhenUsed="0"/>
+    <w:lsdException w:name="No Spacing" w:semiHidden="0" w:uiPriority="1" w:unhideWhenUsed="0" w:qFormat="1"/>
+    <w:lsdException w:name="Light Shading" w:semiHidden="0" w:uiPriority="60" w:unhideWhenUsed="0"/>
+    <w:lsdException w:name="Light List" w:semiHidden="0" w:uiPriority="61" w:unhideWhenUsed="0"/>
+    <w:lsdException w:name="Light Grid" w:semiHidden="0" w:uiPriority="62" w:unhideWhenUsed="0"/>
+    <w:lsdException w:name="Medium Shading 1" w:semiHidden="0" w:uiPriority="63" w:unhideWhenUsed="0"/>
+    <w:lsdException w:name="Medium Shading 2" w:semiHidden="0" w:uiPriority="64" w:unhideWhenUsed="0"/>
+    <w:lsdException w:name="Medium List 1" w:semiHidden="0" w:uiPriority="65" w:unhideWhenUsed="0"/>
+    <w:lsdException w:name="Medium List 2" w:semiHidden="0" w:uiPriority="66" w:unhideWhenUsed="0"/>
+    <w:lsdException w:name="Medium Grid 1" w:semiHidden="0" w:uiPriority="67" w:unhideWhenUsed="0"/>
+    <w:lsdException w:name="Medium Grid 2" w:semiHidden="0" w:uiPriority="68" w:unhideWhenUsed="0"/>
+    <w:lsdException w:name="Medium Grid 3" w:semiHidden="0" w:uiPriority="69" w:unhideWhenUsed="0"/>
+    <w:lsdException w:name="Dark List" w:semiHidden="0" w:uiPriority="70" w:unhideWhenUsed="0"/>
+    <w:lsdException w:name="Colorful Shading" w:semiHidden="0" w:uiPriority="71" w:unhideWhenUsed="0"/>
+    <w:lsdException w:name="Colorful List" w:semiHidden="0" w:uiPriority="72" w:unhideWhenUsed="0"/>
+    <w:lsdException w:name="Colorful Grid" w:semiHidden="0" w:uiPriority="73" w:unhideWhenUsed="0"/>
+    <w:lsdException w:name="Light Shading Accent 1" w:semiHidden="0" w:uiPriority="60" w:unhideWhenUsed="0"/>
+    <w:lsdException w:name="Light List Accent 1" w:semiHidden="0" w:uiPriority="61" w:unhideWhenUsed="0"/>
+    <w:lsdException w:name="Light Grid Accent 1" w:semiHidden="0" w:uiPriority="62" w:unhideWhenUsed="0"/>
+    <w:lsdException w:name="Medium Shading 1 Accent 1" w:semiHidden="0" w:uiPriority="63" w:unhideWhenUsed="0"/>
+    <w:lsdException w:name="Medium Shading 2 Accent 1" w:semiHidden="0" w:uiPriority="64" w:unhideWhenUsed="0"/>
+    <w:lsdException w:name="Medium List 1 Accent 1" w:semiHidden="0" w:uiPriority="65" w:unhideWhenUsed="0"/>
+    <w:lsdException w:name="Revision" w:unhideWhenUsed="0"/>
+    <w:lsdException w:name="List Paragraph" w:semiHidden="0" w:uiPriority="34" w:unhideWhenUsed="0" w:qFormat="1"/>
+    <w:lsdException w:name="Quote" w:semiHidden="0" w:uiPriority="29" w:unhideWhenUsed="0" w:qFormat="1"/>
+    <w:lsdException w:name="Intense Quote" w:semiHidden="0" w:uiPriority="30" w:unhideWhenUsed="0" w:qFormat="1"/>
+    <w:lsdException w:name="Medium List 2 Accent 1" w:semiHidden="0" w:uiPriority="66" w:unhideWhenUsed="0"/>
+    <w:lsdException w:name="Medium Grid 1 Accent 1" w:semiHidden="0" w:uiPriority="67" w:unhideWhenUsed="0"/>
+    <w:lsdException w:name="Medium Grid 2 Accent 1" w:semiHidden="0" w:uiPriority="68" w:unhideWhenUsed="0"/>
+    <w:lsdException w:name="Medium Grid 3 Accent 1" w:semiHidden="0" w:uiPriority="69" w:unhideWhenUsed="0"/>
+    <w:lsdException w:name="Dark List Accent 1" w:semiHidden="0" w:uiPriority="70" w:unhideWhenUsed="0"/>
+    <w:lsdException w:name="Colorful Shading Accent 1" w:semiHidden="0" w:uiPriority="71" w:unhideWhenUsed="0"/>
+    <w:lsdException w:name="Colorful List Accent 1" w:semiHidden="0" w:uiPriority="72" w:unhideWhenUsed="0"/>
+    <w:lsdException w:name="Colorful Grid Accent 1" w:semiHidden="0" w:uiPriority="73" w:unhideWhenUsed="0"/>
+    <w:lsdException w:name="Light Shading Accent 2" w:semiHidden="0" w:uiPriority="60" w:unhideWhenUsed="0"/>
+    <w:lsdException w:name="Light List Accent 2" w:semiHidden="0" w:uiPriority="61" w:unhideWhenUsed="0"/>
+    <w:lsdException w:name="Light Grid Accent 2" w:semiHidden="0" w:uiPriority="62" w:unhideWhenUsed="0"/>
+    <w:lsdException w:name="Medium Shading 1 Accent 2" w:semiHidden="0" w:uiPriority="63" w:unhideWhenUsed="0"/>
+    <w:lsdException w:name="Medium Shading 2 Accent 2" w:semiHidden="0" w:uiPriority="64" w:unhideWhenUsed="0"/>
+    <w:lsdException w:name="Medium List 1 Accent 2" w:semiHidden="0" w:uiPriority="65" w:unhideWhenUsed="0"/>
+    <w:lsdException w:name="Medium List 2 Accent 2" w:semiHidden="0" w:uiPriority="66" w:unhideWhenUsed="0"/>
+    <w:lsdException w:name="Medium Grid 1 Accent 2" w:semiHidden="0" w:uiPriority="67" w:unhideWhenUsed="0"/>
+    <w:lsdException w:name="Medium Grid 2 Accent 2" w:semiHidden="0" w:uiPriority="68" w:unhideWhenUsed="0"/>
+    <w:lsdException w:name="Medium Grid 3 Accent 2" w:semiHidden="0" w:uiPriority="69" w:unhideWhenUsed="0"/>
+    <w:lsdException w:name="Dark List Accent 2" w:semiHidden="0" w:uiPriority="70" w:unhideWhenUsed="0"/>
+    <w:lsdException w:name="Colorful Shading Accent 2" w:semiHidden="0" w:uiPriority="71" w:unhideWhenUsed="0"/>
+    <w:lsdException w:name="Colorful List Accent 2" w:semiHidden="0" w:uiPriority="72" w:unhideWhenUsed="0"/>
+    <w:lsdException w:name="Colorful Grid Accent 2" w:semiHidden="0" w:uiPriority="73" w:unhideWhenUsed="0"/>
+    <w:lsdException w:name="Light Shading Accent 3" w:semiHidden="0" w:uiPriority="60" w:unhideWhenUsed="0"/>
+    <w:lsdException w:name="Light List Accent 3" w:semiHidden="0" w:uiPriority="61" w:unhideWhenUsed="0"/>
+    <w:lsdException w:name="Light Grid Accent 3" w:semiHidden="0" w:uiPriority="62" w:unhideWhenUsed="0"/>
+    <w:lsdException w:name="Medium Shading 1 Accent 3" w:semiHidden="0" w:uiPriority="63" w:unhideWhenUsed="0"/>
+    <w:lsdException w:name="Medium Shading 2 Accent 3" w:semiHidden="0" w:uiPriority="64" w:unhideWhenUsed="0"/>
+    <w:lsdException w:name="Medium List 1 Accent 3" w:semiHidden="0" w:uiPriority="65" w:unhideWhenUsed="0"/>
+    <w:lsdException w:name="Medium List 2 Accent 3" w:semiHidden="0" w:uiPriority="66" w:unhideWhenUsed="0"/>
+    <w:lsdException w:name="Medium Grid 1 Accent 3" w:semiHidden="0" w:uiPriority="67" w:unhideWhenUsed="0"/>
+    <w:lsdException w:name="Medium Grid 2 Accent 3" w:semiHidden="0" w:uiPriority="68" w:unhideWhenUsed="0"/>
+    <w:lsdException w:name="Medium Grid 3 Accent 3" w:semiHidden="0" w:uiPriority="69" w:unhideWhenUsed="0"/>
+    <w:lsdException w:name="Dark List Accent 3" w:semiHidden="0" w:uiPriority="70" w:unhideWhenUsed="0"/>
+    <w:lsdException w:name="Colorful Shading Accent 3" w:semiHidden="0" w:uiPriority="71" w:unhideWhenUsed="0"/>
+    <w:lsdException w:name="Colorful List Accent 3" w:semiHidden="0" w:uiPriority="72" w:unhideWhenUsed="0"/>
+    <w:lsdException w:name="Colorful Grid Accent 3" w:semiHidden="0" w:uiPriority="73" w:unhideWhenUsed="0"/>
+    <w:lsdException w:name="Light Shading Accent 4" w:semiHidden="0" w:uiPriority="60" w:unhideWhenUsed="0"/>
+    <w:lsdException w:name="Light List Accent 4" w:semiHidden="0" w:uiPriority="61" w:unhideWhenUsed="0"/>
+    <w:lsdException w:name="Light Grid Accent 4" w:semiHidden="0" w:uiPriority="62" w:unhideWhenUsed="0"/>
+    <w:lsdException w:name="Medium Shading 1 Accent 4" w:semiHidden="0" w:uiPriority="63" w:unhideWhenUsed="0"/>
+    <w:lsdException w:name="Medium Shading 2 Accent 4" w:semiHidden="0" w:uiPriority="64" w:unhideWhenUsed="0"/>
+    <w:lsdException w:name="Medium List 1 Accent 4" w:semiHidden="0" w:uiPriority="65" w:unhideWhenUsed="0"/>
+    <w:lsdException w:name="Medium List 2 Accent 4" w:semiHidden="0" w:uiPriority="66" w:unhideWhenUsed="0"/>
+    <w:lsdException w:name="Medium Grid 1 Accent 4" w:semiHidden="0" w:uiPriority="67" w:unhideWhenUsed="0"/>
+    <w:lsdException w:name="Medium Grid 2 Accent 4" w:semiHidden="0" w:uiPriority="68" w:unhideWhenUsed="0"/>
+    <w:lsdException w:name="Medium Grid 3 Accent 4" w:semiHidden="0" w:uiPriority="69" w:unhideWhenUsed="0"/>
+    <w:lsdException w:name="Dark List Accent 4" w:semiHidden="0" w:uiPriority="70" w:unhideWhenUsed="0"/>
+    <w:lsdException w:name="Colorful Shading Accent 4" w:semiHidden="0" w:uiPriority="71" w:unhideWhenUsed="0"/>
+    <w:lsdException w:name="Colorful List Accent 4" w:semiHidden="0" w:uiPriority="72" w:unhideWhenUsed="0"/>
+    <w:lsdException w:name="Colorful Grid Accent 4" w:semiHidden="0" w:uiPriority="73" w:unhideWhenUsed="0"/>
+    <w:lsdException w:name="Light Shading Accent 5" w:semiHidden="0" w:uiPriority="60" w:unhideWhenUsed="0"/>
+    <w:lsdException w:name="Light List Accent 5" w:semiHidden="0" w:uiPriority="61" w:unhideWhenUsed="0"/>
+    <w:lsdException w:name="Light Grid Accent 5" w:semiHidden="0" w:uiPriority="62" w:unhideWhenUsed="0"/>
+    <w:lsdException w:name="Medium Shading 1 Accent 5" w:semiHidden="0" w:uiPriority="63" w:unhideWhenUsed="0"/>
+    <w:lsdException w:name="Medium Shading 2 Accent 5" w:semiHidden="0" w:uiPriority="64" w:unhideWhenUsed="0"/>
+    <w:lsdException w:name="Medium List 1 Accent 5" w:semiHidden="0" w:uiPriority="65" w:unhideWhenUsed="0"/>
+    <w:lsdException w:name="Medium List 2 Accent 5" w:semiHidden="0" w:uiPriority="66" w:unhideWhenUsed="0"/>
+    <w:lsdException w:name="Medium Grid 1 Accent 5" w:semiHidden="0" w:uiPriority="67" w:unhideWhenUsed="0"/>
+    <w:lsdException w:name="Medium Grid 2 Accent 5" w:semiHidden="0" w:uiPriority="68" w:unhideWhenUsed="0"/>
+    <w:lsdException w:name="Medium Grid 3 Accent 5" w:semiHidden="0" w:uiPriority="69" w:unhideWhenUsed="0"/>
+    <w:lsdException w:name="Dark List Accent 5" w:semiHidden="0" w:uiPriority="70" w:unhideWhenUsed="0"/>
+    <w:lsdException w:name="Colorful Shading Accent 5" w:semiHidden="0" w:uiPriority="71" w:unhideWhenUsed="0"/>
+    <w:lsdException w:name="Colorful List Accent 5" w:semiHidden="0" w:uiPriority="72" w:unhideWhenUsed="0"/>
+    <w:lsdException w:name="Colorful Grid Accent 5" w:semiHidden="0" w:uiPriority="73" w:unhideWhenUsed="0"/>
+    <w:lsdException w:name="Light Shading Accent 6" w:semiHidden="0" w:uiPriority="60" w:unhideWhenUsed="0"/>
+    <w:lsdException w:name="Light List Accent 6" w:semiHidden="0" w:uiPriority="61" w:unhideWhenUsed="0"/>
+    <w:lsdException w:name="Light Grid Accent 6" w:semiHidden="0" w:uiPriority="62" w:unhideWhenUsed="0"/>
+    <w:lsdException w:name="Medium Shading 1 Accent 6" w:semiHidden="0" w:uiPriority="63" w:unhideWhenUsed="0"/>
+    <w:lsdException w:name="Medium Shading 2 Accent 6" w:semiHidden="0" w:uiPriority="64" w:unhideWhenUsed="0"/>
+    <w:lsdException w:name="Medium List 1 Accent 6" w:semiHidden="0" w:uiPriority="65" w:unhideWhenUsed="0"/>
+    <w:lsdException w:name="Medium List 2 Accent 6" w:semiHidden="0" w:uiPriority="66" w:unhideWhenUsed="0"/>
+    <w:lsdException w:name="Medium Grid 1 Accent 6" w:semiHidden="0" w:uiPriority="67" w:unhideWhenUsed="0"/>
+    <w:lsdException w:name="Medium Grid 2 Accent 6" w:semiHidden="0" w:uiPriority="68" w:unhideWhenUsed="0"/>
+    <w:lsdException w:name="Medium Grid 3 Accent 6" w:semiHidden="0" w:uiPriority="69" w:unhideWhenUsed="0"/>
+    <w:lsdException w:name="Dark List Accent 6" w:semiHidden="0" w:uiPriority="70" w:unhideWhenUsed="0"/>
+    <w:lsdException w:name="Colorful Shading Accent 6" w:semiHidden="0" w:uiPriority="71" w:unhideWhenUsed="0"/>
+    <w:lsdException w:name="Colorful List Accent 6" w:semiHidden="0" w:uiPriority="72" w:unhideWhenUsed="0"/>
+    <w:lsdException w:name="Colorful Grid Accent 6" w:semiHidden="0" w:uiPriority="73" w:unhideWhenUsed="0"/>
+    <w:lsdException w:name="Subtle Emphasis" w:semiHidden="0" w:uiPriority="19" w:unhideWhenUsed="0" w:qFormat="1"/>
+    <w:lsdException w:name="Intense Emphasis" w:semiHidden="0" w:uiPriority="21" w:unhideWhenUsed="0" w:qFormat="1"/>
+    <w:lsdException w:name="Subtle Reference" w:semiHidden="0" w:uiPriority="31" w:unhideWhenUsed="0" w:qFormat="1"/>
+    <w:lsdException w:name="Intense Reference" w:semiHidden="0" w:uiPriority="32" w:unhideWhenUsed="0" w:qFormat="1"/>
+    <w:lsdException w:name="Book Title" w:semiHidden="0" w:uiPriority="33" w:unhideWhenUsed="0" w:qFormat="1"/>
+    <w:lsdException w:name="Bibliography" w:uiPriority="37"/>
+    <w:lsdException w:name="TOC Heading" w:uiPriority="39" w:qFormat="1"/>
   </w:latentStyles>
   <w:style w:type="paragraph" w:default="1" w:styleId="Normal">
     <w:name w:val="Normal"/>
@@ -6973,7 +6951,1745 @@
     <w:qFormat/>
     <w:rsid w:val="000F4FEF"/>
   </w:style>
-  <w:style w:type="character" w:styleId="UnresolvedMention">
+  <w:style w:type="character" w:customStyle="1" w:styleId="UnresolvedMention">
+    <w:name w:val="Unresolved Mention"/>
+    <w:basedOn w:val="DefaultParagraphFont"/>
+    <w:uiPriority w:val="99"/>
+    <w:semiHidden/>
+    <w:unhideWhenUsed/>
+    <w:rsid w:val="005E785C"/>
+    <w:rPr>
+      <w:color w:val="605E5C"/>
+      <w:shd w:val="clear" w:color="auto" w:fill="E1DFDD"/>
+    </w:rPr>
+  </w:style>
+  <w:style w:type="paragraph" w:customStyle="1" w:styleId="interviewsituationcondition">
+    <w:name w:val="interview situation condition"/>
+    <w:basedOn w:val="Heading1"/>
+    <w:next w:val="Heading2"/>
+    <w:qFormat/>
+    <w:rsid w:val="000F4FEF"/>
+    <w:pPr>
+      <w:keepNext/>
+      <w:keepLines/>
+      <w:pBdr>
+        <w:bottom w:val="none" w:sz="0" w:space="0" w:color="auto"/>
+      </w:pBdr>
+      <w:spacing w:after="60" w:afterAutospacing="0"/>
+    </w:pPr>
+    <w:rPr>
+      <w:rFonts w:asciiTheme="majorHAnsi" w:eastAsiaTheme="majorEastAsia" w:hAnsiTheme="majorHAnsi" w:cstheme="majorBidi"/>
+      <w:color w:val="FF0000"/>
+      <w:spacing w:val="0"/>
+      <w:sz w:val="24"/>
+      <w:szCs w:val="26"/>
+    </w:rPr>
+  </w:style>
+  <w:style w:type="paragraph" w:customStyle="1" w:styleId="heading">
+    <w:name w:val="heading"/>
+    <w:basedOn w:val="Normal"/>
+    <w:rsid w:val="00DD3DDA"/>
+    <w:pPr>
+      <w:spacing w:before="100" w:after="100"/>
+    </w:pPr>
+    <w:rPr>
+      <w:rFonts w:ascii="Times New Roman" w:eastAsia="Times New Roman" w:hAnsi="Times New Roman" w:cs="Times New Roman"/>
+      <w:sz w:val="24"/>
+      <w:szCs w:val="24"/>
+    </w:rPr>
+  </w:style>
+  <w:style w:type="character" w:customStyle="1" w:styleId="Interviewpinknote">
+    <w:name w:val="Interview pink note"/>
+    <w:basedOn w:val="BodyChar"/>
+    <w:uiPriority w:val="1"/>
+    <w:qFormat/>
+    <w:rsid w:val="00DD3DDA"/>
+    <w:rPr>
+      <w:rFonts w:ascii="Helvetica" w:eastAsiaTheme="minorHAnsi" w:hAnsi="Helvetica" w:cs="Tahoma"/>
+      <w:b w:val="0"/>
+      <w:bCs/>
+      <w:color w:val="FF99FF"/>
+      <w:sz w:val="24"/>
+      <w:szCs w:val="24"/>
+    </w:rPr>
+  </w:style>
+  <w:style w:type="paragraph" w:customStyle="1" w:styleId="interviewsituationp">
+    <w:name w:val="interview situation p"/>
+    <w:basedOn w:val="Body"/>
+    <w:next w:val="interviewsituationcondition"/>
+    <w:qFormat/>
+    <w:rsid w:val="00DD3DDA"/>
+    <w:pPr>
+      <w:spacing w:before="240" w:after="0" w:line="240" w:lineRule="auto"/>
+      <w:contextualSpacing/>
+    </w:pPr>
+  </w:style>
+  <w:style w:type="character" w:customStyle="1" w:styleId="Heading5Char">
+    <w:name w:val="Heading 5 Char"/>
+    <w:basedOn w:val="DefaultParagraphFont"/>
+    <w:link w:val="Heading5"/>
+    <w:uiPriority w:val="9"/>
+    <w:rsid w:val="000F4FEF"/>
+    <w:rPr>
+      <w:rFonts w:ascii="Arial" w:hAnsi="Arial" w:cs="Arial"/>
+      <w:color w:val="666666"/>
+    </w:rPr>
+  </w:style>
+  <w:style w:type="character" w:customStyle="1" w:styleId="Heading6Char">
+    <w:name w:val="Heading 6 Char"/>
+    <w:basedOn w:val="DefaultParagraphFont"/>
+    <w:link w:val="Heading6"/>
+    <w:uiPriority w:val="9"/>
+    <w:semiHidden/>
+    <w:rsid w:val="000F4FEF"/>
+    <w:rPr>
+      <w:rFonts w:ascii="Arial" w:hAnsi="Arial" w:cs="Arial"/>
+      <w:i/>
+      <w:color w:val="666666"/>
+    </w:rPr>
+  </w:style>
+  <w:style w:type="paragraph" w:styleId="TOC1">
+    <w:name w:val="toc 1"/>
+    <w:basedOn w:val="Normal"/>
+    <w:next w:val="Normal"/>
+    <w:autoRedefine/>
+    <w:uiPriority w:val="39"/>
+    <w:unhideWhenUsed/>
+    <w:rsid w:val="000F4FEF"/>
+    <w:pPr>
+      <w:spacing w:after="100"/>
+    </w:pPr>
+  </w:style>
+  <w:style w:type="paragraph" w:styleId="TOC2">
+    <w:name w:val="toc 2"/>
+    <w:basedOn w:val="Normal"/>
+    <w:next w:val="Normal"/>
+    <w:autoRedefine/>
+    <w:uiPriority w:val="39"/>
+    <w:unhideWhenUsed/>
+    <w:rsid w:val="000F4FEF"/>
+    <w:pPr>
+      <w:spacing w:after="100"/>
+      <w:ind w:left="240"/>
+    </w:pPr>
+  </w:style>
+  <w:style w:type="paragraph" w:styleId="TOC3">
+    <w:name w:val="toc 3"/>
+    <w:basedOn w:val="Normal"/>
+    <w:next w:val="Normal"/>
+    <w:autoRedefine/>
+    <w:uiPriority w:val="39"/>
+    <w:unhideWhenUsed/>
+    <w:rsid w:val="000F4FEF"/>
+    <w:pPr>
+      <w:spacing w:after="100"/>
+      <w:ind w:left="480"/>
+    </w:pPr>
+  </w:style>
+  <w:style w:type="paragraph" w:styleId="CommentText">
+    <w:name w:val="annotation text"/>
+    <w:basedOn w:val="Normal"/>
+    <w:link w:val="CommentTextChar"/>
+    <w:uiPriority w:val="99"/>
+    <w:unhideWhenUsed/>
+    <w:qFormat/>
+    <w:rsid w:val="000F4FEF"/>
+    <w:rPr>
+      <w:sz w:val="20"/>
+      <w:szCs w:val="20"/>
+    </w:rPr>
+  </w:style>
+  <w:style w:type="character" w:customStyle="1" w:styleId="CommentTextChar">
+    <w:name w:val="Comment Text Char"/>
+    <w:basedOn w:val="DefaultParagraphFont"/>
+    <w:link w:val="CommentText"/>
+    <w:uiPriority w:val="99"/>
+    <w:qFormat/>
+    <w:rsid w:val="000F4FEF"/>
+    <w:rPr>
+      <w:rFonts w:ascii="Arial" w:hAnsi="Arial" w:cs="Arial"/>
+      <w:sz w:val="20"/>
+      <w:szCs w:val="20"/>
+    </w:rPr>
+  </w:style>
+  <w:style w:type="paragraph" w:styleId="Header">
+    <w:name w:val="header"/>
+    <w:basedOn w:val="Normal"/>
+    <w:link w:val="HeaderChar"/>
+    <w:uiPriority w:val="99"/>
+    <w:unhideWhenUsed/>
+    <w:rsid w:val="000F4FEF"/>
+    <w:pPr>
+      <w:tabs>
+        <w:tab w:val="center" w:pos="4680"/>
+        <w:tab w:val="right" w:pos="9360"/>
+      </w:tabs>
+    </w:pPr>
+  </w:style>
+  <w:style w:type="character" w:customStyle="1" w:styleId="HeaderChar">
+    <w:name w:val="Header Char"/>
+    <w:basedOn w:val="DefaultParagraphFont"/>
+    <w:link w:val="Header"/>
+    <w:uiPriority w:val="99"/>
+    <w:rsid w:val="000F4FEF"/>
+    <w:rPr>
+      <w:rFonts w:ascii="Arial" w:hAnsi="Arial" w:cs="Arial"/>
+    </w:rPr>
+  </w:style>
+  <w:style w:type="character" w:styleId="CommentReference">
+    <w:name w:val="annotation reference"/>
+    <w:basedOn w:val="DefaultParagraphFont"/>
+    <w:uiPriority w:val="99"/>
+    <w:semiHidden/>
+    <w:unhideWhenUsed/>
+    <w:qFormat/>
+    <w:rsid w:val="000F4FEF"/>
+    <w:rPr>
+      <w:sz w:val="16"/>
+      <w:szCs w:val="16"/>
+    </w:rPr>
+  </w:style>
+  <w:style w:type="paragraph" w:styleId="Title">
+    <w:name w:val="Title"/>
+    <w:basedOn w:val="Normal"/>
+    <w:next w:val="Normal"/>
+    <w:link w:val="TitleChar"/>
+    <w:uiPriority w:val="10"/>
+    <w:qFormat/>
+    <w:rsid w:val="000F4FEF"/>
+    <w:pPr>
+      <w:spacing w:before="0" w:beforeAutospacing="0" w:after="100" w:line="276" w:lineRule="auto"/>
+    </w:pPr>
+    <w:rPr>
+      <w:rFonts w:ascii="Helvetica" w:hAnsi="Helvetica" w:cs="Helvetica"/>
+      <w:color w:val="0A2A78"/>
+      <w:spacing w:val="-2"/>
+      <w:sz w:val="48"/>
+      <w:szCs w:val="24"/>
+    </w:rPr>
+  </w:style>
+  <w:style w:type="character" w:customStyle="1" w:styleId="TitleChar">
+    <w:name w:val="Title Char"/>
+    <w:basedOn w:val="DefaultParagraphFont"/>
+    <w:link w:val="Title"/>
+    <w:uiPriority w:val="10"/>
+    <w:qFormat/>
+    <w:rsid w:val="000F4FEF"/>
+    <w:rPr>
+      <w:rFonts w:ascii="Helvetica" w:hAnsi="Helvetica" w:cs="Helvetica"/>
+      <w:color w:val="0A2A78"/>
+      <w:spacing w:val="-2"/>
+      <w:sz w:val="48"/>
+      <w:szCs w:val="24"/>
+    </w:rPr>
+  </w:style>
+  <w:style w:type="paragraph" w:styleId="Subtitle">
+    <w:name w:val="Subtitle"/>
+    <w:basedOn w:val="Normal"/>
+    <w:next w:val="Normal"/>
+    <w:link w:val="SubtitleChar"/>
+    <w:uiPriority w:val="11"/>
+    <w:qFormat/>
+    <w:rsid w:val="000F4FEF"/>
+    <w:pPr>
+      <w:keepNext/>
+      <w:keepLines/>
+      <w:spacing w:after="320"/>
+    </w:pPr>
+    <w:rPr>
+      <w:color w:val="666666"/>
+      <w:sz w:val="30"/>
+      <w:szCs w:val="30"/>
+    </w:rPr>
+  </w:style>
+  <w:style w:type="character" w:customStyle="1" w:styleId="SubtitleChar">
+    <w:name w:val="Subtitle Char"/>
+    <w:basedOn w:val="DefaultParagraphFont"/>
+    <w:link w:val="Subtitle"/>
+    <w:uiPriority w:val="11"/>
+    <w:rsid w:val="000F4FEF"/>
+    <w:rPr>
+      <w:rFonts w:ascii="Arial" w:hAnsi="Arial" w:cs="Arial"/>
+      <w:color w:val="666666"/>
+      <w:sz w:val="30"/>
+      <w:szCs w:val="30"/>
+    </w:rPr>
+  </w:style>
+  <w:style w:type="character" w:styleId="FollowedHyperlink">
+    <w:name w:val="FollowedHyperlink"/>
+    <w:basedOn w:val="DefaultParagraphFont"/>
+    <w:uiPriority w:val="99"/>
+    <w:semiHidden/>
+    <w:unhideWhenUsed/>
+    <w:rsid w:val="000F4FEF"/>
+    <w:rPr>
+      <w:color w:val="954F72" w:themeColor="followedHyperlink"/>
+      <w:u w:val="single"/>
+    </w:rPr>
+  </w:style>
+  <w:style w:type="character" w:styleId="Strong">
+    <w:name w:val="Strong"/>
+    <w:basedOn w:val="DefaultParagraphFont"/>
+    <w:uiPriority w:val="22"/>
+    <w:qFormat/>
+    <w:rsid w:val="000F4FEF"/>
+    <w:rPr>
+      <w:b/>
+      <w:bCs/>
+    </w:rPr>
+  </w:style>
+  <w:style w:type="character" w:styleId="Emphasis">
+    <w:name w:val="Emphasis"/>
+    <w:basedOn w:val="DefaultParagraphFont"/>
+    <w:uiPriority w:val="20"/>
+    <w:qFormat/>
+    <w:rsid w:val="000F4FEF"/>
+    <w:rPr>
+      <w:i/>
+      <w:iCs/>
+    </w:rPr>
+  </w:style>
+  <w:style w:type="paragraph" w:styleId="PlainText">
+    <w:name w:val="Plain Text"/>
+    <w:basedOn w:val="Normal"/>
+    <w:link w:val="PlainTextChar"/>
+    <w:uiPriority w:val="99"/>
+    <w:semiHidden/>
+    <w:unhideWhenUsed/>
+    <w:rsid w:val="00DD3DDA"/>
+    <w:pPr>
+      <w:spacing w:after="0"/>
+    </w:pPr>
+    <w:rPr>
+      <w:sz w:val="24"/>
+      <w:szCs w:val="21"/>
+    </w:rPr>
+  </w:style>
+  <w:style w:type="character" w:customStyle="1" w:styleId="PlainTextChar">
+    <w:name w:val="Plain Text Char"/>
+    <w:basedOn w:val="DefaultParagraphFont"/>
+    <w:link w:val="PlainText"/>
+    <w:uiPriority w:val="99"/>
+    <w:semiHidden/>
+    <w:rsid w:val="00DD3DDA"/>
+    <w:rPr>
+      <w:rFonts w:ascii="Arial" w:hAnsi="Arial" w:cs="Arial"/>
+      <w:sz w:val="24"/>
+      <w:szCs w:val="21"/>
+    </w:rPr>
+  </w:style>
+  <w:style w:type="paragraph" w:styleId="NormalWeb">
+    <w:name w:val="Normal (Web)"/>
+    <w:basedOn w:val="Normal"/>
+    <w:uiPriority w:val="99"/>
+    <w:unhideWhenUsed/>
+    <w:rsid w:val="000F4FEF"/>
+    <w:pPr>
+      <w:spacing w:before="100" w:after="100"/>
+    </w:pPr>
+    <w:rPr>
+      <w:rFonts w:ascii="Times New Roman" w:eastAsia="Times New Roman" w:hAnsi="Times New Roman" w:cs="Times New Roman"/>
+      <w:sz w:val="24"/>
+      <w:szCs w:val="24"/>
+    </w:rPr>
+  </w:style>
+  <w:style w:type="paragraph" w:styleId="HTMLPreformatted">
+    <w:name w:val="HTML Preformatted"/>
+    <w:basedOn w:val="Normal"/>
+    <w:link w:val="HTMLPreformattedChar"/>
+    <w:uiPriority w:val="99"/>
+    <w:semiHidden/>
+    <w:unhideWhenUsed/>
+    <w:rsid w:val="000F4FEF"/>
+    <w:pPr>
+      <w:tabs>
+        <w:tab w:val="left" w:pos="916"/>
+        <w:tab w:val="left" w:pos="1832"/>
+        <w:tab w:val="left" w:pos="2748"/>
+        <w:tab w:val="left" w:pos="3664"/>
+        <w:tab w:val="left" w:pos="4580"/>
+        <w:tab w:val="left" w:pos="5496"/>
+        <w:tab w:val="left" w:pos="6412"/>
+        <w:tab w:val="left" w:pos="7328"/>
+        <w:tab w:val="left" w:pos="8244"/>
+        <w:tab w:val="left" w:pos="9160"/>
+        <w:tab w:val="left" w:pos="10076"/>
+        <w:tab w:val="left" w:pos="10992"/>
+        <w:tab w:val="left" w:pos="11908"/>
+        <w:tab w:val="left" w:pos="12824"/>
+        <w:tab w:val="left" w:pos="13740"/>
+        <w:tab w:val="left" w:pos="14656"/>
+      </w:tabs>
+      <w:spacing w:before="0" w:beforeAutospacing="0" w:after="0" w:afterAutospacing="0"/>
+    </w:pPr>
+    <w:rPr>
+      <w:rFonts w:ascii="Courier New" w:eastAsia="Times New Roman" w:hAnsi="Courier New" w:cs="Courier New"/>
+      <w:sz w:val="20"/>
+      <w:szCs w:val="20"/>
+    </w:rPr>
+  </w:style>
+  <w:style w:type="character" w:customStyle="1" w:styleId="HTMLPreformattedChar">
+    <w:name w:val="HTML Preformatted Char"/>
+    <w:basedOn w:val="DefaultParagraphFont"/>
+    <w:link w:val="HTMLPreformatted"/>
+    <w:uiPriority w:val="99"/>
+    <w:semiHidden/>
+    <w:rsid w:val="000F4FEF"/>
+    <w:rPr>
+      <w:rFonts w:ascii="Courier New" w:eastAsia="Times New Roman" w:hAnsi="Courier New" w:cs="Courier New"/>
+      <w:sz w:val="20"/>
+      <w:szCs w:val="20"/>
+    </w:rPr>
+  </w:style>
+  <w:style w:type="paragraph" w:styleId="CommentSubject">
+    <w:name w:val="annotation subject"/>
+    <w:basedOn w:val="CommentText"/>
+    <w:next w:val="CommentText"/>
+    <w:link w:val="CommentSubjectChar"/>
+    <w:uiPriority w:val="99"/>
+    <w:semiHidden/>
+    <w:unhideWhenUsed/>
+    <w:rsid w:val="000F4FEF"/>
+    <w:rPr>
+      <w:b/>
+      <w:bCs/>
+    </w:rPr>
+  </w:style>
+  <w:style w:type="character" w:customStyle="1" w:styleId="CommentSubjectChar">
+    <w:name w:val="Comment Subject Char"/>
+    <w:basedOn w:val="CommentTextChar"/>
+    <w:link w:val="CommentSubject"/>
+    <w:uiPriority w:val="99"/>
+    <w:semiHidden/>
+    <w:rsid w:val="000F4FEF"/>
+    <w:rPr>
+      <w:rFonts w:ascii="Arial" w:hAnsi="Arial" w:cs="Arial"/>
+      <w:b/>
+      <w:bCs/>
+      <w:sz w:val="20"/>
+      <w:szCs w:val="20"/>
+    </w:rPr>
+  </w:style>
+  <w:style w:type="paragraph" w:styleId="BalloonText">
+    <w:name w:val="Balloon Text"/>
+    <w:basedOn w:val="Normal"/>
+    <w:link w:val="BalloonTextChar"/>
+    <w:uiPriority w:val="99"/>
+    <w:semiHidden/>
+    <w:unhideWhenUsed/>
+    <w:rsid w:val="000F4FEF"/>
+    <w:rPr>
+      <w:rFonts w:ascii="Segoe UI" w:hAnsi="Segoe UI" w:cs="Segoe UI"/>
+      <w:sz w:val="18"/>
+      <w:szCs w:val="18"/>
+    </w:rPr>
+  </w:style>
+  <w:style w:type="character" w:customStyle="1" w:styleId="BalloonTextChar">
+    <w:name w:val="Balloon Text Char"/>
+    <w:basedOn w:val="DefaultParagraphFont"/>
+    <w:link w:val="BalloonText"/>
+    <w:uiPriority w:val="99"/>
+    <w:semiHidden/>
+    <w:rsid w:val="000F4FEF"/>
+    <w:rPr>
+      <w:rFonts w:ascii="Segoe UI" w:hAnsi="Segoe UI" w:cs="Segoe UI"/>
+      <w:sz w:val="18"/>
+      <w:szCs w:val="18"/>
+    </w:rPr>
+  </w:style>
+  <w:style w:type="table" w:styleId="TableGrid">
+    <w:name w:val="Table Grid"/>
+    <w:basedOn w:val="TableNormal"/>
+    <w:uiPriority w:val="39"/>
+    <w:rsid w:val="000F4FEF"/>
+    <w:pPr>
+      <w:widowControl w:val="0"/>
+      <w:autoSpaceDE w:val="0"/>
+      <w:autoSpaceDN w:val="0"/>
+      <w:spacing w:beforeAutospacing="0" w:after="0" w:afterAutospacing="0" w:line="240" w:lineRule="auto"/>
+    </w:pPr>
+    <w:rPr>
+      <w:rFonts w:eastAsiaTheme="minorHAnsi"/>
+    </w:rPr>
+    <w:tblPr>
+      <w:tblBorders>
+        <w:top w:val="single" w:sz="4" w:space="0" w:color="auto"/>
+        <w:left w:val="single" w:sz="4" w:space="0" w:color="auto"/>
+        <w:bottom w:val="single" w:sz="4" w:space="0" w:color="auto"/>
+        <w:right w:val="single" w:sz="4" w:space="0" w:color="auto"/>
+        <w:insideH w:val="single" w:sz="4" w:space="0" w:color="auto"/>
+        <w:insideV w:val="single" w:sz="4" w:space="0" w:color="auto"/>
+      </w:tblBorders>
+    </w:tblPr>
+  </w:style>
+  <w:style w:type="paragraph" w:styleId="NoSpacing">
+    <w:name w:val="No Spacing"/>
+    <w:uiPriority w:val="1"/>
+    <w:qFormat/>
+    <w:rsid w:val="00DD3DDA"/>
+    <w:pPr>
+      <w:spacing w:beforeAutospacing="0" w:after="0" w:afterAutospacing="0"/>
+    </w:pPr>
+    <w:rPr>
+      <w:rFonts w:ascii="Helvetica" w:eastAsiaTheme="minorHAnsi" w:hAnsi="Helvetica"/>
+      <w:sz w:val="24"/>
+    </w:rPr>
+  </w:style>
+  <w:style w:type="paragraph" w:styleId="Quote">
+    <w:name w:val="Quote"/>
+    <w:basedOn w:val="Normal"/>
+    <w:next w:val="Normal"/>
+    <w:link w:val="QuoteChar"/>
+    <w:uiPriority w:val="29"/>
+    <w:rsid w:val="000F4FEF"/>
+    <w:pPr>
+      <w:spacing w:before="200" w:after="160"/>
+      <w:ind w:left="864" w:right="864"/>
+      <w:jc w:val="center"/>
+    </w:pPr>
+    <w:rPr>
+      <w:i/>
+      <w:iCs/>
+      <w:color w:val="404040" w:themeColor="text1" w:themeTint="BF"/>
+    </w:rPr>
+  </w:style>
+  <w:style w:type="character" w:customStyle="1" w:styleId="QuoteChar">
+    <w:name w:val="Quote Char"/>
+    <w:basedOn w:val="DefaultParagraphFont"/>
+    <w:link w:val="Quote"/>
+    <w:uiPriority w:val="29"/>
+    <w:rsid w:val="000F4FEF"/>
+    <w:rPr>
+      <w:rFonts w:ascii="Arial" w:hAnsi="Arial" w:cs="Arial"/>
+      <w:i/>
+      <w:iCs/>
+      <w:color w:val="404040" w:themeColor="text1" w:themeTint="BF"/>
+    </w:rPr>
+  </w:style>
+  <w:style w:type="character" w:styleId="SubtleEmphasis">
+    <w:name w:val="Subtle Emphasis"/>
+    <w:basedOn w:val="DefaultParagraphFont"/>
+    <w:uiPriority w:val="19"/>
+    <w:rsid w:val="000F4FEF"/>
+    <w:rPr>
+      <w:i/>
+      <w:iCs/>
+      <w:color w:val="404040" w:themeColor="text1" w:themeTint="BF"/>
+    </w:rPr>
+  </w:style>
+  <w:style w:type="paragraph" w:styleId="TOCHeading">
+    <w:name w:val="TOC Heading"/>
+    <w:basedOn w:val="Heading1"/>
+    <w:next w:val="Normal"/>
+    <w:uiPriority w:val="39"/>
+    <w:unhideWhenUsed/>
+    <w:qFormat/>
+    <w:rsid w:val="000F4FEF"/>
+    <w:pPr>
+      <w:spacing w:before="240" w:after="0" w:line="259" w:lineRule="auto"/>
+      <w:outlineLvl w:val="9"/>
+    </w:pPr>
+    <w:rPr>
+      <w:rFonts w:asciiTheme="majorHAnsi" w:eastAsiaTheme="majorEastAsia" w:hAnsiTheme="majorHAnsi" w:cstheme="majorBidi"/>
+      <w:color w:val="2F5496" w:themeColor="accent1" w:themeShade="BF"/>
+      <w:sz w:val="32"/>
+      <w:szCs w:val="32"/>
+    </w:rPr>
+  </w:style>
+  <w:style w:type="character" w:customStyle="1" w:styleId="BodyChar">
+    <w:name w:val="Body Char"/>
+    <w:basedOn w:val="DefaultParagraphFont"/>
+    <w:link w:val="Body"/>
+    <w:rsid w:val="000F4FEF"/>
+    <w:rPr>
+      <w:rFonts w:ascii="Helvetica" w:eastAsiaTheme="minorHAnsi" w:hAnsi="Helvetica" w:cs="Helvetica"/>
+      <w:sz w:val="24"/>
+      <w:szCs w:val="24"/>
+    </w:rPr>
+  </w:style>
+  <w:style w:type="paragraph" w:customStyle="1" w:styleId="interviewneedsediting">
+    <w:name w:val="interview needs editing"/>
+    <w:basedOn w:val="Normal"/>
+    <w:next w:val="Normal"/>
+    <w:qFormat/>
+    <w:rsid w:val="000F4FEF"/>
+    <w:pPr>
+      <w:shd w:val="clear" w:color="auto" w:fill="FFFF00"/>
+      <w:spacing w:after="60" w:line="360" w:lineRule="auto"/>
+    </w:pPr>
+    <w:rPr>
+      <w:sz w:val="21"/>
+      <w:szCs w:val="21"/>
+    </w:rPr>
+  </w:style>
+  <w:style w:type="table" w:customStyle="1" w:styleId="TableGridLight1">
+    <w:name w:val="Table Grid Light1"/>
+    <w:basedOn w:val="TableNormal"/>
+    <w:uiPriority w:val="40"/>
+    <w:rsid w:val="000F4FEF"/>
+    <w:pPr>
+      <w:spacing w:beforeAutospacing="0" w:after="0" w:afterAutospacing="0" w:line="240" w:lineRule="auto"/>
+    </w:pPr>
+    <w:rPr>
+      <w:rFonts w:eastAsiaTheme="minorHAnsi"/>
+    </w:rPr>
+    <w:tblPr>
+      <w:tblBorders>
+        <w:top w:val="single" w:sz="4" w:space="0" w:color="BFBFBF" w:themeColor="background1" w:themeShade="BF"/>
+        <w:left w:val="single" w:sz="4" w:space="0" w:color="BFBFBF" w:themeColor="background1" w:themeShade="BF"/>
+        <w:bottom w:val="single" w:sz="4" w:space="0" w:color="BFBFBF" w:themeColor="background1" w:themeShade="BF"/>
+        <w:right w:val="single" w:sz="4" w:space="0" w:color="BFBFBF" w:themeColor="background1" w:themeShade="BF"/>
+        <w:insideH w:val="single" w:sz="4" w:space="0" w:color="BFBFBF" w:themeColor="background1" w:themeShade="BF"/>
+        <w:insideV w:val="single" w:sz="4" w:space="0" w:color="BFBFBF" w:themeColor="background1" w:themeShade="BF"/>
+      </w:tblBorders>
+    </w:tblPr>
+  </w:style>
+</w:styles>
+</file>
+
+<file path=word/stylesWithEffects.xml><?xml version="1.0" encoding="utf-8"?>
+<w:styles xmlns:wpc="http://schemas.microsoft.com/office/word/2010/wordprocessingCanvas" xmlns:mc="http://schemas.openxmlformats.org/markup-compatibility/2006" xmlns:o="urn:schemas-microsoft-com:office:office" xmlns:r="http://schemas.openxmlformats.org/officeDocument/2006/relationships" xmlns:m="http://schemas.openxmlformats.org/officeDocument/2006/math" xmlns:v="urn:schemas-microsoft-com:vml" xmlns:wp14="http://schemas.microsoft.com/office/word/2010/wordprocessingDrawing" xmlns:wp="http://schemas.openxmlformats.org/drawingml/2006/wordprocessingDrawing" xmlns:w10="urn:schemas-microsoft-com:office:word" xmlns:w="http://schemas.openxmlformats.org/wordprocessingml/2006/main" xmlns:w14="http://schemas.microsoft.com/office/word/2010/wordml" xmlns:wpg="http://schemas.microsoft.com/office/word/2010/wordprocessingGroup" xmlns:wpi="http://schemas.microsoft.com/office/word/2010/wordprocessingInk" xmlns:wne="http://schemas.microsoft.com/office/word/2006/wordml" xmlns:wps="http://schemas.microsoft.com/office/word/2010/wordprocessingShape" mc:Ignorable="w14 wp14">
+  <w:docDefaults>
+    <w:rPrDefault>
+      <w:rPr>
+        <w:rFonts w:asciiTheme="minorHAnsi" w:eastAsia="Arial" w:hAnsiTheme="minorHAnsi" w:cstheme="minorBidi"/>
+        <w:sz w:val="22"/>
+        <w:szCs w:val="22"/>
+        <w:lang w:val="en-US" w:eastAsia="en-US" w:bidi="ar-SA"/>
+      </w:rPr>
+    </w:rPrDefault>
+    <w:pPrDefault>
+      <w:pPr>
+        <w:spacing w:beforeAutospacing="1" w:after="160" w:afterAutospacing="1" w:line="259" w:lineRule="auto"/>
+      </w:pPr>
+    </w:pPrDefault>
+  </w:docDefaults>
+  <w:latentStyles w:defLockedState="0" w:defUIPriority="99" w:defSemiHidden="1" w:defUnhideWhenUsed="1" w:defQFormat="0" w:count="267">
+    <w:lsdException w:name="Normal" w:semiHidden="0" w:uiPriority="0" w:unhideWhenUsed="0" w:qFormat="1"/>
+    <w:lsdException w:name="heading 1" w:semiHidden="0" w:uiPriority="9" w:unhideWhenUsed="0" w:qFormat="1"/>
+    <w:lsdException w:name="heading 2" w:uiPriority="9" w:qFormat="1"/>
+    <w:lsdException w:name="heading 3" w:uiPriority="9" w:qFormat="1"/>
+    <w:lsdException w:name="heading 4" w:uiPriority="9" w:qFormat="1"/>
+    <w:lsdException w:name="heading 5" w:uiPriority="9" w:qFormat="1"/>
+    <w:lsdException w:name="heading 6" w:uiPriority="9" w:qFormat="1"/>
+    <w:lsdException w:name="heading 7" w:uiPriority="9" w:qFormat="1"/>
+    <w:lsdException w:name="heading 8" w:uiPriority="9" w:qFormat="1"/>
+    <w:lsdException w:name="heading 9" w:uiPriority="9" w:qFormat="1"/>
+    <w:lsdException w:name="toc 1" w:uiPriority="39"/>
+    <w:lsdException w:name="toc 2" w:uiPriority="39"/>
+    <w:lsdException w:name="toc 3" w:uiPriority="39"/>
+    <w:lsdException w:name="toc 4" w:uiPriority="39"/>
+    <w:lsdException w:name="toc 5" w:uiPriority="39"/>
+    <w:lsdException w:name="toc 6" w:uiPriority="39"/>
+    <w:lsdException w:name="toc 7" w:uiPriority="39"/>
+    <w:lsdException w:name="toc 8" w:uiPriority="39"/>
+    <w:lsdException w:name="toc 9" w:uiPriority="39"/>
+    <w:lsdException w:name="annotation text" w:qFormat="1"/>
+    <w:lsdException w:name="caption" w:uiPriority="35" w:qFormat="1"/>
+    <w:lsdException w:name="annotation reference" w:qFormat="1"/>
+    <w:lsdException w:name="Title" w:semiHidden="0" w:uiPriority="10" w:unhideWhenUsed="0" w:qFormat="1"/>
+    <w:lsdException w:name="Default Paragraph Font" w:uiPriority="1"/>
+    <w:lsdException w:name="Body Text" w:uiPriority="1" w:qFormat="1"/>
+    <w:lsdException w:name="Subtitle" w:semiHidden="0" w:uiPriority="11" w:unhideWhenUsed="0" w:qFormat="1"/>
+    <w:lsdException w:name="Strong" w:semiHidden="0" w:uiPriority="22" w:unhideWhenUsed="0" w:qFormat="1"/>
+    <w:lsdException w:name="Emphasis" w:semiHidden="0" w:uiPriority="20" w:unhideWhenUsed="0" w:qFormat="1"/>
+    <w:lsdException w:name="Table Grid" w:semiHidden="0" w:uiPriority="39" w:unhideWhenUsed="0"/>
+    <w:lsdException w:name="Placeholder Text" w:unhideWhenUsed="0"/>
+    <w:lsdException w:name="No Spacing" w:semiHidden="0" w:uiPriority="1" w:unhideWhenUsed="0" w:qFormat="1"/>
+    <w:lsdException w:name="Light Shading" w:semiHidden="0" w:uiPriority="60" w:unhideWhenUsed="0"/>
+    <w:lsdException w:name="Light List" w:semiHidden="0" w:uiPriority="61" w:unhideWhenUsed="0"/>
+    <w:lsdException w:name="Light Grid" w:semiHidden="0" w:uiPriority="62" w:unhideWhenUsed="0"/>
+    <w:lsdException w:name="Medium Shading 1" w:semiHidden="0" w:uiPriority="63" w:unhideWhenUsed="0"/>
+    <w:lsdException w:name="Medium Shading 2" w:semiHidden="0" w:uiPriority="64" w:unhideWhenUsed="0"/>
+    <w:lsdException w:name="Medium List 1" w:semiHidden="0" w:uiPriority="65" w:unhideWhenUsed="0"/>
+    <w:lsdException w:name="Medium List 2" w:semiHidden="0" w:uiPriority="66" w:unhideWhenUsed="0"/>
+    <w:lsdException w:name="Medium Grid 1" w:semiHidden="0" w:uiPriority="67" w:unhideWhenUsed="0"/>
+    <w:lsdException w:name="Medium Grid 2" w:semiHidden="0" w:uiPriority="68" w:unhideWhenUsed="0"/>
+    <w:lsdException w:name="Medium Grid 3" w:semiHidden="0" w:uiPriority="69" w:unhideWhenUsed="0"/>
+    <w:lsdException w:name="Dark List" w:semiHidden="0" w:uiPriority="70" w:unhideWhenUsed="0"/>
+    <w:lsdException w:name="Colorful Shading" w:semiHidden="0" w:uiPriority="71" w:unhideWhenUsed="0"/>
+    <w:lsdException w:name="Colorful List" w:semiHidden="0" w:uiPriority="72" w:unhideWhenUsed="0"/>
+    <w:lsdException w:name="Colorful Grid" w:semiHidden="0" w:uiPriority="73" w:unhideWhenUsed="0"/>
+    <w:lsdException w:name="Light Shading Accent 1" w:semiHidden="0" w:uiPriority="60" w:unhideWhenUsed="0"/>
+    <w:lsdException w:name="Light List Accent 1" w:semiHidden="0" w:uiPriority="61" w:unhideWhenUsed="0"/>
+    <w:lsdException w:name="Light Grid Accent 1" w:semiHidden="0" w:uiPriority="62" w:unhideWhenUsed="0"/>
+    <w:lsdException w:name="Medium Shading 1 Accent 1" w:semiHidden="0" w:uiPriority="63" w:unhideWhenUsed="0"/>
+    <w:lsdException w:name="Medium Shading 2 Accent 1" w:semiHidden="0" w:uiPriority="64" w:unhideWhenUsed="0"/>
+    <w:lsdException w:name="Medium List 1 Accent 1" w:semiHidden="0" w:uiPriority="65" w:unhideWhenUsed="0"/>
+    <w:lsdException w:name="Revision" w:unhideWhenUsed="0"/>
+    <w:lsdException w:name="List Paragraph" w:semiHidden="0" w:uiPriority="34" w:unhideWhenUsed="0" w:qFormat="1"/>
+    <w:lsdException w:name="Quote" w:semiHidden="0" w:uiPriority="29" w:unhideWhenUsed="0" w:qFormat="1"/>
+    <w:lsdException w:name="Intense Quote" w:semiHidden="0" w:uiPriority="30" w:unhideWhenUsed="0" w:qFormat="1"/>
+    <w:lsdException w:name="Medium List 2 Accent 1" w:semiHidden="0" w:uiPriority="66" w:unhideWhenUsed="0"/>
+    <w:lsdException w:name="Medium Grid 1 Accent 1" w:semiHidden="0" w:uiPriority="67" w:unhideWhenUsed="0"/>
+    <w:lsdException w:name="Medium Grid 2 Accent 1" w:semiHidden="0" w:uiPriority="68" w:unhideWhenUsed="0"/>
+    <w:lsdException w:name="Medium Grid 3 Accent 1" w:semiHidden="0" w:uiPriority="69" w:unhideWhenUsed="0"/>
+    <w:lsdException w:name="Dark List Accent 1" w:semiHidden="0" w:uiPriority="70" w:unhideWhenUsed="0"/>
+    <w:lsdException w:name="Colorful Shading Accent 1" w:semiHidden="0" w:uiPriority="71" w:unhideWhenUsed="0"/>
+    <w:lsdException w:name="Colorful List Accent 1" w:semiHidden="0" w:uiPriority="72" w:unhideWhenUsed="0"/>
+    <w:lsdException w:name="Colorful Grid Accent 1" w:semiHidden="0" w:uiPriority="73" w:unhideWhenUsed="0"/>
+    <w:lsdException w:name="Light Shading Accent 2" w:semiHidden="0" w:uiPriority="60" w:unhideWhenUsed="0"/>
+    <w:lsdException w:name="Light List Accent 2" w:semiHidden="0" w:uiPriority="61" w:unhideWhenUsed="0"/>
+    <w:lsdException w:name="Light Grid Accent 2" w:semiHidden="0" w:uiPriority="62" w:unhideWhenUsed="0"/>
+    <w:lsdException w:name="Medium Shading 1 Accent 2" w:semiHidden="0" w:uiPriority="63" w:unhideWhenUsed="0"/>
+    <w:lsdException w:name="Medium Shading 2 Accent 2" w:semiHidden="0" w:uiPriority="64" w:unhideWhenUsed="0"/>
+    <w:lsdException w:name="Medium List 1 Accent 2" w:semiHidden="0" w:uiPriority="65" w:unhideWhenUsed="0"/>
+    <w:lsdException w:name="Medium List 2 Accent 2" w:semiHidden="0" w:uiPriority="66" w:unhideWhenUsed="0"/>
+    <w:lsdException w:name="Medium Grid 1 Accent 2" w:semiHidden="0" w:uiPriority="67" w:unhideWhenUsed="0"/>
+    <w:lsdException w:name="Medium Grid 2 Accent 2" w:semiHidden="0" w:uiPriority="68" w:unhideWhenUsed="0"/>
+    <w:lsdException w:name="Medium Grid 3 Accent 2" w:semiHidden="0" w:uiPriority="69" w:unhideWhenUsed="0"/>
+    <w:lsdException w:name="Dark List Accent 2" w:semiHidden="0" w:uiPriority="70" w:unhideWhenUsed="0"/>
+    <w:lsdException w:name="Colorful Shading Accent 2" w:semiHidden="0" w:uiPriority="71" w:unhideWhenUsed="0"/>
+    <w:lsdException w:name="Colorful List Accent 2" w:semiHidden="0" w:uiPriority="72" w:unhideWhenUsed="0"/>
+    <w:lsdException w:name="Colorful Grid Accent 2" w:semiHidden="0" w:uiPriority="73" w:unhideWhenUsed="0"/>
+    <w:lsdException w:name="Light Shading Accent 3" w:semiHidden="0" w:uiPriority="60" w:unhideWhenUsed="0"/>
+    <w:lsdException w:name="Light List Accent 3" w:semiHidden="0" w:uiPriority="61" w:unhideWhenUsed="0"/>
+    <w:lsdException w:name="Light Grid Accent 3" w:semiHidden="0" w:uiPriority="62" w:unhideWhenUsed="0"/>
+    <w:lsdException w:name="Medium Shading 1 Accent 3" w:semiHidden="0" w:uiPriority="63" w:unhideWhenUsed="0"/>
+    <w:lsdException w:name="Medium Shading 2 Accent 3" w:semiHidden="0" w:uiPriority="64" w:unhideWhenUsed="0"/>
+    <w:lsdException w:name="Medium List 1 Accent 3" w:semiHidden="0" w:uiPriority="65" w:unhideWhenUsed="0"/>
+    <w:lsdException w:name="Medium List 2 Accent 3" w:semiHidden="0" w:uiPriority="66" w:unhideWhenUsed="0"/>
+    <w:lsdException w:name="Medium Grid 1 Accent 3" w:semiHidden="0" w:uiPriority="67" w:unhideWhenUsed="0"/>
+    <w:lsdException w:name="Medium Grid 2 Accent 3" w:semiHidden="0" w:uiPriority="68" w:unhideWhenUsed="0"/>
+    <w:lsdException w:name="Medium Grid 3 Accent 3" w:semiHidden="0" w:uiPriority="69" w:unhideWhenUsed="0"/>
+    <w:lsdException w:name="Dark List Accent 3" w:semiHidden="0" w:uiPriority="70" w:unhideWhenUsed="0"/>
+    <w:lsdException w:name="Colorful Shading Accent 3" w:semiHidden="0" w:uiPriority="71" w:unhideWhenUsed="0"/>
+    <w:lsdException w:name="Colorful List Accent 3" w:semiHidden="0" w:uiPriority="72" w:unhideWhenUsed="0"/>
+    <w:lsdException w:name="Colorful Grid Accent 3" w:semiHidden="0" w:uiPriority="73" w:unhideWhenUsed="0"/>
+    <w:lsdException w:name="Light Shading Accent 4" w:semiHidden="0" w:uiPriority="60" w:unhideWhenUsed="0"/>
+    <w:lsdException w:name="Light List Accent 4" w:semiHidden="0" w:uiPriority="61" w:unhideWhenUsed="0"/>
+    <w:lsdException w:name="Light Grid Accent 4" w:semiHidden="0" w:uiPriority="62" w:unhideWhenUsed="0"/>
+    <w:lsdException w:name="Medium Shading 1 Accent 4" w:semiHidden="0" w:uiPriority="63" w:unhideWhenUsed="0"/>
+    <w:lsdException w:name="Medium Shading 2 Accent 4" w:semiHidden="0" w:uiPriority="64" w:unhideWhenUsed="0"/>
+    <w:lsdException w:name="Medium List 1 Accent 4" w:semiHidden="0" w:uiPriority="65" w:unhideWhenUsed="0"/>
+    <w:lsdException w:name="Medium List 2 Accent 4" w:semiHidden="0" w:uiPriority="66" w:unhideWhenUsed="0"/>
+    <w:lsdException w:name="Medium Grid 1 Accent 4" w:semiHidden="0" w:uiPriority="67" w:unhideWhenUsed="0"/>
+    <w:lsdException w:name="Medium Grid 2 Accent 4" w:semiHidden="0" w:uiPriority="68" w:unhideWhenUsed="0"/>
+    <w:lsdException w:name="Medium Grid 3 Accent 4" w:semiHidden="0" w:uiPriority="69" w:unhideWhenUsed="0"/>
+    <w:lsdException w:name="Dark List Accent 4" w:semiHidden="0" w:uiPriority="70" w:unhideWhenUsed="0"/>
+    <w:lsdException w:name="Colorful Shading Accent 4" w:semiHidden="0" w:uiPriority="71" w:unhideWhenUsed="0"/>
+    <w:lsdException w:name="Colorful List Accent 4" w:semiHidden="0" w:uiPriority="72" w:unhideWhenUsed="0"/>
+    <w:lsdException w:name="Colorful Grid Accent 4" w:semiHidden="0" w:uiPriority="73" w:unhideWhenUsed="0"/>
+    <w:lsdException w:name="Light Shading Accent 5" w:semiHidden="0" w:uiPriority="60" w:unhideWhenUsed="0"/>
+    <w:lsdException w:name="Light List Accent 5" w:semiHidden="0" w:uiPriority="61" w:unhideWhenUsed="0"/>
+    <w:lsdException w:name="Light Grid Accent 5" w:semiHidden="0" w:uiPriority="62" w:unhideWhenUsed="0"/>
+    <w:lsdException w:name="Medium Shading 1 Accent 5" w:semiHidden="0" w:uiPriority="63" w:unhideWhenUsed="0"/>
+    <w:lsdException w:name="Medium Shading 2 Accent 5" w:semiHidden="0" w:uiPriority="64" w:unhideWhenUsed="0"/>
+    <w:lsdException w:name="Medium List 1 Accent 5" w:semiHidden="0" w:uiPriority="65" w:unhideWhenUsed="0"/>
+    <w:lsdException w:name="Medium List 2 Accent 5" w:semiHidden="0" w:uiPriority="66" w:unhideWhenUsed="0"/>
+    <w:lsdException w:name="Medium Grid 1 Accent 5" w:semiHidden="0" w:uiPriority="67" w:unhideWhenUsed="0"/>
+    <w:lsdException w:name="Medium Grid 2 Accent 5" w:semiHidden="0" w:uiPriority="68" w:unhideWhenUsed="0"/>
+    <w:lsdException w:name="Medium Grid 3 Accent 5" w:semiHidden="0" w:uiPriority="69" w:unhideWhenUsed="0"/>
+    <w:lsdException w:name="Dark List Accent 5" w:semiHidden="0" w:uiPriority="70" w:unhideWhenUsed="0"/>
+    <w:lsdException w:name="Colorful Shading Accent 5" w:semiHidden="0" w:uiPriority="71" w:unhideWhenUsed="0"/>
+    <w:lsdException w:name="Colorful List Accent 5" w:semiHidden="0" w:uiPriority="72" w:unhideWhenUsed="0"/>
+    <w:lsdException w:name="Colorful Grid Accent 5" w:semiHidden="0" w:uiPriority="73" w:unhideWhenUsed="0"/>
+    <w:lsdException w:name="Light Shading Accent 6" w:semiHidden="0" w:uiPriority="60" w:unhideWhenUsed="0"/>
+    <w:lsdException w:name="Light List Accent 6" w:semiHidden="0" w:uiPriority="61" w:unhideWhenUsed="0"/>
+    <w:lsdException w:name="Light Grid Accent 6" w:semiHidden="0" w:uiPriority="62" w:unhideWhenUsed="0"/>
+    <w:lsdException w:name="Medium Shading 1 Accent 6" w:semiHidden="0" w:uiPriority="63" w:unhideWhenUsed="0"/>
+    <w:lsdException w:name="Medium Shading 2 Accent 6" w:semiHidden="0" w:uiPriority="64" w:unhideWhenUsed="0"/>
+    <w:lsdException w:name="Medium List 1 Accent 6" w:semiHidden="0" w:uiPriority="65" w:unhideWhenUsed="0"/>
+    <w:lsdException w:name="Medium List 2 Accent 6" w:semiHidden="0" w:uiPriority="66" w:unhideWhenUsed="0"/>
+    <w:lsdException w:name="Medium Grid 1 Accent 6" w:semiHidden="0" w:uiPriority="67" w:unhideWhenUsed="0"/>
+    <w:lsdException w:name="Medium Grid 2 Accent 6" w:semiHidden="0" w:uiPriority="68" w:unhideWhenUsed="0"/>
+    <w:lsdException w:name="Medium Grid 3 Accent 6" w:semiHidden="0" w:uiPriority="69" w:unhideWhenUsed="0"/>
+    <w:lsdException w:name="Dark List Accent 6" w:semiHidden="0" w:uiPriority="70" w:unhideWhenUsed="0"/>
+    <w:lsdException w:name="Colorful Shading Accent 6" w:semiHidden="0" w:uiPriority="71" w:unhideWhenUsed="0"/>
+    <w:lsdException w:name="Colorful List Accent 6" w:semiHidden="0" w:uiPriority="72" w:unhideWhenUsed="0"/>
+    <w:lsdException w:name="Colorful Grid Accent 6" w:semiHidden="0" w:uiPriority="73" w:unhideWhenUsed="0"/>
+    <w:lsdException w:name="Subtle Emphasis" w:semiHidden="0" w:uiPriority="19" w:unhideWhenUsed="0" w:qFormat="1"/>
+    <w:lsdException w:name="Intense Emphasis" w:semiHidden="0" w:uiPriority="21" w:unhideWhenUsed="0" w:qFormat="1"/>
+    <w:lsdException w:name="Subtle Reference" w:semiHidden="0" w:uiPriority="31" w:unhideWhenUsed="0" w:qFormat="1"/>
+    <w:lsdException w:name="Intense Reference" w:semiHidden="0" w:uiPriority="32" w:unhideWhenUsed="0" w:qFormat="1"/>
+    <w:lsdException w:name="Book Title" w:semiHidden="0" w:uiPriority="33" w:unhideWhenUsed="0" w:qFormat="1"/>
+    <w:lsdException w:name="Bibliography" w:uiPriority="37"/>
+    <w:lsdException w:name="TOC Heading" w:uiPriority="39" w:qFormat="1"/>
+  </w:latentStyles>
+  <w:style w:type="paragraph" w:default="1" w:styleId="Normal">
+    <w:name w:val="Normal"/>
+    <w:qFormat/>
+    <w:rsid w:val="000F4FEF"/>
+    <w:pPr>
+      <w:spacing w:before="-1" w:after="-1" w:line="240" w:lineRule="auto"/>
+    </w:pPr>
+    <w:rPr>
+      <w:rFonts w:ascii="Arial" w:hAnsi="Arial" w:cs="Arial"/>
+    </w:rPr>
+  </w:style>
+  <w:style w:type="paragraph" w:styleId="Heading1">
+    <w:name w:val="heading 1"/>
+    <w:basedOn w:val="Normal"/>
+    <w:link w:val="Heading1Char"/>
+    <w:uiPriority w:val="9"/>
+    <w:qFormat/>
+    <w:rsid w:val="000F4FEF"/>
+    <w:pPr>
+      <w:pBdr>
+        <w:bottom w:val="single" w:sz="4" w:space="1" w:color="A6A6A6" w:themeColor="background1" w:themeShade="A6"/>
+      </w:pBdr>
+      <w:spacing w:before="0" w:beforeAutospacing="0" w:after="100" w:line="276" w:lineRule="auto"/>
+      <w:outlineLvl w:val="0"/>
+    </w:pPr>
+    <w:rPr>
+      <w:rFonts w:ascii="Helvetica" w:hAnsi="Helvetica" w:cs="Helvetica"/>
+      <w:color w:val="0A2A78"/>
+      <w:spacing w:val="-4"/>
+      <w:sz w:val="40"/>
+      <w:szCs w:val="24"/>
+    </w:rPr>
+  </w:style>
+  <w:style w:type="paragraph" w:styleId="Heading2">
+    <w:name w:val="heading 2"/>
+    <w:basedOn w:val="Normal"/>
+    <w:next w:val="Normal"/>
+    <w:link w:val="Heading2Char"/>
+    <w:uiPriority w:val="9"/>
+    <w:unhideWhenUsed/>
+    <w:qFormat/>
+    <w:rsid w:val="000F4FEF"/>
+    <w:pPr>
+      <w:widowControl w:val="0"/>
+      <w:autoSpaceDE w:val="0"/>
+      <w:autoSpaceDN w:val="0"/>
+      <w:spacing w:before="0" w:beforeAutospacing="0" w:after="0" w:afterAutospacing="0" w:line="276" w:lineRule="auto"/>
+      <w:outlineLvl w:val="1"/>
+    </w:pPr>
+    <w:rPr>
+      <w:rFonts w:ascii="Helvetica" w:eastAsiaTheme="minorHAnsi" w:hAnsi="Helvetica" w:cs="Helvetica"/>
+      <w:color w:val="0A2A78"/>
+      <w:spacing w:val="-2"/>
+      <w:sz w:val="36"/>
+      <w:szCs w:val="24"/>
+    </w:rPr>
+  </w:style>
+  <w:style w:type="paragraph" w:styleId="Heading3">
+    <w:name w:val="heading 3"/>
+    <w:basedOn w:val="Heading2"/>
+    <w:next w:val="Body"/>
+    <w:link w:val="Heading3Char"/>
+    <w:uiPriority w:val="9"/>
+    <w:unhideWhenUsed/>
+    <w:qFormat/>
+    <w:rsid w:val="000F4FEF"/>
+    <w:pPr>
+      <w:outlineLvl w:val="2"/>
+    </w:pPr>
+    <w:rPr>
+      <w:sz w:val="32"/>
+    </w:rPr>
+  </w:style>
+  <w:style w:type="paragraph" w:styleId="Heading4">
+    <w:name w:val="heading 4"/>
+    <w:basedOn w:val="Normal"/>
+    <w:next w:val="Normal"/>
+    <w:link w:val="Heading4Char"/>
+    <w:uiPriority w:val="9"/>
+    <w:unhideWhenUsed/>
+    <w:qFormat/>
+    <w:rsid w:val="000F4FEF"/>
+    <w:pPr>
+      <w:widowControl w:val="0"/>
+      <w:autoSpaceDE w:val="0"/>
+      <w:autoSpaceDN w:val="0"/>
+      <w:spacing w:before="54" w:beforeAutospacing="0" w:after="120" w:afterAutospacing="0" w:line="276" w:lineRule="auto"/>
+      <w:ind w:left="360"/>
+      <w:outlineLvl w:val="3"/>
+    </w:pPr>
+    <w:rPr>
+      <w:rFonts w:ascii="Helvetica" w:eastAsiaTheme="minorHAnsi" w:hAnsi="Helvetica" w:cs="Helvetica"/>
+      <w:iCs/>
+      <w:color w:val="0A2A78"/>
+      <w:spacing w:val="-2"/>
+      <w:sz w:val="24"/>
+      <w:szCs w:val="24"/>
+    </w:rPr>
+  </w:style>
+  <w:style w:type="paragraph" w:styleId="Heading5">
+    <w:name w:val="heading 5"/>
+    <w:basedOn w:val="Normal"/>
+    <w:next w:val="Normal"/>
+    <w:link w:val="Heading5Char"/>
+    <w:uiPriority w:val="9"/>
+    <w:unhideWhenUsed/>
+    <w:qFormat/>
+    <w:rsid w:val="000F4FEF"/>
+    <w:pPr>
+      <w:keepNext/>
+      <w:keepLines/>
+      <w:spacing w:before="240" w:after="80"/>
+      <w:outlineLvl w:val="4"/>
+    </w:pPr>
+    <w:rPr>
+      <w:color w:val="666666"/>
+    </w:rPr>
+  </w:style>
+  <w:style w:type="paragraph" w:styleId="Heading6">
+    <w:name w:val="heading 6"/>
+    <w:basedOn w:val="Normal"/>
+    <w:next w:val="Normal"/>
+    <w:link w:val="Heading6Char"/>
+    <w:uiPriority w:val="9"/>
+    <w:semiHidden/>
+    <w:unhideWhenUsed/>
+    <w:qFormat/>
+    <w:rsid w:val="000F4FEF"/>
+    <w:pPr>
+      <w:keepNext/>
+      <w:keepLines/>
+      <w:spacing w:before="240" w:after="80"/>
+      <w:outlineLvl w:val="5"/>
+    </w:pPr>
+    <w:rPr>
+      <w:i/>
+      <w:color w:val="666666"/>
+    </w:rPr>
+  </w:style>
+  <w:style w:type="character" w:default="1" w:styleId="DefaultParagraphFont">
+    <w:name w:val="Default Paragraph Font"/>
+    <w:uiPriority w:val="1"/>
+    <w:semiHidden/>
+    <w:unhideWhenUsed/>
+  </w:style>
+  <w:style w:type="table" w:default="1" w:styleId="TableNormal">
+    <w:name w:val="Normal Table"/>
+    <w:uiPriority w:val="99"/>
+    <w:semiHidden/>
+    <w:unhideWhenUsed/>
+    <w:tblPr>
+      <w:tblInd w:w="0" w:type="dxa"/>
+      <w:tblCellMar>
+        <w:top w:w="0" w:type="dxa"/>
+        <w:left w:w="108" w:type="dxa"/>
+        <w:bottom w:w="0" w:type="dxa"/>
+        <w:right w:w="108" w:type="dxa"/>
+      </w:tblCellMar>
+    </w:tblPr>
+  </w:style>
+  <w:style w:type="numbering" w:default="1" w:styleId="NoList">
+    <w:name w:val="No List"/>
+    <w:uiPriority w:val="99"/>
+    <w:semiHidden/>
+    <w:unhideWhenUsed/>
+  </w:style>
+  <w:style w:type="paragraph" w:customStyle="1" w:styleId="Code">
+    <w:name w:val="Code"/>
+    <w:basedOn w:val="Normal"/>
+    <w:qFormat/>
+    <w:rsid w:val="000F4FEF"/>
+    <w:rPr>
+      <w:rFonts w:ascii="Calibri" w:hAnsi="Calibri"/>
+    </w:rPr>
+  </w:style>
+  <w:style w:type="paragraph" w:customStyle="1" w:styleId="Body">
+    <w:name w:val="Body"/>
+    <w:basedOn w:val="Normal"/>
+    <w:link w:val="BodyChar"/>
+    <w:qFormat/>
+    <w:rsid w:val="000F4FEF"/>
+    <w:pPr>
+      <w:spacing w:before="0" w:beforeAutospacing="0" w:after="120" w:afterAutospacing="0" w:line="276" w:lineRule="auto"/>
+    </w:pPr>
+    <w:rPr>
+      <w:rFonts w:ascii="Helvetica" w:eastAsiaTheme="minorHAnsi" w:hAnsi="Helvetica" w:cs="Helvetica"/>
+      <w:sz w:val="24"/>
+      <w:szCs w:val="24"/>
+    </w:rPr>
+  </w:style>
+  <w:style w:type="character" w:customStyle="1" w:styleId="Heading1Char">
+    <w:name w:val="Heading 1 Char"/>
+    <w:basedOn w:val="DefaultParagraphFont"/>
+    <w:link w:val="Heading1"/>
+    <w:uiPriority w:val="9"/>
+    <w:rsid w:val="000F4FEF"/>
+    <w:rPr>
+      <w:rFonts w:ascii="Helvetica" w:hAnsi="Helvetica" w:cs="Helvetica"/>
+      <w:color w:val="0A2A78"/>
+      <w:spacing w:val="-4"/>
+      <w:sz w:val="40"/>
+      <w:szCs w:val="24"/>
+    </w:rPr>
+  </w:style>
+  <w:style w:type="paragraph" w:styleId="ListParagraph">
+    <w:name w:val="List Paragraph"/>
+    <w:basedOn w:val="BodyText"/>
+    <w:uiPriority w:val="34"/>
+    <w:qFormat/>
+    <w:rsid w:val="000F4FEF"/>
+    <w:pPr>
+      <w:widowControl w:val="0"/>
+      <w:numPr>
+        <w:numId w:val="35"/>
+      </w:numPr>
+      <w:autoSpaceDE w:val="0"/>
+      <w:autoSpaceDN w:val="0"/>
+      <w:spacing w:before="54" w:beforeAutospacing="0" w:afterAutospacing="0" w:line="276" w:lineRule="auto"/>
+    </w:pPr>
+    <w:rPr>
+      <w:rFonts w:ascii="Helvetica" w:eastAsiaTheme="minorHAnsi" w:hAnsi="Helvetica" w:cs="Helvetica"/>
+      <w:color w:val="202529"/>
+      <w:spacing w:val="-2"/>
+      <w:sz w:val="24"/>
+      <w:szCs w:val="24"/>
+    </w:rPr>
+  </w:style>
+  <w:style w:type="paragraph" w:customStyle="1" w:styleId="TFVariable">
+    <w:name w:val="TF Variable"/>
+    <w:basedOn w:val="Heading3"/>
+    <w:next w:val="Body"/>
+    <w:qFormat/>
+    <w:rsid w:val="000F4FEF"/>
+    <w:pPr>
+      <w:numPr>
+        <w:numId w:val="38"/>
+      </w:numPr>
+    </w:pPr>
+  </w:style>
+  <w:style w:type="character" w:customStyle="1" w:styleId="Heading3Char">
+    <w:name w:val="Heading 3 Char"/>
+    <w:basedOn w:val="DefaultParagraphFont"/>
+    <w:link w:val="Heading3"/>
+    <w:uiPriority w:val="9"/>
+    <w:qFormat/>
+    <w:rsid w:val="000F4FEF"/>
+    <w:rPr>
+      <w:rFonts w:ascii="Helvetica" w:eastAsiaTheme="minorHAnsi" w:hAnsi="Helvetica" w:cs="Helvetica"/>
+      <w:color w:val="0A2A78"/>
+      <w:spacing w:val="-2"/>
+      <w:sz w:val="32"/>
+      <w:szCs w:val="24"/>
+    </w:rPr>
+  </w:style>
+  <w:style w:type="paragraph" w:customStyle="1" w:styleId="interviewcondition">
+    <w:name w:val="interview condition"/>
+    <w:basedOn w:val="Normal"/>
+    <w:link w:val="interviewconditionChar"/>
+    <w:qFormat/>
+    <w:rsid w:val="00F44633"/>
+    <w:pPr>
+      <w:spacing w:after="60" w:line="360" w:lineRule="auto"/>
+    </w:pPr>
+    <w:rPr>
+      <w:rFonts w:asciiTheme="minorHAnsi" w:hAnsiTheme="minorHAnsi" w:cstheme="minorBidi"/>
+      <w:color w:val="00B050"/>
+      <w:u w:val="single"/>
+    </w:rPr>
+  </w:style>
+  <w:style w:type="character" w:customStyle="1" w:styleId="interviewconditionChar">
+    <w:name w:val="interview condition Char"/>
+    <w:basedOn w:val="DefaultParagraphFont"/>
+    <w:link w:val="interviewcondition"/>
+    <w:rsid w:val="00F44633"/>
+    <w:rPr>
+      <w:color w:val="00B050"/>
+      <w:u w:val="single"/>
+    </w:rPr>
+  </w:style>
+  <w:style w:type="paragraph" w:customStyle="1" w:styleId="interviewbutton">
+    <w:name w:val="interview button"/>
+    <w:basedOn w:val="Normal"/>
+    <w:next w:val="Normal"/>
+    <w:link w:val="interviewbuttonChar"/>
+    <w:qFormat/>
+    <w:rsid w:val="000F4FEF"/>
+    <w:pPr>
+      <w:shd w:val="clear" w:color="auto" w:fill="0070C0"/>
+      <w:spacing w:after="60" w:line="360" w:lineRule="auto"/>
+    </w:pPr>
+    <w:rPr>
+      <w:rFonts w:asciiTheme="minorHAnsi" w:hAnsiTheme="minorHAnsi" w:cstheme="minorBidi"/>
+      <w:color w:val="FFFFFF" w:themeColor="background1"/>
+      <w:szCs w:val="40"/>
+    </w:rPr>
+  </w:style>
+  <w:style w:type="character" w:customStyle="1" w:styleId="interviewbuttonChar">
+    <w:name w:val="interview button Char"/>
+    <w:basedOn w:val="DefaultParagraphFont"/>
+    <w:link w:val="interviewbutton"/>
+    <w:qFormat/>
+    <w:rsid w:val="000F4FEF"/>
+    <w:rPr>
+      <w:color w:val="FFFFFF" w:themeColor="background1"/>
+      <w:szCs w:val="40"/>
+      <w:shd w:val="clear" w:color="auto" w:fill="0070C0"/>
+    </w:rPr>
+  </w:style>
+  <w:style w:type="paragraph" w:styleId="BodyText">
+    <w:name w:val="Body Text"/>
+    <w:basedOn w:val="Normal"/>
+    <w:link w:val="BodyTextChar"/>
+    <w:uiPriority w:val="1"/>
+    <w:unhideWhenUsed/>
+    <w:qFormat/>
+    <w:rsid w:val="000F4FEF"/>
+    <w:pPr>
+      <w:spacing w:after="120"/>
+    </w:pPr>
+  </w:style>
+  <w:style w:type="character" w:customStyle="1" w:styleId="BodyTextChar">
+    <w:name w:val="Body Text Char"/>
+    <w:basedOn w:val="DefaultParagraphFont"/>
+    <w:link w:val="BodyText"/>
+    <w:uiPriority w:val="1"/>
+    <w:rsid w:val="000F4FEF"/>
+    <w:rPr>
+      <w:rFonts w:ascii="Arial" w:hAnsi="Arial" w:cs="Arial"/>
+    </w:rPr>
+  </w:style>
+  <w:style w:type="character" w:customStyle="1" w:styleId="interviewcondition2">
+    <w:name w:val="interview condition 2"/>
+    <w:basedOn w:val="Hyperlink"/>
+    <w:uiPriority w:val="1"/>
+    <w:qFormat/>
+    <w:rsid w:val="000F4FEF"/>
+    <w:rPr>
+      <w:rFonts w:ascii="Helvetica" w:eastAsia="Arial" w:hAnsi="Helvetica" w:cs="Helvetica"/>
+      <w:color w:val="009999"/>
+      <w:spacing w:val="-2"/>
+      <w:sz w:val="24"/>
+      <w:szCs w:val="24"/>
+      <w:u w:val="none"/>
+    </w:rPr>
+  </w:style>
+  <w:style w:type="character" w:styleId="Hyperlink">
+    <w:name w:val="Hyperlink"/>
+    <w:basedOn w:val="DefaultParagraphFont"/>
+    <w:uiPriority w:val="99"/>
+    <w:unhideWhenUsed/>
+    <w:rsid w:val="000F4FEF"/>
+    <w:rPr>
+      <w:rFonts w:ascii="Helvetica" w:hAnsi="Helvetica" w:cs="Helvetica"/>
+      <w:color w:val="0563C1" w:themeColor="hyperlink"/>
+      <w:spacing w:val="-2"/>
+      <w:sz w:val="24"/>
+      <w:szCs w:val="24"/>
+      <w:u w:val="none"/>
+    </w:rPr>
+  </w:style>
+  <w:style w:type="paragraph" w:customStyle="1" w:styleId="variable">
+    <w:name w:val="variable"/>
+    <w:basedOn w:val="Normal"/>
+    <w:qFormat/>
+    <w:rsid w:val="00B61CCF"/>
+    <w:pPr>
+      <w:spacing w:after="120" w:line="276" w:lineRule="auto"/>
+    </w:pPr>
+    <w:rPr>
+      <w:color w:val="FF7C80"/>
+      <w:shd w:val="clear" w:color="auto" w:fill="FFFFCC"/>
+      <w:lang w:val="en"/>
+    </w:rPr>
+  </w:style>
+  <w:style w:type="character" w:customStyle="1" w:styleId="Heading2Char">
+    <w:name w:val="Heading 2 Char"/>
+    <w:basedOn w:val="DefaultParagraphFont"/>
+    <w:link w:val="Heading2"/>
+    <w:uiPriority w:val="9"/>
+    <w:rsid w:val="000F4FEF"/>
+    <w:rPr>
+      <w:rFonts w:ascii="Helvetica" w:eastAsiaTheme="minorHAnsi" w:hAnsi="Helvetica" w:cs="Helvetica"/>
+      <w:color w:val="0A2A78"/>
+      <w:spacing w:val="-2"/>
+      <w:sz w:val="36"/>
+      <w:szCs w:val="24"/>
+    </w:rPr>
+  </w:style>
+  <w:style w:type="character" w:customStyle="1" w:styleId="Heading4Char">
+    <w:name w:val="Heading 4 Char"/>
+    <w:basedOn w:val="DefaultParagraphFont"/>
+    <w:link w:val="Heading4"/>
+    <w:uiPriority w:val="9"/>
+    <w:qFormat/>
+    <w:rsid w:val="000F4FEF"/>
+    <w:rPr>
+      <w:rFonts w:ascii="Helvetica" w:eastAsiaTheme="minorHAnsi" w:hAnsi="Helvetica" w:cs="Helvetica"/>
+      <w:iCs/>
+      <w:color w:val="0A2A78"/>
+      <w:spacing w:val="-2"/>
+      <w:sz w:val="24"/>
+      <w:szCs w:val="24"/>
+    </w:rPr>
+  </w:style>
+  <w:style w:type="paragraph" w:customStyle="1" w:styleId="Example">
+    <w:name w:val="Example"/>
+    <w:basedOn w:val="Heading4"/>
+    <w:next w:val="Normal"/>
+    <w:qFormat/>
+    <w:rsid w:val="000F4FEF"/>
+  </w:style>
+  <w:style w:type="paragraph" w:customStyle="1" w:styleId="Exampleparagraph">
+    <w:name w:val="Example paragraph"/>
+    <w:basedOn w:val="Body"/>
+    <w:next w:val="Body"/>
+    <w:qFormat/>
+    <w:rsid w:val="00CA58DD"/>
+    <w:pPr>
+      <w:ind w:left="416"/>
+    </w:pPr>
+    <w:rPr>
+      <w:color w:val="202529"/>
+      <w:spacing w:val="-2"/>
+    </w:rPr>
+  </w:style>
+  <w:style w:type="paragraph" w:customStyle="1" w:styleId="ListParagraphNumbered">
+    <w:name w:val="List Paragraph Numbered"/>
+    <w:basedOn w:val="ListParagraph"/>
+    <w:qFormat/>
+    <w:rsid w:val="000F4FEF"/>
+    <w:pPr>
+      <w:numPr>
+        <w:numId w:val="36"/>
+      </w:numPr>
+    </w:pPr>
+    <w:rPr>
+      <w:b/>
+    </w:rPr>
+  </w:style>
+  <w:style w:type="paragraph" w:customStyle="1" w:styleId="ExampleorImportantblock">
+    <w:name w:val="Example or Important block"/>
+    <w:basedOn w:val="Body"/>
+    <w:qFormat/>
+    <w:rsid w:val="000F4FEF"/>
+    <w:pPr>
+      <w:widowControl w:val="0"/>
+      <w:suppressAutoHyphens/>
+      <w:ind w:left="403"/>
+    </w:pPr>
+    <w:rPr>
+      <w:color w:val="202529"/>
+      <w:spacing w:val="-2"/>
+    </w:rPr>
+  </w:style>
+  <w:style w:type="paragraph" w:customStyle="1" w:styleId="Listnumbered">
+    <w:name w:val="List numbered"/>
+    <w:basedOn w:val="Normal"/>
+    <w:qFormat/>
+    <w:rsid w:val="000F4FEF"/>
+    <w:pPr>
+      <w:widowControl w:val="0"/>
+      <w:autoSpaceDE w:val="0"/>
+      <w:autoSpaceDN w:val="0"/>
+      <w:spacing w:before="54" w:beforeAutospacing="0" w:after="120" w:afterAutospacing="0" w:line="276" w:lineRule="auto"/>
+    </w:pPr>
+    <w:rPr>
+      <w:rFonts w:ascii="Helvetica" w:eastAsiaTheme="minorHAnsi" w:hAnsi="Helvetica" w:cs="Helvetica"/>
+      <w:color w:val="202529"/>
+      <w:spacing w:val="-2"/>
+      <w:sz w:val="24"/>
+      <w:szCs w:val="24"/>
+    </w:rPr>
+  </w:style>
+  <w:style w:type="character" w:customStyle="1" w:styleId="Helptextinquestionmark">
+    <w:name w:val="Help text in question mark"/>
+    <w:basedOn w:val="DefaultParagraphFont"/>
+    <w:uiPriority w:val="1"/>
+    <w:qFormat/>
+    <w:rsid w:val="000F4FEF"/>
+    <w:rPr>
+      <w:rFonts w:ascii="Tahoma" w:hAnsi="Tahoma" w:cs="Tahoma"/>
+      <w:color w:val="FFFFFF" w:themeColor="background1"/>
+      <w:szCs w:val="24"/>
+      <w:shd w:val="clear" w:color="auto" w:fill="33CCFF"/>
+    </w:rPr>
+  </w:style>
+  <w:style w:type="character" w:customStyle="1" w:styleId="interviewtextbox">
+    <w:name w:val="interview text box"/>
+    <w:basedOn w:val="DefaultParagraphFont"/>
+    <w:uiPriority w:val="1"/>
+    <w:qFormat/>
+    <w:rsid w:val="000F4FEF"/>
+    <w:rPr>
+      <w:shd w:val="clear" w:color="auto" w:fill="D9D9D9" w:themeFill="background1" w:themeFillShade="D9"/>
+    </w:rPr>
+  </w:style>
+  <w:style w:type="character" w:customStyle="1" w:styleId="interviewhelpquestionmark">
+    <w:name w:val="interview help question mark"/>
+    <w:basedOn w:val="DefaultParagraphFont"/>
+    <w:uiPriority w:val="1"/>
+    <w:qFormat/>
+    <w:rsid w:val="000F4FEF"/>
+    <w:rPr>
+      <w:color w:val="FFFFFF" w:themeColor="background1"/>
+      <w:shd w:val="clear" w:color="auto" w:fill="9CC2E5" w:themeFill="accent5" w:themeFillTint="99"/>
+    </w:rPr>
+  </w:style>
+  <w:style w:type="paragraph" w:customStyle="1" w:styleId="ListPlevel2">
+    <w:name w:val="List P level 2"/>
+    <w:basedOn w:val="ListParagraph"/>
+    <w:qFormat/>
+    <w:rsid w:val="000F4FEF"/>
+    <w:pPr>
+      <w:ind w:left="765"/>
+    </w:pPr>
+    <w:rPr>
+      <w:color w:val="auto"/>
+      <w:spacing w:val="0"/>
+    </w:rPr>
+  </w:style>
+  <w:style w:type="paragraph" w:customStyle="1" w:styleId="ListPlevel3">
+    <w:name w:val="List P level 3"/>
+    <w:basedOn w:val="ListPlevel2"/>
+    <w:qFormat/>
+    <w:rsid w:val="000F4FEF"/>
+    <w:pPr>
+      <w:tabs>
+        <w:tab w:val="num" w:pos="360"/>
+      </w:tabs>
+      <w:ind w:left="2160"/>
+    </w:pPr>
+  </w:style>
+  <w:style w:type="paragraph" w:customStyle="1" w:styleId="ListParagraphNumberedBold">
+    <w:name w:val="List Paragraph Numbered (Bold)"/>
+    <w:basedOn w:val="ListParagraphNumbered"/>
+    <w:qFormat/>
+    <w:rsid w:val="00AA522D"/>
+    <w:pPr>
+      <w:ind w:left="405"/>
+    </w:pPr>
+    <w:rPr>
+      <w:color w:val="auto"/>
+      <w:spacing w:val="0"/>
+    </w:rPr>
+  </w:style>
+  <w:style w:type="paragraph" w:styleId="Footer">
+    <w:name w:val="footer"/>
+    <w:basedOn w:val="Normal"/>
+    <w:link w:val="FooterChar"/>
+    <w:uiPriority w:val="99"/>
+    <w:unhideWhenUsed/>
+    <w:rsid w:val="000F4FEF"/>
+    <w:pPr>
+      <w:tabs>
+        <w:tab w:val="center" w:pos="4680"/>
+        <w:tab w:val="right" w:pos="9360"/>
+      </w:tabs>
+    </w:pPr>
+  </w:style>
+  <w:style w:type="character" w:customStyle="1" w:styleId="FooterChar">
+    <w:name w:val="Footer Char"/>
+    <w:basedOn w:val="DefaultParagraphFont"/>
+    <w:link w:val="Footer"/>
+    <w:uiPriority w:val="99"/>
+    <w:qFormat/>
+    <w:rsid w:val="000F4FEF"/>
+    <w:rPr>
+      <w:rFonts w:ascii="Arial" w:hAnsi="Arial" w:cs="Arial"/>
+    </w:rPr>
+  </w:style>
+  <w:style w:type="paragraph" w:customStyle="1" w:styleId="FooterRight">
+    <w:name w:val="Footer Right"/>
+    <w:basedOn w:val="Footer"/>
+    <w:qFormat/>
+    <w:rsid w:val="00FA6057"/>
+    <w:pPr>
+      <w:jc w:val="right"/>
+    </w:pPr>
+  </w:style>
+  <w:style w:type="paragraph" w:customStyle="1" w:styleId="interviewsituationpara">
+    <w:name w:val="interview situation para"/>
+    <w:basedOn w:val="Body"/>
+    <w:next w:val="interviewsituationcondition"/>
+    <w:link w:val="interviewsituationparaChar"/>
+    <w:qFormat/>
+    <w:rsid w:val="00DD3DDA"/>
+    <w:pPr>
+      <w:spacing w:before="120" w:after="0" w:line="240" w:lineRule="auto"/>
+      <w:contextualSpacing/>
+    </w:pPr>
+  </w:style>
+  <w:style w:type="character" w:customStyle="1" w:styleId="interviewsituationparaChar">
+    <w:name w:val="interview situation para Char"/>
+    <w:basedOn w:val="BodyChar"/>
+    <w:link w:val="interviewsituationpara"/>
+    <w:rsid w:val="00DD3DDA"/>
+    <w:rPr>
+      <w:rFonts w:ascii="Helvetica" w:eastAsiaTheme="minorHAnsi" w:hAnsi="Helvetica" w:cs="Helvetica"/>
+      <w:sz w:val="24"/>
+      <w:szCs w:val="24"/>
+    </w:rPr>
+  </w:style>
+  <w:style w:type="paragraph" w:customStyle="1" w:styleId="Done">
+    <w:name w:val="Done"/>
+    <w:basedOn w:val="ListParagraph"/>
+    <w:qFormat/>
+    <w:rsid w:val="00DD3DDA"/>
+    <w:pPr>
+      <w:numPr>
+        <w:ilvl w:val="1"/>
+        <w:numId w:val="19"/>
+      </w:numPr>
+    </w:pPr>
+  </w:style>
+  <w:style w:type="character" w:customStyle="1" w:styleId="subject">
+    <w:name w:val="subject"/>
+    <w:basedOn w:val="DefaultParagraphFont"/>
+    <w:rsid w:val="000F4FEF"/>
+  </w:style>
+  <w:style w:type="character" w:customStyle="1" w:styleId="convention">
+    <w:name w:val="convention"/>
+    <w:basedOn w:val="DefaultParagraphFont"/>
+    <w:uiPriority w:val="1"/>
+    <w:qFormat/>
+    <w:rsid w:val="000F4FEF"/>
+    <w:rPr>
+      <w:sz w:val="22"/>
+      <w:szCs w:val="22"/>
+      <w:shd w:val="clear" w:color="auto" w:fill="A6A6A6" w:themeFill="background1" w:themeFillShade="A6"/>
+    </w:rPr>
+  </w:style>
+  <w:style w:type="paragraph" w:customStyle="1" w:styleId="Default">
+    <w:name w:val="Default"/>
+    <w:rsid w:val="000F4FEF"/>
+    <w:pPr>
+      <w:autoSpaceDE w:val="0"/>
+      <w:autoSpaceDN w:val="0"/>
+      <w:adjustRightInd w:val="0"/>
+      <w:spacing w:beforeAutospacing="0" w:after="0" w:afterAutospacing="0" w:line="240" w:lineRule="auto"/>
+    </w:pPr>
+    <w:rPr>
+      <w:rFonts w:ascii="Arial" w:eastAsiaTheme="minorHAnsi" w:hAnsi="Arial" w:cs="Arial"/>
+      <w:color w:val="000000"/>
+      <w:sz w:val="24"/>
+      <w:szCs w:val="24"/>
+    </w:rPr>
+  </w:style>
+  <w:style w:type="paragraph" w:customStyle="1" w:styleId="Example-bulleted">
+    <w:name w:val="Example - bulleted"/>
+    <w:basedOn w:val="Body"/>
+    <w:qFormat/>
+    <w:rsid w:val="000F4FEF"/>
+    <w:pPr>
+      <w:widowControl w:val="0"/>
+      <w:numPr>
+        <w:numId w:val="28"/>
+      </w:numPr>
+      <w:suppressAutoHyphens/>
+      <w:autoSpaceDE w:val="0"/>
+      <w:autoSpaceDN w:val="0"/>
+      <w:spacing w:before="60"/>
+    </w:pPr>
+    <w:rPr>
+      <w:rFonts w:eastAsia="Calibri"/>
+    </w:rPr>
+  </w:style>
+  <w:style w:type="character" w:customStyle="1" w:styleId="f1-light">
+    <w:name w:val="f1-light"/>
+    <w:basedOn w:val="DefaultParagraphFont"/>
+    <w:rsid w:val="000F4FEF"/>
+  </w:style>
+  <w:style w:type="paragraph" w:customStyle="1" w:styleId="H3numberedfordirections">
+    <w:name w:val="H3 numbered for directions"/>
+    <w:basedOn w:val="Heading3"/>
+    <w:next w:val="Normal"/>
+    <w:qFormat/>
+    <w:rsid w:val="000F4FEF"/>
+    <w:pPr>
+      <w:numPr>
+        <w:numId w:val="29"/>
+      </w:numPr>
+      <w:outlineLvl w:val="9"/>
+    </w:pPr>
+  </w:style>
+  <w:style w:type="character" w:customStyle="1" w:styleId="Interviewbutton0">
+    <w:name w:val="Interview button"/>
+    <w:basedOn w:val="DefaultParagraphFont"/>
+    <w:uiPriority w:val="1"/>
+    <w:qFormat/>
+    <w:rsid w:val="000F4FEF"/>
+    <w:rPr>
+      <w:color w:val="FFFFFF" w:themeColor="background1"/>
+      <w:bdr w:val="none" w:sz="0" w:space="0" w:color="auto"/>
+      <w:shd w:val="clear" w:color="auto" w:fill="0B5ED8"/>
+    </w:rPr>
+  </w:style>
+  <w:style w:type="paragraph" w:customStyle="1" w:styleId="interviewbuttons">
+    <w:name w:val="interview buttons"/>
+    <w:basedOn w:val="Normal"/>
+    <w:qFormat/>
+    <w:rsid w:val="000F4FEF"/>
+    <w:pPr>
+      <w:pBdr>
+        <w:top w:val="single" w:sz="12" w:space="1" w:color="0070C0"/>
+        <w:left w:val="single" w:sz="12" w:space="4" w:color="0070C0"/>
+        <w:bottom w:val="single" w:sz="12" w:space="1" w:color="0070C0"/>
+        <w:right w:val="single" w:sz="12" w:space="4" w:color="0070C0"/>
+        <w:between w:val="single" w:sz="12" w:space="1" w:color="0070C0"/>
+        <w:bar w:val="single" w:sz="12" w:color="0070C0"/>
+      </w:pBdr>
+      <w:shd w:val="clear" w:color="auto" w:fill="FFFFFF"/>
+      <w:spacing w:after="0"/>
+      <w:ind w:left="-58" w:right="-216"/>
+    </w:pPr>
+    <w:rPr>
+      <w:sz w:val="21"/>
+      <w:szCs w:val="21"/>
+    </w:rPr>
+  </w:style>
+  <w:style w:type="paragraph" w:customStyle="1" w:styleId="interviewcheckboxes">
+    <w:name w:val="interview checkboxes"/>
+    <w:basedOn w:val="ListParagraph"/>
+    <w:qFormat/>
+    <w:rsid w:val="000F4FEF"/>
+    <w:pPr>
+      <w:numPr>
+        <w:numId w:val="31"/>
+      </w:numPr>
+      <w:pBdr>
+        <w:top w:val="single" w:sz="12" w:space="1" w:color="0070C0"/>
+        <w:left w:val="single" w:sz="12" w:space="4" w:color="0070C0"/>
+        <w:bottom w:val="single" w:sz="12" w:space="1" w:color="0070C0"/>
+        <w:right w:val="single" w:sz="12" w:space="4" w:color="0070C0"/>
+        <w:between w:val="single" w:sz="12" w:space="1" w:color="0070C0"/>
+        <w:bar w:val="single" w:sz="12" w:color="0070C0"/>
+      </w:pBdr>
+    </w:pPr>
+  </w:style>
+  <w:style w:type="character" w:customStyle="1" w:styleId="interviewclickformoreinfo-definition">
+    <w:name w:val="interview click for more info - definition"/>
+    <w:uiPriority w:val="1"/>
+    <w:qFormat/>
+    <w:rsid w:val="000F4FEF"/>
+    <w:rPr>
+      <w:color w:val="00B050"/>
+      <w:u w:val="dash" w:color="92D050"/>
+    </w:rPr>
+  </w:style>
+  <w:style w:type="character" w:customStyle="1" w:styleId="InterviewCommentText">
+    <w:name w:val="Interview Comment Text"/>
+    <w:basedOn w:val="BodyTextChar"/>
+    <w:uiPriority w:val="1"/>
+    <w:qFormat/>
+    <w:rsid w:val="000F4FEF"/>
+    <w:rPr>
+      <w:rFonts w:ascii="Helvetica" w:eastAsia="Arial" w:hAnsi="Helvetica" w:cs="Helvetica"/>
+      <w:color w:val="7030A0"/>
+      <w:spacing w:val="-2"/>
+      <w:sz w:val="24"/>
+      <w:szCs w:val="24"/>
+    </w:rPr>
+  </w:style>
+  <w:style w:type="character" w:customStyle="1" w:styleId="interviewconvention">
+    <w:name w:val="interview convention"/>
+    <w:basedOn w:val="DefaultParagraphFont"/>
+    <w:uiPriority w:val="1"/>
+    <w:qFormat/>
+    <w:rsid w:val="000F4FEF"/>
+    <w:rPr>
+      <w:sz w:val="22"/>
+      <w:szCs w:val="22"/>
+      <w:shd w:val="clear" w:color="auto" w:fill="A6A6A6" w:themeFill="background1" w:themeFillShade="A6"/>
+    </w:rPr>
+  </w:style>
+  <w:style w:type="paragraph" w:customStyle="1" w:styleId="interviewglossarywordintemplate">
+    <w:name w:val="interview glossary word in template"/>
+    <w:basedOn w:val="Normal"/>
+    <w:link w:val="interviewglossarywordintemplateChar"/>
+    <w:qFormat/>
+    <w:rsid w:val="000F4FEF"/>
+    <w:pPr>
+      <w:spacing w:after="60" w:line="360" w:lineRule="auto"/>
+    </w:pPr>
+    <w:rPr>
+      <w:rFonts w:asciiTheme="minorHAnsi" w:hAnsiTheme="minorHAnsi" w:cstheme="minorBidi"/>
+    </w:rPr>
+  </w:style>
+  <w:style w:type="character" w:customStyle="1" w:styleId="interviewglossarywordintemplateChar">
+    <w:name w:val="interview glossary word in template Char"/>
+    <w:basedOn w:val="DefaultParagraphFont"/>
+    <w:link w:val="interviewglossarywordintemplate"/>
+    <w:rsid w:val="000F4FEF"/>
+  </w:style>
+  <w:style w:type="character" w:customStyle="1" w:styleId="interviewsituation">
+    <w:name w:val="interview situation"/>
+    <w:basedOn w:val="interviewneedstobewritten"/>
+    <w:uiPriority w:val="1"/>
+    <w:qFormat/>
+    <w:rsid w:val="00DD3DDA"/>
+    <w:rPr>
+      <w:shd w:val="clear" w:color="auto" w:fill="FFFF00"/>
+    </w:rPr>
+  </w:style>
+  <w:style w:type="character" w:customStyle="1" w:styleId="interviewneedstobewritten">
+    <w:name w:val="interview needs to be written"/>
+    <w:basedOn w:val="DefaultParagraphFont"/>
+    <w:uiPriority w:val="1"/>
+    <w:qFormat/>
+    <w:rsid w:val="000F4FEF"/>
+    <w:rPr>
+      <w:shd w:val="clear" w:color="auto" w:fill="FFFF00"/>
+    </w:rPr>
+  </w:style>
+  <w:style w:type="character" w:customStyle="1" w:styleId="interviewPAPtexttrigger">
+    <w:name w:val="interview PAP text trigger"/>
+    <w:basedOn w:val="DefaultParagraphFont"/>
+    <w:uiPriority w:val="1"/>
+    <w:qFormat/>
+    <w:rsid w:val="000F4FEF"/>
+    <w:rPr>
+      <w:shd w:val="clear" w:color="auto" w:fill="009999"/>
+    </w:rPr>
+  </w:style>
+  <w:style w:type="character" w:customStyle="1" w:styleId="interviewpdf">
+    <w:name w:val="interview pdf"/>
+    <w:basedOn w:val="DefaultParagraphFont"/>
+    <w:uiPriority w:val="1"/>
+    <w:qFormat/>
+    <w:rsid w:val="000F4FEF"/>
+    <w:rPr>
+      <w:b/>
+      <w:szCs w:val="24"/>
+      <w:shd w:val="clear" w:color="auto" w:fill="FF00FF"/>
+    </w:rPr>
+  </w:style>
+  <w:style w:type="paragraph" w:customStyle="1" w:styleId="interviewquestionid">
+    <w:name w:val="interview question id"/>
+    <w:basedOn w:val="BodyText"/>
+    <w:qFormat/>
+    <w:rsid w:val="000F4FEF"/>
+    <w:pPr>
+      <w:spacing w:before="240" w:after="0"/>
+    </w:pPr>
+    <w:rPr>
+      <w:color w:val="FF9F9F"/>
+    </w:rPr>
+  </w:style>
+  <w:style w:type="paragraph" w:customStyle="1" w:styleId="interviewradiobuttons">
+    <w:name w:val="interview radio buttons"/>
+    <w:basedOn w:val="ListParagraph"/>
+    <w:qFormat/>
+    <w:rsid w:val="000F4FEF"/>
+    <w:pPr>
+      <w:numPr>
+        <w:numId w:val="32"/>
+      </w:numPr>
+      <w:pBdr>
+        <w:top w:val="single" w:sz="12" w:space="1" w:color="0070C0"/>
+        <w:left w:val="single" w:sz="12" w:space="4" w:color="0070C0"/>
+        <w:bottom w:val="single" w:sz="12" w:space="1" w:color="0070C0"/>
+        <w:right w:val="single" w:sz="12" w:space="4" w:color="0070C0"/>
+        <w:between w:val="single" w:sz="12" w:space="1" w:color="0070C0"/>
+        <w:bar w:val="single" w:sz="12" w:color="0070C0"/>
+      </w:pBdr>
+      <w:shd w:val="clear" w:color="auto" w:fill="FFFFFF"/>
+      <w:spacing w:after="480" w:line="360" w:lineRule="auto"/>
+      <w:ind w:right="-220"/>
+    </w:pPr>
+    <w:rPr>
+      <w:szCs w:val="21"/>
+    </w:rPr>
+  </w:style>
+  <w:style w:type="character" w:customStyle="1" w:styleId="interviewvariable">
+    <w:name w:val="interview variable"/>
+    <w:basedOn w:val="DefaultParagraphFont"/>
+    <w:uiPriority w:val="1"/>
+    <w:qFormat/>
+    <w:rsid w:val="000F4FEF"/>
+    <w:rPr>
+      <w:color w:val="FF7C80"/>
+      <w:shd w:val="clear" w:color="auto" w:fill="FFFFCC"/>
+    </w:rPr>
+  </w:style>
+  <w:style w:type="paragraph" w:customStyle="1" w:styleId="Listnumberedunderbullet">
+    <w:name w:val="List numbered under bullet"/>
+    <w:basedOn w:val="Normal"/>
+    <w:qFormat/>
+    <w:rsid w:val="000F4FEF"/>
+    <w:pPr>
+      <w:widowControl w:val="0"/>
+      <w:numPr>
+        <w:ilvl w:val="4"/>
+        <w:numId w:val="33"/>
+      </w:numPr>
+      <w:autoSpaceDE w:val="0"/>
+      <w:autoSpaceDN w:val="0"/>
+      <w:spacing w:before="54" w:beforeAutospacing="0" w:after="120" w:afterAutospacing="0" w:line="276" w:lineRule="auto"/>
+    </w:pPr>
+    <w:rPr>
+      <w:rFonts w:ascii="Helvetica" w:eastAsiaTheme="minorHAnsi" w:hAnsi="Helvetica" w:cs="Helvetica"/>
+      <w:color w:val="202529"/>
+      <w:spacing w:val="-2"/>
+      <w:sz w:val="24"/>
+      <w:szCs w:val="24"/>
+    </w:rPr>
+  </w:style>
+  <w:style w:type="paragraph" w:customStyle="1" w:styleId="MLRIAdvocacyguideforPDFPart">
+    <w:name w:val="MLRI Advocacy guide for PDF Part"/>
+    <w:basedOn w:val="Normal"/>
+    <w:qFormat/>
+    <w:rsid w:val="000F4FEF"/>
+    <w:pPr>
+      <w:spacing w:before="480" w:after="80" w:line="320" w:lineRule="exact"/>
+      <w:ind w:left="187"/>
+    </w:pPr>
+    <w:rPr>
+      <w:rFonts w:ascii="Bookman Old Style" w:hAnsi="Bookman Old Style"/>
+      <w:color w:val="808080"/>
+      <w:szCs w:val="28"/>
+    </w:rPr>
+  </w:style>
+  <w:style w:type="character" w:customStyle="1" w:styleId="NumChar">
+    <w:name w:val="NumChar"/>
+    <w:basedOn w:val="DefaultParagraphFont"/>
+    <w:uiPriority w:val="1"/>
+    <w:qFormat/>
+    <w:rsid w:val="000F4FEF"/>
+    <w:rPr>
+      <w:rFonts w:eastAsiaTheme="minorHAnsi"/>
+    </w:rPr>
+  </w:style>
+  <w:style w:type="paragraph" w:customStyle="1" w:styleId="one-indent">
+    <w:name w:val="one-indent"/>
+    <w:basedOn w:val="Normal"/>
+    <w:rsid w:val="000F4FEF"/>
+    <w:pPr>
+      <w:spacing w:before="100" w:after="100"/>
+    </w:pPr>
+    <w:rPr>
+      <w:rFonts w:ascii="Times New Roman" w:eastAsia="Times New Roman" w:hAnsi="Times New Roman" w:cs="Times New Roman"/>
+      <w:sz w:val="24"/>
+      <w:szCs w:val="24"/>
+    </w:rPr>
+  </w:style>
+  <w:style w:type="character" w:customStyle="1" w:styleId="small">
+    <w:name w:val="small"/>
+    <w:basedOn w:val="DefaultParagraphFont"/>
+    <w:rsid w:val="000F4FEF"/>
+    <w:rPr>
+      <w:rFonts w:cs="Times New Roman"/>
+    </w:rPr>
+  </w:style>
+  <w:style w:type="paragraph" w:customStyle="1" w:styleId="StyleHeading1Hanging008">
+    <w:name w:val="Style Heading 1 + Hanging:  0.08&quot;"/>
+    <w:basedOn w:val="Heading1"/>
+    <w:qFormat/>
+    <w:rsid w:val="000F4FEF"/>
+    <w:pPr>
+      <w:spacing w:before="120"/>
+      <w:ind w:hanging="115"/>
+    </w:pPr>
+    <w:rPr>
+      <w:rFonts w:eastAsia="Times New Roman" w:cs="Times New Roman"/>
+      <w:szCs w:val="20"/>
+    </w:rPr>
+  </w:style>
+  <w:style w:type="numbering" w:customStyle="1" w:styleId="Style1">
+    <w:name w:val="Style1"/>
+    <w:uiPriority w:val="99"/>
+    <w:rsid w:val="000F4FEF"/>
+    <w:pPr>
+      <w:numPr>
+        <w:numId w:val="17"/>
+      </w:numPr>
+    </w:pPr>
+  </w:style>
+  <w:style w:type="paragraph" w:customStyle="1" w:styleId="TableParagraph">
+    <w:name w:val="Table Paragraph"/>
+    <w:basedOn w:val="Normal"/>
+    <w:uiPriority w:val="1"/>
+    <w:qFormat/>
+    <w:rsid w:val="000F4FEF"/>
+  </w:style>
+  <w:style w:type="character" w:customStyle="1" w:styleId="UnresolvedMention">
     <w:name w:val="Unresolved Mention"/>
     <w:basedOn w:val="DefaultParagraphFont"/>
     <w:uiPriority w:val="99"/>
@@ -7858,7 +9574,7 @@
   <a:extraClrSchemeLst/>
   <a:extLst>
     <a:ext uri="{05A4C25C-085E-4340-85A3-A5531E510DB2}">
-      <thm15:themeFamily xmlns:thm15="http://schemas.microsoft.com/office/thememl/2012/main" name="Office Theme" id="{62F939B6-93AF-4DB8-9C6B-D6C7DFDC589F}" vid="{4A3C46E8-61CC-4603-A589-7422A47A8E4A}"/>
+      <thm15:themeFamily xmlns:thm15="http://schemas.microsoft.com/office/thememl/2012/main" xmlns="" name="Office Theme" id="{62F939B6-93AF-4DB8-9C6B-D6C7DFDC589F}" vid="{4A3C46E8-61CC-4603-A589-7422A47A8E4A}"/>
     </a:ext>
   </a:extLst>
 </a:theme>

--- a/docassemble/AKA2JBranding/data/templates/proper_service_content.docx
+++ b/docassemble/AKA2JBranding/data/templates/proper_service_content.docx
@@ -1,6 +1,6 @@
 
 <file path=word/document.xml><?xml version="1.0" encoding="utf-8"?>
-<w:document xmlns:wpc="http://schemas.microsoft.com/office/word/2010/wordprocessingCanvas" xmlns:mc="http://schemas.openxmlformats.org/markup-compatibility/2006" xmlns:o="urn:schemas-microsoft-com:office:office" xmlns:r="http://schemas.openxmlformats.org/officeDocument/2006/relationships" xmlns:m="http://schemas.openxmlformats.org/officeDocument/2006/math" xmlns:v="urn:schemas-microsoft-com:vml" xmlns:wp14="http://schemas.microsoft.com/office/word/2010/wordprocessingDrawing" xmlns:wp="http://schemas.openxmlformats.org/drawingml/2006/wordprocessingDrawing" xmlns:w10="urn:schemas-microsoft-com:office:word" xmlns:w="http://schemas.openxmlformats.org/wordprocessingml/2006/main" xmlns:w14="http://schemas.microsoft.com/office/word/2010/wordml" xmlns:wpg="http://schemas.microsoft.com/office/word/2010/wordprocessingGroup" xmlns:wpi="http://schemas.microsoft.com/office/word/2010/wordprocessingInk" xmlns:wne="http://schemas.microsoft.com/office/word/2006/wordml" xmlns:wps="http://schemas.microsoft.com/office/word/2010/wordprocessingShape" mc:Ignorable="w14 wp14">
+<w:document xmlns:wpc="http://schemas.microsoft.com/office/word/2010/wordprocessingCanvas" xmlns:cx="http://schemas.microsoft.com/office/drawing/2014/chartex" xmlns:cx1="http://schemas.microsoft.com/office/drawing/2015/9/8/chartex" xmlns:cx2="http://schemas.microsoft.com/office/drawing/2015/10/21/chartex" xmlns:cx3="http://schemas.microsoft.com/office/drawing/2016/5/9/chartex" xmlns:cx4="http://schemas.microsoft.com/office/drawing/2016/5/10/chartex" xmlns:cx5="http://schemas.microsoft.com/office/drawing/2016/5/11/chartex" xmlns:cx6="http://schemas.microsoft.com/office/drawing/2016/5/12/chartex" xmlns:cx7="http://schemas.microsoft.com/office/drawing/2016/5/13/chartex" xmlns:cx8="http://schemas.microsoft.com/office/drawing/2016/5/14/chartex" xmlns:mc="http://schemas.openxmlformats.org/markup-compatibility/2006" xmlns:aink="http://schemas.microsoft.com/office/drawing/2016/ink" xmlns:am3d="http://schemas.microsoft.com/office/drawing/2017/model3d" xmlns:o="urn:schemas-microsoft-com:office:office" xmlns:r="http://schemas.openxmlformats.org/officeDocument/2006/relationships" xmlns:m="http://schemas.openxmlformats.org/officeDocument/2006/math" xmlns:v="urn:schemas-microsoft-com:vml" xmlns:wp14="http://schemas.microsoft.com/office/word/2010/wordprocessingDrawing" xmlns:wp="http://schemas.openxmlformats.org/drawingml/2006/wordprocessingDrawing" xmlns:w10="urn:schemas-microsoft-com:office:word" xmlns:w="http://schemas.openxmlformats.org/wordprocessingml/2006/main" xmlns:w14="http://schemas.microsoft.com/office/word/2010/wordml" xmlns:w15="http://schemas.microsoft.com/office/word/2012/wordml" xmlns:w16cex="http://schemas.microsoft.com/office/word/2018/wordml/cex" xmlns:w16cid="http://schemas.microsoft.com/office/word/2016/wordml/cid" xmlns:w16="http://schemas.microsoft.com/office/word/2018/wordml" xmlns:w16sdtdh="http://schemas.microsoft.com/office/word/2020/wordml/sdtdatahash" xmlns:w16se="http://schemas.microsoft.com/office/word/2015/wordml/symex" xmlns:wpg="http://schemas.microsoft.com/office/word/2010/wordprocessingGroup" xmlns:wpi="http://schemas.microsoft.com/office/word/2010/wordprocessingInk" xmlns:wne="http://schemas.microsoft.com/office/word/2006/wordml" xmlns:wps="http://schemas.microsoft.com/office/word/2010/wordprocessingShape" mc:Ignorable="w14 w15 w16se w16cid w16 w16cex w16sdtdh wp14">
   <w:body>
     <w:p>
       <w:pPr>
@@ -31,33 +31,106 @@
         <w:rPr>
           <w:color w:val="7A3E9D"/>
         </w:rPr>
-        <w:t>type_of_</w:t>
-      </w:r>
-      <w:proofErr w:type="gramStart"/>
+        <w:t>type_of_response</w:t>
+      </w:r>
+      <w:r>
+        <w:rPr>
+          <w:color w:val="777777"/>
+        </w:rPr>
+        <w:t>['</w:t>
+      </w:r>
+      <w:r>
+        <w:rPr>
+          <w:color w:val="448C27"/>
+        </w:rPr>
+        <w:t>improper service</w:t>
+      </w:r>
+      <w:r>
+        <w:rPr>
+          <w:color w:val="777777"/>
+        </w:rPr>
+        <w:t>']</w:t>
+      </w:r>
+      <w:r>
+        <w:t xml:space="preserve"> </w:t>
+      </w:r>
+      <w:r>
+        <w:rPr>
+          <w:color w:val="4B69C6"/>
+        </w:rPr>
+        <w:t>and</w:t>
+      </w:r>
+      <w:r>
+        <w:t xml:space="preserve"> </w:t>
+      </w:r>
+      <w:r>
+        <w:rPr>
+          <w:color w:val="4B69C6"/>
+        </w:rPr>
+        <w:t>not</w:t>
+      </w:r>
+      <w:r>
+        <w:t xml:space="preserve"> </w:t>
+      </w:r>
       <w:r>
         <w:rPr>
           <w:color w:val="7A3E9D"/>
         </w:rPr>
-        <w:t>response</w:t>
-      </w:r>
-      <w:r>
-        <w:rPr>
-          <w:color w:val="777777"/>
-        </w:rPr>
-        <w:t>[</w:t>
-      </w:r>
-      <w:proofErr w:type="gramEnd"/>
-      <w:r>
-        <w:rPr>
-          <w:color w:val="777777"/>
-        </w:rPr>
-        <w:t>'</w:t>
+        <w:t>type_of_response</w:t>
+      </w:r>
+      <w:r>
+        <w:rPr>
+          <w:color w:val="777777"/>
+        </w:rPr>
+        <w:t>['</w:t>
       </w:r>
       <w:r>
         <w:rPr>
           <w:color w:val="448C27"/>
         </w:rPr>
-        <w:t>improper service</w:t>
+        <w:t>default</w:t>
+      </w:r>
+      <w:r>
+        <w:rPr>
+          <w:color w:val="777777"/>
+        </w:rPr>
+        <w:t>'])</w:t>
+      </w:r>
+      <w:r>
+        <w:t xml:space="preserve"> </w:t>
+      </w:r>
+      <w:r>
+        <w:rPr>
+          <w:color w:val="4B69C6"/>
+        </w:rPr>
+        <w:t>or</w:t>
+      </w:r>
+      <w:r>
+        <w:t xml:space="preserve"> </w:t>
+      </w:r>
+      <w:r>
+        <w:rPr>
+          <w:color w:val="777777"/>
+        </w:rPr>
+        <w:t>(</w:t>
+      </w:r>
+      <w:r>
+        <w:rPr>
+          <w:color w:val="7A3E9D"/>
+        </w:rPr>
+        <w:t>type_of_response</w:t>
+      </w:r>
+      <w:r>
+        <w:rPr>
+          <w:color w:val="777777"/>
+        </w:rPr>
+        <w:t>['</w:t>
+      </w:r>
+      <w:r>
+        <w:rPr>
+          <w:color w:val="448C27"/>
+        </w:rPr>
+        <w:t>default</w:t>
       </w:r>
       <w:r>
         <w:rPr>
@@ -90,37 +163,22 @@
         <w:rPr>
           <w:color w:val="7A3E9D"/>
         </w:rPr>
-        <w:t>type_of_response</w:t>
-      </w:r>
-      <w:r>
-        <w:rPr>
-          <w:color w:val="777777"/>
-        </w:rPr>
-        <w:t>['</w:t>
-      </w:r>
-      <w:r>
-        <w:rPr>
-          <w:color w:val="448C27"/>
-        </w:rPr>
-        <w:t>default</w:t>
-      </w:r>
-      <w:r>
-        <w:rPr>
-          <w:color w:val="777777"/>
-        </w:rPr>
-        <w:t>'])</w:t>
-      </w:r>
-      <w:r>
-        <w:t xml:space="preserve"> </w:t>
-      </w:r>
-      <w:r>
-        <w:rPr>
-          <w:color w:val="4B69C6"/>
-        </w:rPr>
-        <w:t>or</w:t>
-      </w:r>
-      <w:r>
-        <w:t xml:space="preserve"> </w:t>
+        <w:t>proper_service</w:t>
+      </w:r>
+      <w:r>
+        <w:rPr>
+          <w:color w:val="777777"/>
+        </w:rPr>
+        <w:t>)</w:t>
+      </w:r>
+      <w:r>
+        <w:t xml:space="preserve"> %}{{ </w:t>
+      </w:r>
+      <w:r>
+        <w:rPr>
+          <w:color w:val="7A3E9D"/>
+        </w:rPr>
+        <w:t>capitalize</w:t>
       </w:r>
       <w:r>
         <w:rPr>
@@ -132,106 +190,25 @@
         <w:rPr>
           <w:color w:val="7A3E9D"/>
         </w:rPr>
-        <w:t>type_of_response</w:t>
-      </w:r>
-      <w:r>
-        <w:rPr>
-          <w:color w:val="777777"/>
-        </w:rPr>
-        <w:t>['</w:t>
-      </w:r>
-      <w:r>
-        <w:rPr>
-          <w:color w:val="448C27"/>
-        </w:rPr>
-        <w:t>default</w:t>
-      </w:r>
-      <w:r>
-        <w:rPr>
-          <w:color w:val="777777"/>
-        </w:rPr>
-        <w:t>']</w:t>
-      </w:r>
-      <w:r>
-        <w:t xml:space="preserve"> </w:t>
-      </w:r>
-      <w:r>
-        <w:rPr>
-          <w:color w:val="4B69C6"/>
-        </w:rPr>
-        <w:t>and</w:t>
-      </w:r>
-      <w:r>
-        <w:t xml:space="preserve"> </w:t>
-      </w:r>
-      <w:r>
-        <w:rPr>
-          <w:color w:val="4B69C6"/>
-        </w:rPr>
-        <w:t>not</w:t>
-      </w:r>
-      <w:r>
-        <w:t xml:space="preserve"> </w:t>
-      </w:r>
-      <w:proofErr w:type="spellStart"/>
+        <w:t>other_party_in_case</w:t>
+      </w:r>
+      <w:r>
+        <w:rPr>
+          <w:color w:val="777777"/>
+        </w:rPr>
+        <w:t>)</w:t>
+      </w:r>
+      <w:r>
+        <w:t xml:space="preserve"> }} started a {{ </w:t>
+      </w:r>
       <w:r>
         <w:rPr>
           <w:color w:val="7A3E9D"/>
         </w:rPr>
-        <w:t>proper_service</w:t>
-      </w:r>
-      <w:proofErr w:type="spellEnd"/>
-      <w:r>
-        <w:rPr>
-          <w:color w:val="777777"/>
-        </w:rPr>
-        <w:t>)</w:t>
-      </w:r>
-      <w:r>
-        <w:t xml:space="preserve"> %}{</w:t>
-      </w:r>
-      <w:proofErr w:type="gramStart"/>
-      <w:r>
-        <w:t xml:space="preserve">{ </w:t>
-      </w:r>
-      <w:r>
-        <w:rPr>
-          <w:color w:val="7A3E9D"/>
-        </w:rPr>
-        <w:t>capitalize</w:t>
-      </w:r>
-      <w:proofErr w:type="gramEnd"/>
-      <w:r>
-        <w:rPr>
-          <w:color w:val="777777"/>
-        </w:rPr>
-        <w:t>(</w:t>
-      </w:r>
-      <w:r>
-        <w:rPr>
-          <w:color w:val="7A3E9D"/>
-        </w:rPr>
-        <w:t>other_party_in_case</w:t>
-      </w:r>
-      <w:r>
-        <w:rPr>
-          <w:color w:val="777777"/>
-        </w:rPr>
-        <w:t>)</w:t>
-      </w:r>
-      <w:r>
-        <w:t xml:space="preserve"> }} started a {{ </w:t>
-      </w:r>
-      <w:proofErr w:type="spellStart"/>
-      <w:r>
-        <w:rPr>
-          <w:color w:val="7A3E9D"/>
-        </w:rPr>
         <w:t>case_type</w:t>
       </w:r>
-      <w:proofErr w:type="spellEnd"/>
-      <w:r>
-        <w:t xml:space="preserve"> }} case by filing documents with the court. They were supposed to give you a copy of the documents they filed one of these ways: </w:t>
+      <w:r>
+        <w:t xml:space="preserve"> }} case by filing documents with the court. They were supposed to give you a copy of the documents they filed one of these ways:</w:t>
       </w:r>
     </w:p>
     <w:p>
@@ -271,7 +248,7 @@
         <w:pStyle w:val="Body"/>
       </w:pPr>
       <w:r>
-        <w:t xml:space="preserve"> {% </w:t>
+        <w:t xml:space="preserve">{% </w:t>
       </w:r>
       <w:r>
         <w:rPr>
@@ -286,22 +263,56 @@
         <w:rPr>
           <w:color w:val="7A3E9D"/>
         </w:rPr>
-        <w:t>type_of_</w:t>
-      </w:r>
-      <w:proofErr w:type="gramStart"/>
+        <w:t>type_of_response</w:t>
+      </w:r>
+      <w:r>
+        <w:rPr>
+          <w:color w:val="777777"/>
+        </w:rPr>
+        <w:t>['</w:t>
+      </w:r>
+      <w:r>
+        <w:rPr>
+          <w:color w:val="448C27"/>
+        </w:rPr>
+        <w:t>case in 2 states</w:t>
+      </w:r>
+      <w:r>
+        <w:rPr>
+          <w:color w:val="777777"/>
+        </w:rPr>
+        <w:t>']</w:t>
+      </w:r>
+      <w:r>
+        <w:t xml:space="preserve"> </w:t>
+      </w:r>
+      <w:r>
+        <w:rPr>
+          <w:color w:val="4B69C6"/>
+        </w:rPr>
+        <w:t>and</w:t>
+      </w:r>
+      <w:r>
+        <w:t xml:space="preserve"> </w:t>
+      </w:r>
       <w:r>
         <w:rPr>
           <w:color w:val="7A3E9D"/>
         </w:rPr>
-        <w:t>response</w:t>
-      </w:r>
-      <w:r>
-        <w:rPr>
-          <w:color w:val="777777"/>
-        </w:rPr>
-        <w:t>[</w:t>
-      </w:r>
-      <w:proofErr w:type="gramEnd"/>
+        <w:t>stage_of_other_case</w:t>
+      </w:r>
+      <w:r>
+        <w:t xml:space="preserve"> </w:t>
+      </w:r>
+      <w:r>
+        <w:rPr>
+          <w:color w:val="777777"/>
+        </w:rPr>
+        <w:t>==</w:t>
+      </w:r>
+      <w:r>
+        <w:t xml:space="preserve"> </w:t>
+      </w:r>
       <w:r>
         <w:rPr>
           <w:color w:val="777777"/>
@@ -312,45 +323,7 @@
         <w:rPr>
           <w:color w:val="448C27"/>
         </w:rPr>
-        <w:t>case in 2 states</w:t>
-      </w:r>
-      <w:r>
-        <w:rPr>
-          <w:color w:val="777777"/>
-        </w:rPr>
-        <w:t>']</w:t>
-      </w:r>
-      <w:r>
-        <w:t xml:space="preserve"> </w:t>
-      </w:r>
-      <w:r>
-        <w:rPr>
-          <w:color w:val="4B69C6"/>
-        </w:rPr>
-        <w:t>and</w:t>
-      </w:r>
-      <w:r>
-        <w:t xml:space="preserve"> </w:t>
-      </w:r>
-      <w:proofErr w:type="spellStart"/>
-      <w:r>
-        <w:rPr>
-          <w:color w:val="7A3E9D"/>
-        </w:rPr>
-        <w:t>stage_of_other_case</w:t>
-      </w:r>
-      <w:proofErr w:type="spellEnd"/>
-      <w:r>
-        <w:t xml:space="preserve"> </w:t>
-      </w:r>
-      <w:r>
-        <w:rPr>
-          <w:color w:val="777777"/>
-        </w:rPr>
-        <w:t>==</w:t>
-      </w:r>
-      <w:r>
-        <w:t xml:space="preserve"> </w:t>
+        <w:t>ended with order</w:t>
       </w:r>
       <w:r>
         <w:rPr>
@@ -359,18 +332,6 @@
         <w:t>'</w:t>
       </w:r>
       <w:r>
-        <w:rPr>
-          <w:color w:val="448C27"/>
-        </w:rPr>
-        <w:t>ended with order</w:t>
-      </w:r>
-      <w:r>
-        <w:rPr>
-          <w:color w:val="777777"/>
-        </w:rPr>
-        <w:t>'</w:t>
-      </w:r>
-      <w:r>
         <w:t xml:space="preserve"> %}After you are served, you have </w:t>
       </w:r>
       <w:r>
@@ -380,15 +341,7 @@
         <w:t>20</w:t>
       </w:r>
       <w:r>
-        <w:t xml:space="preserve"> days to file a response</w:t>
-      </w:r>
-      <w:proofErr w:type="gramStart"/>
-      <w:r>
-        <w:t>.{</w:t>
-      </w:r>
-      <w:proofErr w:type="gramEnd"/>
-      <w:r>
-        <w:t xml:space="preserve">% </w:t>
+        <w:t xml:space="preserve"> days to file a response.{% </w:t>
       </w:r>
       <w:r>
         <w:rPr>
@@ -414,236 +367,215 @@
         <w:pStyle w:val="Body"/>
       </w:pPr>
       <w:r>
-        <w:t xml:space="preserve"> If you do not file an Answer in 20 days, {</w:t>
-      </w:r>
-      <w:proofErr w:type="gramStart"/>
-      <w:r>
-        <w:t xml:space="preserve">{ </w:t>
+        <w:t xml:space="preserve">If you do not file an Answer in 20 days, {{ </w:t>
       </w:r>
       <w:r>
         <w:rPr>
           <w:color w:val="7A3E9D"/>
         </w:rPr>
-        <w:t>other</w:t>
-      </w:r>
-      <w:proofErr w:type="gramEnd"/>
+        <w:t>other_party_in_case</w:t>
+      </w:r>
+      <w:r>
+        <w:t xml:space="preserve"> }} may ask the court for a default judgment.{% </w:t>
+      </w:r>
+      <w:r>
+        <w:rPr>
+          <w:color w:val="4B69C6"/>
+        </w:rPr>
+        <w:t>endif</w:t>
+      </w:r>
+      <w:r>
+        <w:t xml:space="preserve"> %}{% </w:t>
+      </w:r>
+      <w:r>
+        <w:rPr>
+          <w:color w:val="4B69C6"/>
+        </w:rPr>
+        <w:t>endif</w:t>
+      </w:r>
+      <w:r>
+        <w:t xml:space="preserve"> %}{% </w:t>
+      </w:r>
+      <w:r>
+        <w:rPr>
+          <w:color w:val="4B69C6"/>
+        </w:rPr>
+        <w:t>if</w:t>
+      </w:r>
+      <w:r>
+        <w:t xml:space="preserve"> </w:t>
+      </w:r>
       <w:r>
         <w:rPr>
           <w:color w:val="7A3E9D"/>
         </w:rPr>
-        <w:t>_party_in_case</w:t>
-      </w:r>
-      <w:r>
-        <w:t xml:space="preserve"> }} may ask the court for a default judgment.{% </w:t>
-      </w:r>
-      <w:proofErr w:type="spellStart"/>
+        <w:t>type_of_response</w:t>
+      </w:r>
+      <w:r>
+        <w:rPr>
+          <w:color w:val="777777"/>
+        </w:rPr>
+        <w:t>.</w:t>
+      </w:r>
+      <w:r>
+        <w:rPr>
+          <w:color w:val="7A3E9D"/>
+        </w:rPr>
+        <w:t>all_true</w:t>
+      </w:r>
+      <w:r>
+        <w:rPr>
+          <w:color w:val="777777"/>
+        </w:rPr>
+        <w:t>('</w:t>
+      </w:r>
+      <w:r>
+        <w:rPr>
+          <w:color w:val="448C27"/>
+        </w:rPr>
+        <w:t>improper service</w:t>
+      </w:r>
+      <w:r>
+        <w:rPr>
+          <w:color w:val="777777"/>
+        </w:rPr>
+        <w:t>',</w:t>
+      </w:r>
+      <w:r>
+        <w:t xml:space="preserve"> </w:t>
+      </w:r>
+      <w:r>
+        <w:rPr>
+          <w:color w:val="7A3E9D"/>
+        </w:rPr>
+        <w:t>exclusive</w:t>
+      </w:r>
+      <w:r>
+        <w:t xml:space="preserve"> </w:t>
+      </w:r>
+      <w:r>
+        <w:rPr>
+          <w:color w:val="777777"/>
+        </w:rPr>
+        <w:t>=</w:t>
+      </w:r>
+      <w:r>
+        <w:t xml:space="preserve"> </w:t>
+      </w:r>
+      <w:r>
+        <w:rPr>
+          <w:color w:val="7A3E9D"/>
+        </w:rPr>
+        <w:t>True</w:t>
+      </w:r>
+      <w:r>
+        <w:rPr>
+          <w:color w:val="777777"/>
+        </w:rPr>
+        <w:t>)</w:t>
+      </w:r>
+      <w:r>
+        <w:t xml:space="preserve"> </w:t>
+      </w:r>
       <w:r>
         <w:rPr>
           <w:color w:val="4B69C6"/>
         </w:rPr>
-        <w:t>endif</w:t>
-      </w:r>
-      <w:proofErr w:type="spellEnd"/>
-      <w:r>
-        <w:t xml:space="preserve"> %}{% </w:t>
-      </w:r>
-      <w:proofErr w:type="spellStart"/>
+        <w:t>or</w:t>
+      </w:r>
+      <w:r>
+        <w:t xml:space="preserve"> </w:t>
+      </w:r>
+      <w:r>
+        <w:rPr>
+          <w:color w:val="777777"/>
+        </w:rPr>
+        <w:t>(</w:t>
+      </w:r>
+      <w:r>
+        <w:rPr>
+          <w:color w:val="7A3E9D"/>
+        </w:rPr>
+        <w:t>type_of_response</w:t>
+      </w:r>
+      <w:r>
+        <w:rPr>
+          <w:color w:val="777777"/>
+        </w:rPr>
+        <w:t>.</w:t>
+      </w:r>
+      <w:r>
+        <w:rPr>
+          <w:color w:val="7A3E9D"/>
+        </w:rPr>
+        <w:t>any_true</w:t>
+      </w:r>
+      <w:r>
+        <w:rPr>
+          <w:color w:val="777777"/>
+        </w:rPr>
+        <w:t>('</w:t>
+      </w:r>
+      <w:r>
+        <w:rPr>
+          <w:color w:val="448C27"/>
+        </w:rPr>
+        <w:t>improper service</w:t>
+      </w:r>
+      <w:r>
+        <w:rPr>
+          <w:color w:val="777777"/>
+        </w:rPr>
+        <w:t>',</w:t>
+      </w:r>
+      <w:r>
+        <w:t xml:space="preserve"> </w:t>
+      </w:r>
+      <w:r>
+        <w:rPr>
+          <w:color w:val="777777"/>
+        </w:rPr>
+        <w:t>'</w:t>
+      </w:r>
+      <w:r>
+        <w:rPr>
+          <w:color w:val="448C27"/>
+        </w:rPr>
+        <w:t>default</w:t>
+      </w:r>
+      <w:r>
+        <w:rPr>
+          <w:color w:val="777777"/>
+        </w:rPr>
+        <w:t>')</w:t>
+      </w:r>
+      <w:r>
+        <w:t xml:space="preserve"> </w:t>
+      </w:r>
       <w:r>
         <w:rPr>
           <w:color w:val="4B69C6"/>
         </w:rPr>
-        <w:t>endif</w:t>
-      </w:r>
-      <w:proofErr w:type="spellEnd"/>
-      <w:r>
-        <w:t xml:space="preserve"> %}{% </w:t>
+        <w:t>and</w:t>
+      </w:r>
+      <w:r>
+        <w:t xml:space="preserve"> </w:t>
       </w:r>
       <w:r>
         <w:rPr>
           <w:color w:val="4B69C6"/>
         </w:rPr>
-        <w:t>if</w:t>
-      </w:r>
-      <w:r>
-        <w:t xml:space="preserve"> </w:t>
-      </w:r>
-      <w:proofErr w:type="spellStart"/>
+        <w:t>not</w:t>
+      </w:r>
+      <w:r>
+        <w:t xml:space="preserve"> </w:t>
+      </w:r>
       <w:r>
         <w:rPr>
           <w:color w:val="7A3E9D"/>
         </w:rPr>
-        <w:t>type_of_response</w:t>
-      </w:r>
-      <w:r>
-        <w:rPr>
-          <w:color w:val="777777"/>
-        </w:rPr>
-        <w:t>.</w:t>
-      </w:r>
-      <w:r>
-        <w:rPr>
-          <w:color w:val="7A3E9D"/>
-        </w:rPr>
-        <w:t>all_true</w:t>
-      </w:r>
-      <w:proofErr w:type="spellEnd"/>
-      <w:r>
-        <w:rPr>
-          <w:color w:val="777777"/>
-        </w:rPr>
-        <w:t>('</w:t>
-      </w:r>
-      <w:r>
-        <w:rPr>
-          <w:color w:val="448C27"/>
-        </w:rPr>
-        <w:t>improper service</w:t>
-      </w:r>
-      <w:r>
-        <w:rPr>
-          <w:color w:val="777777"/>
-        </w:rPr>
-        <w:t>',</w:t>
-      </w:r>
-      <w:r>
-        <w:t xml:space="preserve"> </w:t>
-      </w:r>
-      <w:r>
-        <w:rPr>
-          <w:color w:val="7A3E9D"/>
-        </w:rPr>
-        <w:t>exclusive</w:t>
-      </w:r>
-      <w:r>
-        <w:t xml:space="preserve"> </w:t>
-      </w:r>
-      <w:r>
-        <w:rPr>
-          <w:color w:val="777777"/>
-        </w:rPr>
-        <w:t>=</w:t>
-      </w:r>
-      <w:r>
-        <w:t xml:space="preserve"> </w:t>
-      </w:r>
-      <w:r>
-        <w:rPr>
-          <w:color w:val="7A3E9D"/>
-        </w:rPr>
-        <w:t>True</w:t>
-      </w:r>
-      <w:r>
-        <w:rPr>
-          <w:color w:val="777777"/>
-        </w:rPr>
-        <w:t>)</w:t>
-      </w:r>
-      <w:r>
-        <w:t xml:space="preserve"> </w:t>
-      </w:r>
-      <w:r>
-        <w:rPr>
-          <w:color w:val="4B69C6"/>
-        </w:rPr>
-        <w:t>or</w:t>
-      </w:r>
-      <w:r>
-        <w:t xml:space="preserve"> </w:t>
-      </w:r>
-      <w:r>
-        <w:rPr>
-          <w:color w:val="777777"/>
-        </w:rPr>
-        <w:t>(</w:t>
-      </w:r>
-      <w:proofErr w:type="spellStart"/>
-      <w:r>
-        <w:rPr>
-          <w:color w:val="7A3E9D"/>
-        </w:rPr>
-        <w:t>type_of_response</w:t>
-      </w:r>
-      <w:r>
-        <w:rPr>
-          <w:color w:val="777777"/>
-        </w:rPr>
-        <w:t>.</w:t>
-      </w:r>
-      <w:r>
-        <w:rPr>
-          <w:color w:val="7A3E9D"/>
-        </w:rPr>
-        <w:t>any_true</w:t>
-      </w:r>
-      <w:proofErr w:type="spellEnd"/>
-      <w:r>
-        <w:rPr>
-          <w:color w:val="777777"/>
-        </w:rPr>
-        <w:t>('</w:t>
-      </w:r>
-      <w:r>
-        <w:rPr>
-          <w:color w:val="448C27"/>
-        </w:rPr>
-        <w:t>improper service</w:t>
-      </w:r>
-      <w:r>
-        <w:rPr>
-          <w:color w:val="777777"/>
-        </w:rPr>
-        <w:t>',</w:t>
-      </w:r>
-      <w:r>
-        <w:t xml:space="preserve"> </w:t>
-      </w:r>
-      <w:r>
-        <w:rPr>
-          <w:color w:val="777777"/>
-        </w:rPr>
-        <w:t>'</w:t>
-      </w:r>
-      <w:r>
-        <w:rPr>
-          <w:color w:val="448C27"/>
-        </w:rPr>
-        <w:t>default</w:t>
-      </w:r>
-      <w:r>
-        <w:rPr>
-          <w:color w:val="777777"/>
-        </w:rPr>
-        <w:t>')</w:t>
-      </w:r>
-      <w:r>
-        <w:t xml:space="preserve"> </w:t>
-      </w:r>
-      <w:r>
-        <w:rPr>
-          <w:color w:val="4B69C6"/>
-        </w:rPr>
-        <w:t>and</w:t>
-      </w:r>
-      <w:r>
-        <w:t xml:space="preserve"> </w:t>
-      </w:r>
-      <w:r>
-        <w:rPr>
-          <w:color w:val="4B69C6"/>
-        </w:rPr>
-        <w:t>not</w:t>
-      </w:r>
-      <w:r>
-        <w:t xml:space="preserve"> </w:t>
-      </w:r>
-      <w:proofErr w:type="spellStart"/>
-      <w:r>
-        <w:rPr>
-          <w:color w:val="7A3E9D"/>
-        </w:rPr>
         <w:t>proper_service</w:t>
       </w:r>
-      <w:proofErr w:type="spellEnd"/>
       <w:r>
         <w:rPr>
           <w:color w:val="777777"/>
@@ -669,14 +601,12 @@
       <w:r>
         <w:t xml:space="preserve">{% </w:t>
       </w:r>
-      <w:proofErr w:type="spellStart"/>
       <w:r>
         <w:rPr>
           <w:color w:val="4B69C6"/>
         </w:rPr>
         <w:t>endif</w:t>
       </w:r>
-      <w:proofErr w:type="spellEnd"/>
       <w:r>
         <w:t xml:space="preserve"> %}A default judgment is when the judge decides your case without hearing from you.</w:t>
       </w:r>
@@ -697,7 +627,6 @@
       <w:r>
         <w:t xml:space="preserve"> </w:t>
       </w:r>
-      <w:proofErr w:type="spellStart"/>
       <w:r>
         <w:rPr>
           <w:color w:val="7A3E9D"/>
@@ -714,40 +643,166 @@
         <w:rPr>
           <w:color w:val="7A3E9D"/>
         </w:rPr>
-        <w:t>all_</w:t>
-      </w:r>
-      <w:proofErr w:type="gramStart"/>
+        <w:t>all_true</w:t>
+      </w:r>
+      <w:r>
+        <w:rPr>
+          <w:color w:val="777777"/>
+        </w:rPr>
+        <w:t>('</w:t>
+      </w:r>
+      <w:r>
+        <w:rPr>
+          <w:color w:val="448C27"/>
+        </w:rPr>
+        <w:t>improper service</w:t>
+      </w:r>
+      <w:r>
+        <w:rPr>
+          <w:color w:val="777777"/>
+        </w:rPr>
+        <w:t>',</w:t>
+      </w:r>
+      <w:r>
+        <w:t xml:space="preserve"> </w:t>
+      </w:r>
       <w:r>
         <w:rPr>
           <w:color w:val="7A3E9D"/>
         </w:rPr>
-        <w:t>true</w:t>
-      </w:r>
-      <w:proofErr w:type="spellEnd"/>
+        <w:t>exclusive</w:t>
+      </w:r>
+      <w:r>
+        <w:t xml:space="preserve"> </w:t>
+      </w:r>
+      <w:r>
+        <w:rPr>
+          <w:color w:val="777777"/>
+        </w:rPr>
+        <w:t>=</w:t>
+      </w:r>
+      <w:r>
+        <w:t xml:space="preserve"> </w:t>
+      </w:r>
+      <w:r>
+        <w:rPr>
+          <w:color w:val="7A3E9D"/>
+        </w:rPr>
+        <w:t>True</w:t>
+      </w:r>
+      <w:r>
+        <w:rPr>
+          <w:color w:val="777777"/>
+        </w:rPr>
+        <w:t>)</w:t>
+      </w:r>
+      <w:r>
+        <w:t xml:space="preserve"> </w:t>
+      </w:r>
+      <w:r>
+        <w:rPr>
+          <w:color w:val="4B69C6"/>
+        </w:rPr>
+        <w:t>or</w:t>
+      </w:r>
+      <w:r>
+        <w:t xml:space="preserve"> </w:t>
+      </w:r>
       <w:r>
         <w:rPr>
           <w:color w:val="777777"/>
         </w:rPr>
         <w:t>(</w:t>
       </w:r>
-      <w:proofErr w:type="gramEnd"/>
-      <w:r>
-        <w:rPr>
-          <w:color w:val="777777"/>
-        </w:rPr>
-        <w:t>'</w:t>
+      <w:r>
+        <w:rPr>
+          <w:color w:val="7A3E9D"/>
+        </w:rPr>
+        <w:t>type_of_response</w:t>
+      </w:r>
+      <w:r>
+        <w:rPr>
+          <w:color w:val="777777"/>
+        </w:rPr>
+        <w:t>.</w:t>
+      </w:r>
+      <w:r>
+        <w:rPr>
+          <w:color w:val="7A3E9D"/>
+        </w:rPr>
+        <w:t>all_false</w:t>
+      </w:r>
+      <w:r>
+        <w:rPr>
+          <w:color w:val="777777"/>
+        </w:rPr>
+        <w:t>('</w:t>
       </w:r>
       <w:r>
         <w:rPr>
           <w:color w:val="448C27"/>
         </w:rPr>
+        <w:t>default</w:t>
+      </w:r>
+      <w:r>
+        <w:rPr>
+          <w:color w:val="777777"/>
+        </w:rPr>
+        <w:t>')</w:t>
+      </w:r>
+      <w:r>
+        <w:t xml:space="preserve"> </w:t>
+      </w:r>
+      <w:r>
+        <w:rPr>
+          <w:color w:val="4B69C6"/>
+        </w:rPr>
+        <w:t>and</w:t>
+      </w:r>
+      <w:r>
+        <w:t xml:space="preserve"> </w:t>
+      </w:r>
+      <w:r>
+        <w:rPr>
+          <w:color w:val="7A3E9D"/>
+        </w:rPr>
+        <w:t>type_of_response</w:t>
+      </w:r>
+      <w:r>
+        <w:rPr>
+          <w:color w:val="777777"/>
+        </w:rPr>
+        <w:t>['</w:t>
+      </w:r>
+      <w:r>
+        <w:rPr>
+          <w:color w:val="448C27"/>
+        </w:rPr>
         <w:t>improper service</w:t>
       </w:r>
       <w:r>
         <w:rPr>
           <w:color w:val="777777"/>
         </w:rPr>
-        <w:t>',</w:t>
+        <w:t>']</w:t>
+      </w:r>
+      <w:r>
+        <w:t xml:space="preserve"> </w:t>
+      </w:r>
+      <w:r>
+        <w:rPr>
+          <w:color w:val="4B69C6"/>
+        </w:rPr>
+        <w:t>and</w:t>
+      </w:r>
+      <w:r>
+        <w:t xml:space="preserve"> </w:t>
+      </w:r>
+      <w:r>
+        <w:rPr>
+          <w:color w:val="4B69C6"/>
+        </w:rPr>
+        <w:t>not</w:t>
       </w:r>
       <w:r>
         <w:t xml:space="preserve"> </w:t>
@@ -756,31 +811,43 @@
         <w:rPr>
           <w:color w:val="7A3E9D"/>
         </w:rPr>
-        <w:t>exclusive</w:t>
-      </w:r>
-      <w:r>
-        <w:t xml:space="preserve"> </w:t>
-      </w:r>
-      <w:r>
-        <w:rPr>
-          <w:color w:val="777777"/>
-        </w:rPr>
-        <w:t>=</w:t>
-      </w:r>
-      <w:r>
-        <w:t xml:space="preserve"> </w:t>
+        <w:t>proper_service</w:t>
+      </w:r>
+      <w:r>
+        <w:rPr>
+          <w:color w:val="777777"/>
+        </w:rPr>
+        <w:t>)</w:t>
+      </w:r>
+      <w:r>
+        <w:t xml:space="preserve"> %} If {{ </w:t>
       </w:r>
       <w:r>
         <w:rPr>
           <w:color w:val="7A3E9D"/>
         </w:rPr>
-        <w:t>True</w:t>
-      </w:r>
-      <w:r>
-        <w:rPr>
-          <w:color w:val="777777"/>
-        </w:rPr>
-        <w:t>)</w:t>
+        <w:t>other_party_in_case</w:t>
+      </w:r>
+      <w:r>
+        <w:t xml:space="preserve"> }} thinks they served you correctly, they may ask the court for a default judgment if you do not file {{ </w:t>
+      </w:r>
+      <w:r>
+        <w:rPr>
+          <w:color w:val="777777"/>
+        </w:rPr>
+        <w:t>"</w:t>
+      </w:r>
+      <w:r>
+        <w:rPr>
+          <w:color w:val="448C27"/>
+        </w:rPr>
+        <w:t>a response</w:t>
+      </w:r>
+      <w:r>
+        <w:rPr>
+          <w:color w:val="777777"/>
+        </w:rPr>
+        <w:t>"</w:t>
       </w:r>
       <w:r>
         <w:t xml:space="preserve"> </w:t>
@@ -789,18 +856,11 @@
         <w:rPr>
           <w:color w:val="4B69C6"/>
         </w:rPr>
-        <w:t>or</w:t>
-      </w:r>
-      <w:r>
-        <w:t xml:space="preserve"> </w:t>
-      </w:r>
-      <w:r>
-        <w:rPr>
-          <w:color w:val="777777"/>
-        </w:rPr>
-        <w:t>(</w:t>
-      </w:r>
-      <w:proofErr w:type="spellStart"/>
+        <w:t>if</w:t>
+      </w:r>
+      <w:r>
+        <w:t xml:space="preserve"> </w:t>
+      </w:r>
       <w:r>
         <w:rPr>
           <w:color w:val="7A3E9D"/>
@@ -811,201 +871,38 @@
         <w:rPr>
           <w:color w:val="777777"/>
         </w:rPr>
-        <w:t>.</w:t>
+        <w:t>['</w:t>
+      </w:r>
+      <w:r>
+        <w:rPr>
+          <w:color w:val="448C27"/>
+        </w:rPr>
+        <w:t>case in 2 states</w:t>
+      </w:r>
+      <w:r>
+        <w:rPr>
+          <w:color w:val="777777"/>
+        </w:rPr>
+        <w:t>']</w:t>
+      </w:r>
+      <w:r>
+        <w:t xml:space="preserve"> </w:t>
+      </w:r>
+      <w:r>
+        <w:rPr>
+          <w:color w:val="4B69C6"/>
+        </w:rPr>
+        <w:t>and</w:t>
+      </w:r>
+      <w:r>
+        <w:t xml:space="preserve"> </w:t>
       </w:r>
       <w:r>
         <w:rPr>
           <w:color w:val="7A3E9D"/>
         </w:rPr>
-        <w:t>all_false</w:t>
-      </w:r>
-      <w:proofErr w:type="spellEnd"/>
-      <w:r>
-        <w:rPr>
-          <w:color w:val="777777"/>
-        </w:rPr>
-        <w:t>('</w:t>
-      </w:r>
-      <w:r>
-        <w:rPr>
-          <w:color w:val="448C27"/>
-        </w:rPr>
-        <w:t>default</w:t>
-      </w:r>
-      <w:r>
-        <w:rPr>
-          <w:color w:val="777777"/>
-        </w:rPr>
-        <w:t>')</w:t>
-      </w:r>
-      <w:r>
-        <w:t xml:space="preserve"> </w:t>
-      </w:r>
-      <w:r>
-        <w:rPr>
-          <w:color w:val="4B69C6"/>
-        </w:rPr>
-        <w:t>and</w:t>
-      </w:r>
-      <w:r>
-        <w:t xml:space="preserve"> </w:t>
-      </w:r>
-      <w:r>
-        <w:rPr>
-          <w:color w:val="7A3E9D"/>
-        </w:rPr>
-        <w:t>type_of_response</w:t>
-      </w:r>
-      <w:r>
-        <w:rPr>
-          <w:color w:val="777777"/>
-        </w:rPr>
-        <w:t>['</w:t>
-      </w:r>
-      <w:r>
-        <w:rPr>
-          <w:color w:val="448C27"/>
-        </w:rPr>
-        <w:t>improper service</w:t>
-      </w:r>
-      <w:r>
-        <w:rPr>
-          <w:color w:val="777777"/>
-        </w:rPr>
-        <w:t>']</w:t>
-      </w:r>
-      <w:r>
-        <w:t xml:space="preserve"> </w:t>
-      </w:r>
-      <w:r>
-        <w:rPr>
-          <w:color w:val="4B69C6"/>
-        </w:rPr>
-        <w:t>and</w:t>
-      </w:r>
-      <w:r>
-        <w:t xml:space="preserve"> </w:t>
-      </w:r>
-      <w:r>
-        <w:rPr>
-          <w:color w:val="4B69C6"/>
-        </w:rPr>
-        <w:t>not</w:t>
-      </w:r>
-      <w:r>
-        <w:t xml:space="preserve"> </w:t>
-      </w:r>
-      <w:proofErr w:type="spellStart"/>
-      <w:r>
-        <w:rPr>
-          <w:color w:val="7A3E9D"/>
-        </w:rPr>
-        <w:t>proper_service</w:t>
-      </w:r>
-      <w:proofErr w:type="spellEnd"/>
-      <w:r>
-        <w:rPr>
-          <w:color w:val="777777"/>
-        </w:rPr>
-        <w:t>)</w:t>
-      </w:r>
-      <w:r>
-        <w:t xml:space="preserve"> %} If {</w:t>
-      </w:r>
-      <w:proofErr w:type="gramStart"/>
-      <w:r>
-        <w:t xml:space="preserve">{ </w:t>
-      </w:r>
-      <w:r>
-        <w:rPr>
-          <w:color w:val="7A3E9D"/>
-        </w:rPr>
-        <w:t>other</w:t>
-      </w:r>
-      <w:proofErr w:type="gramEnd"/>
-      <w:r>
-        <w:rPr>
-          <w:color w:val="7A3E9D"/>
-        </w:rPr>
-        <w:t>_party_in_case</w:t>
-      </w:r>
-      <w:r>
-        <w:t xml:space="preserve"> }} thinks they served you correctly, they may ask the court for a default judgment if you do not file {{ </w:t>
-      </w:r>
-      <w:r>
-        <w:rPr>
-          <w:color w:val="777777"/>
-        </w:rPr>
-        <w:t>"</w:t>
-      </w:r>
-      <w:r>
-        <w:rPr>
-          <w:color w:val="448C27"/>
-        </w:rPr>
-        <w:t>a response</w:t>
-      </w:r>
-      <w:r>
-        <w:rPr>
-          <w:color w:val="777777"/>
-        </w:rPr>
-        <w:t>"</w:t>
-      </w:r>
-      <w:r>
-        <w:t xml:space="preserve"> </w:t>
-      </w:r>
-      <w:r>
-        <w:rPr>
-          <w:color w:val="4B69C6"/>
-        </w:rPr>
-        <w:t>if</w:t>
-      </w:r>
-      <w:r>
-        <w:t xml:space="preserve"> </w:t>
-      </w:r>
-      <w:r>
-        <w:rPr>
-          <w:color w:val="7A3E9D"/>
-        </w:rPr>
-        <w:t>type_of_response</w:t>
-      </w:r>
-      <w:r>
-        <w:rPr>
-          <w:color w:val="777777"/>
-        </w:rPr>
-        <w:t>['</w:t>
-      </w:r>
-      <w:r>
-        <w:rPr>
-          <w:color w:val="448C27"/>
-        </w:rPr>
-        <w:t>case in 2 states</w:t>
-      </w:r>
-      <w:r>
-        <w:rPr>
-          <w:color w:val="777777"/>
-        </w:rPr>
-        <w:t>']</w:t>
-      </w:r>
-      <w:r>
-        <w:t xml:space="preserve"> </w:t>
-      </w:r>
-      <w:r>
-        <w:rPr>
-          <w:color w:val="4B69C6"/>
-        </w:rPr>
-        <w:t>and</w:t>
-      </w:r>
-      <w:r>
-        <w:t xml:space="preserve"> </w:t>
-      </w:r>
-      <w:proofErr w:type="spellStart"/>
-      <w:r>
-        <w:rPr>
-          <w:color w:val="7A3E9D"/>
-        </w:rPr>
         <w:t>stage_of_other_case</w:t>
       </w:r>
-      <w:proofErr w:type="spellEnd"/>
       <w:r>
         <w:t xml:space="preserve"> </w:t>
       </w:r>
@@ -1080,27 +977,206 @@
         <w:t xml:space="preserve"> </w:t>
       </w:r>
       <w:r>
-        <w:t>if they file one with the court. If you want to make sure {</w:t>
-      </w:r>
-      <w:proofErr w:type="gramStart"/>
-      <w:r>
-        <w:t xml:space="preserve">{ </w:t>
+        <w:t xml:space="preserve">if they file one with the court. If you want to make sure {{ </w:t>
       </w:r>
       <w:r>
         <w:rPr>
           <w:color w:val="7A3E9D"/>
         </w:rPr>
-        <w:t>other</w:t>
-      </w:r>
-      <w:proofErr w:type="gramEnd"/>
+        <w:t>other_party_in_case</w:t>
+      </w:r>
+      <w:r>
+        <w:t xml:space="preserve"> }} has not filed for default, you can look up your case on </w:t>
+      </w:r>
+      <w:hyperlink r:id="rId5" w:history="1">
+        <w:r>
+          <w:rPr>
+            <w:rStyle w:val="Hyperlink"/>
+            <w:spacing w:val="0"/>
+          </w:rPr>
+          <w:t>the court's CourtView webpage</w:t>
+        </w:r>
+      </w:hyperlink>
+      <w:r>
+        <w:t xml:space="preserve">.{% </w:t>
+      </w:r>
+      <w:r>
+        <w:rPr>
+          <w:color w:val="4B69C6"/>
+        </w:rPr>
+        <w:t>endif</w:t>
+      </w:r>
+      <w:r>
+        <w:t xml:space="preserve"> %}</w:t>
+      </w:r>
+    </w:p>
+    <w:p>
+      <w:pPr>
+        <w:pStyle w:val="Body"/>
+      </w:pPr>
+      <w:r>
+        <w:t xml:space="preserve">{% </w:t>
+      </w:r>
+      <w:r>
+        <w:rPr>
+          <w:color w:val="4B69C6"/>
+        </w:rPr>
+        <w:t>if</w:t>
+      </w:r>
+      <w:r>
+        <w:t xml:space="preserve"> </w:t>
+      </w:r>
       <w:r>
         <w:rPr>
           <w:color w:val="7A3E9D"/>
         </w:rPr>
-        <w:t>_party_in_case</w:t>
-      </w:r>
-      <w:r>
-        <w:t xml:space="preserve"> }} has not filed for default, you can look up your case on </w:t>
+        <w:t>type_of_response</w:t>
+      </w:r>
+      <w:r>
+        <w:rPr>
+          <w:color w:val="777777"/>
+        </w:rPr>
+        <w:t>['</w:t>
+      </w:r>
+      <w:r>
+        <w:rPr>
+          <w:color w:val="448C27"/>
+        </w:rPr>
+        <w:t>default</w:t>
+      </w:r>
+      <w:r>
+        <w:rPr>
+          <w:color w:val="777777"/>
+        </w:rPr>
+        <w:t>']</w:t>
+      </w:r>
+      <w:r>
+        <w:t xml:space="preserve"> %}{% </w:t>
+      </w:r>
+      <w:r>
+        <w:rPr>
+          <w:color w:val="4B69C6"/>
+        </w:rPr>
+        <w:t>if</w:t>
+      </w:r>
+      <w:r>
+        <w:t xml:space="preserve"> </w:t>
+      </w:r>
+      <w:r>
+        <w:rPr>
+          <w:color w:val="7A3E9D"/>
+        </w:rPr>
+        <w:t>stage_of_default</w:t>
+      </w:r>
+      <w:r>
+        <w:t xml:space="preserve"> </w:t>
+      </w:r>
+      <w:r>
+        <w:rPr>
+          <w:color w:val="4B69C6"/>
+        </w:rPr>
+        <w:t>in</w:t>
+      </w:r>
+      <w:r>
+        <w:t xml:space="preserve"> </w:t>
+      </w:r>
+      <w:r>
+        <w:rPr>
+          <w:color w:val="777777"/>
+        </w:rPr>
+        <w:t>('</w:t>
+      </w:r>
+      <w:r>
+        <w:rPr>
+          <w:color w:val="448C27"/>
+        </w:rPr>
+        <w:t>application filed</w:t>
+      </w:r>
+      <w:r>
+        <w:rPr>
+          <w:color w:val="777777"/>
+        </w:rPr>
+        <w:t>',</w:t>
+      </w:r>
+      <w:r>
+        <w:t xml:space="preserve"> </w:t>
+      </w:r>
+      <w:r>
+        <w:rPr>
+          <w:color w:val="777777"/>
+        </w:rPr>
+        <w:t>'</w:t>
+      </w:r>
+      <w:r>
+        <w:rPr>
+          <w:color w:val="448C27"/>
+        </w:rPr>
+        <w:t>hearing scheduled</w:t>
+      </w:r>
+      <w:r>
+        <w:rPr>
+          <w:color w:val="777777"/>
+        </w:rPr>
+        <w:t>')</w:t>
+      </w:r>
+      <w:r>
+        <w:t xml:space="preserve"> %}If you do not file an Answer within 20 days of receiving the Complaint, {{ </w:t>
+      </w:r>
+      <w:r>
+        <w:rPr>
+          <w:color w:val="7A3E9D"/>
+        </w:rPr>
+        <w:t>other_party_in_case</w:t>
+      </w:r>
+      <w:r>
+        <w:t xml:space="preserve"> }} may ask the court for a default judgment.{% </w:t>
+      </w:r>
+      <w:r>
+        <w:rPr>
+          <w:color w:val="4B69C6"/>
+        </w:rPr>
+        <w:t>if</w:t>
+      </w:r>
+      <w:r>
+        <w:t xml:space="preserve"> </w:t>
+      </w:r>
+      <w:r>
+        <w:rPr>
+          <w:color w:val="4B69C6"/>
+        </w:rPr>
+        <w:t>not</w:t>
+      </w:r>
+      <w:r>
+        <w:t xml:space="preserve"> </w:t>
+      </w:r>
+      <w:r>
+        <w:rPr>
+          <w:color w:val="7A3E9D"/>
+        </w:rPr>
+        <w:t>proper_service</w:t>
+      </w:r>
+      <w:r>
+        <w:t xml:space="preserve"> %}</w:t>
+      </w:r>
+    </w:p>
+    <w:p>
+      <w:pPr>
+        <w:pStyle w:val="Body"/>
+      </w:pPr>
+      <w:r>
+        <w:t xml:space="preserve"> If you want to see what {{ </w:t>
+      </w:r>
+      <w:r>
+        <w:rPr>
+          <w:color w:val="7A3E9D"/>
+        </w:rPr>
+        <w:t>other_party_in_case</w:t>
+      </w:r>
+      <w:r>
+        <w:t xml:space="preserve"> }} filed for default, or if the judge entered any orders, you can look up your case on</w:t>
+      </w:r>
+      <w:r>
+        <w:t xml:space="preserve"> </w:t>
       </w:r>
       <w:hyperlink r:id="rId6" w:history="1">
         <w:r>
@@ -1108,38 +1184,11 @@
             <w:rStyle w:val="Hyperlink"/>
             <w:spacing w:val="0"/>
           </w:rPr>
-          <w:t xml:space="preserve">the court's </w:t>
-        </w:r>
-        <w:proofErr w:type="spellStart"/>
-        <w:r>
-          <w:rPr>
-            <w:rStyle w:val="Hyperlink"/>
-            <w:spacing w:val="0"/>
-          </w:rPr>
-          <w:t>CourtView</w:t>
-        </w:r>
-        <w:proofErr w:type="spellEnd"/>
-        <w:r>
-          <w:rPr>
-            <w:rStyle w:val="Hyperlink"/>
-            <w:spacing w:val="0"/>
-          </w:rPr>
-          <w:t xml:space="preserve"> webpage</w:t>
+          <w:t>the court's CourtView webpage</w:t>
         </w:r>
       </w:hyperlink>
       <w:r>
-        <w:t xml:space="preserve">.{% </w:t>
-      </w:r>
-      <w:proofErr w:type="spellStart"/>
-      <w:r>
-        <w:rPr>
-          <w:color w:val="4B69C6"/>
-        </w:rPr>
-        <w:t>endif</w:t>
-      </w:r>
-      <w:proofErr w:type="spellEnd"/>
-      <w:r>
-        <w:t xml:space="preserve"> %}</w:t>
+        <w:t>.</w:t>
       </w:r>
     </w:p>
     <w:p>
@@ -1153,158 +1202,8 @@
         <w:rPr>
           <w:color w:val="4B69C6"/>
         </w:rPr>
-        <w:t>if</w:t>
-      </w:r>
-      <w:r>
-        <w:t xml:space="preserve"> </w:t>
-      </w:r>
-      <w:r>
-        <w:rPr>
-          <w:color w:val="7A3E9D"/>
-        </w:rPr>
-        <w:t>type_of_</w:t>
-      </w:r>
-      <w:proofErr w:type="gramStart"/>
-      <w:r>
-        <w:rPr>
-          <w:color w:val="7A3E9D"/>
-        </w:rPr>
-        <w:t>response</w:t>
-      </w:r>
-      <w:r>
-        <w:rPr>
-          <w:color w:val="777777"/>
-        </w:rPr>
-        <w:t>[</w:t>
-      </w:r>
-      <w:proofErr w:type="gramEnd"/>
-      <w:r>
-        <w:rPr>
-          <w:color w:val="777777"/>
-        </w:rPr>
-        <w:t>'</w:t>
-      </w:r>
-      <w:r>
-        <w:rPr>
-          <w:color w:val="448C27"/>
-        </w:rPr>
-        <w:t>default</w:t>
-      </w:r>
-      <w:r>
-        <w:rPr>
-          <w:color w:val="777777"/>
-        </w:rPr>
-        <w:t>']</w:t>
-      </w:r>
-      <w:r>
-        <w:t xml:space="preserve"> %}{% </w:t>
-      </w:r>
-      <w:r>
-        <w:rPr>
-          <w:color w:val="4B69C6"/>
-        </w:rPr>
-        <w:t>if</w:t>
-      </w:r>
-      <w:r>
-        <w:t xml:space="preserve"> </w:t>
-      </w:r>
-      <w:proofErr w:type="spellStart"/>
-      <w:r>
-        <w:rPr>
-          <w:color w:val="7A3E9D"/>
-        </w:rPr>
-        <w:t>stage_of_default</w:t>
-      </w:r>
-      <w:proofErr w:type="spellEnd"/>
-      <w:r>
-        <w:t xml:space="preserve"> </w:t>
-      </w:r>
-      <w:r>
-        <w:rPr>
-          <w:color w:val="4B69C6"/>
-        </w:rPr>
-        <w:t>in</w:t>
-      </w:r>
-      <w:r>
-        <w:t xml:space="preserve"> </w:t>
-      </w:r>
-      <w:r>
-        <w:rPr>
-          <w:color w:val="777777"/>
-        </w:rPr>
-        <w:t>('</w:t>
-      </w:r>
-      <w:r>
-        <w:rPr>
-          <w:color w:val="448C27"/>
-        </w:rPr>
-        <w:t>application filed</w:t>
-      </w:r>
-      <w:r>
-        <w:rPr>
-          <w:color w:val="777777"/>
-        </w:rPr>
-        <w:t>',</w:t>
-      </w:r>
-      <w:r>
-        <w:t xml:space="preserve"> </w:t>
-      </w:r>
-      <w:r>
-        <w:rPr>
-          <w:color w:val="777777"/>
-        </w:rPr>
-        <w:t>'</w:t>
-      </w:r>
-      <w:r>
-        <w:rPr>
-          <w:color w:val="448C27"/>
-        </w:rPr>
-        <w:t>hearing scheduled</w:t>
-      </w:r>
-      <w:r>
-        <w:rPr>
-          <w:color w:val="777777"/>
-        </w:rPr>
-        <w:t>')</w:t>
-      </w:r>
-      <w:r>
-        <w:t xml:space="preserve"> %}If you do not file an Answer within 20 days of receiving the Complaint, {{ </w:t>
-      </w:r>
-      <w:r>
-        <w:rPr>
-          <w:color w:val="7A3E9D"/>
-        </w:rPr>
-        <w:t>other_party_in_case</w:t>
-      </w:r>
-      <w:r>
-        <w:t xml:space="preserve"> }} may ask the court for a default judgment.{% </w:t>
-      </w:r>
-      <w:r>
-        <w:rPr>
-          <w:color w:val="4B69C6"/>
-        </w:rPr>
-        <w:t>if</w:t>
-      </w:r>
-      <w:r>
-        <w:t xml:space="preserve"> </w:t>
-      </w:r>
-      <w:r>
-        <w:rPr>
-          <w:color w:val="4B69C6"/>
-        </w:rPr>
-        <w:t>not</w:t>
-      </w:r>
-      <w:r>
-        <w:t xml:space="preserve"> </w:t>
-      </w:r>
-      <w:proofErr w:type="spellStart"/>
-      <w:r>
-        <w:rPr>
-          <w:color w:val="7A3E9D"/>
-        </w:rPr>
-        <w:t>proper_service</w:t>
-      </w:r>
-      <w:proofErr w:type="spellEnd"/>
+        <w:t>endif</w:t>
+      </w:r>
       <w:r>
         <w:t xml:space="preserve"> %}</w:t>
       </w:r>
@@ -1314,58 +1213,8 @@
         <w:pStyle w:val="Body"/>
       </w:pPr>
       <w:r>
-        <w:t xml:space="preserve"> If you want to see what {</w:t>
-      </w:r>
-      <w:proofErr w:type="gramStart"/>
-      <w:r>
-        <w:t xml:space="preserve">{ </w:t>
-      </w:r>
-      <w:r>
-        <w:rPr>
-          <w:color w:val="7A3E9D"/>
-        </w:rPr>
-        <w:t>other</w:t>
-      </w:r>
-      <w:proofErr w:type="gramEnd"/>
-      <w:r>
-        <w:rPr>
-          <w:color w:val="7A3E9D"/>
-        </w:rPr>
-        <w:t>_party_in_case</w:t>
-      </w:r>
-      <w:r>
-        <w:t xml:space="preserve"> }} filed for default, or if the judge entered any orders, you can look up your case on</w:t>
-      </w:r>
-      <w:r>
-        <w:t xml:space="preserve"> </w:t>
-      </w:r>
-      <w:hyperlink r:id="rId7" w:history="1">
-        <w:r>
-          <w:rPr>
-            <w:rStyle w:val="Hyperlink"/>
-            <w:spacing w:val="0"/>
-          </w:rPr>
-          <w:t xml:space="preserve">the court's </w:t>
-        </w:r>
-        <w:proofErr w:type="spellStart"/>
-        <w:r>
-          <w:rPr>
-            <w:rStyle w:val="Hyperlink"/>
-            <w:spacing w:val="0"/>
-          </w:rPr>
-          <w:t>CourtView</w:t>
-        </w:r>
-        <w:proofErr w:type="spellEnd"/>
-        <w:r>
-          <w:rPr>
-            <w:rStyle w:val="Hyperlink"/>
-            <w:spacing w:val="0"/>
-          </w:rPr>
-          <w:t xml:space="preserve"> webpage</w:t>
-        </w:r>
-      </w:hyperlink>
-      <w:r>
-        <w:t>.</w:t>
+        <w:lastRenderedPageBreak/>
+        <w:t>There are 3 steps to get a default judgment:</w:t>
       </w:r>
     </w:p>
     <w:p>
@@ -1373,18 +1222,25 @@
         <w:pStyle w:val="Body"/>
       </w:pPr>
       <w:r>
-        <w:t xml:space="preserve"> {% </w:t>
-      </w:r>
-      <w:proofErr w:type="spellStart"/>
-      <w:r>
-        <w:rPr>
-          <w:color w:val="4B69C6"/>
-        </w:rPr>
-        <w:t>endif</w:t>
-      </w:r>
-      <w:proofErr w:type="spellEnd"/>
-      <w:r>
-        <w:t xml:space="preserve"> %}</w:t>
+        <w:t xml:space="preserve">1. {{ </w:t>
+      </w:r>
+      <w:r>
+        <w:rPr>
+          <w:color w:val="7A3E9D"/>
+        </w:rPr>
+        <w:t>other_party_in_case</w:t>
+      </w:r>
+      <w:r>
+        <w:t xml:space="preserve"> }} files a </w:t>
+      </w:r>
+      <w:r>
+        <w:rPr>
+          <w:b/>
+        </w:rPr>
+        <w:t>Default Application</w:t>
+      </w:r>
+      <w:r>
+        <w:t xml:space="preserve"> and gives you a copy by mailing it or by hand delivery.</w:t>
       </w:r>
     </w:p>
     <w:p>
@@ -1392,8 +1248,16 @@
         <w:pStyle w:val="Body"/>
       </w:pPr>
       <w:r>
-        <w:lastRenderedPageBreak/>
-        <w:t>There are 3 steps to get a default judgment:</w:t>
+        <w:t xml:space="preserve">2. The Clerk of Court enters an </w:t>
+      </w:r>
+      <w:r>
+        <w:rPr>
+          <w:b/>
+        </w:rPr>
+        <w:t>Entry of Default</w:t>
+      </w:r>
+      <w:r>
+        <w:t xml:space="preserve"> and sets a date and time for a "default hearing."</w:t>
       </w:r>
     </w:p>
     <w:p>
@@ -1401,36 +1265,382 @@
         <w:pStyle w:val="Body"/>
       </w:pPr>
       <w:r>
-        <w:t>1. {</w:t>
-      </w:r>
-      <w:proofErr w:type="gramStart"/>
-      <w:r>
-        <w:t xml:space="preserve">{ </w:t>
+        <w:t xml:space="preserve">3. The Judge holds the </w:t>
+      </w:r>
+      <w:r>
+        <w:rPr>
+          <w:b/>
+        </w:rPr>
+        <w:t>Default Hearing</w:t>
+      </w:r>
+      <w:r>
+        <w:t xml:space="preserve">. The judge may end your case without hearing from you and enter a default judgment order and other orders like a {{ </w:t>
+      </w:r>
+      <w:r>
+        <w:rPr>
+          <w:color w:val="777777"/>
+        </w:rPr>
+        <w:t>"</w:t>
+      </w:r>
+      <w:r>
+        <w:rPr>
+          <w:color w:val="448C27"/>
+        </w:rPr>
+        <w:t>custody decree, Parenting Plan, and child support order</w:t>
+      </w:r>
+      <w:r>
+        <w:rPr>
+          <w:color w:val="777777"/>
+        </w:rPr>
+        <w:t>"</w:t>
+      </w:r>
+      <w:r>
+        <w:t xml:space="preserve"> </w:t>
+      </w:r>
+      <w:r>
+        <w:rPr>
+          <w:color w:val="4B69C6"/>
+        </w:rPr>
+        <w:t>if</w:t>
+      </w:r>
+      <w:r>
+        <w:t xml:space="preserve"> </w:t>
       </w:r>
       <w:r>
         <w:rPr>
           <w:color w:val="7A3E9D"/>
         </w:rPr>
-        <w:t>other</w:t>
-      </w:r>
-      <w:proofErr w:type="gramEnd"/>
+        <w:t>user_need</w:t>
+      </w:r>
+      <w:r>
+        <w:t xml:space="preserve"> </w:t>
+      </w:r>
+      <w:r>
+        <w:rPr>
+          <w:color w:val="777777"/>
+        </w:rPr>
+        <w:t>==</w:t>
+      </w:r>
+      <w:r>
+        <w:t xml:space="preserve"> </w:t>
+      </w:r>
+      <w:r>
+        <w:rPr>
+          <w:color w:val="777777"/>
+        </w:rPr>
+        <w:t>'</w:t>
+      </w:r>
+      <w:r>
+        <w:rPr>
+          <w:color w:val="448C27"/>
+        </w:rPr>
+        <w:t>answer custody</w:t>
+      </w:r>
+      <w:r>
+        <w:rPr>
+          <w:color w:val="777777"/>
+        </w:rPr>
+        <w:t>'</w:t>
+      </w:r>
+      <w:r>
+        <w:t xml:space="preserve"> </w:t>
+      </w:r>
+      <w:r>
+        <w:rPr>
+          <w:color w:val="4B69C6"/>
+        </w:rPr>
+        <w:t>else</w:t>
+      </w:r>
+      <w:r>
+        <w:t xml:space="preserve"> </w:t>
+      </w:r>
+      <w:r>
+        <w:rPr>
+          <w:color w:val="777777"/>
+        </w:rPr>
+        <w:t>""</w:t>
+      </w:r>
+      <w:r>
+        <w:t xml:space="preserve"> }}{{ </w:t>
+      </w:r>
+      <w:r>
+        <w:rPr>
+          <w:color w:val="777777"/>
+        </w:rPr>
+        <w:t>"</w:t>
+      </w:r>
+      <w:r>
+        <w:rPr>
+          <w:color w:val="448C27"/>
+        </w:rPr>
+        <w:t>divorce decree and findings of fact and conclusions of law dividing your property and debt</w:t>
+      </w:r>
+      <w:r>
+        <w:rPr>
+          <w:color w:val="777777"/>
+        </w:rPr>
+        <w:t>"</w:t>
+      </w:r>
+      <w:r>
+        <w:t xml:space="preserve"> </w:t>
+      </w:r>
+      <w:r>
+        <w:rPr>
+          <w:color w:val="4B69C6"/>
+        </w:rPr>
+        <w:t>if</w:t>
+      </w:r>
+      <w:r>
+        <w:t xml:space="preserve"> </w:t>
+      </w:r>
       <w:r>
         <w:rPr>
           <w:color w:val="7A3E9D"/>
         </w:rPr>
-        <w:t>_party_in_case</w:t>
-      </w:r>
-      <w:r>
-        <w:t xml:space="preserve"> }} files a </w:t>
-      </w:r>
-      <w:r>
-        <w:rPr>
-          <w:b/>
-        </w:rPr>
-        <w:t>Default Application</w:t>
-      </w:r>
-      <w:r>
-        <w:t xml:space="preserve"> and gives you a copy by mailing it or by hand delivery.</w:t>
+        <w:t>user_need</w:t>
+      </w:r>
+      <w:r>
+        <w:t xml:space="preserve"> </w:t>
+      </w:r>
+      <w:r>
+        <w:rPr>
+          <w:color w:val="777777"/>
+        </w:rPr>
+        <w:t>==</w:t>
+      </w:r>
+      <w:r>
+        <w:t xml:space="preserve"> </w:t>
+      </w:r>
+      <w:r>
+        <w:rPr>
+          <w:color w:val="777777"/>
+        </w:rPr>
+        <w:t>'</w:t>
+      </w:r>
+      <w:r>
+        <w:rPr>
+          <w:color w:val="448C27"/>
+        </w:rPr>
+        <w:t>answer divorce</w:t>
+      </w:r>
+      <w:r>
+        <w:rPr>
+          <w:color w:val="777777"/>
+        </w:rPr>
+        <w:t>'</w:t>
+      </w:r>
+      <w:r>
+        <w:t xml:space="preserve"> </w:t>
+      </w:r>
+      <w:r>
+        <w:rPr>
+          <w:color w:val="4B69C6"/>
+        </w:rPr>
+        <w:t>else</w:t>
+      </w:r>
+      <w:r>
+        <w:t xml:space="preserve"> </w:t>
+      </w:r>
+      <w:r>
+        <w:rPr>
+          <w:color w:val="777777"/>
+        </w:rPr>
+        <w:t>""</w:t>
+      </w:r>
+      <w:r>
+        <w:t xml:space="preserve"> }}{{ </w:t>
+      </w:r>
+      <w:r>
+        <w:rPr>
+          <w:color w:val="777777"/>
+        </w:rPr>
+        <w:t>"</w:t>
+      </w:r>
+      <w:r>
+        <w:rPr>
+          <w:color w:val="448C27"/>
+        </w:rPr>
+        <w:t>, Parenting Plan, and child support order</w:t>
+      </w:r>
+      <w:r>
+        <w:rPr>
+          <w:color w:val="777777"/>
+        </w:rPr>
+        <w:t>"</w:t>
+      </w:r>
+      <w:r>
+        <w:t xml:space="preserve"> </w:t>
+      </w:r>
+      <w:r>
+        <w:rPr>
+          <w:color w:val="4B69C6"/>
+        </w:rPr>
+        <w:t>if</w:t>
+      </w:r>
+      <w:r>
+        <w:t xml:space="preserve"> </w:t>
+      </w:r>
+      <w:r>
+        <w:rPr>
+          <w:color w:val="7A3E9D"/>
+        </w:rPr>
+        <w:t>minor_children</w:t>
+      </w:r>
+      <w:r>
+        <w:t xml:space="preserve"> </w:t>
+      </w:r>
+      <w:r>
+        <w:rPr>
+          <w:color w:val="4B69C6"/>
+        </w:rPr>
+        <w:t>else</w:t>
+      </w:r>
+      <w:r>
+        <w:t xml:space="preserve"> </w:t>
+      </w:r>
+      <w:r>
+        <w:rPr>
+          <w:color w:val="777777"/>
+        </w:rPr>
+        <w:t>""</w:t>
+      </w:r>
+      <w:r>
+        <w:t xml:space="preserve"> }}{{ </w:t>
+      </w:r>
+      <w:r>
+        <w:rPr>
+          <w:color w:val="777777"/>
+        </w:rPr>
+        <w:t>"</w:t>
+      </w:r>
+      <w:r>
+        <w:rPr>
+          <w:color w:val="448C27"/>
+        </w:rPr>
+        <w:t>, Parenting Plan, and child support order</w:t>
+      </w:r>
+      <w:r>
+        <w:rPr>
+          <w:color w:val="777777"/>
+        </w:rPr>
+        <w:t>"</w:t>
+      </w:r>
+      <w:r>
+        <w:t xml:space="preserve"> </w:t>
+      </w:r>
+      <w:r>
+        <w:rPr>
+          <w:color w:val="4B69C6"/>
+        </w:rPr>
+        <w:t>if</w:t>
+      </w:r>
+      <w:r>
+        <w:t xml:space="preserve"> </w:t>
+      </w:r>
+      <w:r>
+        <w:rPr>
+          <w:color w:val="4B69C6"/>
+        </w:rPr>
+        <w:t>not</w:t>
+      </w:r>
+      <w:r>
+        <w:t xml:space="preserve"> </w:t>
+      </w:r>
+      <w:r>
+        <w:rPr>
+          <w:color w:val="7A3E9D"/>
+        </w:rPr>
+        <w:t>minor_children</w:t>
+      </w:r>
+      <w:r>
+        <w:t xml:space="preserve"> </w:t>
+      </w:r>
+      <w:r>
+        <w:rPr>
+          <w:color w:val="4B69C6"/>
+        </w:rPr>
+        <w:t>and</w:t>
+      </w:r>
+      <w:r>
+        <w:t xml:space="preserve"> </w:t>
+      </w:r>
+      <w:r>
+        <w:rPr>
+          <w:color w:val="7A3E9D"/>
+        </w:rPr>
+        <w:t>wife_is_pregnant</w:t>
+      </w:r>
+      <w:r>
+        <w:t xml:space="preserve"> </w:t>
+      </w:r>
+      <w:r>
+        <w:rPr>
+          <w:color w:val="4B69C6"/>
+        </w:rPr>
+        <w:t>in</w:t>
+      </w:r>
+      <w:r>
+        <w:t xml:space="preserve"> </w:t>
+      </w:r>
+      <w:r>
+        <w:rPr>
+          <w:color w:val="777777"/>
+        </w:rPr>
+        <w:t>('</w:t>
+      </w:r>
+      <w:r>
+        <w:rPr>
+          <w:color w:val="448C27"/>
+        </w:rPr>
+        <w:t>husband</w:t>
+      </w:r>
+      <w:r>
+        <w:rPr>
+          <w:color w:val="777777"/>
+        </w:rPr>
+        <w:t>',</w:t>
+      </w:r>
+      <w:r>
+        <w:t xml:space="preserve"> </w:t>
+      </w:r>
+      <w:r>
+        <w:rPr>
+          <w:color w:val="777777"/>
+        </w:rPr>
+        <w:t>'</w:t>
+      </w:r>
+      <w:r>
+        <w:rPr>
+          <w:color w:val="448C27"/>
+        </w:rPr>
+        <w:t>not husband</w:t>
+      </w:r>
+      <w:r>
+        <w:rPr>
+          <w:color w:val="777777"/>
+        </w:rPr>
+        <w:t>')</w:t>
+      </w:r>
+      <w:r>
+        <w:t xml:space="preserve"> </w:t>
+      </w:r>
+      <w:r>
+        <w:rPr>
+          <w:color w:val="4B69C6"/>
+        </w:rPr>
+        <w:t>else</w:t>
+      </w:r>
+      <w:r>
+        <w:t xml:space="preserve"> </w:t>
+      </w:r>
+      <w:r>
+        <w:rPr>
+          <w:color w:val="777777"/>
+        </w:rPr>
+        <w:t>""</w:t>
+      </w:r>
+      <w:r>
+        <w:t xml:space="preserve"> }}.</w:t>
       </w:r>
     </w:p>
     <w:p>
@@ -1438,16 +1648,55 @@
         <w:pStyle w:val="Body"/>
       </w:pPr>
       <w:r>
-        <w:t xml:space="preserve">2. The Clerk of Court enters an </w:t>
-      </w:r>
-      <w:r>
-        <w:rPr>
-          <w:b/>
-        </w:rPr>
-        <w:t>Entry of Default</w:t>
-      </w:r>
-      <w:r>
-        <w:t xml:space="preserve"> and sets a date and time for a "default hearing."</w:t>
+        <w:t xml:space="preserve">{% </w:t>
+      </w:r>
+      <w:r>
+        <w:rPr>
+          <w:color w:val="4B69C6"/>
+        </w:rPr>
+        <w:t>elif</w:t>
+      </w:r>
+      <w:r>
+        <w:t xml:space="preserve"> </w:t>
+      </w:r>
+      <w:r>
+        <w:rPr>
+          <w:color w:val="7A3E9D"/>
+        </w:rPr>
+        <w:t>stage_of_default</w:t>
+      </w:r>
+      <w:r>
+        <w:t xml:space="preserve"> </w:t>
+      </w:r>
+      <w:r>
+        <w:rPr>
+          <w:color w:val="777777"/>
+        </w:rPr>
+        <w:t>==</w:t>
+      </w:r>
+      <w:r>
+        <w:t xml:space="preserve"> </w:t>
+      </w:r>
+      <w:r>
+        <w:rPr>
+          <w:color w:val="777777"/>
+        </w:rPr>
+        <w:t>'</w:t>
+      </w:r>
+      <w:r>
+        <w:rPr>
+          <w:color w:val="448C27"/>
+        </w:rPr>
+        <w:t>judgment entered</w:t>
+      </w:r>
+      <w:r>
+        <w:rPr>
+          <w:color w:val="777777"/>
+        </w:rPr>
+        <w:t>'</w:t>
+      </w:r>
+      <w:r>
+        <w:t xml:space="preserve"> %}</w:t>
       </w:r>
     </w:p>
     <w:p>
@@ -1455,16 +1704,7 @@
         <w:pStyle w:val="Body"/>
       </w:pPr>
       <w:r>
-        <w:t xml:space="preserve">3. The Judge holds the </w:t>
-      </w:r>
-      <w:r>
-        <w:rPr>
-          <w:b/>
-        </w:rPr>
-        <w:t>Default Hearing</w:t>
-      </w:r>
-      <w:r>
-        <w:t xml:space="preserve">. The judge may end your case without hearing from you and enter a default judgment order and other orders like a {{ </w:t>
+        <w:t xml:space="preserve">When a judge enters a default judgment, they usually also enter a {{ </w:t>
       </w:r>
       <w:r>
         <w:rPr>
@@ -1496,14 +1736,12 @@
       <w:r>
         <w:t xml:space="preserve"> </w:t>
       </w:r>
-      <w:proofErr w:type="spellStart"/>
       <w:r>
         <w:rPr>
           <w:color w:val="7A3E9D"/>
         </w:rPr>
         <w:t>user_need</w:t>
       </w:r>
-      <w:proofErr w:type="spellEnd"/>
       <w:r>
         <w:t xml:space="preserve"> </w:t>
       </w:r>
@@ -1585,14 +1823,12 @@
       <w:r>
         <w:t xml:space="preserve"> </w:t>
       </w:r>
-      <w:proofErr w:type="spellStart"/>
       <w:r>
         <w:rPr>
           <w:color w:val="7A3E9D"/>
         </w:rPr>
         <w:t>user_need</w:t>
       </w:r>
-      <w:proofErr w:type="spellEnd"/>
       <w:r>
         <w:t xml:space="preserve"> </w:t>
       </w:r>
@@ -1674,14 +1910,12 @@
       <w:r>
         <w:t xml:space="preserve"> </w:t>
       </w:r>
-      <w:proofErr w:type="spellStart"/>
       <w:r>
         <w:rPr>
           <w:color w:val="7A3E9D"/>
         </w:rPr>
         <w:t>minor_children</w:t>
       </w:r>
-      <w:proofErr w:type="spellEnd"/>
       <w:r>
         <w:t xml:space="preserve"> </w:t>
       </w:r>
@@ -1742,14 +1976,12 @@
       <w:r>
         <w:t xml:space="preserve"> </w:t>
       </w:r>
-      <w:proofErr w:type="spellStart"/>
       <w:r>
         <w:rPr>
           <w:color w:val="7A3E9D"/>
         </w:rPr>
         <w:t>minor_children</w:t>
       </w:r>
-      <w:proofErr w:type="spellEnd"/>
       <w:r>
         <w:t xml:space="preserve"> </w:t>
       </w:r>
@@ -1762,14 +1994,12 @@
       <w:r>
         <w:t xml:space="preserve"> </w:t>
       </w:r>
-      <w:proofErr w:type="spellStart"/>
       <w:r>
         <w:rPr>
           <w:color w:val="7A3E9D"/>
         </w:rPr>
         <w:t>wife_is_pregnant</w:t>
       </w:r>
-      <w:proofErr w:type="spellEnd"/>
       <w:r>
         <w:t xml:space="preserve"> </w:t>
       </w:r>
@@ -1854,48 +2084,7 @@
         <w:rPr>
           <w:color w:val="4B69C6"/>
         </w:rPr>
-        <w:t>elif</w:t>
-      </w:r>
-      <w:r>
-        <w:t xml:space="preserve"> </w:t>
-      </w:r>
-      <w:proofErr w:type="spellStart"/>
-      <w:r>
-        <w:rPr>
-          <w:color w:val="7A3E9D"/>
-        </w:rPr>
-        <w:t>stage_of_default</w:t>
-      </w:r>
-      <w:proofErr w:type="spellEnd"/>
-      <w:r>
-        <w:t xml:space="preserve"> </w:t>
-      </w:r>
-      <w:r>
-        <w:rPr>
-          <w:color w:val="777777"/>
-        </w:rPr>
-        <w:t>==</w:t>
-      </w:r>
-      <w:r>
-        <w:t xml:space="preserve"> </w:t>
-      </w:r>
-      <w:r>
-        <w:rPr>
-          <w:color w:val="777777"/>
-        </w:rPr>
-        <w:t>'</w:t>
-      </w:r>
-      <w:r>
-        <w:rPr>
-          <w:color w:val="448C27"/>
-        </w:rPr>
-        <w:t>judgment entered</w:t>
-      </w:r>
-      <w:r>
-        <w:rPr>
-          <w:color w:val="777777"/>
-        </w:rPr>
-        <w:t>'</w:t>
+        <w:t>endif</w:t>
       </w:r>
       <w:r>
         <w:t xml:space="preserve"> %}</w:t>
@@ -1906,383 +2095,7 @@
         <w:pStyle w:val="Body"/>
       </w:pPr>
       <w:r>
-        <w:t xml:space="preserve">When a judge enters a default judgment, they usually also enter a {{ </w:t>
-      </w:r>
-      <w:r>
-        <w:rPr>
-          <w:color w:val="777777"/>
-        </w:rPr>
-        <w:t>"</w:t>
-      </w:r>
-      <w:r>
-        <w:rPr>
-          <w:color w:val="448C27"/>
-        </w:rPr>
-        <w:t>custody decree, Parenting Plan, and child support order</w:t>
-      </w:r>
-      <w:r>
-        <w:rPr>
-          <w:color w:val="777777"/>
-        </w:rPr>
-        <w:t>"</w:t>
-      </w:r>
-      <w:r>
-        <w:t xml:space="preserve"> </w:t>
-      </w:r>
-      <w:r>
-        <w:rPr>
-          <w:color w:val="4B69C6"/>
-        </w:rPr>
-        <w:t>if</w:t>
-      </w:r>
-      <w:r>
-        <w:t xml:space="preserve"> </w:t>
-      </w:r>
-      <w:proofErr w:type="spellStart"/>
-      <w:r>
-        <w:rPr>
-          <w:color w:val="7A3E9D"/>
-        </w:rPr>
-        <w:t>user_need</w:t>
-      </w:r>
-      <w:proofErr w:type="spellEnd"/>
-      <w:r>
-        <w:t xml:space="preserve"> </w:t>
-      </w:r>
-      <w:r>
-        <w:rPr>
-          <w:color w:val="777777"/>
-        </w:rPr>
-        <w:t>==</w:t>
-      </w:r>
-      <w:r>
-        <w:t xml:space="preserve"> </w:t>
-      </w:r>
-      <w:r>
-        <w:rPr>
-          <w:color w:val="777777"/>
-        </w:rPr>
-        <w:t>'</w:t>
-      </w:r>
-      <w:r>
-        <w:rPr>
-          <w:color w:val="448C27"/>
-        </w:rPr>
-        <w:t>answer custody</w:t>
-      </w:r>
-      <w:r>
-        <w:rPr>
-          <w:color w:val="777777"/>
-        </w:rPr>
-        <w:t>'</w:t>
-      </w:r>
-      <w:r>
-        <w:t xml:space="preserve"> </w:t>
-      </w:r>
-      <w:r>
-        <w:rPr>
-          <w:color w:val="4B69C6"/>
-        </w:rPr>
-        <w:t>else</w:t>
-      </w:r>
-      <w:r>
-        <w:t xml:space="preserve"> </w:t>
-      </w:r>
-      <w:r>
-        <w:rPr>
-          <w:color w:val="777777"/>
-        </w:rPr>
-        <w:t>""</w:t>
-      </w:r>
-      <w:r>
-        <w:t xml:space="preserve"> }}{{ </w:t>
-      </w:r>
-      <w:r>
-        <w:rPr>
-          <w:color w:val="777777"/>
-        </w:rPr>
-        <w:t>"</w:t>
-      </w:r>
-      <w:r>
-        <w:rPr>
-          <w:color w:val="448C27"/>
-        </w:rPr>
-        <w:t>divorce decree and findings of fact and conclusions of law dividing your property and debt</w:t>
-      </w:r>
-      <w:r>
-        <w:rPr>
-          <w:color w:val="777777"/>
-        </w:rPr>
-        <w:t>"</w:t>
-      </w:r>
-      <w:r>
-        <w:t xml:space="preserve"> </w:t>
-      </w:r>
-      <w:r>
-        <w:rPr>
-          <w:color w:val="4B69C6"/>
-        </w:rPr>
-        <w:t>if</w:t>
-      </w:r>
-      <w:r>
-        <w:t xml:space="preserve"> </w:t>
-      </w:r>
-      <w:proofErr w:type="spellStart"/>
-      <w:r>
-        <w:rPr>
-          <w:color w:val="7A3E9D"/>
-        </w:rPr>
-        <w:t>user_need</w:t>
-      </w:r>
-      <w:proofErr w:type="spellEnd"/>
-      <w:r>
-        <w:t xml:space="preserve"> </w:t>
-      </w:r>
-      <w:r>
-        <w:rPr>
-          <w:color w:val="777777"/>
-        </w:rPr>
-        <w:t>==</w:t>
-      </w:r>
-      <w:r>
-        <w:t xml:space="preserve"> </w:t>
-      </w:r>
-      <w:r>
-        <w:rPr>
-          <w:color w:val="777777"/>
-        </w:rPr>
-        <w:t>'</w:t>
-      </w:r>
-      <w:r>
-        <w:rPr>
-          <w:color w:val="448C27"/>
-        </w:rPr>
-        <w:t>answer divorce</w:t>
-      </w:r>
-      <w:r>
-        <w:rPr>
-          <w:color w:val="777777"/>
-        </w:rPr>
-        <w:t>'</w:t>
-      </w:r>
-      <w:r>
-        <w:t xml:space="preserve"> </w:t>
-      </w:r>
-      <w:r>
-        <w:rPr>
-          <w:color w:val="4B69C6"/>
-        </w:rPr>
-        <w:t>else</w:t>
-      </w:r>
-      <w:r>
-        <w:t xml:space="preserve"> </w:t>
-      </w:r>
-      <w:r>
-        <w:rPr>
-          <w:color w:val="777777"/>
-        </w:rPr>
-        <w:t>""</w:t>
-      </w:r>
-      <w:r>
-        <w:t xml:space="preserve"> }}{{ </w:t>
-      </w:r>
-      <w:r>
-        <w:rPr>
-          <w:color w:val="777777"/>
-        </w:rPr>
-        <w:t>"</w:t>
-      </w:r>
-      <w:r>
-        <w:rPr>
-          <w:color w:val="448C27"/>
-        </w:rPr>
-        <w:t>, Parenting Plan, and child support order</w:t>
-      </w:r>
-      <w:r>
-        <w:rPr>
-          <w:color w:val="777777"/>
-        </w:rPr>
-        <w:t>"</w:t>
-      </w:r>
-      <w:r>
-        <w:t xml:space="preserve"> </w:t>
-      </w:r>
-      <w:r>
-        <w:rPr>
-          <w:color w:val="4B69C6"/>
-        </w:rPr>
-        <w:t>if</w:t>
-      </w:r>
-      <w:r>
-        <w:t xml:space="preserve"> </w:t>
-      </w:r>
-      <w:proofErr w:type="spellStart"/>
-      <w:r>
-        <w:rPr>
-          <w:color w:val="7A3E9D"/>
-        </w:rPr>
-        <w:t>minor_children</w:t>
-      </w:r>
-      <w:proofErr w:type="spellEnd"/>
-      <w:r>
-        <w:t xml:space="preserve"> </w:t>
-      </w:r>
-      <w:r>
-        <w:rPr>
-          <w:color w:val="4B69C6"/>
-        </w:rPr>
-        <w:t>else</w:t>
-      </w:r>
-      <w:r>
-        <w:t xml:space="preserve"> </w:t>
-      </w:r>
-      <w:r>
-        <w:rPr>
-          <w:color w:val="777777"/>
-        </w:rPr>
-        <w:t>""</w:t>
-      </w:r>
-      <w:r>
-        <w:t xml:space="preserve"> }}{{ </w:t>
-      </w:r>
-      <w:r>
-        <w:rPr>
-          <w:color w:val="777777"/>
-        </w:rPr>
-        <w:t>"</w:t>
-      </w:r>
-      <w:r>
-        <w:rPr>
-          <w:color w:val="448C27"/>
-        </w:rPr>
-        <w:t>, Parenting Plan, and child support order</w:t>
-      </w:r>
-      <w:r>
-        <w:rPr>
-          <w:color w:val="777777"/>
-        </w:rPr>
-        <w:t>"</w:t>
-      </w:r>
-      <w:r>
-        <w:t xml:space="preserve"> </w:t>
-      </w:r>
-      <w:r>
-        <w:rPr>
-          <w:color w:val="4B69C6"/>
-        </w:rPr>
-        <w:t>if</w:t>
-      </w:r>
-      <w:r>
-        <w:t xml:space="preserve"> </w:t>
-      </w:r>
-      <w:r>
-        <w:rPr>
-          <w:color w:val="4B69C6"/>
-        </w:rPr>
-        <w:t>not</w:t>
-      </w:r>
-      <w:r>
-        <w:t xml:space="preserve"> </w:t>
-      </w:r>
-      <w:proofErr w:type="spellStart"/>
-      <w:r>
-        <w:rPr>
-          <w:color w:val="7A3E9D"/>
-        </w:rPr>
-        <w:t>minor_children</w:t>
-      </w:r>
-      <w:proofErr w:type="spellEnd"/>
-      <w:r>
-        <w:t xml:space="preserve"> </w:t>
-      </w:r>
-      <w:r>
-        <w:rPr>
-          <w:color w:val="4B69C6"/>
-        </w:rPr>
-        <w:t>and</w:t>
-      </w:r>
-      <w:r>
-        <w:t xml:space="preserve"> </w:t>
-      </w:r>
-      <w:proofErr w:type="spellStart"/>
-      <w:r>
-        <w:rPr>
-          <w:color w:val="7A3E9D"/>
-        </w:rPr>
-        <w:t>wife_is_pregnant</w:t>
-      </w:r>
-      <w:proofErr w:type="spellEnd"/>
-      <w:r>
-        <w:t xml:space="preserve"> </w:t>
-      </w:r>
-      <w:r>
-        <w:rPr>
-          <w:color w:val="4B69C6"/>
-        </w:rPr>
-        <w:t>in</w:t>
-      </w:r>
-      <w:r>
-        <w:t xml:space="preserve"> </w:t>
-      </w:r>
-      <w:r>
-        <w:rPr>
-          <w:color w:val="777777"/>
-        </w:rPr>
-        <w:t>('</w:t>
-      </w:r>
-      <w:r>
-        <w:rPr>
-          <w:color w:val="448C27"/>
-        </w:rPr>
-        <w:t>husband</w:t>
-      </w:r>
-      <w:r>
-        <w:rPr>
-          <w:color w:val="777777"/>
-        </w:rPr>
-        <w:t>',</w:t>
-      </w:r>
-      <w:r>
-        <w:t xml:space="preserve"> </w:t>
-      </w:r>
-      <w:r>
-        <w:rPr>
-          <w:color w:val="777777"/>
-        </w:rPr>
-        <w:t>'</w:t>
-      </w:r>
-      <w:r>
-        <w:rPr>
-          <w:color w:val="448C27"/>
-        </w:rPr>
-        <w:t>not husband</w:t>
-      </w:r>
-      <w:r>
-        <w:rPr>
-          <w:color w:val="777777"/>
-        </w:rPr>
-        <w:t>')</w:t>
-      </w:r>
-      <w:r>
-        <w:t xml:space="preserve"> </w:t>
-      </w:r>
-      <w:r>
-        <w:rPr>
-          <w:color w:val="4B69C6"/>
-        </w:rPr>
-        <w:t>else</w:t>
-      </w:r>
-      <w:r>
-        <w:t xml:space="preserve"> </w:t>
-      </w:r>
-      <w:r>
-        <w:rPr>
-          <w:color w:val="777777"/>
-        </w:rPr>
-        <w:t>""</w:t>
-      </w:r>
-      <w:r>
-        <w:t xml:space="preserve"> }}.</w:t>
+        <w:t>These are final orders in the case.</w:t>
       </w:r>
     </w:p>
     <w:p>
@@ -2292,14 +2105,87 @@
       <w:r>
         <w:t xml:space="preserve">{% </w:t>
       </w:r>
-      <w:proofErr w:type="spellStart"/>
       <w:r>
         <w:rPr>
           <w:color w:val="4B69C6"/>
         </w:rPr>
-        <w:t>endif</w:t>
-      </w:r>
-      <w:proofErr w:type="spellEnd"/>
+        <w:t>if</w:t>
+      </w:r>
+      <w:r>
+        <w:t xml:space="preserve"> </w:t>
+      </w:r>
+      <w:r>
+        <w:rPr>
+          <w:color w:val="7A3E9D"/>
+        </w:rPr>
+        <w:t>type_of_response</w:t>
+      </w:r>
+      <w:r>
+        <w:rPr>
+          <w:color w:val="777777"/>
+        </w:rPr>
+        <w:t>['</w:t>
+      </w:r>
+      <w:r>
+        <w:rPr>
+          <w:color w:val="448C27"/>
+        </w:rPr>
+        <w:t>case in 2 states</w:t>
+      </w:r>
+      <w:r>
+        <w:rPr>
+          <w:color w:val="777777"/>
+        </w:rPr>
+        <w:t>']</w:t>
+      </w:r>
+      <w:r>
+        <w:t xml:space="preserve"> </w:t>
+      </w:r>
+      <w:r>
+        <w:rPr>
+          <w:color w:val="4B69C6"/>
+        </w:rPr>
+        <w:t>and</w:t>
+      </w:r>
+      <w:r>
+        <w:t xml:space="preserve"> </w:t>
+      </w:r>
+      <w:r>
+        <w:rPr>
+          <w:color w:val="7A3E9D"/>
+        </w:rPr>
+        <w:t>stage_of_other_case</w:t>
+      </w:r>
+      <w:r>
+        <w:t xml:space="preserve"> </w:t>
+      </w:r>
+      <w:r>
+        <w:rPr>
+          <w:color w:val="777777"/>
+        </w:rPr>
+        <w:t>==</w:t>
+      </w:r>
+      <w:r>
+        <w:t xml:space="preserve"> </w:t>
+      </w:r>
+      <w:r>
+        <w:rPr>
+          <w:color w:val="777777"/>
+        </w:rPr>
+        <w:t>'</w:t>
+      </w:r>
+      <w:r>
+        <w:rPr>
+          <w:color w:val="448C27"/>
+        </w:rPr>
+        <w:t>still going</w:t>
+      </w:r>
+      <w:r>
+        <w:rPr>
+          <w:color w:val="777777"/>
+        </w:rPr>
+        <w:t>'</w:t>
+      </w:r>
       <w:r>
         <w:t xml:space="preserve"> %}</w:t>
       </w:r>
@@ -2309,7 +2195,7 @@
         <w:pStyle w:val="Body"/>
       </w:pPr>
       <w:r>
-        <w:t>These are final orders in the case.</w:t>
+        <w:t>If you have final orders in your Alaska case and an open case in another state, your situation is complicated. You should [talk to a lawyer](https://courts.alaska.gov/shc/shclawyer.htm) and let both courts know there are 2 cases going on.</w:t>
       </w:r>
     </w:p>
     <w:p>
@@ -2317,107 +2203,16 @@
         <w:pStyle w:val="Body"/>
       </w:pPr>
       <w:r>
-        <w:t xml:space="preserve">{% </w:t>
-      </w:r>
-      <w:r>
-        <w:rPr>
-          <w:color w:val="4B69C6"/>
-        </w:rPr>
-        <w:t>if</w:t>
-      </w:r>
-      <w:r>
-        <w:t xml:space="preserve"> </w:t>
-      </w:r>
-      <w:r>
-        <w:rPr>
-          <w:color w:val="7A3E9D"/>
-        </w:rPr>
-        <w:t>type_of_</w:t>
-      </w:r>
-      <w:proofErr w:type="gramStart"/>
-      <w:r>
-        <w:rPr>
-          <w:color w:val="7A3E9D"/>
-        </w:rPr>
-        <w:t>response</w:t>
-      </w:r>
-      <w:r>
-        <w:rPr>
-          <w:color w:val="777777"/>
-        </w:rPr>
-        <w:t>[</w:t>
-      </w:r>
-      <w:proofErr w:type="gramEnd"/>
-      <w:r>
-        <w:rPr>
-          <w:color w:val="777777"/>
-        </w:rPr>
-        <w:t>'</w:t>
-      </w:r>
-      <w:r>
-        <w:rPr>
-          <w:color w:val="448C27"/>
-        </w:rPr>
-        <w:t>case in 2 states</w:t>
-      </w:r>
-      <w:r>
-        <w:rPr>
-          <w:color w:val="777777"/>
-        </w:rPr>
-        <w:t>']</w:t>
-      </w:r>
-      <w:r>
-        <w:t xml:space="preserve"> </w:t>
-      </w:r>
-      <w:r>
-        <w:rPr>
-          <w:color w:val="4B69C6"/>
-        </w:rPr>
-        <w:t>and</w:t>
-      </w:r>
-      <w:r>
-        <w:t xml:space="preserve"> </w:t>
-      </w:r>
-      <w:proofErr w:type="spellStart"/>
-      <w:r>
-        <w:rPr>
-          <w:color w:val="7A3E9D"/>
-        </w:rPr>
-        <w:t>stage_of_other_case</w:t>
-      </w:r>
-      <w:proofErr w:type="spellEnd"/>
-      <w:r>
-        <w:t xml:space="preserve"> </w:t>
-      </w:r>
-      <w:r>
-        <w:rPr>
-          <w:color w:val="777777"/>
-        </w:rPr>
-        <w:t>==</w:t>
-      </w:r>
-      <w:r>
-        <w:t xml:space="preserve"> </w:t>
-      </w:r>
-      <w:r>
-        <w:rPr>
-          <w:color w:val="777777"/>
-        </w:rPr>
-        <w:t>'</w:t>
-      </w:r>
-      <w:r>
-        <w:rPr>
-          <w:color w:val="448C27"/>
-        </w:rPr>
-        <w:t>still going</w:t>
-      </w:r>
-      <w:r>
-        <w:rPr>
-          <w:color w:val="777777"/>
-        </w:rPr>
-        <w:t>'</w:t>
-      </w:r>
-      <w:r>
-        <w:t xml:space="preserve"> %}</w:t>
+        <w:t xml:space="preserve">If you want to ask the Alaska judge to undo the orders in your Alaska case you can file a </w:t>
+      </w:r>
+      <w:r>
+        <w:rPr>
+          <w:b/>
+        </w:rPr>
+        <w:t>Motion to Set Aside</w:t>
+      </w:r>
+      <w:r>
+        <w:t xml:space="preserve"> the Alaska orders.</w:t>
       </w:r>
     </w:p>
     <w:p>
@@ -2425,15 +2220,16 @@
         <w:pStyle w:val="Body"/>
       </w:pPr>
       <w:r>
-        <w:t>If you have final orders in your Alaska case and an open case in another state, your situation is complicated. You should [talk to a lawyer</w:t>
-      </w:r>
-      <w:proofErr w:type="gramStart"/>
-      <w:r>
-        <w:t>](</w:t>
-      </w:r>
-      <w:proofErr w:type="gramEnd"/>
-      <w:r>
-        <w:t>https://courts.alaska.gov/shc/shclawyer.htm) and let both courts know there are 2 cases going on.</w:t>
+        <w:t xml:space="preserve">{% </w:t>
+      </w:r>
+      <w:r>
+        <w:rPr>
+          <w:color w:val="4B69C6"/>
+        </w:rPr>
+        <w:t>endif</w:t>
+      </w:r>
+      <w:r>
+        <w:t xml:space="preserve"> %}</w:t>
       </w:r>
     </w:p>
     <w:p>
@@ -2441,16 +2237,16 @@
         <w:pStyle w:val="Body"/>
       </w:pPr>
       <w:r>
-        <w:t xml:space="preserve">If you want to ask the Alaska judge to undo the orders in your Alaska case you can file a </w:t>
-      </w:r>
-      <w:r>
-        <w:rPr>
-          <w:b/>
-        </w:rPr>
-        <w:t>Motion to Set Aside</w:t>
-      </w:r>
-      <w:r>
-        <w:t xml:space="preserve"> the Alaska orders.</w:t>
+        <w:t xml:space="preserve">{% </w:t>
+      </w:r>
+      <w:r>
+        <w:rPr>
+          <w:color w:val="4B69C6"/>
+        </w:rPr>
+        <w:t>endif</w:t>
+      </w:r>
+      <w:r>
+        <w:t xml:space="preserve"> %}</w:t>
       </w:r>
     </w:p>
     <w:p>
@@ -2460,35 +2256,31 @@
       <w:r>
         <w:t xml:space="preserve">{% </w:t>
       </w:r>
-      <w:proofErr w:type="spellStart"/>
       <w:r>
         <w:rPr>
           <w:color w:val="4B69C6"/>
         </w:rPr>
-        <w:t>endif</w:t>
-      </w:r>
-      <w:proofErr w:type="spellEnd"/>
+        <w:t>if</w:t>
+      </w:r>
+      <w:r>
+        <w:t xml:space="preserve"> </w:t>
+      </w:r>
+      <w:r>
+        <w:rPr>
+          <w:color w:val="7A3E9D"/>
+        </w:rPr>
+        <w:t>military</w:t>
+      </w:r>
       <w:r>
         <w:t xml:space="preserve"> %}</w:t>
       </w:r>
     </w:p>
     <w:p>
       <w:pPr>
-        <w:pStyle w:val="Body"/>
-      </w:pPr>
-      <w:r>
-        <w:t xml:space="preserve">{% </w:t>
-      </w:r>
-      <w:proofErr w:type="spellStart"/>
-      <w:r>
-        <w:rPr>
-          <w:color w:val="4B69C6"/>
-        </w:rPr>
-        <w:t>endif</w:t>
-      </w:r>
-      <w:proofErr w:type="spellEnd"/>
-      <w:r>
-        <w:t xml:space="preserve"> %}</w:t>
+        <w:pStyle w:val="Heading3"/>
+      </w:pPr>
+      <w:r>
+        <w:t>Military protections</w:t>
       </w:r>
     </w:p>
     <w:p>
@@ -2496,40 +2288,6 @@
         <w:pStyle w:val="Body"/>
       </w:pPr>
       <w:r>
-        <w:t xml:space="preserve">{% </w:t>
-      </w:r>
-      <w:r>
-        <w:rPr>
-          <w:color w:val="4B69C6"/>
-        </w:rPr>
-        <w:t>if</w:t>
-      </w:r>
-      <w:r>
-        <w:t xml:space="preserve"> </w:t>
-      </w:r>
-      <w:r>
-        <w:rPr>
-          <w:color w:val="7A3E9D"/>
-        </w:rPr>
-        <w:t>military</w:t>
-      </w:r>
-      <w:r>
-        <w:t xml:space="preserve"> %}</w:t>
-      </w:r>
-    </w:p>
-    <w:p>
-      <w:pPr>
-        <w:pStyle w:val="Heading3"/>
-      </w:pPr>
-      <w:r>
-        <w:t>Military protections</w:t>
-      </w:r>
-    </w:p>
-    <w:p>
-      <w:pPr>
-        <w:pStyle w:val="Body"/>
-      </w:pPr>
-      <w:r>
         <w:t xml:space="preserve">Under the </w:t>
       </w:r>
       <w:r>
@@ -2539,12 +2297,9 @@
         <w:t>Servicemembers Civil Relief Act</w:t>
       </w:r>
       <w:r>
-        <w:t xml:space="preserve">, you may have some protections against default judgment if the case is filed while you were on active duty. You can learn more </w:t>
-      </w:r>
-      <w:r>
-        <w:t xml:space="preserve">about the </w:t>
-      </w:r>
-      <w:hyperlink r:id="rId8" w:history="1">
+        <w:t xml:space="preserve">, you may have some protections against default judgment if the case is filed while you were on active duty. You can learn more about the </w:t>
+      </w:r>
+      <w:hyperlink r:id="rId7" w:history="1">
         <w:r>
           <w:rPr>
             <w:rStyle w:val="Hyperlink"/>
@@ -2556,7 +2311,7 @@
       <w:r>
         <w:t xml:space="preserve"> on the federal website, </w:t>
       </w:r>
-      <w:hyperlink r:id="rId9" w:history="1">
+      <w:hyperlink r:id="rId8" w:history="1">
         <w:r>
           <w:rPr>
             <w:rStyle w:val="Hyperlink"/>
@@ -2586,7 +2341,6 @@
       <w:r>
         <w:t xml:space="preserve"> </w:t>
       </w:r>
-      <w:proofErr w:type="spellStart"/>
       <w:r>
         <w:rPr>
           <w:color w:val="7A3E9D"/>
@@ -2605,7 +2359,6 @@
         </w:rPr>
         <w:t>all_true</w:t>
       </w:r>
-      <w:proofErr w:type="spellEnd"/>
       <w:r>
         <w:rPr>
           <w:color w:val="777777"/>
@@ -2753,14 +2506,12 @@
         </w:rPr>
         <w:t>((</w:t>
       </w:r>
-      <w:proofErr w:type="spellStart"/>
       <w:r>
         <w:rPr>
           <w:color w:val="7A3E9D"/>
         </w:rPr>
         <w:t>user_need</w:t>
       </w:r>
-      <w:proofErr w:type="spellEnd"/>
       <w:r>
         <w:t xml:space="preserve"> </w:t>
       </w:r>
@@ -2827,14 +2578,12 @@
       <w:r>
         <w:t xml:space="preserve"> </w:t>
       </w:r>
-      <w:proofErr w:type="spellStart"/>
       <w:r>
         <w:rPr>
           <w:color w:val="7A3E9D"/>
         </w:rPr>
         <w:t>user_need</w:t>
       </w:r>
-      <w:proofErr w:type="spellEnd"/>
       <w:r>
         <w:t xml:space="preserve"> </w:t>
       </w:r>
@@ -2955,14 +2704,12 @@
       <w:r>
         <w:t xml:space="preserve"> </w:t>
       </w:r>
-      <w:proofErr w:type="spellStart"/>
       <w:r>
         <w:rPr>
           <w:color w:val="7A3E9D"/>
         </w:rPr>
         <w:t>stage_of_other_case</w:t>
       </w:r>
-      <w:proofErr w:type="spellEnd"/>
       <w:r>
         <w:t xml:space="preserve"> </w:t>
       </w:r>
@@ -3011,14 +2758,12 @@
         </w:rPr>
         <w:t>((</w:t>
       </w:r>
-      <w:proofErr w:type="spellStart"/>
       <w:r>
         <w:rPr>
           <w:color w:val="7A3E9D"/>
         </w:rPr>
         <w:t>user_need</w:t>
       </w:r>
-      <w:proofErr w:type="spellEnd"/>
       <w:r>
         <w:t xml:space="preserve"> </w:t>
       </w:r>
@@ -3085,14 +2830,12 @@
       <w:r>
         <w:t xml:space="preserve"> </w:t>
       </w:r>
-      <w:proofErr w:type="spellStart"/>
       <w:r>
         <w:rPr>
           <w:color w:val="7A3E9D"/>
         </w:rPr>
         <w:t>user_need</w:t>
       </w:r>
-      <w:proofErr w:type="spellEnd"/>
       <w:r>
         <w:t xml:space="preserve"> </w:t>
       </w:r>
@@ -3135,14 +2878,12 @@
       <w:r>
         <w:t xml:space="preserve"> </w:t>
       </w:r>
-      <w:proofErr w:type="spellStart"/>
       <w:r>
         <w:rPr>
           <w:color w:val="7A3E9D"/>
         </w:rPr>
         <w:t>stage_of_default</w:t>
       </w:r>
-      <w:proofErr w:type="spellEnd"/>
       <w:r>
         <w:t xml:space="preserve"> </w:t>
       </w:r>
@@ -3284,14 +3025,12 @@
       <w:r>
         <w:t xml:space="preserve"> </w:t>
       </w:r>
-      <w:proofErr w:type="spellStart"/>
       <w:r>
         <w:rPr>
           <w:color w:val="7A3E9D"/>
         </w:rPr>
         <w:t>stage_of_other_case</w:t>
       </w:r>
-      <w:proofErr w:type="spellEnd"/>
       <w:r>
         <w:t xml:space="preserve"> </w:t>
       </w:r>
@@ -3350,14 +3089,12 @@
       <w:r>
         <w:t xml:space="preserve">{% </w:t>
       </w:r>
-      <w:proofErr w:type="spellStart"/>
       <w:r>
         <w:rPr>
           <w:color w:val="4B69C6"/>
         </w:rPr>
         <w:t>endif</w:t>
       </w:r>
-      <w:proofErr w:type="spellEnd"/>
       <w:r>
         <w:t xml:space="preserve"> %}</w:t>
       </w:r>
@@ -3369,19 +3106,198 @@
       <w:r>
         <w:t xml:space="preserve">{% </w:t>
       </w:r>
-      <w:proofErr w:type="spellStart"/>
       <w:r>
         <w:rPr>
           <w:color w:val="4B69C6"/>
         </w:rPr>
         <w:t>endif</w:t>
       </w:r>
-      <w:proofErr w:type="spellEnd"/>
       <w:r>
         <w:t xml:space="preserve"> %}</w:t>
       </w:r>
-      <w:bookmarkStart w:id="0" w:name="_GoBack"/>
-      <w:bookmarkEnd w:id="0"/>
+    </w:p>
+    <w:p>
+      <w:pPr>
+        <w:pStyle w:val="Body"/>
+      </w:pPr>
+      <w:r>
+        <w:t>{%p id military %}</w:t>
+      </w:r>
+    </w:p>
+    <w:p>
+      <w:pPr>
+        <w:pStyle w:val="Body"/>
+      </w:pPr>
+      <w:r>
+        <w:t>{%</w:t>
+      </w:r>
+      <w:r>
+        <w:t xml:space="preserve">p </w:t>
+      </w:r>
+      <w:r>
+        <w:t xml:space="preserve">if </w:t>
+      </w:r>
+      <w:r>
+        <w:t>(</w:t>
+      </w:r>
+      <w:r>
+        <w:t>type_of_response.all_true('improper service', exclusive = True) or (type_of_response.all_false('default') and type_of_response['improper service'] and not proper_service) or (type_of_response['default'] and stage_of_default in ('application filed', 'hearing scheduled') and not proper_service)</w:t>
+      </w:r>
+      <w:r>
+        <w:t>)</w:t>
+      </w:r>
+      <w:r>
+        <w:t xml:space="preserve"> </w:t>
+      </w:r>
+      <w:r>
+        <w:t>or military</w:t>
+      </w:r>
+      <w:r>
+        <w:t>%}</w:t>
+      </w:r>
+    </w:p>
+    <w:p>
+      <w:pPr>
+        <w:pStyle w:val="Heading3"/>
+      </w:pPr>
+      <w:r>
+        <w:t>Links in this step</w:t>
+      </w:r>
+    </w:p>
+    <w:p>
+      <w:pPr>
+        <w:pStyle w:val="Body"/>
+      </w:pPr>
+      <w:r>
+        <w:t>{%</w:t>
+      </w:r>
+      <w:r>
+        <w:t xml:space="preserve">p </w:t>
+      </w:r>
+      <w:r>
+        <w:t>if type_of_response.all_true('improper service', exclusive = True) or (type_of_response.all_false('default') and type_of_response['improper service'] and not proper_service) or (type_of_response['default'] and stage_of_default in ('application filed', 'hearing scheduled') and not proper_service)</w:t>
+      </w:r>
+      <w:r>
+        <w:t xml:space="preserve"> </w:t>
+      </w:r>
+      <w:r>
+        <w:t>%}</w:t>
+      </w:r>
+    </w:p>
+    <w:p>
+      <w:pPr>
+        <w:pStyle w:val="Body"/>
+      </w:pPr>
+      <w:hyperlink r:id="rId9" w:history="1">
+        <w:r>
+          <w:rPr>
+            <w:rStyle w:val="Hyperlink"/>
+            <w:spacing w:val="0"/>
+          </w:rPr>
+          <w:t>the court's CourtView webpage</w:t>
+        </w:r>
+      </w:hyperlink>
+      <w:r>
+        <w:rPr>
+          <w:rStyle w:val="Hyperlink"/>
+          <w:spacing w:val="0"/>
+        </w:rPr>
+        <w:br/>
+      </w:r>
+      <w:hyperlink r:id="rId10" w:history="1">
+        <w:r>
+          <w:rPr>
+            <w:rStyle w:val="Hyperlink"/>
+            <w:spacing w:val="0"/>
+          </w:rPr>
+          <w:t>ak-courts.info/</w:t>
+        </w:r>
+        <w:proofErr w:type="spellStart"/>
+        <w:r>
+          <w:rPr>
+            <w:rStyle w:val="Hyperlink"/>
+            <w:spacing w:val="0"/>
+          </w:rPr>
+          <w:t>courtview</w:t>
+        </w:r>
+        <w:proofErr w:type="spellEnd"/>
+      </w:hyperlink>
+    </w:p>
+    <w:p>
+      <w:pPr>
+        <w:pStyle w:val="Body"/>
+      </w:pPr>
+      <w:r>
+        <w:t>{%p endif %}</w:t>
+      </w:r>
+    </w:p>
+    <w:p>
+      <w:pPr>
+        <w:pStyle w:val="Body"/>
+      </w:pPr>
+      <w:r>
+        <w:t>{%p if military %}</w:t>
+      </w:r>
+    </w:p>
+    <w:p>
+      <w:pPr>
+        <w:pStyle w:val="Body"/>
+      </w:pPr>
+      <w:hyperlink r:id="rId11" w:history="1">
+        <w:r>
+          <w:rPr>
+            <w:rStyle w:val="Hyperlink"/>
+            <w:spacing w:val="0"/>
+          </w:rPr>
+          <w:t>Servicemembers Civil Relief Act</w:t>
+        </w:r>
+      </w:hyperlink>
+      <w:r>
+        <w:br/>
+      </w:r>
+      <w:hyperlink r:id="rId12" w:history="1">
+        <w:r>
+          <w:rPr>
+            <w:rStyle w:val="Hyperlink"/>
+            <w:spacing w:val="0"/>
+          </w:rPr>
+          <w:t>militaryonesource.mil/financial-legal/personal-finance/servicemembers-civil-relief-act</w:t>
+        </w:r>
+      </w:hyperlink>
+    </w:p>
+    <w:p>
+      <w:pPr>
+        <w:pStyle w:val="Body"/>
+      </w:pPr>
+      <w:hyperlink r:id="rId13" w:history="1">
+        <w:r>
+          <w:rPr>
+            <w:rStyle w:val="Hyperlink"/>
+            <w:spacing w:val="0"/>
+          </w:rPr>
+          <w:t>Military OneSource</w:t>
+        </w:r>
+      </w:hyperlink>
+      <w:r>
+        <w:br/>
+      </w:r>
+      <w:hyperlink r:id="rId14" w:history="1">
+        <w:r>
+          <w:rPr>
+            <w:rStyle w:val="Hyperlink"/>
+            <w:spacing w:val="0"/>
+          </w:rPr>
+          <w:t>militaryonesource.mil/</w:t>
+        </w:r>
+      </w:hyperlink>
+    </w:p>
+    <w:p>
+      <w:pPr>
+        <w:pStyle w:val="Body"/>
+      </w:pPr>
+      <w:r>
+        <w:t>{%p endif %}</w:t>
+      </w:r>
     </w:p>
     <w:sectPr>
       <w:pgSz w:w="12240" w:h="15840"/>
@@ -3394,8 +3310,8 @@
 </file>
 
 <file path=word/numbering.xml><?xml version="1.0" encoding="utf-8"?>
-<w:numbering xmlns:wpc="http://schemas.microsoft.com/office/word/2010/wordprocessingCanvas" xmlns:mc="http://schemas.openxmlformats.org/markup-compatibility/2006" xmlns:o="urn:schemas-microsoft-com:office:office" xmlns:r="http://schemas.openxmlformats.org/officeDocument/2006/relationships" xmlns:m="http://schemas.openxmlformats.org/officeDocument/2006/math" xmlns:v="urn:schemas-microsoft-com:vml" xmlns:wp14="http://schemas.microsoft.com/office/word/2010/wordprocessingDrawing" xmlns:wp="http://schemas.openxmlformats.org/drawingml/2006/wordprocessingDrawing" xmlns:w10="urn:schemas-microsoft-com:office:word" xmlns:w="http://schemas.openxmlformats.org/wordprocessingml/2006/main" xmlns:w14="http://schemas.microsoft.com/office/word/2010/wordml" xmlns:wpg="http://schemas.microsoft.com/office/word/2010/wordprocessingGroup" xmlns:wpi="http://schemas.microsoft.com/office/word/2010/wordprocessingInk" xmlns:wne="http://schemas.microsoft.com/office/word/2006/wordml" xmlns:wps="http://schemas.microsoft.com/office/word/2010/wordprocessingShape" mc:Ignorable="w14 wp14">
-  <w:abstractNum w:abstractNumId="0">
+<w:numbering xmlns:wpc="http://schemas.microsoft.com/office/word/2010/wordprocessingCanvas" xmlns:cx="http://schemas.microsoft.com/office/drawing/2014/chartex" xmlns:cx1="http://schemas.microsoft.com/office/drawing/2015/9/8/chartex" xmlns:cx2="http://schemas.microsoft.com/office/drawing/2015/10/21/chartex" xmlns:cx3="http://schemas.microsoft.com/office/drawing/2016/5/9/chartex" xmlns:cx4="http://schemas.microsoft.com/office/drawing/2016/5/10/chartex" xmlns:cx5="http://schemas.microsoft.com/office/drawing/2016/5/11/chartex" xmlns:cx6="http://schemas.microsoft.com/office/drawing/2016/5/12/chartex" xmlns:cx7="http://schemas.microsoft.com/office/drawing/2016/5/13/chartex" xmlns:cx8="http://schemas.microsoft.com/office/drawing/2016/5/14/chartex" xmlns:mc="http://schemas.openxmlformats.org/markup-compatibility/2006" xmlns:aink="http://schemas.microsoft.com/office/drawing/2016/ink" xmlns:am3d="http://schemas.microsoft.com/office/drawing/2017/model3d" xmlns:o="urn:schemas-microsoft-com:office:office" xmlns:r="http://schemas.openxmlformats.org/officeDocument/2006/relationships" xmlns:m="http://schemas.openxmlformats.org/officeDocument/2006/math" xmlns:v="urn:schemas-microsoft-com:vml" xmlns:wp14="http://schemas.microsoft.com/office/word/2010/wordprocessingDrawing" xmlns:wp="http://schemas.openxmlformats.org/drawingml/2006/wordprocessingDrawing" xmlns:w10="urn:schemas-microsoft-com:office:word" xmlns:w="http://schemas.openxmlformats.org/wordprocessingml/2006/main" xmlns:w14="http://schemas.microsoft.com/office/word/2010/wordml" xmlns:w15="http://schemas.microsoft.com/office/word/2012/wordml" xmlns:w16cex="http://schemas.microsoft.com/office/word/2018/wordml/cex" xmlns:w16cid="http://schemas.microsoft.com/office/word/2016/wordml/cid" xmlns:w16="http://schemas.microsoft.com/office/word/2018/wordml" xmlns:w16sdtdh="http://schemas.microsoft.com/office/word/2020/wordml/sdtdatahash" xmlns:w16se="http://schemas.microsoft.com/office/word/2015/wordml/symex" xmlns:wpg="http://schemas.microsoft.com/office/word/2010/wordprocessingGroup" xmlns:wpi="http://schemas.microsoft.com/office/word/2010/wordprocessingInk" xmlns:wne="http://schemas.microsoft.com/office/word/2006/wordml" xmlns:wps="http://schemas.microsoft.com/office/word/2010/wordprocessingShape" mc:Ignorable="w14 w15 w16se w16cid w16 w16cex w16sdtdh wp14">
+  <w:abstractNum w:abstractNumId="0" w15:restartNumberingAfterBreak="0">
     <w:nsid w:val="073E10F3"/>
     <w:multiLevelType w:val="hybridMultilevel"/>
     <w:tmpl w:val="8504561E"/>
@@ -3507,7 +3423,7 @@
       </w:rPr>
     </w:lvl>
   </w:abstractNum>
-  <w:abstractNum w:abstractNumId="1">
+  <w:abstractNum w:abstractNumId="1" w15:restartNumberingAfterBreak="0">
     <w:nsid w:val="08C6366F"/>
     <w:multiLevelType w:val="hybridMultilevel"/>
     <w:tmpl w:val="D3561CAA"/>
@@ -3594,7 +3510,7 @@
       </w:pPr>
     </w:lvl>
   </w:abstractNum>
-  <w:abstractNum w:abstractNumId="2">
+  <w:abstractNum w:abstractNumId="2" w15:restartNumberingAfterBreak="0">
     <w:nsid w:val="09F353E3"/>
     <w:multiLevelType w:val="hybridMultilevel"/>
     <w:tmpl w:val="EE5CFEAC"/>
@@ -3707,7 +3623,7 @@
       </w:rPr>
     </w:lvl>
   </w:abstractNum>
-  <w:abstractNum w:abstractNumId="3">
+  <w:abstractNum w:abstractNumId="3" w15:restartNumberingAfterBreak="0">
     <w:nsid w:val="0C357DD6"/>
     <w:multiLevelType w:val="hybridMultilevel"/>
     <w:tmpl w:val="D83AD7E4"/>
@@ -3798,7 +3714,7 @@
       </w:pPr>
     </w:lvl>
   </w:abstractNum>
-  <w:abstractNum w:abstractNumId="4">
+  <w:abstractNum w:abstractNumId="4" w15:restartNumberingAfterBreak="0">
     <w:nsid w:val="0DEA069D"/>
     <w:multiLevelType w:val="multilevel"/>
     <w:tmpl w:val="450C4EF6"/>
@@ -3939,7 +3855,7 @@
       </w:rPr>
     </w:lvl>
   </w:abstractNum>
-  <w:abstractNum w:abstractNumId="5">
+  <w:abstractNum w:abstractNumId="5" w15:restartNumberingAfterBreak="0">
     <w:nsid w:val="1323523E"/>
     <w:multiLevelType w:val="multilevel"/>
     <w:tmpl w:val="873C83DA"/>
@@ -4096,7 +4012,7 @@
       </w:rPr>
     </w:lvl>
   </w:abstractNum>
-  <w:abstractNum w:abstractNumId="6">
+  <w:abstractNum w:abstractNumId="6" w15:restartNumberingAfterBreak="0">
     <w:nsid w:val="15510218"/>
     <w:multiLevelType w:val="hybridMultilevel"/>
     <w:tmpl w:val="8EF49D20"/>
@@ -4186,7 +4102,7 @@
       </w:pPr>
     </w:lvl>
   </w:abstractNum>
-  <w:abstractNum w:abstractNumId="7">
+  <w:abstractNum w:abstractNumId="7" w15:restartNumberingAfterBreak="0">
     <w:nsid w:val="253D4794"/>
     <w:multiLevelType w:val="multilevel"/>
     <w:tmpl w:val="8C80AB36"/>
@@ -4299,7 +4215,7 @@
       </w:rPr>
     </w:lvl>
   </w:abstractNum>
-  <w:abstractNum w:abstractNumId="8">
+  <w:abstractNum w:abstractNumId="8" w15:restartNumberingAfterBreak="0">
     <w:nsid w:val="27FF20A5"/>
     <w:multiLevelType w:val="hybridMultilevel"/>
     <w:tmpl w:val="9036D3D8"/>
@@ -4414,7 +4330,7 @@
       </w:rPr>
     </w:lvl>
   </w:abstractNum>
-  <w:abstractNum w:abstractNumId="9">
+  <w:abstractNum w:abstractNumId="9" w15:restartNumberingAfterBreak="0">
     <w:nsid w:val="296F3872"/>
     <w:multiLevelType w:val="hybridMultilevel"/>
     <w:tmpl w:val="5E9E6A2E"/>
@@ -4528,7 +4444,7 @@
       </w:rPr>
     </w:lvl>
   </w:abstractNum>
-  <w:abstractNum w:abstractNumId="10">
+  <w:abstractNum w:abstractNumId="10" w15:restartNumberingAfterBreak="0">
     <w:nsid w:val="3BB67316"/>
     <w:multiLevelType w:val="hybridMultilevel"/>
     <w:tmpl w:val="D2A20BEA"/>
@@ -4641,7 +4557,7 @@
       </w:rPr>
     </w:lvl>
   </w:abstractNum>
-  <w:abstractNum w:abstractNumId="11">
+  <w:abstractNum w:abstractNumId="11" w15:restartNumberingAfterBreak="0">
     <w:nsid w:val="416740F3"/>
     <w:multiLevelType w:val="hybridMultilevel"/>
     <w:tmpl w:val="F012AB78"/>
@@ -4754,7 +4670,7 @@
       </w:rPr>
     </w:lvl>
   </w:abstractNum>
-  <w:abstractNum w:abstractNumId="12">
+  <w:abstractNum w:abstractNumId="12" w15:restartNumberingAfterBreak="0">
     <w:nsid w:val="4803540D"/>
     <w:multiLevelType w:val="hybridMultilevel"/>
     <w:tmpl w:val="CC58063A"/>
@@ -4868,7 +4784,7 @@
       </w:rPr>
     </w:lvl>
   </w:abstractNum>
-  <w:abstractNum w:abstractNumId="13">
+  <w:abstractNum w:abstractNumId="13" w15:restartNumberingAfterBreak="0">
     <w:nsid w:val="492F4D8F"/>
     <w:multiLevelType w:val="hybridMultilevel"/>
     <w:tmpl w:val="F62C94DE"/>
@@ -4982,7 +4898,7 @@
       </w:rPr>
     </w:lvl>
   </w:abstractNum>
-  <w:abstractNum w:abstractNumId="14">
+  <w:abstractNum w:abstractNumId="14" w15:restartNumberingAfterBreak="0">
     <w:nsid w:val="527D4778"/>
     <w:multiLevelType w:val="hybridMultilevel"/>
     <w:tmpl w:val="EE8038B2"/>
@@ -5095,7 +5011,7 @@
       </w:rPr>
     </w:lvl>
   </w:abstractNum>
-  <w:abstractNum w:abstractNumId="15">
+  <w:abstractNum w:abstractNumId="15" w15:restartNumberingAfterBreak="0">
     <w:nsid w:val="5A0B13C4"/>
     <w:multiLevelType w:val="hybridMultilevel"/>
     <w:tmpl w:val="E84E7C10"/>
@@ -5208,7 +5124,7 @@
       </w:rPr>
     </w:lvl>
   </w:abstractNum>
-  <w:abstractNum w:abstractNumId="16">
+  <w:abstractNum w:abstractNumId="16" w15:restartNumberingAfterBreak="0">
     <w:nsid w:val="636B498A"/>
     <w:multiLevelType w:val="hybridMultilevel"/>
     <w:tmpl w:val="1032CF60"/>
@@ -5321,7 +5237,7 @@
       </w:rPr>
     </w:lvl>
   </w:abstractNum>
-  <w:abstractNum w:abstractNumId="17">
+  <w:abstractNum w:abstractNumId="17" w15:restartNumberingAfterBreak="0">
     <w:nsid w:val="6774194D"/>
     <w:multiLevelType w:val="hybridMultilevel"/>
     <w:tmpl w:val="9CD2C286"/>
@@ -5434,7 +5350,7 @@
       </w:rPr>
     </w:lvl>
   </w:abstractNum>
-  <w:abstractNum w:abstractNumId="18">
+  <w:abstractNum w:abstractNumId="18" w15:restartNumberingAfterBreak="0">
     <w:nsid w:val="6B961852"/>
     <w:multiLevelType w:val="hybridMultilevel"/>
     <w:tmpl w:val="DAAECE10"/>
@@ -5527,7 +5443,7 @@
       </w:pPr>
     </w:lvl>
   </w:abstractNum>
-  <w:abstractNum w:abstractNumId="19">
+  <w:abstractNum w:abstractNumId="19" w15:restartNumberingAfterBreak="0">
     <w:nsid w:val="7BAF36E9"/>
     <w:multiLevelType w:val="multilevel"/>
     <w:tmpl w:val="24180D92"/>
@@ -5810,7 +5726,7 @@
 </file>
 
 <file path=word/styles.xml><?xml version="1.0" encoding="utf-8"?>
-<w:styles xmlns:mc="http://schemas.openxmlformats.org/markup-compatibility/2006" xmlns:r="http://schemas.openxmlformats.org/officeDocument/2006/relationships" xmlns:w="http://schemas.openxmlformats.org/wordprocessingml/2006/main" xmlns:w14="http://schemas.microsoft.com/office/word/2010/wordml" mc:Ignorable="w14">
+<w:styles xmlns:mc="http://schemas.openxmlformats.org/markup-compatibility/2006" xmlns:r="http://schemas.openxmlformats.org/officeDocument/2006/relationships" xmlns:w="http://schemas.openxmlformats.org/wordprocessingml/2006/main" xmlns:w14="http://schemas.microsoft.com/office/word/2010/wordml" xmlns:w15="http://schemas.microsoft.com/office/word/2012/wordml" xmlns:w16cex="http://schemas.microsoft.com/office/word/2018/wordml/cex" xmlns:w16cid="http://schemas.microsoft.com/office/word/2016/wordml/cid" xmlns:w16="http://schemas.microsoft.com/office/word/2018/wordml" xmlns:w16sdtdh="http://schemas.microsoft.com/office/word/2020/wordml/sdtdatahash" xmlns:w16se="http://schemas.microsoft.com/office/word/2015/wordml/symex" mc:Ignorable="w14 w15 w16se w16cid w16 w16cex w16sdtdh">
   <w:docDefaults>
     <w:rPrDefault>
       <w:rPr>
@@ -5826,147 +5742,383 @@
       </w:pPr>
     </w:pPrDefault>
   </w:docDefaults>
-  <w:latentStyles w:defLockedState="0" w:defUIPriority="99" w:defSemiHidden="1" w:defUnhideWhenUsed="1" w:defQFormat="0" w:count="267">
-    <w:lsdException w:name="Normal" w:semiHidden="0" w:uiPriority="0" w:unhideWhenUsed="0" w:qFormat="1"/>
-    <w:lsdException w:name="heading 1" w:semiHidden="0" w:uiPriority="9" w:unhideWhenUsed="0" w:qFormat="1"/>
-    <w:lsdException w:name="heading 2" w:uiPriority="9" w:qFormat="1"/>
-    <w:lsdException w:name="heading 3" w:uiPriority="9" w:qFormat="1"/>
-    <w:lsdException w:name="heading 4" w:uiPriority="9" w:qFormat="1"/>
-    <w:lsdException w:name="heading 5" w:uiPriority="9" w:qFormat="1"/>
-    <w:lsdException w:name="heading 6" w:uiPriority="9" w:qFormat="1"/>
-    <w:lsdException w:name="heading 7" w:uiPriority="9" w:qFormat="1"/>
-    <w:lsdException w:name="heading 8" w:uiPriority="9" w:qFormat="1"/>
-    <w:lsdException w:name="heading 9" w:uiPriority="9" w:qFormat="1"/>
-    <w:lsdException w:name="toc 1" w:uiPriority="39"/>
-    <w:lsdException w:name="toc 2" w:uiPriority="39"/>
-    <w:lsdException w:name="toc 3" w:uiPriority="39"/>
-    <w:lsdException w:name="toc 4" w:uiPriority="39"/>
-    <w:lsdException w:name="toc 5" w:uiPriority="39"/>
-    <w:lsdException w:name="toc 6" w:uiPriority="39"/>
-    <w:lsdException w:name="toc 7" w:uiPriority="39"/>
-    <w:lsdException w:name="toc 8" w:uiPriority="39"/>
-    <w:lsdException w:name="toc 9" w:uiPriority="39"/>
-    <w:lsdException w:name="annotation text" w:qFormat="1"/>
-    <w:lsdException w:name="caption" w:uiPriority="35" w:qFormat="1"/>
-    <w:lsdException w:name="annotation reference" w:qFormat="1"/>
-    <w:lsdException w:name="Title" w:semiHidden="0" w:uiPriority="10" w:unhideWhenUsed="0" w:qFormat="1"/>
-    <w:lsdException w:name="Default Paragraph Font" w:uiPriority="1"/>
-    <w:lsdException w:name="Body Text" w:uiPriority="1" w:qFormat="1"/>
-    <w:lsdException w:name="Subtitle" w:semiHidden="0" w:uiPriority="11" w:unhideWhenUsed="0" w:qFormat="1"/>
-    <w:lsdException w:name="Strong" w:semiHidden="0" w:uiPriority="22" w:unhideWhenUsed="0" w:qFormat="1"/>
-    <w:lsdException w:name="Emphasis" w:semiHidden="0" w:uiPriority="20" w:unhideWhenUsed="0" w:qFormat="1"/>
-    <w:lsdException w:name="Table Grid" w:semiHidden="0" w:uiPriority="39" w:unhideWhenUsed="0"/>
-    <w:lsdException w:name="Placeholder Text" w:unhideWhenUsed="0"/>
-    <w:lsdException w:name="No Spacing" w:semiHidden="0" w:uiPriority="1" w:unhideWhenUsed="0" w:qFormat="1"/>
-    <w:lsdException w:name="Light Shading" w:semiHidden="0" w:uiPriority="60" w:unhideWhenUsed="0"/>
-    <w:lsdException w:name="Light List" w:semiHidden="0" w:uiPriority="61" w:unhideWhenUsed="0"/>
-    <w:lsdException w:name="Light Grid" w:semiHidden="0" w:uiPriority="62" w:unhideWhenUsed="0"/>
-    <w:lsdException w:name="Medium Shading 1" w:semiHidden="0" w:uiPriority="63" w:unhideWhenUsed="0"/>
-    <w:lsdException w:name="Medium Shading 2" w:semiHidden="0" w:uiPriority="64" w:unhideWhenUsed="0"/>
-    <w:lsdException w:name="Medium List 1" w:semiHidden="0" w:uiPriority="65" w:unhideWhenUsed="0"/>
-    <w:lsdException w:name="Medium List 2" w:semiHidden="0" w:uiPriority="66" w:unhideWhenUsed="0"/>
-    <w:lsdException w:name="Medium Grid 1" w:semiHidden="0" w:uiPriority="67" w:unhideWhenUsed="0"/>
-    <w:lsdException w:name="Medium Grid 2" w:semiHidden="0" w:uiPriority="68" w:unhideWhenUsed="0"/>
-    <w:lsdException w:name="Medium Grid 3" w:semiHidden="0" w:uiPriority="69" w:unhideWhenUsed="0"/>
-    <w:lsdException w:name="Dark List" w:semiHidden="0" w:uiPriority="70" w:unhideWhenUsed="0"/>
-    <w:lsdException w:name="Colorful Shading" w:semiHidden="0" w:uiPriority="71" w:unhideWhenUsed="0"/>
-    <w:lsdException w:name="Colorful List" w:semiHidden="0" w:uiPriority="72" w:unhideWhenUsed="0"/>
-    <w:lsdException w:name="Colorful Grid" w:semiHidden="0" w:uiPriority="73" w:unhideWhenUsed="0"/>
-    <w:lsdException w:name="Light Shading Accent 1" w:semiHidden="0" w:uiPriority="60" w:unhideWhenUsed="0"/>
-    <w:lsdException w:name="Light List Accent 1" w:semiHidden="0" w:uiPriority="61" w:unhideWhenUsed="0"/>
-    <w:lsdException w:name="Light Grid Accent 1" w:semiHidden="0" w:uiPriority="62" w:unhideWhenUsed="0"/>
-    <w:lsdException w:name="Medium Shading 1 Accent 1" w:semiHidden="0" w:uiPriority="63" w:unhideWhenUsed="0"/>
-    <w:lsdException w:name="Medium Shading 2 Accent 1" w:semiHidden="0" w:uiPriority="64" w:unhideWhenUsed="0"/>
-    <w:lsdException w:name="Medium List 1 Accent 1" w:semiHidden="0" w:uiPriority="65" w:unhideWhenUsed="0"/>
-    <w:lsdException w:name="Revision" w:unhideWhenUsed="0"/>
-    <w:lsdException w:name="List Paragraph" w:semiHidden="0" w:uiPriority="34" w:unhideWhenUsed="0" w:qFormat="1"/>
-    <w:lsdException w:name="Quote" w:semiHidden="0" w:uiPriority="29" w:unhideWhenUsed="0" w:qFormat="1"/>
-    <w:lsdException w:name="Intense Quote" w:semiHidden="0" w:uiPriority="30" w:unhideWhenUsed="0" w:qFormat="1"/>
-    <w:lsdException w:name="Medium List 2 Accent 1" w:semiHidden="0" w:uiPriority="66" w:unhideWhenUsed="0"/>
-    <w:lsdException w:name="Medium Grid 1 Accent 1" w:semiHidden="0" w:uiPriority="67" w:unhideWhenUsed="0"/>
-    <w:lsdException w:name="Medium Grid 2 Accent 1" w:semiHidden="0" w:uiPriority="68" w:unhideWhenUsed="0"/>
-    <w:lsdException w:name="Medium Grid 3 Accent 1" w:semiHidden="0" w:uiPriority="69" w:unhideWhenUsed="0"/>
-    <w:lsdException w:name="Dark List Accent 1" w:semiHidden="0" w:uiPriority="70" w:unhideWhenUsed="0"/>
-    <w:lsdException w:name="Colorful Shading Accent 1" w:semiHidden="0" w:uiPriority="71" w:unhideWhenUsed="0"/>
-    <w:lsdException w:name="Colorful List Accent 1" w:semiHidden="0" w:uiPriority="72" w:unhideWhenUsed="0"/>
-    <w:lsdException w:name="Colorful Grid Accent 1" w:semiHidden="0" w:uiPriority="73" w:unhideWhenUsed="0"/>
-    <w:lsdException w:name="Light Shading Accent 2" w:semiHidden="0" w:uiPriority="60" w:unhideWhenUsed="0"/>
-    <w:lsdException w:name="Light List Accent 2" w:semiHidden="0" w:uiPriority="61" w:unhideWhenUsed="0"/>
-    <w:lsdException w:name="Light Grid Accent 2" w:semiHidden="0" w:uiPriority="62" w:unhideWhenUsed="0"/>
-    <w:lsdException w:name="Medium Shading 1 Accent 2" w:semiHidden="0" w:uiPriority="63" w:unhideWhenUsed="0"/>
-    <w:lsdException w:name="Medium Shading 2 Accent 2" w:semiHidden="0" w:uiPriority="64" w:unhideWhenUsed="0"/>
-    <w:lsdException w:name="Medium List 1 Accent 2" w:semiHidden="0" w:uiPriority="65" w:unhideWhenUsed="0"/>
-    <w:lsdException w:name="Medium List 2 Accent 2" w:semiHidden="0" w:uiPriority="66" w:unhideWhenUsed="0"/>
-    <w:lsdException w:name="Medium Grid 1 Accent 2" w:semiHidden="0" w:uiPriority="67" w:unhideWhenUsed="0"/>
-    <w:lsdException w:name="Medium Grid 2 Accent 2" w:semiHidden="0" w:uiPriority="68" w:unhideWhenUsed="0"/>
-    <w:lsdException w:name="Medium Grid 3 Accent 2" w:semiHidden="0" w:uiPriority="69" w:unhideWhenUsed="0"/>
-    <w:lsdException w:name="Dark List Accent 2" w:semiHidden="0" w:uiPriority="70" w:unhideWhenUsed="0"/>
-    <w:lsdException w:name="Colorful Shading Accent 2" w:semiHidden="0" w:uiPriority="71" w:unhideWhenUsed="0"/>
-    <w:lsdException w:name="Colorful List Accent 2" w:semiHidden="0" w:uiPriority="72" w:unhideWhenUsed="0"/>
-    <w:lsdException w:name="Colorful Grid Accent 2" w:semiHidden="0" w:uiPriority="73" w:unhideWhenUsed="0"/>
-    <w:lsdException w:name="Light Shading Accent 3" w:semiHidden="0" w:uiPriority="60" w:unhideWhenUsed="0"/>
-    <w:lsdException w:name="Light List Accent 3" w:semiHidden="0" w:uiPriority="61" w:unhideWhenUsed="0"/>
-    <w:lsdException w:name="Light Grid Accent 3" w:semiHidden="0" w:uiPriority="62" w:unhideWhenUsed="0"/>
-    <w:lsdException w:name="Medium Shading 1 Accent 3" w:semiHidden="0" w:uiPriority="63" w:unhideWhenUsed="0"/>
-    <w:lsdException w:name="Medium Shading 2 Accent 3" w:semiHidden="0" w:uiPriority="64" w:unhideWhenUsed="0"/>
-    <w:lsdException w:name="Medium List 1 Accent 3" w:semiHidden="0" w:uiPriority="65" w:unhideWhenUsed="0"/>
-    <w:lsdException w:name="Medium List 2 Accent 3" w:semiHidden="0" w:uiPriority="66" w:unhideWhenUsed="0"/>
-    <w:lsdException w:name="Medium Grid 1 Accent 3" w:semiHidden="0" w:uiPriority="67" w:unhideWhenUsed="0"/>
-    <w:lsdException w:name="Medium Grid 2 Accent 3" w:semiHidden="0" w:uiPriority="68" w:unhideWhenUsed="0"/>
-    <w:lsdException w:name="Medium Grid 3 Accent 3" w:semiHidden="0" w:uiPriority="69" w:unhideWhenUsed="0"/>
-    <w:lsdException w:name="Dark List Accent 3" w:semiHidden="0" w:uiPriority="70" w:unhideWhenUsed="0"/>
-    <w:lsdException w:name="Colorful Shading Accent 3" w:semiHidden="0" w:uiPriority="71" w:unhideWhenUsed="0"/>
-    <w:lsdException w:name="Colorful List Accent 3" w:semiHidden="0" w:uiPriority="72" w:unhideWhenUsed="0"/>
-    <w:lsdException w:name="Colorful Grid Accent 3" w:semiHidden="0" w:uiPriority="73" w:unhideWhenUsed="0"/>
-    <w:lsdException w:name="Light Shading Accent 4" w:semiHidden="0" w:uiPriority="60" w:unhideWhenUsed="0"/>
-    <w:lsdException w:name="Light List Accent 4" w:semiHidden="0" w:uiPriority="61" w:unhideWhenUsed="0"/>
-    <w:lsdException w:name="Light Grid Accent 4" w:semiHidden="0" w:uiPriority="62" w:unhideWhenUsed="0"/>
-    <w:lsdException w:name="Medium Shading 1 Accent 4" w:semiHidden="0" w:uiPriority="63" w:unhideWhenUsed="0"/>
-    <w:lsdException w:name="Medium Shading 2 Accent 4" w:semiHidden="0" w:uiPriority="64" w:unhideWhenUsed="0"/>
-    <w:lsdException w:name="Medium List 1 Accent 4" w:semiHidden="0" w:uiPriority="65" w:unhideWhenUsed="0"/>
-    <w:lsdException w:name="Medium List 2 Accent 4" w:semiHidden="0" w:uiPriority="66" w:unhideWhenUsed="0"/>
-    <w:lsdException w:name="Medium Grid 1 Accent 4" w:semiHidden="0" w:uiPriority="67" w:unhideWhenUsed="0"/>
-    <w:lsdException w:name="Medium Grid 2 Accent 4" w:semiHidden="0" w:uiPriority="68" w:unhideWhenUsed="0"/>
-    <w:lsdException w:name="Medium Grid 3 Accent 4" w:semiHidden="0" w:uiPriority="69" w:unhideWhenUsed="0"/>
-    <w:lsdException w:name="Dark List Accent 4" w:semiHidden="0" w:uiPriority="70" w:unhideWhenUsed="0"/>
-    <w:lsdException w:name="Colorful Shading Accent 4" w:semiHidden="0" w:uiPriority="71" w:unhideWhenUsed="0"/>
-    <w:lsdException w:name="Colorful List Accent 4" w:semiHidden="0" w:uiPriority="72" w:unhideWhenUsed="0"/>
-    <w:lsdException w:name="Colorful Grid Accent 4" w:semiHidden="0" w:uiPriority="73" w:unhideWhenUsed="0"/>
-    <w:lsdException w:name="Light Shading Accent 5" w:semiHidden="0" w:uiPriority="60" w:unhideWhenUsed="0"/>
-    <w:lsdException w:name="Light List Accent 5" w:semiHidden="0" w:uiPriority="61" w:unhideWhenUsed="0"/>
-    <w:lsdException w:name="Light Grid Accent 5" w:semiHidden="0" w:uiPriority="62" w:unhideWhenUsed="0"/>
-    <w:lsdException w:name="Medium Shading 1 Accent 5" w:semiHidden="0" w:uiPriority="63" w:unhideWhenUsed="0"/>
-    <w:lsdException w:name="Medium Shading 2 Accent 5" w:semiHidden="0" w:uiPriority="64" w:unhideWhenUsed="0"/>
-    <w:lsdException w:name="Medium List 1 Accent 5" w:semiHidden="0" w:uiPriority="65" w:unhideWhenUsed="0"/>
-    <w:lsdException w:name="Medium List 2 Accent 5" w:semiHidden="0" w:uiPriority="66" w:unhideWhenUsed="0"/>
-    <w:lsdException w:name="Medium Grid 1 Accent 5" w:semiHidden="0" w:uiPriority="67" w:unhideWhenUsed="0"/>
-    <w:lsdException w:name="Medium Grid 2 Accent 5" w:semiHidden="0" w:uiPriority="68" w:unhideWhenUsed="0"/>
-    <w:lsdException w:name="Medium Grid 3 Accent 5" w:semiHidden="0" w:uiPriority="69" w:unhideWhenUsed="0"/>
-    <w:lsdException w:name="Dark List Accent 5" w:semiHidden="0" w:uiPriority="70" w:unhideWhenUsed="0"/>
-    <w:lsdException w:name="Colorful Shading Accent 5" w:semiHidden="0" w:uiPriority="71" w:unhideWhenUsed="0"/>
-    <w:lsdException w:name="Colorful List Accent 5" w:semiHidden="0" w:uiPriority="72" w:unhideWhenUsed="0"/>
-    <w:lsdException w:name="Colorful Grid Accent 5" w:semiHidden="0" w:uiPriority="73" w:unhideWhenUsed="0"/>
-    <w:lsdException w:name="Light Shading Accent 6" w:semiHidden="0" w:uiPriority="60" w:unhideWhenUsed="0"/>
-    <w:lsdException w:name="Light List Accent 6" w:semiHidden="0" w:uiPriority="61" w:unhideWhenUsed="0"/>
-    <w:lsdException w:name="Light Grid Accent 6" w:semiHidden="0" w:uiPriority="62" w:unhideWhenUsed="0"/>
-    <w:lsdException w:name="Medium Shading 1 Accent 6" w:semiHidden="0" w:uiPriority="63" w:unhideWhenUsed="0"/>
-    <w:lsdException w:name="Medium Shading 2 Accent 6" w:semiHidden="0" w:uiPriority="64" w:unhideWhenUsed="0"/>
-    <w:lsdException w:name="Medium List 1 Accent 6" w:semiHidden="0" w:uiPriority="65" w:unhideWhenUsed="0"/>
-    <w:lsdException w:name="Medium List 2 Accent 6" w:semiHidden="0" w:uiPriority="66" w:unhideWhenUsed="0"/>
-    <w:lsdException w:name="Medium Grid 1 Accent 6" w:semiHidden="0" w:uiPriority="67" w:unhideWhenUsed="0"/>
-    <w:lsdException w:name="Medium Grid 2 Accent 6" w:semiHidden="0" w:uiPriority="68" w:unhideWhenUsed="0"/>
-    <w:lsdException w:name="Medium Grid 3 Accent 6" w:semiHidden="0" w:uiPriority="69" w:unhideWhenUsed="0"/>
-    <w:lsdException w:name="Dark List Accent 6" w:semiHidden="0" w:uiPriority="70" w:unhideWhenUsed="0"/>
-    <w:lsdException w:name="Colorful Shading Accent 6" w:semiHidden="0" w:uiPriority="71" w:unhideWhenUsed="0"/>
-    <w:lsdException w:name="Colorful List Accent 6" w:semiHidden="0" w:uiPriority="72" w:unhideWhenUsed="0"/>
-    <w:lsdException w:name="Colorful Grid Accent 6" w:semiHidden="0" w:uiPriority="73" w:unhideWhenUsed="0"/>
-    <w:lsdException w:name="Subtle Emphasis" w:semiHidden="0" w:uiPriority="19" w:unhideWhenUsed="0" w:qFormat="1"/>
-    <w:lsdException w:name="Intense Emphasis" w:semiHidden="0" w:uiPriority="21" w:unhideWhenUsed="0" w:qFormat="1"/>
-    <w:lsdException w:name="Subtle Reference" w:semiHidden="0" w:uiPriority="31" w:unhideWhenUsed="0" w:qFormat="1"/>
-    <w:lsdException w:name="Intense Reference" w:semiHidden="0" w:uiPriority="32" w:unhideWhenUsed="0" w:qFormat="1"/>
-    <w:lsdException w:name="Book Title" w:semiHidden="0" w:uiPriority="33" w:unhideWhenUsed="0" w:qFormat="1"/>
-    <w:lsdException w:name="Bibliography" w:uiPriority="37"/>
-    <w:lsdException w:name="TOC Heading" w:uiPriority="39" w:qFormat="1"/>
+  <w:latentStyles w:defLockedState="0" w:defUIPriority="99" w:defSemiHidden="0" w:defUnhideWhenUsed="0" w:defQFormat="0" w:count="376">
+    <w:lsdException w:name="Normal" w:uiPriority="0" w:qFormat="1"/>
+    <w:lsdException w:name="heading 1" w:uiPriority="9" w:qFormat="1"/>
+    <w:lsdException w:name="heading 2" w:semiHidden="1" w:uiPriority="9" w:unhideWhenUsed="1" w:qFormat="1"/>
+    <w:lsdException w:name="heading 3" w:semiHidden="1" w:uiPriority="9" w:unhideWhenUsed="1" w:qFormat="1"/>
+    <w:lsdException w:name="heading 4" w:semiHidden="1" w:uiPriority="9" w:unhideWhenUsed="1" w:qFormat="1"/>
+    <w:lsdException w:name="heading 5" w:semiHidden="1" w:uiPriority="9" w:unhideWhenUsed="1" w:qFormat="1"/>
+    <w:lsdException w:name="heading 6" w:semiHidden="1" w:uiPriority="9" w:unhideWhenUsed="1" w:qFormat="1"/>
+    <w:lsdException w:name="heading 7" w:semiHidden="1" w:uiPriority="9" w:unhideWhenUsed="1" w:qFormat="1"/>
+    <w:lsdException w:name="heading 8" w:semiHidden="1" w:uiPriority="9" w:unhideWhenUsed="1" w:qFormat="1"/>
+    <w:lsdException w:name="heading 9" w:semiHidden="1" w:uiPriority="9" w:unhideWhenUsed="1" w:qFormat="1"/>
+    <w:lsdException w:name="index 1" w:semiHidden="1" w:unhideWhenUsed="1"/>
+    <w:lsdException w:name="index 2" w:semiHidden="1" w:unhideWhenUsed="1"/>
+    <w:lsdException w:name="index 3" w:semiHidden="1" w:unhideWhenUsed="1"/>
+    <w:lsdException w:name="index 4" w:semiHidden="1" w:unhideWhenUsed="1"/>
+    <w:lsdException w:name="index 5" w:semiHidden="1" w:unhideWhenUsed="1"/>
+    <w:lsdException w:name="index 6" w:semiHidden="1" w:unhideWhenUsed="1"/>
+    <w:lsdException w:name="index 7" w:semiHidden="1" w:unhideWhenUsed="1"/>
+    <w:lsdException w:name="index 8" w:semiHidden="1" w:unhideWhenUsed="1"/>
+    <w:lsdException w:name="index 9" w:semiHidden="1" w:unhideWhenUsed="1"/>
+    <w:lsdException w:name="toc 1" w:semiHidden="1" w:uiPriority="39" w:unhideWhenUsed="1"/>
+    <w:lsdException w:name="toc 2" w:semiHidden="1" w:uiPriority="39" w:unhideWhenUsed="1"/>
+    <w:lsdException w:name="toc 3" w:semiHidden="1" w:uiPriority="39" w:unhideWhenUsed="1"/>
+    <w:lsdException w:name="toc 4" w:semiHidden="1" w:uiPriority="39" w:unhideWhenUsed="1"/>
+    <w:lsdException w:name="toc 5" w:semiHidden="1" w:uiPriority="39" w:unhideWhenUsed="1"/>
+    <w:lsdException w:name="toc 6" w:semiHidden="1" w:uiPriority="39" w:unhideWhenUsed="1"/>
+    <w:lsdException w:name="toc 7" w:semiHidden="1" w:uiPriority="39" w:unhideWhenUsed="1"/>
+    <w:lsdException w:name="toc 8" w:semiHidden="1" w:uiPriority="39" w:unhideWhenUsed="1"/>
+    <w:lsdException w:name="toc 9" w:semiHidden="1" w:uiPriority="39" w:unhideWhenUsed="1"/>
+    <w:lsdException w:name="Normal Indent" w:semiHidden="1" w:unhideWhenUsed="1"/>
+    <w:lsdException w:name="footnote text" w:semiHidden="1" w:unhideWhenUsed="1"/>
+    <w:lsdException w:name="annotation text" w:semiHidden="1" w:unhideWhenUsed="1" w:qFormat="1"/>
+    <w:lsdException w:name="header" w:semiHidden="1" w:unhideWhenUsed="1"/>
+    <w:lsdException w:name="footer" w:semiHidden="1" w:unhideWhenUsed="1"/>
+    <w:lsdException w:name="index heading" w:semiHidden="1" w:unhideWhenUsed="1"/>
+    <w:lsdException w:name="caption" w:semiHidden="1" w:uiPriority="35" w:unhideWhenUsed="1" w:qFormat="1"/>
+    <w:lsdException w:name="table of figures" w:semiHidden="1" w:unhideWhenUsed="1"/>
+    <w:lsdException w:name="envelope address" w:semiHidden="1" w:unhideWhenUsed="1"/>
+    <w:lsdException w:name="envelope return" w:semiHidden="1" w:unhideWhenUsed="1"/>
+    <w:lsdException w:name="footnote reference" w:semiHidden="1" w:unhideWhenUsed="1"/>
+    <w:lsdException w:name="annotation reference" w:semiHidden="1" w:unhideWhenUsed="1" w:qFormat="1"/>
+    <w:lsdException w:name="line number" w:semiHidden="1" w:unhideWhenUsed="1"/>
+    <w:lsdException w:name="page number" w:semiHidden="1" w:unhideWhenUsed="1"/>
+    <w:lsdException w:name="endnote reference" w:semiHidden="1" w:unhideWhenUsed="1"/>
+    <w:lsdException w:name="endnote text" w:semiHidden="1" w:unhideWhenUsed="1"/>
+    <w:lsdException w:name="table of authorities" w:semiHidden="1" w:unhideWhenUsed="1"/>
+    <w:lsdException w:name="macro" w:semiHidden="1" w:unhideWhenUsed="1"/>
+    <w:lsdException w:name="toa heading" w:semiHidden="1" w:unhideWhenUsed="1"/>
+    <w:lsdException w:name="List" w:semiHidden="1" w:unhideWhenUsed="1"/>
+    <w:lsdException w:name="List Bullet" w:semiHidden="1" w:unhideWhenUsed="1"/>
+    <w:lsdException w:name="List Number" w:semiHidden="1" w:unhideWhenUsed="1"/>
+    <w:lsdException w:name="List 2" w:semiHidden="1" w:unhideWhenUsed="1"/>
+    <w:lsdException w:name="List 3" w:semiHidden="1" w:unhideWhenUsed="1"/>
+    <w:lsdException w:name="List 4" w:semiHidden="1" w:unhideWhenUsed="1"/>
+    <w:lsdException w:name="List 5" w:semiHidden="1" w:unhideWhenUsed="1"/>
+    <w:lsdException w:name="List Bullet 2" w:semiHidden="1" w:unhideWhenUsed="1"/>
+    <w:lsdException w:name="List Bullet 3" w:semiHidden="1" w:unhideWhenUsed="1"/>
+    <w:lsdException w:name="List Bullet 4" w:semiHidden="1" w:unhideWhenUsed="1"/>
+    <w:lsdException w:name="List Bullet 5" w:semiHidden="1" w:unhideWhenUsed="1"/>
+    <w:lsdException w:name="List Number 2" w:semiHidden="1" w:unhideWhenUsed="1"/>
+    <w:lsdException w:name="List Number 3" w:semiHidden="1" w:unhideWhenUsed="1"/>
+    <w:lsdException w:name="List Number 4" w:semiHidden="1" w:unhideWhenUsed="1"/>
+    <w:lsdException w:name="List Number 5" w:semiHidden="1" w:unhideWhenUsed="1"/>
+    <w:lsdException w:name="Title" w:uiPriority="10" w:qFormat="1"/>
+    <w:lsdException w:name="Closing" w:semiHidden="1" w:unhideWhenUsed="1"/>
+    <w:lsdException w:name="Signature" w:semiHidden="1" w:unhideWhenUsed="1"/>
+    <w:lsdException w:name="Default Paragraph Font" w:semiHidden="1" w:uiPriority="1" w:unhideWhenUsed="1"/>
+    <w:lsdException w:name="Body Text" w:semiHidden="1" w:uiPriority="1" w:unhideWhenUsed="1" w:qFormat="1"/>
+    <w:lsdException w:name="Body Text Indent" w:semiHidden="1" w:unhideWhenUsed="1"/>
+    <w:lsdException w:name="List Continue" w:semiHidden="1" w:unhideWhenUsed="1"/>
+    <w:lsdException w:name="List Continue 2" w:semiHidden="1" w:unhideWhenUsed="1"/>
+    <w:lsdException w:name="List Continue 3" w:semiHidden="1" w:unhideWhenUsed="1"/>
+    <w:lsdException w:name="List Continue 4" w:semiHidden="1" w:unhideWhenUsed="1"/>
+    <w:lsdException w:name="List Continue 5" w:semiHidden="1" w:unhideWhenUsed="1"/>
+    <w:lsdException w:name="Message Header" w:semiHidden="1" w:unhideWhenUsed="1"/>
+    <w:lsdException w:name="Subtitle" w:uiPriority="11" w:qFormat="1"/>
+    <w:lsdException w:name="Salutation" w:semiHidden="1" w:unhideWhenUsed="1"/>
+    <w:lsdException w:name="Date" w:semiHidden="1" w:unhideWhenUsed="1"/>
+    <w:lsdException w:name="Body Text First Indent" w:semiHidden="1" w:unhideWhenUsed="1"/>
+    <w:lsdException w:name="Body Text First Indent 2" w:semiHidden="1" w:unhideWhenUsed="1"/>
+    <w:lsdException w:name="Note Heading" w:semiHidden="1" w:unhideWhenUsed="1"/>
+    <w:lsdException w:name="Body Text 2" w:semiHidden="1" w:unhideWhenUsed="1"/>
+    <w:lsdException w:name="Body Text 3" w:semiHidden="1" w:unhideWhenUsed="1"/>
+    <w:lsdException w:name="Body Text Indent 2" w:semiHidden="1" w:unhideWhenUsed="1"/>
+    <w:lsdException w:name="Body Text Indent 3" w:semiHidden="1" w:unhideWhenUsed="1"/>
+    <w:lsdException w:name="Block Text" w:semiHidden="1" w:unhideWhenUsed="1"/>
+    <w:lsdException w:name="Hyperlink" w:semiHidden="1" w:unhideWhenUsed="1"/>
+    <w:lsdException w:name="FollowedHyperlink" w:semiHidden="1" w:unhideWhenUsed="1"/>
+    <w:lsdException w:name="Strong" w:uiPriority="22" w:qFormat="1"/>
+    <w:lsdException w:name="Emphasis" w:uiPriority="20" w:qFormat="1"/>
+    <w:lsdException w:name="Document Map" w:semiHidden="1" w:unhideWhenUsed="1"/>
+    <w:lsdException w:name="Plain Text" w:semiHidden="1" w:unhideWhenUsed="1"/>
+    <w:lsdException w:name="E-mail Signature" w:semiHidden="1" w:unhideWhenUsed="1"/>
+    <w:lsdException w:name="HTML Top of Form" w:semiHidden="1" w:unhideWhenUsed="1"/>
+    <w:lsdException w:name="HTML Bottom of Form" w:semiHidden="1" w:unhideWhenUsed="1"/>
+    <w:lsdException w:name="Normal (Web)" w:semiHidden="1" w:unhideWhenUsed="1"/>
+    <w:lsdException w:name="HTML Acronym" w:semiHidden="1" w:unhideWhenUsed="1"/>
+    <w:lsdException w:name="HTML Address" w:semiHidden="1" w:unhideWhenUsed="1"/>
+    <w:lsdException w:name="HTML Cite" w:semiHidden="1" w:unhideWhenUsed="1"/>
+    <w:lsdException w:name="HTML Code" w:semiHidden="1" w:unhideWhenUsed="1"/>
+    <w:lsdException w:name="HTML Definition" w:semiHidden="1" w:unhideWhenUsed="1"/>
+    <w:lsdException w:name="HTML Keyboard" w:semiHidden="1" w:unhideWhenUsed="1"/>
+    <w:lsdException w:name="HTML Preformatted" w:semiHidden="1" w:unhideWhenUsed="1"/>
+    <w:lsdException w:name="HTML Sample" w:semiHidden="1" w:unhideWhenUsed="1"/>
+    <w:lsdException w:name="HTML Typewriter" w:semiHidden="1" w:unhideWhenUsed="1"/>
+    <w:lsdException w:name="HTML Variable" w:semiHidden="1" w:unhideWhenUsed="1"/>
+    <w:lsdException w:name="Normal Table" w:semiHidden="1" w:unhideWhenUsed="1"/>
+    <w:lsdException w:name="annotation subject" w:semiHidden="1" w:unhideWhenUsed="1"/>
+    <w:lsdException w:name="No List" w:semiHidden="1" w:unhideWhenUsed="1"/>
+    <w:lsdException w:name="Outline List 1" w:semiHidden="1" w:unhideWhenUsed="1"/>
+    <w:lsdException w:name="Outline List 2" w:semiHidden="1" w:unhideWhenUsed="1"/>
+    <w:lsdException w:name="Outline List 3" w:semiHidden="1" w:unhideWhenUsed="1"/>
+    <w:lsdException w:name="Table Simple 1" w:semiHidden="1" w:unhideWhenUsed="1"/>
+    <w:lsdException w:name="Table Simple 2" w:semiHidden="1" w:unhideWhenUsed="1"/>
+    <w:lsdException w:name="Table Simple 3" w:semiHidden="1" w:unhideWhenUsed="1"/>
+    <w:lsdException w:name="Table Classic 1" w:semiHidden="1" w:unhideWhenUsed="1"/>
+    <w:lsdException w:name="Table Classic 2" w:semiHidden="1" w:unhideWhenUsed="1"/>
+    <w:lsdException w:name="Table Classic 3" w:semiHidden="1" w:unhideWhenUsed="1"/>
+    <w:lsdException w:name="Table Classic 4" w:semiHidden="1" w:unhideWhenUsed="1"/>
+    <w:lsdException w:name="Table Colorful 1" w:semiHidden="1" w:unhideWhenUsed="1"/>
+    <w:lsdException w:name="Table Colorful 2" w:semiHidden="1" w:unhideWhenUsed="1"/>
+    <w:lsdException w:name="Table Colorful 3" w:semiHidden="1" w:unhideWhenUsed="1"/>
+    <w:lsdException w:name="Table Columns 1" w:semiHidden="1" w:unhideWhenUsed="1"/>
+    <w:lsdException w:name="Table Columns 2" w:semiHidden="1" w:unhideWhenUsed="1"/>
+    <w:lsdException w:name="Table Columns 3" w:semiHidden="1" w:unhideWhenUsed="1"/>
+    <w:lsdException w:name="Table Columns 4" w:semiHidden="1" w:unhideWhenUsed="1"/>
+    <w:lsdException w:name="Table Columns 5" w:semiHidden="1" w:unhideWhenUsed="1"/>
+    <w:lsdException w:name="Table Grid 1" w:semiHidden="1" w:unhideWhenUsed="1"/>
+    <w:lsdException w:name="Table Grid 2" w:semiHidden="1" w:unhideWhenUsed="1"/>
+    <w:lsdException w:name="Table Grid 3" w:semiHidden="1" w:unhideWhenUsed="1"/>
+    <w:lsdException w:name="Table Grid 4" w:semiHidden="1" w:unhideWhenUsed="1"/>
+    <w:lsdException w:name="Table Grid 5" w:semiHidden="1" w:unhideWhenUsed="1"/>
+    <w:lsdException w:name="Table Grid 6" w:semiHidden="1" w:unhideWhenUsed="1"/>
+    <w:lsdException w:name="Table Grid 7" w:semiHidden="1" w:unhideWhenUsed="1"/>
+    <w:lsdException w:name="Table Grid 8" w:semiHidden="1" w:unhideWhenUsed="1"/>
+    <w:lsdException w:name="Table List 1" w:semiHidden="1" w:unhideWhenUsed="1"/>
+    <w:lsdException w:name="Table List 2" w:semiHidden="1" w:unhideWhenUsed="1"/>
+    <w:lsdException w:name="Table List 3" w:semiHidden="1" w:unhideWhenUsed="1"/>
+    <w:lsdException w:name="Table List 4" w:semiHidden="1" w:unhideWhenUsed="1"/>
+    <w:lsdException w:name="Table List 5" w:semiHidden="1" w:unhideWhenUsed="1"/>
+    <w:lsdException w:name="Table List 6" w:semiHidden="1" w:unhideWhenUsed="1"/>
+    <w:lsdException w:name="Table List 7" w:semiHidden="1" w:unhideWhenUsed="1"/>
+    <w:lsdException w:name="Table List 8" w:semiHidden="1" w:unhideWhenUsed="1"/>
+    <w:lsdException w:name="Table 3D effects 1" w:semiHidden="1" w:unhideWhenUsed="1"/>
+    <w:lsdException w:name="Table 3D effects 2" w:semiHidden="1" w:unhideWhenUsed="1"/>
+    <w:lsdException w:name="Table 3D effects 3" w:semiHidden="1" w:unhideWhenUsed="1"/>
+    <w:lsdException w:name="Table Contemporary" w:semiHidden="1" w:unhideWhenUsed="1"/>
+    <w:lsdException w:name="Table Elegant" w:semiHidden="1" w:unhideWhenUsed="1"/>
+    <w:lsdException w:name="Table Professional" w:semiHidden="1" w:unhideWhenUsed="1"/>
+    <w:lsdException w:name="Table Subtle 1" w:semiHidden="1" w:unhideWhenUsed="1"/>
+    <w:lsdException w:name="Table Subtle 2" w:semiHidden="1" w:unhideWhenUsed="1"/>
+    <w:lsdException w:name="Table Web 1" w:semiHidden="1" w:unhideWhenUsed="1"/>
+    <w:lsdException w:name="Table Web 2" w:semiHidden="1" w:unhideWhenUsed="1"/>
+    <w:lsdException w:name="Table Web 3" w:semiHidden="1" w:unhideWhenUsed="1"/>
+    <w:lsdException w:name="Balloon Text" w:semiHidden="1" w:unhideWhenUsed="1"/>
+    <w:lsdException w:name="Table Grid" w:uiPriority="39"/>
+    <w:lsdException w:name="Table Theme" w:semiHidden="1" w:unhideWhenUsed="1"/>
+    <w:lsdException w:name="Placeholder Text" w:semiHidden="1"/>
+    <w:lsdException w:name="No Spacing" w:uiPriority="1" w:qFormat="1"/>
+    <w:lsdException w:name="Light Shading" w:uiPriority="60"/>
+    <w:lsdException w:name="Light List" w:uiPriority="61"/>
+    <w:lsdException w:name="Light Grid" w:uiPriority="62"/>
+    <w:lsdException w:name="Medium Shading 1" w:uiPriority="63"/>
+    <w:lsdException w:name="Medium Shading 2" w:uiPriority="64"/>
+    <w:lsdException w:name="Medium List 1" w:uiPriority="65"/>
+    <w:lsdException w:name="Medium List 2" w:uiPriority="66"/>
+    <w:lsdException w:name="Medium Grid 1" w:uiPriority="67"/>
+    <w:lsdException w:name="Medium Grid 2" w:uiPriority="68"/>
+    <w:lsdException w:name="Medium Grid 3" w:uiPriority="69"/>
+    <w:lsdException w:name="Dark List" w:uiPriority="70"/>
+    <w:lsdException w:name="Colorful Shading" w:uiPriority="71"/>
+    <w:lsdException w:name="Colorful List" w:uiPriority="72"/>
+    <w:lsdException w:name="Colorful Grid" w:uiPriority="73"/>
+    <w:lsdException w:name="Light Shading Accent 1" w:uiPriority="60"/>
+    <w:lsdException w:name="Light List Accent 1" w:uiPriority="61"/>
+    <w:lsdException w:name="Light Grid Accent 1" w:uiPriority="62"/>
+    <w:lsdException w:name="Medium Shading 1 Accent 1" w:uiPriority="63"/>
+    <w:lsdException w:name="Medium Shading 2 Accent 1" w:uiPriority="64"/>
+    <w:lsdException w:name="Medium List 1 Accent 1" w:uiPriority="65"/>
+    <w:lsdException w:name="Revision" w:semiHidden="1"/>
+    <w:lsdException w:name="List Paragraph" w:uiPriority="34" w:qFormat="1"/>
+    <w:lsdException w:name="Quote" w:uiPriority="29" w:qFormat="1"/>
+    <w:lsdException w:name="Intense Quote" w:uiPriority="30" w:qFormat="1"/>
+    <w:lsdException w:name="Medium List 2 Accent 1" w:uiPriority="66"/>
+    <w:lsdException w:name="Medium Grid 1 Accent 1" w:uiPriority="67"/>
+    <w:lsdException w:name="Medium Grid 2 Accent 1" w:uiPriority="68"/>
+    <w:lsdException w:name="Medium Grid 3 Accent 1" w:uiPriority="69"/>
+    <w:lsdException w:name="Dark List Accent 1" w:uiPriority="70"/>
+    <w:lsdException w:name="Colorful Shading Accent 1" w:uiPriority="71"/>
+    <w:lsdException w:name="Colorful List Accent 1" w:uiPriority="72"/>
+    <w:lsdException w:name="Colorful Grid Accent 1" w:uiPriority="73"/>
+    <w:lsdException w:name="Light Shading Accent 2" w:uiPriority="60"/>
+    <w:lsdException w:name="Light List Accent 2" w:uiPriority="61"/>
+    <w:lsdException w:name="Light Grid Accent 2" w:uiPriority="62"/>
+    <w:lsdException w:name="Medium Shading 1 Accent 2" w:uiPriority="63"/>
+    <w:lsdException w:name="Medium Shading 2 Accent 2" w:uiPriority="64"/>
+    <w:lsdException w:name="Medium List 1 Accent 2" w:uiPriority="65"/>
+    <w:lsdException w:name="Medium List 2 Accent 2" w:uiPriority="66"/>
+    <w:lsdException w:name="Medium Grid 1 Accent 2" w:uiPriority="67"/>
+    <w:lsdException w:name="Medium Grid 2 Accent 2" w:uiPriority="68"/>
+    <w:lsdException w:name="Medium Grid 3 Accent 2" w:uiPriority="69"/>
+    <w:lsdException w:name="Dark List Accent 2" w:uiPriority="70"/>
+    <w:lsdException w:name="Colorful Shading Accent 2" w:uiPriority="71"/>
+    <w:lsdException w:name="Colorful List Accent 2" w:uiPriority="72"/>
+    <w:lsdException w:name="Colorful Grid Accent 2" w:uiPriority="73"/>
+    <w:lsdException w:name="Light Shading Accent 3" w:uiPriority="60"/>
+    <w:lsdException w:name="Light List Accent 3" w:uiPriority="61"/>
+    <w:lsdException w:name="Light Grid Accent 3" w:uiPriority="62"/>
+    <w:lsdException w:name="Medium Shading 1 Accent 3" w:uiPriority="63"/>
+    <w:lsdException w:name="Medium Shading 2 Accent 3" w:uiPriority="64"/>
+    <w:lsdException w:name="Medium List 1 Accent 3" w:uiPriority="65"/>
+    <w:lsdException w:name="Medium List 2 Accent 3" w:uiPriority="66"/>
+    <w:lsdException w:name="Medium Grid 1 Accent 3" w:uiPriority="67"/>
+    <w:lsdException w:name="Medium Grid 2 Accent 3" w:uiPriority="68"/>
+    <w:lsdException w:name="Medium Grid 3 Accent 3" w:uiPriority="69"/>
+    <w:lsdException w:name="Dark List Accent 3" w:uiPriority="70"/>
+    <w:lsdException w:name="Colorful Shading Accent 3" w:uiPriority="71"/>
+    <w:lsdException w:name="Colorful List Accent 3" w:uiPriority="72"/>
+    <w:lsdException w:name="Colorful Grid Accent 3" w:uiPriority="73"/>
+    <w:lsdException w:name="Light Shading Accent 4" w:uiPriority="60"/>
+    <w:lsdException w:name="Light List Accent 4" w:uiPriority="61"/>
+    <w:lsdException w:name="Light Grid Accent 4" w:uiPriority="62"/>
+    <w:lsdException w:name="Medium Shading 1 Accent 4" w:uiPriority="63"/>
+    <w:lsdException w:name="Medium Shading 2 Accent 4" w:uiPriority="64"/>
+    <w:lsdException w:name="Medium List 1 Accent 4" w:uiPriority="65"/>
+    <w:lsdException w:name="Medium List 2 Accent 4" w:uiPriority="66"/>
+    <w:lsdException w:name="Medium Grid 1 Accent 4" w:uiPriority="67"/>
+    <w:lsdException w:name="Medium Grid 2 Accent 4" w:uiPriority="68"/>
+    <w:lsdException w:name="Medium Grid 3 Accent 4" w:uiPriority="69"/>
+    <w:lsdException w:name="Dark List Accent 4" w:uiPriority="70"/>
+    <w:lsdException w:name="Colorful Shading Accent 4" w:uiPriority="71"/>
+    <w:lsdException w:name="Colorful List Accent 4" w:uiPriority="72"/>
+    <w:lsdException w:name="Colorful Grid Accent 4" w:uiPriority="73"/>
+    <w:lsdException w:name="Light Shading Accent 5" w:uiPriority="60"/>
+    <w:lsdException w:name="Light List Accent 5" w:uiPriority="61"/>
+    <w:lsdException w:name="Light Grid Accent 5" w:uiPriority="62"/>
+    <w:lsdException w:name="Medium Shading 1 Accent 5" w:uiPriority="63"/>
+    <w:lsdException w:name="Medium Shading 2 Accent 5" w:uiPriority="64"/>
+    <w:lsdException w:name="Medium List 1 Accent 5" w:uiPriority="65"/>
+    <w:lsdException w:name="Medium List 2 Accent 5" w:uiPriority="66"/>
+    <w:lsdException w:name="Medium Grid 1 Accent 5" w:uiPriority="67"/>
+    <w:lsdException w:name="Medium Grid 2 Accent 5" w:uiPriority="68"/>
+    <w:lsdException w:name="Medium Grid 3 Accent 5" w:uiPriority="69"/>
+    <w:lsdException w:name="Dark List Accent 5" w:uiPriority="70"/>
+    <w:lsdException w:name="Colorful Shading Accent 5" w:uiPriority="71"/>
+    <w:lsdException w:name="Colorful List Accent 5" w:uiPriority="72"/>
+    <w:lsdException w:name="Colorful Grid Accent 5" w:uiPriority="73"/>
+    <w:lsdException w:name="Light Shading Accent 6" w:uiPriority="60"/>
+    <w:lsdException w:name="Light List Accent 6" w:uiPriority="61"/>
+    <w:lsdException w:name="Light Grid Accent 6" w:uiPriority="62"/>
+    <w:lsdException w:name="Medium Shading 1 Accent 6" w:uiPriority="63"/>
+    <w:lsdException w:name="Medium Shading 2 Accent 6" w:uiPriority="64"/>
+    <w:lsdException w:name="Medium List 1 Accent 6" w:uiPriority="65"/>
+    <w:lsdException w:name="Medium List 2 Accent 6" w:uiPriority="66"/>
+    <w:lsdException w:name="Medium Grid 1 Accent 6" w:uiPriority="67"/>
+    <w:lsdException w:name="Medium Grid 2 Accent 6" w:uiPriority="68"/>
+    <w:lsdException w:name="Medium Grid 3 Accent 6" w:uiPriority="69"/>
+    <w:lsdException w:name="Dark List Accent 6" w:uiPriority="70"/>
+    <w:lsdException w:name="Colorful Shading Accent 6" w:uiPriority="71"/>
+    <w:lsdException w:name="Colorful List Accent 6" w:uiPriority="72"/>
+    <w:lsdException w:name="Colorful Grid Accent 6" w:uiPriority="73"/>
+    <w:lsdException w:name="Subtle Emphasis" w:uiPriority="19" w:qFormat="1"/>
+    <w:lsdException w:name="Intense Emphasis" w:uiPriority="21" w:qFormat="1"/>
+    <w:lsdException w:name="Subtle Reference" w:uiPriority="31" w:qFormat="1"/>
+    <w:lsdException w:name="Intense Reference" w:uiPriority="32" w:qFormat="1"/>
+    <w:lsdException w:name="Book Title" w:uiPriority="33" w:qFormat="1"/>
+    <w:lsdException w:name="Bibliography" w:semiHidden="1" w:uiPriority="37" w:unhideWhenUsed="1"/>
+    <w:lsdException w:name="TOC Heading" w:semiHidden="1" w:uiPriority="39" w:unhideWhenUsed="1" w:qFormat="1"/>
+    <w:lsdException w:name="Plain Table 1" w:uiPriority="41"/>
+    <w:lsdException w:name="Plain Table 2" w:uiPriority="42"/>
+    <w:lsdException w:name="Plain Table 3" w:uiPriority="43"/>
+    <w:lsdException w:name="Plain Table 4" w:uiPriority="44"/>
+    <w:lsdException w:name="Plain Table 5" w:uiPriority="45"/>
+    <w:lsdException w:name="Grid Table Light" w:uiPriority="40"/>
+    <w:lsdException w:name="Grid Table 1 Light" w:uiPriority="46"/>
+    <w:lsdException w:name="Grid Table 2" w:uiPriority="47"/>
+    <w:lsdException w:name="Grid Table 3" w:uiPriority="48"/>
+    <w:lsdException w:name="Grid Table 4" w:uiPriority="49"/>
+    <w:lsdException w:name="Grid Table 5 Dark" w:uiPriority="50"/>
+    <w:lsdException w:name="Grid Table 6 Colorful" w:uiPriority="51"/>
+    <w:lsdException w:name="Grid Table 7 Colorful" w:uiPriority="52"/>
+    <w:lsdException w:name="Grid Table 1 Light Accent 1" w:uiPriority="46"/>
+    <w:lsdException w:name="Grid Table 2 Accent 1" w:uiPriority="47"/>
+    <w:lsdException w:name="Grid Table 3 Accent 1" w:uiPriority="48"/>
+    <w:lsdException w:name="Grid Table 4 Accent 1" w:uiPriority="49"/>
+    <w:lsdException w:name="Grid Table 5 Dark Accent 1" w:uiPriority="50"/>
+    <w:lsdException w:name="Grid Table 6 Colorful Accent 1" w:uiPriority="51"/>
+    <w:lsdException w:name="Grid Table 7 Colorful Accent 1" w:uiPriority="52"/>
+    <w:lsdException w:name="Grid Table 1 Light Accent 2" w:uiPriority="46"/>
+    <w:lsdException w:name="Grid Table 2 Accent 2" w:uiPriority="47"/>
+    <w:lsdException w:name="Grid Table 3 Accent 2" w:uiPriority="48"/>
+    <w:lsdException w:name="Grid Table 4 Accent 2" w:uiPriority="49"/>
+    <w:lsdException w:name="Grid Table 5 Dark Accent 2" w:uiPriority="50"/>
+    <w:lsdException w:name="Grid Table 6 Colorful Accent 2" w:uiPriority="51"/>
+    <w:lsdException w:name="Grid Table 7 Colorful Accent 2" w:uiPriority="52"/>
+    <w:lsdException w:name="Grid Table 1 Light Accent 3" w:uiPriority="46"/>
+    <w:lsdException w:name="Grid Table 2 Accent 3" w:uiPriority="47"/>
+    <w:lsdException w:name="Grid Table 3 Accent 3" w:uiPriority="48"/>
+    <w:lsdException w:name="Grid Table 4 Accent 3" w:uiPriority="49"/>
+    <w:lsdException w:name="Grid Table 5 Dark Accent 3" w:uiPriority="50"/>
+    <w:lsdException w:name="Grid Table 6 Colorful Accent 3" w:uiPriority="51"/>
+    <w:lsdException w:name="Grid Table 7 Colorful Accent 3" w:uiPriority="52"/>
+    <w:lsdException w:name="Grid Table 1 Light Accent 4" w:uiPriority="46"/>
+    <w:lsdException w:name="Grid Table 2 Accent 4" w:uiPriority="47"/>
+    <w:lsdException w:name="Grid Table 3 Accent 4" w:uiPriority="48"/>
+    <w:lsdException w:name="Grid Table 4 Accent 4" w:uiPriority="49"/>
+    <w:lsdException w:name="Grid Table 5 Dark Accent 4" w:uiPriority="50"/>
+    <w:lsdException w:name="Grid Table 6 Colorful Accent 4" w:uiPriority="51"/>
+    <w:lsdException w:name="Grid Table 7 Colorful Accent 4" w:uiPriority="52"/>
+    <w:lsdException w:name="Grid Table 1 Light Accent 5" w:uiPriority="46"/>
+    <w:lsdException w:name="Grid Table 2 Accent 5" w:uiPriority="47"/>
+    <w:lsdException w:name="Grid Table 3 Accent 5" w:uiPriority="48"/>
+    <w:lsdException w:name="Grid Table 4 Accent 5" w:uiPriority="49"/>
+    <w:lsdException w:name="Grid Table 5 Dark Accent 5" w:uiPriority="50"/>
+    <w:lsdException w:name="Grid Table 6 Colorful Accent 5" w:uiPriority="51"/>
+    <w:lsdException w:name="Grid Table 7 Colorful Accent 5" w:uiPriority="52"/>
+    <w:lsdException w:name="Grid Table 1 Light Accent 6" w:uiPriority="46"/>
+    <w:lsdException w:name="Grid Table 2 Accent 6" w:uiPriority="47"/>
+    <w:lsdException w:name="Grid Table 3 Accent 6" w:uiPriority="48"/>
+    <w:lsdException w:name="Grid Table 4 Accent 6" w:uiPriority="49"/>
+    <w:lsdException w:name="Grid Table 5 Dark Accent 6" w:uiPriority="50"/>
+    <w:lsdException w:name="Grid Table 6 Colorful Accent 6" w:uiPriority="51"/>
+    <w:lsdException w:name="Grid Table 7 Colorful Accent 6" w:uiPriority="52"/>
+    <w:lsdException w:name="List Table 1 Light" w:uiPriority="46"/>
+    <w:lsdException w:name="List Table 2" w:uiPriority="47"/>
+    <w:lsdException w:name="List Table 3" w:uiPriority="48"/>
+    <w:lsdException w:name="List Table 4" w:uiPriority="49"/>
+    <w:lsdException w:name="List Table 5 Dark" w:uiPriority="50"/>
+    <w:lsdException w:name="List Table 6 Colorful" w:uiPriority="51"/>
+    <w:lsdException w:name="List Table 7 Colorful" w:uiPriority="52"/>
+    <w:lsdException w:name="List Table 1 Light Accent 1" w:uiPriority="46"/>
+    <w:lsdException w:name="List Table 2 Accent 1" w:uiPriority="47"/>
+    <w:lsdException w:name="List Table 3 Accent 1" w:uiPriority="48"/>
+    <w:lsdException w:name="List Table 4 Accent 1" w:uiPriority="49"/>
+    <w:lsdException w:name="List Table 5 Dark Accent 1" w:uiPriority="50"/>
+    <w:lsdException w:name="List Table 6 Colorful Accent 1" w:uiPriority="51"/>
+    <w:lsdException w:name="List Table 7 Colorful Accent 1" w:uiPriority="52"/>
+    <w:lsdException w:name="List Table 1 Light Accent 2" w:uiPriority="46"/>
+    <w:lsdException w:name="List Table 2 Accent 2" w:uiPriority="47"/>
+    <w:lsdException w:name="List Table 3 Accent 2" w:uiPriority="48"/>
+    <w:lsdException w:name="List Table 4 Accent 2" w:uiPriority="49"/>
+    <w:lsdException w:name="List Table 5 Dark Accent 2" w:uiPriority="50"/>
+    <w:lsdException w:name="List Table 6 Colorful Accent 2" w:uiPriority="51"/>
+    <w:lsdException w:name="List Table 7 Colorful Accent 2" w:uiPriority="52"/>
+    <w:lsdException w:name="List Table 1 Light Accent 3" w:uiPriority="46"/>
+    <w:lsdException w:name="List Table 2 Accent 3" w:uiPriority="47"/>
+    <w:lsdException w:name="List Table 3 Accent 3" w:uiPriority="48"/>
+    <w:lsdException w:name="List Table 4 Accent 3" w:uiPriority="49"/>
+    <w:lsdException w:name="List Table 5 Dark Accent 3" w:uiPriority="50"/>
+    <w:lsdException w:name="List Table 6 Colorful Accent 3" w:uiPriority="51"/>
+    <w:lsdException w:name="List Table 7 Colorful Accent 3" w:uiPriority="52"/>
+    <w:lsdException w:name="List Table 1 Light Accent 4" w:uiPriority="46"/>
+    <w:lsdException w:name="List Table 2 Accent 4" w:uiPriority="47"/>
+    <w:lsdException w:name="List Table 3 Accent 4" w:uiPriority="48"/>
+    <w:lsdException w:name="List Table 4 Accent 4" w:uiPriority="49"/>
+    <w:lsdException w:name="List Table 5 Dark Accent 4" w:uiPriority="50"/>
+    <w:lsdException w:name="List Table 6 Colorful Accent 4" w:uiPriority="51"/>
+    <w:lsdException w:name="List Table 7 Colorful Accent 4" w:uiPriority="52"/>
+    <w:lsdException w:name="List Table 1 Light Accent 5" w:uiPriority="46"/>
+    <w:lsdException w:name="List Table 2 Accent 5" w:uiPriority="47"/>
+    <w:lsdException w:name="List Table 3 Accent 5" w:uiPriority="48"/>
+    <w:lsdException w:name="List Table 4 Accent 5" w:uiPriority="49"/>
+    <w:lsdException w:name="List Table 5 Dark Accent 5" w:uiPriority="50"/>
+    <w:lsdException w:name="List Table 6 Colorful Accent 5" w:uiPriority="51"/>
+    <w:lsdException w:name="List Table 7 Colorful Accent 5" w:uiPriority="52"/>
+    <w:lsdException w:name="List Table 1 Light Accent 6" w:uiPriority="46"/>
+    <w:lsdException w:name="List Table 2 Accent 6" w:uiPriority="47"/>
+    <w:lsdException w:name="List Table 3 Accent 6" w:uiPriority="48"/>
+    <w:lsdException w:name="List Table 4 Accent 6" w:uiPriority="49"/>
+    <w:lsdException w:name="List Table 5 Dark Accent 6" w:uiPriority="50"/>
+    <w:lsdException w:name="List Table 6 Colorful Accent 6" w:uiPriority="51"/>
+    <w:lsdException w:name="List Table 7 Colorful Accent 6" w:uiPriority="52"/>
+    <w:lsdException w:name="Mention" w:semiHidden="1" w:unhideWhenUsed="1"/>
+    <w:lsdException w:name="Smart Hyperlink" w:semiHidden="1" w:unhideWhenUsed="1"/>
+    <w:lsdException w:name="Hashtag" w:semiHidden="1" w:unhideWhenUsed="1"/>
+    <w:lsdException w:name="Unresolved Mention" w:semiHidden="1" w:unhideWhenUsed="1"/>
+    <w:lsdException w:name="Smart Link" w:semiHidden="1" w:unhideWhenUsed="1"/>
   </w:latentStyles>
   <w:style w:type="paragraph" w:default="1" w:styleId="Normal">
     <w:name w:val="Normal"/>
@@ -6951,1745 +7103,7 @@
     <w:qFormat/>
     <w:rsid w:val="000F4FEF"/>
   </w:style>
-  <w:style w:type="character" w:customStyle="1" w:styleId="UnresolvedMention">
-    <w:name w:val="Unresolved Mention"/>
-    <w:basedOn w:val="DefaultParagraphFont"/>
-    <w:uiPriority w:val="99"/>
-    <w:semiHidden/>
-    <w:unhideWhenUsed/>
-    <w:rsid w:val="005E785C"/>
-    <w:rPr>
-      <w:color w:val="605E5C"/>
-      <w:shd w:val="clear" w:color="auto" w:fill="E1DFDD"/>
-    </w:rPr>
-  </w:style>
-  <w:style w:type="paragraph" w:customStyle="1" w:styleId="interviewsituationcondition">
-    <w:name w:val="interview situation condition"/>
-    <w:basedOn w:val="Heading1"/>
-    <w:next w:val="Heading2"/>
-    <w:qFormat/>
-    <w:rsid w:val="000F4FEF"/>
-    <w:pPr>
-      <w:keepNext/>
-      <w:keepLines/>
-      <w:pBdr>
-        <w:bottom w:val="none" w:sz="0" w:space="0" w:color="auto"/>
-      </w:pBdr>
-      <w:spacing w:after="60" w:afterAutospacing="0"/>
-    </w:pPr>
-    <w:rPr>
-      <w:rFonts w:asciiTheme="majorHAnsi" w:eastAsiaTheme="majorEastAsia" w:hAnsiTheme="majorHAnsi" w:cstheme="majorBidi"/>
-      <w:color w:val="FF0000"/>
-      <w:spacing w:val="0"/>
-      <w:sz w:val="24"/>
-      <w:szCs w:val="26"/>
-    </w:rPr>
-  </w:style>
-  <w:style w:type="paragraph" w:customStyle="1" w:styleId="heading">
-    <w:name w:val="heading"/>
-    <w:basedOn w:val="Normal"/>
-    <w:rsid w:val="00DD3DDA"/>
-    <w:pPr>
-      <w:spacing w:before="100" w:after="100"/>
-    </w:pPr>
-    <w:rPr>
-      <w:rFonts w:ascii="Times New Roman" w:eastAsia="Times New Roman" w:hAnsi="Times New Roman" w:cs="Times New Roman"/>
-      <w:sz w:val="24"/>
-      <w:szCs w:val="24"/>
-    </w:rPr>
-  </w:style>
-  <w:style w:type="character" w:customStyle="1" w:styleId="Interviewpinknote">
-    <w:name w:val="Interview pink note"/>
-    <w:basedOn w:val="BodyChar"/>
-    <w:uiPriority w:val="1"/>
-    <w:qFormat/>
-    <w:rsid w:val="00DD3DDA"/>
-    <w:rPr>
-      <w:rFonts w:ascii="Helvetica" w:eastAsiaTheme="minorHAnsi" w:hAnsi="Helvetica" w:cs="Tahoma"/>
-      <w:b w:val="0"/>
-      <w:bCs/>
-      <w:color w:val="FF99FF"/>
-      <w:sz w:val="24"/>
-      <w:szCs w:val="24"/>
-    </w:rPr>
-  </w:style>
-  <w:style w:type="paragraph" w:customStyle="1" w:styleId="interviewsituationp">
-    <w:name w:val="interview situation p"/>
-    <w:basedOn w:val="Body"/>
-    <w:next w:val="interviewsituationcondition"/>
-    <w:qFormat/>
-    <w:rsid w:val="00DD3DDA"/>
-    <w:pPr>
-      <w:spacing w:before="240" w:after="0" w:line="240" w:lineRule="auto"/>
-      <w:contextualSpacing/>
-    </w:pPr>
-  </w:style>
-  <w:style w:type="character" w:customStyle="1" w:styleId="Heading5Char">
-    <w:name w:val="Heading 5 Char"/>
-    <w:basedOn w:val="DefaultParagraphFont"/>
-    <w:link w:val="Heading5"/>
-    <w:uiPriority w:val="9"/>
-    <w:rsid w:val="000F4FEF"/>
-    <w:rPr>
-      <w:rFonts w:ascii="Arial" w:hAnsi="Arial" w:cs="Arial"/>
-      <w:color w:val="666666"/>
-    </w:rPr>
-  </w:style>
-  <w:style w:type="character" w:customStyle="1" w:styleId="Heading6Char">
-    <w:name w:val="Heading 6 Char"/>
-    <w:basedOn w:val="DefaultParagraphFont"/>
-    <w:link w:val="Heading6"/>
-    <w:uiPriority w:val="9"/>
-    <w:semiHidden/>
-    <w:rsid w:val="000F4FEF"/>
-    <w:rPr>
-      <w:rFonts w:ascii="Arial" w:hAnsi="Arial" w:cs="Arial"/>
-      <w:i/>
-      <w:color w:val="666666"/>
-    </w:rPr>
-  </w:style>
-  <w:style w:type="paragraph" w:styleId="TOC1">
-    <w:name w:val="toc 1"/>
-    <w:basedOn w:val="Normal"/>
-    <w:next w:val="Normal"/>
-    <w:autoRedefine/>
-    <w:uiPriority w:val="39"/>
-    <w:unhideWhenUsed/>
-    <w:rsid w:val="000F4FEF"/>
-    <w:pPr>
-      <w:spacing w:after="100"/>
-    </w:pPr>
-  </w:style>
-  <w:style w:type="paragraph" w:styleId="TOC2">
-    <w:name w:val="toc 2"/>
-    <w:basedOn w:val="Normal"/>
-    <w:next w:val="Normal"/>
-    <w:autoRedefine/>
-    <w:uiPriority w:val="39"/>
-    <w:unhideWhenUsed/>
-    <w:rsid w:val="000F4FEF"/>
-    <w:pPr>
-      <w:spacing w:after="100"/>
-      <w:ind w:left="240"/>
-    </w:pPr>
-  </w:style>
-  <w:style w:type="paragraph" w:styleId="TOC3">
-    <w:name w:val="toc 3"/>
-    <w:basedOn w:val="Normal"/>
-    <w:next w:val="Normal"/>
-    <w:autoRedefine/>
-    <w:uiPriority w:val="39"/>
-    <w:unhideWhenUsed/>
-    <w:rsid w:val="000F4FEF"/>
-    <w:pPr>
-      <w:spacing w:after="100"/>
-      <w:ind w:left="480"/>
-    </w:pPr>
-  </w:style>
-  <w:style w:type="paragraph" w:styleId="CommentText">
-    <w:name w:val="annotation text"/>
-    <w:basedOn w:val="Normal"/>
-    <w:link w:val="CommentTextChar"/>
-    <w:uiPriority w:val="99"/>
-    <w:unhideWhenUsed/>
-    <w:qFormat/>
-    <w:rsid w:val="000F4FEF"/>
-    <w:rPr>
-      <w:sz w:val="20"/>
-      <w:szCs w:val="20"/>
-    </w:rPr>
-  </w:style>
-  <w:style w:type="character" w:customStyle="1" w:styleId="CommentTextChar">
-    <w:name w:val="Comment Text Char"/>
-    <w:basedOn w:val="DefaultParagraphFont"/>
-    <w:link w:val="CommentText"/>
-    <w:uiPriority w:val="99"/>
-    <w:qFormat/>
-    <w:rsid w:val="000F4FEF"/>
-    <w:rPr>
-      <w:rFonts w:ascii="Arial" w:hAnsi="Arial" w:cs="Arial"/>
-      <w:sz w:val="20"/>
-      <w:szCs w:val="20"/>
-    </w:rPr>
-  </w:style>
-  <w:style w:type="paragraph" w:styleId="Header">
-    <w:name w:val="header"/>
-    <w:basedOn w:val="Normal"/>
-    <w:link w:val="HeaderChar"/>
-    <w:uiPriority w:val="99"/>
-    <w:unhideWhenUsed/>
-    <w:rsid w:val="000F4FEF"/>
-    <w:pPr>
-      <w:tabs>
-        <w:tab w:val="center" w:pos="4680"/>
-        <w:tab w:val="right" w:pos="9360"/>
-      </w:tabs>
-    </w:pPr>
-  </w:style>
-  <w:style w:type="character" w:customStyle="1" w:styleId="HeaderChar">
-    <w:name w:val="Header Char"/>
-    <w:basedOn w:val="DefaultParagraphFont"/>
-    <w:link w:val="Header"/>
-    <w:uiPriority w:val="99"/>
-    <w:rsid w:val="000F4FEF"/>
-    <w:rPr>
-      <w:rFonts w:ascii="Arial" w:hAnsi="Arial" w:cs="Arial"/>
-    </w:rPr>
-  </w:style>
-  <w:style w:type="character" w:styleId="CommentReference">
-    <w:name w:val="annotation reference"/>
-    <w:basedOn w:val="DefaultParagraphFont"/>
-    <w:uiPriority w:val="99"/>
-    <w:semiHidden/>
-    <w:unhideWhenUsed/>
-    <w:qFormat/>
-    <w:rsid w:val="000F4FEF"/>
-    <w:rPr>
-      <w:sz w:val="16"/>
-      <w:szCs w:val="16"/>
-    </w:rPr>
-  </w:style>
-  <w:style w:type="paragraph" w:styleId="Title">
-    <w:name w:val="Title"/>
-    <w:basedOn w:val="Normal"/>
-    <w:next w:val="Normal"/>
-    <w:link w:val="TitleChar"/>
-    <w:uiPriority w:val="10"/>
-    <w:qFormat/>
-    <w:rsid w:val="000F4FEF"/>
-    <w:pPr>
-      <w:spacing w:before="0" w:beforeAutospacing="0" w:after="100" w:line="276" w:lineRule="auto"/>
-    </w:pPr>
-    <w:rPr>
-      <w:rFonts w:ascii="Helvetica" w:hAnsi="Helvetica" w:cs="Helvetica"/>
-      <w:color w:val="0A2A78"/>
-      <w:spacing w:val="-2"/>
-      <w:sz w:val="48"/>
-      <w:szCs w:val="24"/>
-    </w:rPr>
-  </w:style>
-  <w:style w:type="character" w:customStyle="1" w:styleId="TitleChar">
-    <w:name w:val="Title Char"/>
-    <w:basedOn w:val="DefaultParagraphFont"/>
-    <w:link w:val="Title"/>
-    <w:uiPriority w:val="10"/>
-    <w:qFormat/>
-    <w:rsid w:val="000F4FEF"/>
-    <w:rPr>
-      <w:rFonts w:ascii="Helvetica" w:hAnsi="Helvetica" w:cs="Helvetica"/>
-      <w:color w:val="0A2A78"/>
-      <w:spacing w:val="-2"/>
-      <w:sz w:val="48"/>
-      <w:szCs w:val="24"/>
-    </w:rPr>
-  </w:style>
-  <w:style w:type="paragraph" w:styleId="Subtitle">
-    <w:name w:val="Subtitle"/>
-    <w:basedOn w:val="Normal"/>
-    <w:next w:val="Normal"/>
-    <w:link w:val="SubtitleChar"/>
-    <w:uiPriority w:val="11"/>
-    <w:qFormat/>
-    <w:rsid w:val="000F4FEF"/>
-    <w:pPr>
-      <w:keepNext/>
-      <w:keepLines/>
-      <w:spacing w:after="320"/>
-    </w:pPr>
-    <w:rPr>
-      <w:color w:val="666666"/>
-      <w:sz w:val="30"/>
-      <w:szCs w:val="30"/>
-    </w:rPr>
-  </w:style>
-  <w:style w:type="character" w:customStyle="1" w:styleId="SubtitleChar">
-    <w:name w:val="Subtitle Char"/>
-    <w:basedOn w:val="DefaultParagraphFont"/>
-    <w:link w:val="Subtitle"/>
-    <w:uiPriority w:val="11"/>
-    <w:rsid w:val="000F4FEF"/>
-    <w:rPr>
-      <w:rFonts w:ascii="Arial" w:hAnsi="Arial" w:cs="Arial"/>
-      <w:color w:val="666666"/>
-      <w:sz w:val="30"/>
-      <w:szCs w:val="30"/>
-    </w:rPr>
-  </w:style>
-  <w:style w:type="character" w:styleId="FollowedHyperlink">
-    <w:name w:val="FollowedHyperlink"/>
-    <w:basedOn w:val="DefaultParagraphFont"/>
-    <w:uiPriority w:val="99"/>
-    <w:semiHidden/>
-    <w:unhideWhenUsed/>
-    <w:rsid w:val="000F4FEF"/>
-    <w:rPr>
-      <w:color w:val="954F72" w:themeColor="followedHyperlink"/>
-      <w:u w:val="single"/>
-    </w:rPr>
-  </w:style>
-  <w:style w:type="character" w:styleId="Strong">
-    <w:name w:val="Strong"/>
-    <w:basedOn w:val="DefaultParagraphFont"/>
-    <w:uiPriority w:val="22"/>
-    <w:qFormat/>
-    <w:rsid w:val="000F4FEF"/>
-    <w:rPr>
-      <w:b/>
-      <w:bCs/>
-    </w:rPr>
-  </w:style>
-  <w:style w:type="character" w:styleId="Emphasis">
-    <w:name w:val="Emphasis"/>
-    <w:basedOn w:val="DefaultParagraphFont"/>
-    <w:uiPriority w:val="20"/>
-    <w:qFormat/>
-    <w:rsid w:val="000F4FEF"/>
-    <w:rPr>
-      <w:i/>
-      <w:iCs/>
-    </w:rPr>
-  </w:style>
-  <w:style w:type="paragraph" w:styleId="PlainText">
-    <w:name w:val="Plain Text"/>
-    <w:basedOn w:val="Normal"/>
-    <w:link w:val="PlainTextChar"/>
-    <w:uiPriority w:val="99"/>
-    <w:semiHidden/>
-    <w:unhideWhenUsed/>
-    <w:rsid w:val="00DD3DDA"/>
-    <w:pPr>
-      <w:spacing w:after="0"/>
-    </w:pPr>
-    <w:rPr>
-      <w:sz w:val="24"/>
-      <w:szCs w:val="21"/>
-    </w:rPr>
-  </w:style>
-  <w:style w:type="character" w:customStyle="1" w:styleId="PlainTextChar">
-    <w:name w:val="Plain Text Char"/>
-    <w:basedOn w:val="DefaultParagraphFont"/>
-    <w:link w:val="PlainText"/>
-    <w:uiPriority w:val="99"/>
-    <w:semiHidden/>
-    <w:rsid w:val="00DD3DDA"/>
-    <w:rPr>
-      <w:rFonts w:ascii="Arial" w:hAnsi="Arial" w:cs="Arial"/>
-      <w:sz w:val="24"/>
-      <w:szCs w:val="21"/>
-    </w:rPr>
-  </w:style>
-  <w:style w:type="paragraph" w:styleId="NormalWeb">
-    <w:name w:val="Normal (Web)"/>
-    <w:basedOn w:val="Normal"/>
-    <w:uiPriority w:val="99"/>
-    <w:unhideWhenUsed/>
-    <w:rsid w:val="000F4FEF"/>
-    <w:pPr>
-      <w:spacing w:before="100" w:after="100"/>
-    </w:pPr>
-    <w:rPr>
-      <w:rFonts w:ascii="Times New Roman" w:eastAsia="Times New Roman" w:hAnsi="Times New Roman" w:cs="Times New Roman"/>
-      <w:sz w:val="24"/>
-      <w:szCs w:val="24"/>
-    </w:rPr>
-  </w:style>
-  <w:style w:type="paragraph" w:styleId="HTMLPreformatted">
-    <w:name w:val="HTML Preformatted"/>
-    <w:basedOn w:val="Normal"/>
-    <w:link w:val="HTMLPreformattedChar"/>
-    <w:uiPriority w:val="99"/>
-    <w:semiHidden/>
-    <w:unhideWhenUsed/>
-    <w:rsid w:val="000F4FEF"/>
-    <w:pPr>
-      <w:tabs>
-        <w:tab w:val="left" w:pos="916"/>
-        <w:tab w:val="left" w:pos="1832"/>
-        <w:tab w:val="left" w:pos="2748"/>
-        <w:tab w:val="left" w:pos="3664"/>
-        <w:tab w:val="left" w:pos="4580"/>
-        <w:tab w:val="left" w:pos="5496"/>
-        <w:tab w:val="left" w:pos="6412"/>
-        <w:tab w:val="left" w:pos="7328"/>
-        <w:tab w:val="left" w:pos="8244"/>
-        <w:tab w:val="left" w:pos="9160"/>
-        <w:tab w:val="left" w:pos="10076"/>
-        <w:tab w:val="left" w:pos="10992"/>
-        <w:tab w:val="left" w:pos="11908"/>
-        <w:tab w:val="left" w:pos="12824"/>
-        <w:tab w:val="left" w:pos="13740"/>
-        <w:tab w:val="left" w:pos="14656"/>
-      </w:tabs>
-      <w:spacing w:before="0" w:beforeAutospacing="0" w:after="0" w:afterAutospacing="0"/>
-    </w:pPr>
-    <w:rPr>
-      <w:rFonts w:ascii="Courier New" w:eastAsia="Times New Roman" w:hAnsi="Courier New" w:cs="Courier New"/>
-      <w:sz w:val="20"/>
-      <w:szCs w:val="20"/>
-    </w:rPr>
-  </w:style>
-  <w:style w:type="character" w:customStyle="1" w:styleId="HTMLPreformattedChar">
-    <w:name w:val="HTML Preformatted Char"/>
-    <w:basedOn w:val="DefaultParagraphFont"/>
-    <w:link w:val="HTMLPreformatted"/>
-    <w:uiPriority w:val="99"/>
-    <w:semiHidden/>
-    <w:rsid w:val="000F4FEF"/>
-    <w:rPr>
-      <w:rFonts w:ascii="Courier New" w:eastAsia="Times New Roman" w:hAnsi="Courier New" w:cs="Courier New"/>
-      <w:sz w:val="20"/>
-      <w:szCs w:val="20"/>
-    </w:rPr>
-  </w:style>
-  <w:style w:type="paragraph" w:styleId="CommentSubject">
-    <w:name w:val="annotation subject"/>
-    <w:basedOn w:val="CommentText"/>
-    <w:next w:val="CommentText"/>
-    <w:link w:val="CommentSubjectChar"/>
-    <w:uiPriority w:val="99"/>
-    <w:semiHidden/>
-    <w:unhideWhenUsed/>
-    <w:rsid w:val="000F4FEF"/>
-    <w:rPr>
-      <w:b/>
-      <w:bCs/>
-    </w:rPr>
-  </w:style>
-  <w:style w:type="character" w:customStyle="1" w:styleId="CommentSubjectChar">
-    <w:name w:val="Comment Subject Char"/>
-    <w:basedOn w:val="CommentTextChar"/>
-    <w:link w:val="CommentSubject"/>
-    <w:uiPriority w:val="99"/>
-    <w:semiHidden/>
-    <w:rsid w:val="000F4FEF"/>
-    <w:rPr>
-      <w:rFonts w:ascii="Arial" w:hAnsi="Arial" w:cs="Arial"/>
-      <w:b/>
-      <w:bCs/>
-      <w:sz w:val="20"/>
-      <w:szCs w:val="20"/>
-    </w:rPr>
-  </w:style>
-  <w:style w:type="paragraph" w:styleId="BalloonText">
-    <w:name w:val="Balloon Text"/>
-    <w:basedOn w:val="Normal"/>
-    <w:link w:val="BalloonTextChar"/>
-    <w:uiPriority w:val="99"/>
-    <w:semiHidden/>
-    <w:unhideWhenUsed/>
-    <w:rsid w:val="000F4FEF"/>
-    <w:rPr>
-      <w:rFonts w:ascii="Segoe UI" w:hAnsi="Segoe UI" w:cs="Segoe UI"/>
-      <w:sz w:val="18"/>
-      <w:szCs w:val="18"/>
-    </w:rPr>
-  </w:style>
-  <w:style w:type="character" w:customStyle="1" w:styleId="BalloonTextChar">
-    <w:name w:val="Balloon Text Char"/>
-    <w:basedOn w:val="DefaultParagraphFont"/>
-    <w:link w:val="BalloonText"/>
-    <w:uiPriority w:val="99"/>
-    <w:semiHidden/>
-    <w:rsid w:val="000F4FEF"/>
-    <w:rPr>
-      <w:rFonts w:ascii="Segoe UI" w:hAnsi="Segoe UI" w:cs="Segoe UI"/>
-      <w:sz w:val="18"/>
-      <w:szCs w:val="18"/>
-    </w:rPr>
-  </w:style>
-  <w:style w:type="table" w:styleId="TableGrid">
-    <w:name w:val="Table Grid"/>
-    <w:basedOn w:val="TableNormal"/>
-    <w:uiPriority w:val="39"/>
-    <w:rsid w:val="000F4FEF"/>
-    <w:pPr>
-      <w:widowControl w:val="0"/>
-      <w:autoSpaceDE w:val="0"/>
-      <w:autoSpaceDN w:val="0"/>
-      <w:spacing w:beforeAutospacing="0" w:after="0" w:afterAutospacing="0" w:line="240" w:lineRule="auto"/>
-    </w:pPr>
-    <w:rPr>
-      <w:rFonts w:eastAsiaTheme="minorHAnsi"/>
-    </w:rPr>
-    <w:tblPr>
-      <w:tblBorders>
-        <w:top w:val="single" w:sz="4" w:space="0" w:color="auto"/>
-        <w:left w:val="single" w:sz="4" w:space="0" w:color="auto"/>
-        <w:bottom w:val="single" w:sz="4" w:space="0" w:color="auto"/>
-        <w:right w:val="single" w:sz="4" w:space="0" w:color="auto"/>
-        <w:insideH w:val="single" w:sz="4" w:space="0" w:color="auto"/>
-        <w:insideV w:val="single" w:sz="4" w:space="0" w:color="auto"/>
-      </w:tblBorders>
-    </w:tblPr>
-  </w:style>
-  <w:style w:type="paragraph" w:styleId="NoSpacing">
-    <w:name w:val="No Spacing"/>
-    <w:uiPriority w:val="1"/>
-    <w:qFormat/>
-    <w:rsid w:val="00DD3DDA"/>
-    <w:pPr>
-      <w:spacing w:beforeAutospacing="0" w:after="0" w:afterAutospacing="0"/>
-    </w:pPr>
-    <w:rPr>
-      <w:rFonts w:ascii="Helvetica" w:eastAsiaTheme="minorHAnsi" w:hAnsi="Helvetica"/>
-      <w:sz w:val="24"/>
-    </w:rPr>
-  </w:style>
-  <w:style w:type="paragraph" w:styleId="Quote">
-    <w:name w:val="Quote"/>
-    <w:basedOn w:val="Normal"/>
-    <w:next w:val="Normal"/>
-    <w:link w:val="QuoteChar"/>
-    <w:uiPriority w:val="29"/>
-    <w:rsid w:val="000F4FEF"/>
-    <w:pPr>
-      <w:spacing w:before="200" w:after="160"/>
-      <w:ind w:left="864" w:right="864"/>
-      <w:jc w:val="center"/>
-    </w:pPr>
-    <w:rPr>
-      <w:i/>
-      <w:iCs/>
-      <w:color w:val="404040" w:themeColor="text1" w:themeTint="BF"/>
-    </w:rPr>
-  </w:style>
-  <w:style w:type="character" w:customStyle="1" w:styleId="QuoteChar">
-    <w:name w:val="Quote Char"/>
-    <w:basedOn w:val="DefaultParagraphFont"/>
-    <w:link w:val="Quote"/>
-    <w:uiPriority w:val="29"/>
-    <w:rsid w:val="000F4FEF"/>
-    <w:rPr>
-      <w:rFonts w:ascii="Arial" w:hAnsi="Arial" w:cs="Arial"/>
-      <w:i/>
-      <w:iCs/>
-      <w:color w:val="404040" w:themeColor="text1" w:themeTint="BF"/>
-    </w:rPr>
-  </w:style>
-  <w:style w:type="character" w:styleId="SubtleEmphasis">
-    <w:name w:val="Subtle Emphasis"/>
-    <w:basedOn w:val="DefaultParagraphFont"/>
-    <w:uiPriority w:val="19"/>
-    <w:rsid w:val="000F4FEF"/>
-    <w:rPr>
-      <w:i/>
-      <w:iCs/>
-      <w:color w:val="404040" w:themeColor="text1" w:themeTint="BF"/>
-    </w:rPr>
-  </w:style>
-  <w:style w:type="paragraph" w:styleId="TOCHeading">
-    <w:name w:val="TOC Heading"/>
-    <w:basedOn w:val="Heading1"/>
-    <w:next w:val="Normal"/>
-    <w:uiPriority w:val="39"/>
-    <w:unhideWhenUsed/>
-    <w:qFormat/>
-    <w:rsid w:val="000F4FEF"/>
-    <w:pPr>
-      <w:spacing w:before="240" w:after="0" w:line="259" w:lineRule="auto"/>
-      <w:outlineLvl w:val="9"/>
-    </w:pPr>
-    <w:rPr>
-      <w:rFonts w:asciiTheme="majorHAnsi" w:eastAsiaTheme="majorEastAsia" w:hAnsiTheme="majorHAnsi" w:cstheme="majorBidi"/>
-      <w:color w:val="2F5496" w:themeColor="accent1" w:themeShade="BF"/>
-      <w:sz w:val="32"/>
-      <w:szCs w:val="32"/>
-    </w:rPr>
-  </w:style>
-  <w:style w:type="character" w:customStyle="1" w:styleId="BodyChar">
-    <w:name w:val="Body Char"/>
-    <w:basedOn w:val="DefaultParagraphFont"/>
-    <w:link w:val="Body"/>
-    <w:rsid w:val="000F4FEF"/>
-    <w:rPr>
-      <w:rFonts w:ascii="Helvetica" w:eastAsiaTheme="minorHAnsi" w:hAnsi="Helvetica" w:cs="Helvetica"/>
-      <w:sz w:val="24"/>
-      <w:szCs w:val="24"/>
-    </w:rPr>
-  </w:style>
-  <w:style w:type="paragraph" w:customStyle="1" w:styleId="interviewneedsediting">
-    <w:name w:val="interview needs editing"/>
-    <w:basedOn w:val="Normal"/>
-    <w:next w:val="Normal"/>
-    <w:qFormat/>
-    <w:rsid w:val="000F4FEF"/>
-    <w:pPr>
-      <w:shd w:val="clear" w:color="auto" w:fill="FFFF00"/>
-      <w:spacing w:after="60" w:line="360" w:lineRule="auto"/>
-    </w:pPr>
-    <w:rPr>
-      <w:sz w:val="21"/>
-      <w:szCs w:val="21"/>
-    </w:rPr>
-  </w:style>
-  <w:style w:type="table" w:customStyle="1" w:styleId="TableGridLight1">
-    <w:name w:val="Table Grid Light1"/>
-    <w:basedOn w:val="TableNormal"/>
-    <w:uiPriority w:val="40"/>
-    <w:rsid w:val="000F4FEF"/>
-    <w:pPr>
-      <w:spacing w:beforeAutospacing="0" w:after="0" w:afterAutospacing="0" w:line="240" w:lineRule="auto"/>
-    </w:pPr>
-    <w:rPr>
-      <w:rFonts w:eastAsiaTheme="minorHAnsi"/>
-    </w:rPr>
-    <w:tblPr>
-      <w:tblBorders>
-        <w:top w:val="single" w:sz="4" w:space="0" w:color="BFBFBF" w:themeColor="background1" w:themeShade="BF"/>
-        <w:left w:val="single" w:sz="4" w:space="0" w:color="BFBFBF" w:themeColor="background1" w:themeShade="BF"/>
-        <w:bottom w:val="single" w:sz="4" w:space="0" w:color="BFBFBF" w:themeColor="background1" w:themeShade="BF"/>
-        <w:right w:val="single" w:sz="4" w:space="0" w:color="BFBFBF" w:themeColor="background1" w:themeShade="BF"/>
-        <w:insideH w:val="single" w:sz="4" w:space="0" w:color="BFBFBF" w:themeColor="background1" w:themeShade="BF"/>
-        <w:insideV w:val="single" w:sz="4" w:space="0" w:color="BFBFBF" w:themeColor="background1" w:themeShade="BF"/>
-      </w:tblBorders>
-    </w:tblPr>
-  </w:style>
-</w:styles>
-</file>
-
-<file path=word/stylesWithEffects.xml><?xml version="1.0" encoding="utf-8"?>
-<w:styles xmlns:wpc="http://schemas.microsoft.com/office/word/2010/wordprocessingCanvas" xmlns:mc="http://schemas.openxmlformats.org/markup-compatibility/2006" xmlns:o="urn:schemas-microsoft-com:office:office" xmlns:r="http://schemas.openxmlformats.org/officeDocument/2006/relationships" xmlns:m="http://schemas.openxmlformats.org/officeDocument/2006/math" xmlns:v="urn:schemas-microsoft-com:vml" xmlns:wp14="http://schemas.microsoft.com/office/word/2010/wordprocessingDrawing" xmlns:wp="http://schemas.openxmlformats.org/drawingml/2006/wordprocessingDrawing" xmlns:w10="urn:schemas-microsoft-com:office:word" xmlns:w="http://schemas.openxmlformats.org/wordprocessingml/2006/main" xmlns:w14="http://schemas.microsoft.com/office/word/2010/wordml" xmlns:wpg="http://schemas.microsoft.com/office/word/2010/wordprocessingGroup" xmlns:wpi="http://schemas.microsoft.com/office/word/2010/wordprocessingInk" xmlns:wne="http://schemas.microsoft.com/office/word/2006/wordml" xmlns:wps="http://schemas.microsoft.com/office/word/2010/wordprocessingShape" mc:Ignorable="w14 wp14">
-  <w:docDefaults>
-    <w:rPrDefault>
-      <w:rPr>
-        <w:rFonts w:asciiTheme="minorHAnsi" w:eastAsia="Arial" w:hAnsiTheme="minorHAnsi" w:cstheme="minorBidi"/>
-        <w:sz w:val="22"/>
-        <w:szCs w:val="22"/>
-        <w:lang w:val="en-US" w:eastAsia="en-US" w:bidi="ar-SA"/>
-      </w:rPr>
-    </w:rPrDefault>
-    <w:pPrDefault>
-      <w:pPr>
-        <w:spacing w:beforeAutospacing="1" w:after="160" w:afterAutospacing="1" w:line="259" w:lineRule="auto"/>
-      </w:pPr>
-    </w:pPrDefault>
-  </w:docDefaults>
-  <w:latentStyles w:defLockedState="0" w:defUIPriority="99" w:defSemiHidden="1" w:defUnhideWhenUsed="1" w:defQFormat="0" w:count="267">
-    <w:lsdException w:name="Normal" w:semiHidden="0" w:uiPriority="0" w:unhideWhenUsed="0" w:qFormat="1"/>
-    <w:lsdException w:name="heading 1" w:semiHidden="0" w:uiPriority="9" w:unhideWhenUsed="0" w:qFormat="1"/>
-    <w:lsdException w:name="heading 2" w:uiPriority="9" w:qFormat="1"/>
-    <w:lsdException w:name="heading 3" w:uiPriority="9" w:qFormat="1"/>
-    <w:lsdException w:name="heading 4" w:uiPriority="9" w:qFormat="1"/>
-    <w:lsdException w:name="heading 5" w:uiPriority="9" w:qFormat="1"/>
-    <w:lsdException w:name="heading 6" w:uiPriority="9" w:qFormat="1"/>
-    <w:lsdException w:name="heading 7" w:uiPriority="9" w:qFormat="1"/>
-    <w:lsdException w:name="heading 8" w:uiPriority="9" w:qFormat="1"/>
-    <w:lsdException w:name="heading 9" w:uiPriority="9" w:qFormat="1"/>
-    <w:lsdException w:name="toc 1" w:uiPriority="39"/>
-    <w:lsdException w:name="toc 2" w:uiPriority="39"/>
-    <w:lsdException w:name="toc 3" w:uiPriority="39"/>
-    <w:lsdException w:name="toc 4" w:uiPriority="39"/>
-    <w:lsdException w:name="toc 5" w:uiPriority="39"/>
-    <w:lsdException w:name="toc 6" w:uiPriority="39"/>
-    <w:lsdException w:name="toc 7" w:uiPriority="39"/>
-    <w:lsdException w:name="toc 8" w:uiPriority="39"/>
-    <w:lsdException w:name="toc 9" w:uiPriority="39"/>
-    <w:lsdException w:name="annotation text" w:qFormat="1"/>
-    <w:lsdException w:name="caption" w:uiPriority="35" w:qFormat="1"/>
-    <w:lsdException w:name="annotation reference" w:qFormat="1"/>
-    <w:lsdException w:name="Title" w:semiHidden="0" w:uiPriority="10" w:unhideWhenUsed="0" w:qFormat="1"/>
-    <w:lsdException w:name="Default Paragraph Font" w:uiPriority="1"/>
-    <w:lsdException w:name="Body Text" w:uiPriority="1" w:qFormat="1"/>
-    <w:lsdException w:name="Subtitle" w:semiHidden="0" w:uiPriority="11" w:unhideWhenUsed="0" w:qFormat="1"/>
-    <w:lsdException w:name="Strong" w:semiHidden="0" w:uiPriority="22" w:unhideWhenUsed="0" w:qFormat="1"/>
-    <w:lsdException w:name="Emphasis" w:semiHidden="0" w:uiPriority="20" w:unhideWhenUsed="0" w:qFormat="1"/>
-    <w:lsdException w:name="Table Grid" w:semiHidden="0" w:uiPriority="39" w:unhideWhenUsed="0"/>
-    <w:lsdException w:name="Placeholder Text" w:unhideWhenUsed="0"/>
-    <w:lsdException w:name="No Spacing" w:semiHidden="0" w:uiPriority="1" w:unhideWhenUsed="0" w:qFormat="1"/>
-    <w:lsdException w:name="Light Shading" w:semiHidden="0" w:uiPriority="60" w:unhideWhenUsed="0"/>
-    <w:lsdException w:name="Light List" w:semiHidden="0" w:uiPriority="61" w:unhideWhenUsed="0"/>
-    <w:lsdException w:name="Light Grid" w:semiHidden="0" w:uiPriority="62" w:unhideWhenUsed="0"/>
-    <w:lsdException w:name="Medium Shading 1" w:semiHidden="0" w:uiPriority="63" w:unhideWhenUsed="0"/>
-    <w:lsdException w:name="Medium Shading 2" w:semiHidden="0" w:uiPriority="64" w:unhideWhenUsed="0"/>
-    <w:lsdException w:name="Medium List 1" w:semiHidden="0" w:uiPriority="65" w:unhideWhenUsed="0"/>
-    <w:lsdException w:name="Medium List 2" w:semiHidden="0" w:uiPriority="66" w:unhideWhenUsed="0"/>
-    <w:lsdException w:name="Medium Grid 1" w:semiHidden="0" w:uiPriority="67" w:unhideWhenUsed="0"/>
-    <w:lsdException w:name="Medium Grid 2" w:semiHidden="0" w:uiPriority="68" w:unhideWhenUsed="0"/>
-    <w:lsdException w:name="Medium Grid 3" w:semiHidden="0" w:uiPriority="69" w:unhideWhenUsed="0"/>
-    <w:lsdException w:name="Dark List" w:semiHidden="0" w:uiPriority="70" w:unhideWhenUsed="0"/>
-    <w:lsdException w:name="Colorful Shading" w:semiHidden="0" w:uiPriority="71" w:unhideWhenUsed="0"/>
-    <w:lsdException w:name="Colorful List" w:semiHidden="0" w:uiPriority="72" w:unhideWhenUsed="0"/>
-    <w:lsdException w:name="Colorful Grid" w:semiHidden="0" w:uiPriority="73" w:unhideWhenUsed="0"/>
-    <w:lsdException w:name="Light Shading Accent 1" w:semiHidden="0" w:uiPriority="60" w:unhideWhenUsed="0"/>
-    <w:lsdException w:name="Light List Accent 1" w:semiHidden="0" w:uiPriority="61" w:unhideWhenUsed="0"/>
-    <w:lsdException w:name="Light Grid Accent 1" w:semiHidden="0" w:uiPriority="62" w:unhideWhenUsed="0"/>
-    <w:lsdException w:name="Medium Shading 1 Accent 1" w:semiHidden="0" w:uiPriority="63" w:unhideWhenUsed="0"/>
-    <w:lsdException w:name="Medium Shading 2 Accent 1" w:semiHidden="0" w:uiPriority="64" w:unhideWhenUsed="0"/>
-    <w:lsdException w:name="Medium List 1 Accent 1" w:semiHidden="0" w:uiPriority="65" w:unhideWhenUsed="0"/>
-    <w:lsdException w:name="Revision" w:unhideWhenUsed="0"/>
-    <w:lsdException w:name="List Paragraph" w:semiHidden="0" w:uiPriority="34" w:unhideWhenUsed="0" w:qFormat="1"/>
-    <w:lsdException w:name="Quote" w:semiHidden="0" w:uiPriority="29" w:unhideWhenUsed="0" w:qFormat="1"/>
-    <w:lsdException w:name="Intense Quote" w:semiHidden="0" w:uiPriority="30" w:unhideWhenUsed="0" w:qFormat="1"/>
-    <w:lsdException w:name="Medium List 2 Accent 1" w:semiHidden="0" w:uiPriority="66" w:unhideWhenUsed="0"/>
-    <w:lsdException w:name="Medium Grid 1 Accent 1" w:semiHidden="0" w:uiPriority="67" w:unhideWhenUsed="0"/>
-    <w:lsdException w:name="Medium Grid 2 Accent 1" w:semiHidden="0" w:uiPriority="68" w:unhideWhenUsed="0"/>
-    <w:lsdException w:name="Medium Grid 3 Accent 1" w:semiHidden="0" w:uiPriority="69" w:unhideWhenUsed="0"/>
-    <w:lsdException w:name="Dark List Accent 1" w:semiHidden="0" w:uiPriority="70" w:unhideWhenUsed="0"/>
-    <w:lsdException w:name="Colorful Shading Accent 1" w:semiHidden="0" w:uiPriority="71" w:unhideWhenUsed="0"/>
-    <w:lsdException w:name="Colorful List Accent 1" w:semiHidden="0" w:uiPriority="72" w:unhideWhenUsed="0"/>
-    <w:lsdException w:name="Colorful Grid Accent 1" w:semiHidden="0" w:uiPriority="73" w:unhideWhenUsed="0"/>
-    <w:lsdException w:name="Light Shading Accent 2" w:semiHidden="0" w:uiPriority="60" w:unhideWhenUsed="0"/>
-    <w:lsdException w:name="Light List Accent 2" w:semiHidden="0" w:uiPriority="61" w:unhideWhenUsed="0"/>
-    <w:lsdException w:name="Light Grid Accent 2" w:semiHidden="0" w:uiPriority="62" w:unhideWhenUsed="0"/>
-    <w:lsdException w:name="Medium Shading 1 Accent 2" w:semiHidden="0" w:uiPriority="63" w:unhideWhenUsed="0"/>
-    <w:lsdException w:name="Medium Shading 2 Accent 2" w:semiHidden="0" w:uiPriority="64" w:unhideWhenUsed="0"/>
-    <w:lsdException w:name="Medium List 1 Accent 2" w:semiHidden="0" w:uiPriority="65" w:unhideWhenUsed="0"/>
-    <w:lsdException w:name="Medium List 2 Accent 2" w:semiHidden="0" w:uiPriority="66" w:unhideWhenUsed="0"/>
-    <w:lsdException w:name="Medium Grid 1 Accent 2" w:semiHidden="0" w:uiPriority="67" w:unhideWhenUsed="0"/>
-    <w:lsdException w:name="Medium Grid 2 Accent 2" w:semiHidden="0" w:uiPriority="68" w:unhideWhenUsed="0"/>
-    <w:lsdException w:name="Medium Grid 3 Accent 2" w:semiHidden="0" w:uiPriority="69" w:unhideWhenUsed="0"/>
-    <w:lsdException w:name="Dark List Accent 2" w:semiHidden="0" w:uiPriority="70" w:unhideWhenUsed="0"/>
-    <w:lsdException w:name="Colorful Shading Accent 2" w:semiHidden="0" w:uiPriority="71" w:unhideWhenUsed="0"/>
-    <w:lsdException w:name="Colorful List Accent 2" w:semiHidden="0" w:uiPriority="72" w:unhideWhenUsed="0"/>
-    <w:lsdException w:name="Colorful Grid Accent 2" w:semiHidden="0" w:uiPriority="73" w:unhideWhenUsed="0"/>
-    <w:lsdException w:name="Light Shading Accent 3" w:semiHidden="0" w:uiPriority="60" w:unhideWhenUsed="0"/>
-    <w:lsdException w:name="Light List Accent 3" w:semiHidden="0" w:uiPriority="61" w:unhideWhenUsed="0"/>
-    <w:lsdException w:name="Light Grid Accent 3" w:semiHidden="0" w:uiPriority="62" w:unhideWhenUsed="0"/>
-    <w:lsdException w:name="Medium Shading 1 Accent 3" w:semiHidden="0" w:uiPriority="63" w:unhideWhenUsed="0"/>
-    <w:lsdException w:name="Medium Shading 2 Accent 3" w:semiHidden="0" w:uiPriority="64" w:unhideWhenUsed="0"/>
-    <w:lsdException w:name="Medium List 1 Accent 3" w:semiHidden="0" w:uiPriority="65" w:unhideWhenUsed="0"/>
-    <w:lsdException w:name="Medium List 2 Accent 3" w:semiHidden="0" w:uiPriority="66" w:unhideWhenUsed="0"/>
-    <w:lsdException w:name="Medium Grid 1 Accent 3" w:semiHidden="0" w:uiPriority="67" w:unhideWhenUsed="0"/>
-    <w:lsdException w:name="Medium Grid 2 Accent 3" w:semiHidden="0" w:uiPriority="68" w:unhideWhenUsed="0"/>
-    <w:lsdException w:name="Medium Grid 3 Accent 3" w:semiHidden="0" w:uiPriority="69" w:unhideWhenUsed="0"/>
-    <w:lsdException w:name="Dark List Accent 3" w:semiHidden="0" w:uiPriority="70" w:unhideWhenUsed="0"/>
-    <w:lsdException w:name="Colorful Shading Accent 3" w:semiHidden="0" w:uiPriority="71" w:unhideWhenUsed="0"/>
-    <w:lsdException w:name="Colorful List Accent 3" w:semiHidden="0" w:uiPriority="72" w:unhideWhenUsed="0"/>
-    <w:lsdException w:name="Colorful Grid Accent 3" w:semiHidden="0" w:uiPriority="73" w:unhideWhenUsed="0"/>
-    <w:lsdException w:name="Light Shading Accent 4" w:semiHidden="0" w:uiPriority="60" w:unhideWhenUsed="0"/>
-    <w:lsdException w:name="Light List Accent 4" w:semiHidden="0" w:uiPriority="61" w:unhideWhenUsed="0"/>
-    <w:lsdException w:name="Light Grid Accent 4" w:semiHidden="0" w:uiPriority="62" w:unhideWhenUsed="0"/>
-    <w:lsdException w:name="Medium Shading 1 Accent 4" w:semiHidden="0" w:uiPriority="63" w:unhideWhenUsed="0"/>
-    <w:lsdException w:name="Medium Shading 2 Accent 4" w:semiHidden="0" w:uiPriority="64" w:unhideWhenUsed="0"/>
-    <w:lsdException w:name="Medium List 1 Accent 4" w:semiHidden="0" w:uiPriority="65" w:unhideWhenUsed="0"/>
-    <w:lsdException w:name="Medium List 2 Accent 4" w:semiHidden="0" w:uiPriority="66" w:unhideWhenUsed="0"/>
-    <w:lsdException w:name="Medium Grid 1 Accent 4" w:semiHidden="0" w:uiPriority="67" w:unhideWhenUsed="0"/>
-    <w:lsdException w:name="Medium Grid 2 Accent 4" w:semiHidden="0" w:uiPriority="68" w:unhideWhenUsed="0"/>
-    <w:lsdException w:name="Medium Grid 3 Accent 4" w:semiHidden="0" w:uiPriority="69" w:unhideWhenUsed="0"/>
-    <w:lsdException w:name="Dark List Accent 4" w:semiHidden="0" w:uiPriority="70" w:unhideWhenUsed="0"/>
-    <w:lsdException w:name="Colorful Shading Accent 4" w:semiHidden="0" w:uiPriority="71" w:unhideWhenUsed="0"/>
-    <w:lsdException w:name="Colorful List Accent 4" w:semiHidden="0" w:uiPriority="72" w:unhideWhenUsed="0"/>
-    <w:lsdException w:name="Colorful Grid Accent 4" w:semiHidden="0" w:uiPriority="73" w:unhideWhenUsed="0"/>
-    <w:lsdException w:name="Light Shading Accent 5" w:semiHidden="0" w:uiPriority="60" w:unhideWhenUsed="0"/>
-    <w:lsdException w:name="Light List Accent 5" w:semiHidden="0" w:uiPriority="61" w:unhideWhenUsed="0"/>
-    <w:lsdException w:name="Light Grid Accent 5" w:semiHidden="0" w:uiPriority="62" w:unhideWhenUsed="0"/>
-    <w:lsdException w:name="Medium Shading 1 Accent 5" w:semiHidden="0" w:uiPriority="63" w:unhideWhenUsed="0"/>
-    <w:lsdException w:name="Medium Shading 2 Accent 5" w:semiHidden="0" w:uiPriority="64" w:unhideWhenUsed="0"/>
-    <w:lsdException w:name="Medium List 1 Accent 5" w:semiHidden="0" w:uiPriority="65" w:unhideWhenUsed="0"/>
-    <w:lsdException w:name="Medium List 2 Accent 5" w:semiHidden="0" w:uiPriority="66" w:unhideWhenUsed="0"/>
-    <w:lsdException w:name="Medium Grid 1 Accent 5" w:semiHidden="0" w:uiPriority="67" w:unhideWhenUsed="0"/>
-    <w:lsdException w:name="Medium Grid 2 Accent 5" w:semiHidden="0" w:uiPriority="68" w:unhideWhenUsed="0"/>
-    <w:lsdException w:name="Medium Grid 3 Accent 5" w:semiHidden="0" w:uiPriority="69" w:unhideWhenUsed="0"/>
-    <w:lsdException w:name="Dark List Accent 5" w:semiHidden="0" w:uiPriority="70" w:unhideWhenUsed="0"/>
-    <w:lsdException w:name="Colorful Shading Accent 5" w:semiHidden="0" w:uiPriority="71" w:unhideWhenUsed="0"/>
-    <w:lsdException w:name="Colorful List Accent 5" w:semiHidden="0" w:uiPriority="72" w:unhideWhenUsed="0"/>
-    <w:lsdException w:name="Colorful Grid Accent 5" w:semiHidden="0" w:uiPriority="73" w:unhideWhenUsed="0"/>
-    <w:lsdException w:name="Light Shading Accent 6" w:semiHidden="0" w:uiPriority="60" w:unhideWhenUsed="0"/>
-    <w:lsdException w:name="Light List Accent 6" w:semiHidden="0" w:uiPriority="61" w:unhideWhenUsed="0"/>
-    <w:lsdException w:name="Light Grid Accent 6" w:semiHidden="0" w:uiPriority="62" w:unhideWhenUsed="0"/>
-    <w:lsdException w:name="Medium Shading 1 Accent 6" w:semiHidden="0" w:uiPriority="63" w:unhideWhenUsed="0"/>
-    <w:lsdException w:name="Medium Shading 2 Accent 6" w:semiHidden="0" w:uiPriority="64" w:unhideWhenUsed="0"/>
-    <w:lsdException w:name="Medium List 1 Accent 6" w:semiHidden="0" w:uiPriority="65" w:unhideWhenUsed="0"/>
-    <w:lsdException w:name="Medium List 2 Accent 6" w:semiHidden="0" w:uiPriority="66" w:unhideWhenUsed="0"/>
-    <w:lsdException w:name="Medium Grid 1 Accent 6" w:semiHidden="0" w:uiPriority="67" w:unhideWhenUsed="0"/>
-    <w:lsdException w:name="Medium Grid 2 Accent 6" w:semiHidden="0" w:uiPriority="68" w:unhideWhenUsed="0"/>
-    <w:lsdException w:name="Medium Grid 3 Accent 6" w:semiHidden="0" w:uiPriority="69" w:unhideWhenUsed="0"/>
-    <w:lsdException w:name="Dark List Accent 6" w:semiHidden="0" w:uiPriority="70" w:unhideWhenUsed="0"/>
-    <w:lsdException w:name="Colorful Shading Accent 6" w:semiHidden="0" w:uiPriority="71" w:unhideWhenUsed="0"/>
-    <w:lsdException w:name="Colorful List Accent 6" w:semiHidden="0" w:uiPriority="72" w:unhideWhenUsed="0"/>
-    <w:lsdException w:name="Colorful Grid Accent 6" w:semiHidden="0" w:uiPriority="73" w:unhideWhenUsed="0"/>
-    <w:lsdException w:name="Subtle Emphasis" w:semiHidden="0" w:uiPriority="19" w:unhideWhenUsed="0" w:qFormat="1"/>
-    <w:lsdException w:name="Intense Emphasis" w:semiHidden="0" w:uiPriority="21" w:unhideWhenUsed="0" w:qFormat="1"/>
-    <w:lsdException w:name="Subtle Reference" w:semiHidden="0" w:uiPriority="31" w:unhideWhenUsed="0" w:qFormat="1"/>
-    <w:lsdException w:name="Intense Reference" w:semiHidden="0" w:uiPriority="32" w:unhideWhenUsed="0" w:qFormat="1"/>
-    <w:lsdException w:name="Book Title" w:semiHidden="0" w:uiPriority="33" w:unhideWhenUsed="0" w:qFormat="1"/>
-    <w:lsdException w:name="Bibliography" w:uiPriority="37"/>
-    <w:lsdException w:name="TOC Heading" w:uiPriority="39" w:qFormat="1"/>
-  </w:latentStyles>
-  <w:style w:type="paragraph" w:default="1" w:styleId="Normal">
-    <w:name w:val="Normal"/>
-    <w:qFormat/>
-    <w:rsid w:val="000F4FEF"/>
-    <w:pPr>
-      <w:spacing w:before="-1" w:after="-1" w:line="240" w:lineRule="auto"/>
-    </w:pPr>
-    <w:rPr>
-      <w:rFonts w:ascii="Arial" w:hAnsi="Arial" w:cs="Arial"/>
-    </w:rPr>
-  </w:style>
-  <w:style w:type="paragraph" w:styleId="Heading1">
-    <w:name w:val="heading 1"/>
-    <w:basedOn w:val="Normal"/>
-    <w:link w:val="Heading1Char"/>
-    <w:uiPriority w:val="9"/>
-    <w:qFormat/>
-    <w:rsid w:val="000F4FEF"/>
-    <w:pPr>
-      <w:pBdr>
-        <w:bottom w:val="single" w:sz="4" w:space="1" w:color="A6A6A6" w:themeColor="background1" w:themeShade="A6"/>
-      </w:pBdr>
-      <w:spacing w:before="0" w:beforeAutospacing="0" w:after="100" w:line="276" w:lineRule="auto"/>
-      <w:outlineLvl w:val="0"/>
-    </w:pPr>
-    <w:rPr>
-      <w:rFonts w:ascii="Helvetica" w:hAnsi="Helvetica" w:cs="Helvetica"/>
-      <w:color w:val="0A2A78"/>
-      <w:spacing w:val="-4"/>
-      <w:sz w:val="40"/>
-      <w:szCs w:val="24"/>
-    </w:rPr>
-  </w:style>
-  <w:style w:type="paragraph" w:styleId="Heading2">
-    <w:name w:val="heading 2"/>
-    <w:basedOn w:val="Normal"/>
-    <w:next w:val="Normal"/>
-    <w:link w:val="Heading2Char"/>
-    <w:uiPriority w:val="9"/>
-    <w:unhideWhenUsed/>
-    <w:qFormat/>
-    <w:rsid w:val="000F4FEF"/>
-    <w:pPr>
-      <w:widowControl w:val="0"/>
-      <w:autoSpaceDE w:val="0"/>
-      <w:autoSpaceDN w:val="0"/>
-      <w:spacing w:before="0" w:beforeAutospacing="0" w:after="0" w:afterAutospacing="0" w:line="276" w:lineRule="auto"/>
-      <w:outlineLvl w:val="1"/>
-    </w:pPr>
-    <w:rPr>
-      <w:rFonts w:ascii="Helvetica" w:eastAsiaTheme="minorHAnsi" w:hAnsi="Helvetica" w:cs="Helvetica"/>
-      <w:color w:val="0A2A78"/>
-      <w:spacing w:val="-2"/>
-      <w:sz w:val="36"/>
-      <w:szCs w:val="24"/>
-    </w:rPr>
-  </w:style>
-  <w:style w:type="paragraph" w:styleId="Heading3">
-    <w:name w:val="heading 3"/>
-    <w:basedOn w:val="Heading2"/>
-    <w:next w:val="Body"/>
-    <w:link w:val="Heading3Char"/>
-    <w:uiPriority w:val="9"/>
-    <w:unhideWhenUsed/>
-    <w:qFormat/>
-    <w:rsid w:val="000F4FEF"/>
-    <w:pPr>
-      <w:outlineLvl w:val="2"/>
-    </w:pPr>
-    <w:rPr>
-      <w:sz w:val="32"/>
-    </w:rPr>
-  </w:style>
-  <w:style w:type="paragraph" w:styleId="Heading4">
-    <w:name w:val="heading 4"/>
-    <w:basedOn w:val="Normal"/>
-    <w:next w:val="Normal"/>
-    <w:link w:val="Heading4Char"/>
-    <w:uiPriority w:val="9"/>
-    <w:unhideWhenUsed/>
-    <w:qFormat/>
-    <w:rsid w:val="000F4FEF"/>
-    <w:pPr>
-      <w:widowControl w:val="0"/>
-      <w:autoSpaceDE w:val="0"/>
-      <w:autoSpaceDN w:val="0"/>
-      <w:spacing w:before="54" w:beforeAutospacing="0" w:after="120" w:afterAutospacing="0" w:line="276" w:lineRule="auto"/>
-      <w:ind w:left="360"/>
-      <w:outlineLvl w:val="3"/>
-    </w:pPr>
-    <w:rPr>
-      <w:rFonts w:ascii="Helvetica" w:eastAsiaTheme="minorHAnsi" w:hAnsi="Helvetica" w:cs="Helvetica"/>
-      <w:iCs/>
-      <w:color w:val="0A2A78"/>
-      <w:spacing w:val="-2"/>
-      <w:sz w:val="24"/>
-      <w:szCs w:val="24"/>
-    </w:rPr>
-  </w:style>
-  <w:style w:type="paragraph" w:styleId="Heading5">
-    <w:name w:val="heading 5"/>
-    <w:basedOn w:val="Normal"/>
-    <w:next w:val="Normal"/>
-    <w:link w:val="Heading5Char"/>
-    <w:uiPriority w:val="9"/>
-    <w:unhideWhenUsed/>
-    <w:qFormat/>
-    <w:rsid w:val="000F4FEF"/>
-    <w:pPr>
-      <w:keepNext/>
-      <w:keepLines/>
-      <w:spacing w:before="240" w:after="80"/>
-      <w:outlineLvl w:val="4"/>
-    </w:pPr>
-    <w:rPr>
-      <w:color w:val="666666"/>
-    </w:rPr>
-  </w:style>
-  <w:style w:type="paragraph" w:styleId="Heading6">
-    <w:name w:val="heading 6"/>
-    <w:basedOn w:val="Normal"/>
-    <w:next w:val="Normal"/>
-    <w:link w:val="Heading6Char"/>
-    <w:uiPriority w:val="9"/>
-    <w:semiHidden/>
-    <w:unhideWhenUsed/>
-    <w:qFormat/>
-    <w:rsid w:val="000F4FEF"/>
-    <w:pPr>
-      <w:keepNext/>
-      <w:keepLines/>
-      <w:spacing w:before="240" w:after="80"/>
-      <w:outlineLvl w:val="5"/>
-    </w:pPr>
-    <w:rPr>
-      <w:i/>
-      <w:color w:val="666666"/>
-    </w:rPr>
-  </w:style>
-  <w:style w:type="character" w:default="1" w:styleId="DefaultParagraphFont">
-    <w:name w:val="Default Paragraph Font"/>
-    <w:uiPriority w:val="1"/>
-    <w:semiHidden/>
-    <w:unhideWhenUsed/>
-  </w:style>
-  <w:style w:type="table" w:default="1" w:styleId="TableNormal">
-    <w:name w:val="Normal Table"/>
-    <w:uiPriority w:val="99"/>
-    <w:semiHidden/>
-    <w:unhideWhenUsed/>
-    <w:tblPr>
-      <w:tblInd w:w="0" w:type="dxa"/>
-      <w:tblCellMar>
-        <w:top w:w="0" w:type="dxa"/>
-        <w:left w:w="108" w:type="dxa"/>
-        <w:bottom w:w="0" w:type="dxa"/>
-        <w:right w:w="108" w:type="dxa"/>
-      </w:tblCellMar>
-    </w:tblPr>
-  </w:style>
-  <w:style w:type="numbering" w:default="1" w:styleId="NoList">
-    <w:name w:val="No List"/>
-    <w:uiPriority w:val="99"/>
-    <w:semiHidden/>
-    <w:unhideWhenUsed/>
-  </w:style>
-  <w:style w:type="paragraph" w:customStyle="1" w:styleId="Code">
-    <w:name w:val="Code"/>
-    <w:basedOn w:val="Normal"/>
-    <w:qFormat/>
-    <w:rsid w:val="000F4FEF"/>
-    <w:rPr>
-      <w:rFonts w:ascii="Calibri" w:hAnsi="Calibri"/>
-    </w:rPr>
-  </w:style>
-  <w:style w:type="paragraph" w:customStyle="1" w:styleId="Body">
-    <w:name w:val="Body"/>
-    <w:basedOn w:val="Normal"/>
-    <w:link w:val="BodyChar"/>
-    <w:qFormat/>
-    <w:rsid w:val="000F4FEF"/>
-    <w:pPr>
-      <w:spacing w:before="0" w:beforeAutospacing="0" w:after="120" w:afterAutospacing="0" w:line="276" w:lineRule="auto"/>
-    </w:pPr>
-    <w:rPr>
-      <w:rFonts w:ascii="Helvetica" w:eastAsiaTheme="minorHAnsi" w:hAnsi="Helvetica" w:cs="Helvetica"/>
-      <w:sz w:val="24"/>
-      <w:szCs w:val="24"/>
-    </w:rPr>
-  </w:style>
-  <w:style w:type="character" w:customStyle="1" w:styleId="Heading1Char">
-    <w:name w:val="Heading 1 Char"/>
-    <w:basedOn w:val="DefaultParagraphFont"/>
-    <w:link w:val="Heading1"/>
-    <w:uiPriority w:val="9"/>
-    <w:rsid w:val="000F4FEF"/>
-    <w:rPr>
-      <w:rFonts w:ascii="Helvetica" w:hAnsi="Helvetica" w:cs="Helvetica"/>
-      <w:color w:val="0A2A78"/>
-      <w:spacing w:val="-4"/>
-      <w:sz w:val="40"/>
-      <w:szCs w:val="24"/>
-    </w:rPr>
-  </w:style>
-  <w:style w:type="paragraph" w:styleId="ListParagraph">
-    <w:name w:val="List Paragraph"/>
-    <w:basedOn w:val="BodyText"/>
-    <w:uiPriority w:val="34"/>
-    <w:qFormat/>
-    <w:rsid w:val="000F4FEF"/>
-    <w:pPr>
-      <w:widowControl w:val="0"/>
-      <w:numPr>
-        <w:numId w:val="35"/>
-      </w:numPr>
-      <w:autoSpaceDE w:val="0"/>
-      <w:autoSpaceDN w:val="0"/>
-      <w:spacing w:before="54" w:beforeAutospacing="0" w:afterAutospacing="0" w:line="276" w:lineRule="auto"/>
-    </w:pPr>
-    <w:rPr>
-      <w:rFonts w:ascii="Helvetica" w:eastAsiaTheme="minorHAnsi" w:hAnsi="Helvetica" w:cs="Helvetica"/>
-      <w:color w:val="202529"/>
-      <w:spacing w:val="-2"/>
-      <w:sz w:val="24"/>
-      <w:szCs w:val="24"/>
-    </w:rPr>
-  </w:style>
-  <w:style w:type="paragraph" w:customStyle="1" w:styleId="TFVariable">
-    <w:name w:val="TF Variable"/>
-    <w:basedOn w:val="Heading3"/>
-    <w:next w:val="Body"/>
-    <w:qFormat/>
-    <w:rsid w:val="000F4FEF"/>
-    <w:pPr>
-      <w:numPr>
-        <w:numId w:val="38"/>
-      </w:numPr>
-    </w:pPr>
-  </w:style>
-  <w:style w:type="character" w:customStyle="1" w:styleId="Heading3Char">
-    <w:name w:val="Heading 3 Char"/>
-    <w:basedOn w:val="DefaultParagraphFont"/>
-    <w:link w:val="Heading3"/>
-    <w:uiPriority w:val="9"/>
-    <w:qFormat/>
-    <w:rsid w:val="000F4FEF"/>
-    <w:rPr>
-      <w:rFonts w:ascii="Helvetica" w:eastAsiaTheme="minorHAnsi" w:hAnsi="Helvetica" w:cs="Helvetica"/>
-      <w:color w:val="0A2A78"/>
-      <w:spacing w:val="-2"/>
-      <w:sz w:val="32"/>
-      <w:szCs w:val="24"/>
-    </w:rPr>
-  </w:style>
-  <w:style w:type="paragraph" w:customStyle="1" w:styleId="interviewcondition">
-    <w:name w:val="interview condition"/>
-    <w:basedOn w:val="Normal"/>
-    <w:link w:val="interviewconditionChar"/>
-    <w:qFormat/>
-    <w:rsid w:val="00F44633"/>
-    <w:pPr>
-      <w:spacing w:after="60" w:line="360" w:lineRule="auto"/>
-    </w:pPr>
-    <w:rPr>
-      <w:rFonts w:asciiTheme="minorHAnsi" w:hAnsiTheme="minorHAnsi" w:cstheme="minorBidi"/>
-      <w:color w:val="00B050"/>
-      <w:u w:val="single"/>
-    </w:rPr>
-  </w:style>
-  <w:style w:type="character" w:customStyle="1" w:styleId="interviewconditionChar">
-    <w:name w:val="interview condition Char"/>
-    <w:basedOn w:val="DefaultParagraphFont"/>
-    <w:link w:val="interviewcondition"/>
-    <w:rsid w:val="00F44633"/>
-    <w:rPr>
-      <w:color w:val="00B050"/>
-      <w:u w:val="single"/>
-    </w:rPr>
-  </w:style>
-  <w:style w:type="paragraph" w:customStyle="1" w:styleId="interviewbutton">
-    <w:name w:val="interview button"/>
-    <w:basedOn w:val="Normal"/>
-    <w:next w:val="Normal"/>
-    <w:link w:val="interviewbuttonChar"/>
-    <w:qFormat/>
-    <w:rsid w:val="000F4FEF"/>
-    <w:pPr>
-      <w:shd w:val="clear" w:color="auto" w:fill="0070C0"/>
-      <w:spacing w:after="60" w:line="360" w:lineRule="auto"/>
-    </w:pPr>
-    <w:rPr>
-      <w:rFonts w:asciiTheme="minorHAnsi" w:hAnsiTheme="minorHAnsi" w:cstheme="minorBidi"/>
-      <w:color w:val="FFFFFF" w:themeColor="background1"/>
-      <w:szCs w:val="40"/>
-    </w:rPr>
-  </w:style>
-  <w:style w:type="character" w:customStyle="1" w:styleId="interviewbuttonChar">
-    <w:name w:val="interview button Char"/>
-    <w:basedOn w:val="DefaultParagraphFont"/>
-    <w:link w:val="interviewbutton"/>
-    <w:qFormat/>
-    <w:rsid w:val="000F4FEF"/>
-    <w:rPr>
-      <w:color w:val="FFFFFF" w:themeColor="background1"/>
-      <w:szCs w:val="40"/>
-      <w:shd w:val="clear" w:color="auto" w:fill="0070C0"/>
-    </w:rPr>
-  </w:style>
-  <w:style w:type="paragraph" w:styleId="BodyText">
-    <w:name w:val="Body Text"/>
-    <w:basedOn w:val="Normal"/>
-    <w:link w:val="BodyTextChar"/>
-    <w:uiPriority w:val="1"/>
-    <w:unhideWhenUsed/>
-    <w:qFormat/>
-    <w:rsid w:val="000F4FEF"/>
-    <w:pPr>
-      <w:spacing w:after="120"/>
-    </w:pPr>
-  </w:style>
-  <w:style w:type="character" w:customStyle="1" w:styleId="BodyTextChar">
-    <w:name w:val="Body Text Char"/>
-    <w:basedOn w:val="DefaultParagraphFont"/>
-    <w:link w:val="BodyText"/>
-    <w:uiPriority w:val="1"/>
-    <w:rsid w:val="000F4FEF"/>
-    <w:rPr>
-      <w:rFonts w:ascii="Arial" w:hAnsi="Arial" w:cs="Arial"/>
-    </w:rPr>
-  </w:style>
-  <w:style w:type="character" w:customStyle="1" w:styleId="interviewcondition2">
-    <w:name w:val="interview condition 2"/>
-    <w:basedOn w:val="Hyperlink"/>
-    <w:uiPriority w:val="1"/>
-    <w:qFormat/>
-    <w:rsid w:val="000F4FEF"/>
-    <w:rPr>
-      <w:rFonts w:ascii="Helvetica" w:eastAsia="Arial" w:hAnsi="Helvetica" w:cs="Helvetica"/>
-      <w:color w:val="009999"/>
-      <w:spacing w:val="-2"/>
-      <w:sz w:val="24"/>
-      <w:szCs w:val="24"/>
-      <w:u w:val="none"/>
-    </w:rPr>
-  </w:style>
-  <w:style w:type="character" w:styleId="Hyperlink">
-    <w:name w:val="Hyperlink"/>
-    <w:basedOn w:val="DefaultParagraphFont"/>
-    <w:uiPriority w:val="99"/>
-    <w:unhideWhenUsed/>
-    <w:rsid w:val="000F4FEF"/>
-    <w:rPr>
-      <w:rFonts w:ascii="Helvetica" w:hAnsi="Helvetica" w:cs="Helvetica"/>
-      <w:color w:val="0563C1" w:themeColor="hyperlink"/>
-      <w:spacing w:val="-2"/>
-      <w:sz w:val="24"/>
-      <w:szCs w:val="24"/>
-      <w:u w:val="none"/>
-    </w:rPr>
-  </w:style>
-  <w:style w:type="paragraph" w:customStyle="1" w:styleId="variable">
-    <w:name w:val="variable"/>
-    <w:basedOn w:val="Normal"/>
-    <w:qFormat/>
-    <w:rsid w:val="00B61CCF"/>
-    <w:pPr>
-      <w:spacing w:after="120" w:line="276" w:lineRule="auto"/>
-    </w:pPr>
-    <w:rPr>
-      <w:color w:val="FF7C80"/>
-      <w:shd w:val="clear" w:color="auto" w:fill="FFFFCC"/>
-      <w:lang w:val="en"/>
-    </w:rPr>
-  </w:style>
-  <w:style w:type="character" w:customStyle="1" w:styleId="Heading2Char">
-    <w:name w:val="Heading 2 Char"/>
-    <w:basedOn w:val="DefaultParagraphFont"/>
-    <w:link w:val="Heading2"/>
-    <w:uiPriority w:val="9"/>
-    <w:rsid w:val="000F4FEF"/>
-    <w:rPr>
-      <w:rFonts w:ascii="Helvetica" w:eastAsiaTheme="minorHAnsi" w:hAnsi="Helvetica" w:cs="Helvetica"/>
-      <w:color w:val="0A2A78"/>
-      <w:spacing w:val="-2"/>
-      <w:sz w:val="36"/>
-      <w:szCs w:val="24"/>
-    </w:rPr>
-  </w:style>
-  <w:style w:type="character" w:customStyle="1" w:styleId="Heading4Char">
-    <w:name w:val="Heading 4 Char"/>
-    <w:basedOn w:val="DefaultParagraphFont"/>
-    <w:link w:val="Heading4"/>
-    <w:uiPriority w:val="9"/>
-    <w:qFormat/>
-    <w:rsid w:val="000F4FEF"/>
-    <w:rPr>
-      <w:rFonts w:ascii="Helvetica" w:eastAsiaTheme="minorHAnsi" w:hAnsi="Helvetica" w:cs="Helvetica"/>
-      <w:iCs/>
-      <w:color w:val="0A2A78"/>
-      <w:spacing w:val="-2"/>
-      <w:sz w:val="24"/>
-      <w:szCs w:val="24"/>
-    </w:rPr>
-  </w:style>
-  <w:style w:type="paragraph" w:customStyle="1" w:styleId="Example">
-    <w:name w:val="Example"/>
-    <w:basedOn w:val="Heading4"/>
-    <w:next w:val="Normal"/>
-    <w:qFormat/>
-    <w:rsid w:val="000F4FEF"/>
-  </w:style>
-  <w:style w:type="paragraph" w:customStyle="1" w:styleId="Exampleparagraph">
-    <w:name w:val="Example paragraph"/>
-    <w:basedOn w:val="Body"/>
-    <w:next w:val="Body"/>
-    <w:qFormat/>
-    <w:rsid w:val="00CA58DD"/>
-    <w:pPr>
-      <w:ind w:left="416"/>
-    </w:pPr>
-    <w:rPr>
-      <w:color w:val="202529"/>
-      <w:spacing w:val="-2"/>
-    </w:rPr>
-  </w:style>
-  <w:style w:type="paragraph" w:customStyle="1" w:styleId="ListParagraphNumbered">
-    <w:name w:val="List Paragraph Numbered"/>
-    <w:basedOn w:val="ListParagraph"/>
-    <w:qFormat/>
-    <w:rsid w:val="000F4FEF"/>
-    <w:pPr>
-      <w:numPr>
-        <w:numId w:val="36"/>
-      </w:numPr>
-    </w:pPr>
-    <w:rPr>
-      <w:b/>
-    </w:rPr>
-  </w:style>
-  <w:style w:type="paragraph" w:customStyle="1" w:styleId="ExampleorImportantblock">
-    <w:name w:val="Example or Important block"/>
-    <w:basedOn w:val="Body"/>
-    <w:qFormat/>
-    <w:rsid w:val="000F4FEF"/>
-    <w:pPr>
-      <w:widowControl w:val="0"/>
-      <w:suppressAutoHyphens/>
-      <w:ind w:left="403"/>
-    </w:pPr>
-    <w:rPr>
-      <w:color w:val="202529"/>
-      <w:spacing w:val="-2"/>
-    </w:rPr>
-  </w:style>
-  <w:style w:type="paragraph" w:customStyle="1" w:styleId="Listnumbered">
-    <w:name w:val="List numbered"/>
-    <w:basedOn w:val="Normal"/>
-    <w:qFormat/>
-    <w:rsid w:val="000F4FEF"/>
-    <w:pPr>
-      <w:widowControl w:val="0"/>
-      <w:autoSpaceDE w:val="0"/>
-      <w:autoSpaceDN w:val="0"/>
-      <w:spacing w:before="54" w:beforeAutospacing="0" w:after="120" w:afterAutospacing="0" w:line="276" w:lineRule="auto"/>
-    </w:pPr>
-    <w:rPr>
-      <w:rFonts w:ascii="Helvetica" w:eastAsiaTheme="minorHAnsi" w:hAnsi="Helvetica" w:cs="Helvetica"/>
-      <w:color w:val="202529"/>
-      <w:spacing w:val="-2"/>
-      <w:sz w:val="24"/>
-      <w:szCs w:val="24"/>
-    </w:rPr>
-  </w:style>
-  <w:style w:type="character" w:customStyle="1" w:styleId="Helptextinquestionmark">
-    <w:name w:val="Help text in question mark"/>
-    <w:basedOn w:val="DefaultParagraphFont"/>
-    <w:uiPriority w:val="1"/>
-    <w:qFormat/>
-    <w:rsid w:val="000F4FEF"/>
-    <w:rPr>
-      <w:rFonts w:ascii="Tahoma" w:hAnsi="Tahoma" w:cs="Tahoma"/>
-      <w:color w:val="FFFFFF" w:themeColor="background1"/>
-      <w:szCs w:val="24"/>
-      <w:shd w:val="clear" w:color="auto" w:fill="33CCFF"/>
-    </w:rPr>
-  </w:style>
-  <w:style w:type="character" w:customStyle="1" w:styleId="interviewtextbox">
-    <w:name w:val="interview text box"/>
-    <w:basedOn w:val="DefaultParagraphFont"/>
-    <w:uiPriority w:val="1"/>
-    <w:qFormat/>
-    <w:rsid w:val="000F4FEF"/>
-    <w:rPr>
-      <w:shd w:val="clear" w:color="auto" w:fill="D9D9D9" w:themeFill="background1" w:themeFillShade="D9"/>
-    </w:rPr>
-  </w:style>
-  <w:style w:type="character" w:customStyle="1" w:styleId="interviewhelpquestionmark">
-    <w:name w:val="interview help question mark"/>
-    <w:basedOn w:val="DefaultParagraphFont"/>
-    <w:uiPriority w:val="1"/>
-    <w:qFormat/>
-    <w:rsid w:val="000F4FEF"/>
-    <w:rPr>
-      <w:color w:val="FFFFFF" w:themeColor="background1"/>
-      <w:shd w:val="clear" w:color="auto" w:fill="9CC2E5" w:themeFill="accent5" w:themeFillTint="99"/>
-    </w:rPr>
-  </w:style>
-  <w:style w:type="paragraph" w:customStyle="1" w:styleId="ListPlevel2">
-    <w:name w:val="List P level 2"/>
-    <w:basedOn w:val="ListParagraph"/>
-    <w:qFormat/>
-    <w:rsid w:val="000F4FEF"/>
-    <w:pPr>
-      <w:ind w:left="765"/>
-    </w:pPr>
-    <w:rPr>
-      <w:color w:val="auto"/>
-      <w:spacing w:val="0"/>
-    </w:rPr>
-  </w:style>
-  <w:style w:type="paragraph" w:customStyle="1" w:styleId="ListPlevel3">
-    <w:name w:val="List P level 3"/>
-    <w:basedOn w:val="ListPlevel2"/>
-    <w:qFormat/>
-    <w:rsid w:val="000F4FEF"/>
-    <w:pPr>
-      <w:tabs>
-        <w:tab w:val="num" w:pos="360"/>
-      </w:tabs>
-      <w:ind w:left="2160"/>
-    </w:pPr>
-  </w:style>
-  <w:style w:type="paragraph" w:customStyle="1" w:styleId="ListParagraphNumberedBold">
-    <w:name w:val="List Paragraph Numbered (Bold)"/>
-    <w:basedOn w:val="ListParagraphNumbered"/>
-    <w:qFormat/>
-    <w:rsid w:val="00AA522D"/>
-    <w:pPr>
-      <w:ind w:left="405"/>
-    </w:pPr>
-    <w:rPr>
-      <w:color w:val="auto"/>
-      <w:spacing w:val="0"/>
-    </w:rPr>
-  </w:style>
-  <w:style w:type="paragraph" w:styleId="Footer">
-    <w:name w:val="footer"/>
-    <w:basedOn w:val="Normal"/>
-    <w:link w:val="FooterChar"/>
-    <w:uiPriority w:val="99"/>
-    <w:unhideWhenUsed/>
-    <w:rsid w:val="000F4FEF"/>
-    <w:pPr>
-      <w:tabs>
-        <w:tab w:val="center" w:pos="4680"/>
-        <w:tab w:val="right" w:pos="9360"/>
-      </w:tabs>
-    </w:pPr>
-  </w:style>
-  <w:style w:type="character" w:customStyle="1" w:styleId="FooterChar">
-    <w:name w:val="Footer Char"/>
-    <w:basedOn w:val="DefaultParagraphFont"/>
-    <w:link w:val="Footer"/>
-    <w:uiPriority w:val="99"/>
-    <w:qFormat/>
-    <w:rsid w:val="000F4FEF"/>
-    <w:rPr>
-      <w:rFonts w:ascii="Arial" w:hAnsi="Arial" w:cs="Arial"/>
-    </w:rPr>
-  </w:style>
-  <w:style w:type="paragraph" w:customStyle="1" w:styleId="FooterRight">
-    <w:name w:val="Footer Right"/>
-    <w:basedOn w:val="Footer"/>
-    <w:qFormat/>
-    <w:rsid w:val="00FA6057"/>
-    <w:pPr>
-      <w:jc w:val="right"/>
-    </w:pPr>
-  </w:style>
-  <w:style w:type="paragraph" w:customStyle="1" w:styleId="interviewsituationpara">
-    <w:name w:val="interview situation para"/>
-    <w:basedOn w:val="Body"/>
-    <w:next w:val="interviewsituationcondition"/>
-    <w:link w:val="interviewsituationparaChar"/>
-    <w:qFormat/>
-    <w:rsid w:val="00DD3DDA"/>
-    <w:pPr>
-      <w:spacing w:before="120" w:after="0" w:line="240" w:lineRule="auto"/>
-      <w:contextualSpacing/>
-    </w:pPr>
-  </w:style>
-  <w:style w:type="character" w:customStyle="1" w:styleId="interviewsituationparaChar">
-    <w:name w:val="interview situation para Char"/>
-    <w:basedOn w:val="BodyChar"/>
-    <w:link w:val="interviewsituationpara"/>
-    <w:rsid w:val="00DD3DDA"/>
-    <w:rPr>
-      <w:rFonts w:ascii="Helvetica" w:eastAsiaTheme="minorHAnsi" w:hAnsi="Helvetica" w:cs="Helvetica"/>
-      <w:sz w:val="24"/>
-      <w:szCs w:val="24"/>
-    </w:rPr>
-  </w:style>
-  <w:style w:type="paragraph" w:customStyle="1" w:styleId="Done">
-    <w:name w:val="Done"/>
-    <w:basedOn w:val="ListParagraph"/>
-    <w:qFormat/>
-    <w:rsid w:val="00DD3DDA"/>
-    <w:pPr>
-      <w:numPr>
-        <w:ilvl w:val="1"/>
-        <w:numId w:val="19"/>
-      </w:numPr>
-    </w:pPr>
-  </w:style>
-  <w:style w:type="character" w:customStyle="1" w:styleId="subject">
-    <w:name w:val="subject"/>
-    <w:basedOn w:val="DefaultParagraphFont"/>
-    <w:rsid w:val="000F4FEF"/>
-  </w:style>
-  <w:style w:type="character" w:customStyle="1" w:styleId="convention">
-    <w:name w:val="convention"/>
-    <w:basedOn w:val="DefaultParagraphFont"/>
-    <w:uiPriority w:val="1"/>
-    <w:qFormat/>
-    <w:rsid w:val="000F4FEF"/>
-    <w:rPr>
-      <w:sz w:val="22"/>
-      <w:szCs w:val="22"/>
-      <w:shd w:val="clear" w:color="auto" w:fill="A6A6A6" w:themeFill="background1" w:themeFillShade="A6"/>
-    </w:rPr>
-  </w:style>
-  <w:style w:type="paragraph" w:customStyle="1" w:styleId="Default">
-    <w:name w:val="Default"/>
-    <w:rsid w:val="000F4FEF"/>
-    <w:pPr>
-      <w:autoSpaceDE w:val="0"/>
-      <w:autoSpaceDN w:val="0"/>
-      <w:adjustRightInd w:val="0"/>
-      <w:spacing w:beforeAutospacing="0" w:after="0" w:afterAutospacing="0" w:line="240" w:lineRule="auto"/>
-    </w:pPr>
-    <w:rPr>
-      <w:rFonts w:ascii="Arial" w:eastAsiaTheme="minorHAnsi" w:hAnsi="Arial" w:cs="Arial"/>
-      <w:color w:val="000000"/>
-      <w:sz w:val="24"/>
-      <w:szCs w:val="24"/>
-    </w:rPr>
-  </w:style>
-  <w:style w:type="paragraph" w:customStyle="1" w:styleId="Example-bulleted">
-    <w:name w:val="Example - bulleted"/>
-    <w:basedOn w:val="Body"/>
-    <w:qFormat/>
-    <w:rsid w:val="000F4FEF"/>
-    <w:pPr>
-      <w:widowControl w:val="0"/>
-      <w:numPr>
-        <w:numId w:val="28"/>
-      </w:numPr>
-      <w:suppressAutoHyphens/>
-      <w:autoSpaceDE w:val="0"/>
-      <w:autoSpaceDN w:val="0"/>
-      <w:spacing w:before="60"/>
-    </w:pPr>
-    <w:rPr>
-      <w:rFonts w:eastAsia="Calibri"/>
-    </w:rPr>
-  </w:style>
-  <w:style w:type="character" w:customStyle="1" w:styleId="f1-light">
-    <w:name w:val="f1-light"/>
-    <w:basedOn w:val="DefaultParagraphFont"/>
-    <w:rsid w:val="000F4FEF"/>
-  </w:style>
-  <w:style w:type="paragraph" w:customStyle="1" w:styleId="H3numberedfordirections">
-    <w:name w:val="H3 numbered for directions"/>
-    <w:basedOn w:val="Heading3"/>
-    <w:next w:val="Normal"/>
-    <w:qFormat/>
-    <w:rsid w:val="000F4FEF"/>
-    <w:pPr>
-      <w:numPr>
-        <w:numId w:val="29"/>
-      </w:numPr>
-      <w:outlineLvl w:val="9"/>
-    </w:pPr>
-  </w:style>
-  <w:style w:type="character" w:customStyle="1" w:styleId="Interviewbutton0">
-    <w:name w:val="Interview button"/>
-    <w:basedOn w:val="DefaultParagraphFont"/>
-    <w:uiPriority w:val="1"/>
-    <w:qFormat/>
-    <w:rsid w:val="000F4FEF"/>
-    <w:rPr>
-      <w:color w:val="FFFFFF" w:themeColor="background1"/>
-      <w:bdr w:val="none" w:sz="0" w:space="0" w:color="auto"/>
-      <w:shd w:val="clear" w:color="auto" w:fill="0B5ED8"/>
-    </w:rPr>
-  </w:style>
-  <w:style w:type="paragraph" w:customStyle="1" w:styleId="interviewbuttons">
-    <w:name w:val="interview buttons"/>
-    <w:basedOn w:val="Normal"/>
-    <w:qFormat/>
-    <w:rsid w:val="000F4FEF"/>
-    <w:pPr>
-      <w:pBdr>
-        <w:top w:val="single" w:sz="12" w:space="1" w:color="0070C0"/>
-        <w:left w:val="single" w:sz="12" w:space="4" w:color="0070C0"/>
-        <w:bottom w:val="single" w:sz="12" w:space="1" w:color="0070C0"/>
-        <w:right w:val="single" w:sz="12" w:space="4" w:color="0070C0"/>
-        <w:between w:val="single" w:sz="12" w:space="1" w:color="0070C0"/>
-        <w:bar w:val="single" w:sz="12" w:color="0070C0"/>
-      </w:pBdr>
-      <w:shd w:val="clear" w:color="auto" w:fill="FFFFFF"/>
-      <w:spacing w:after="0"/>
-      <w:ind w:left="-58" w:right="-216"/>
-    </w:pPr>
-    <w:rPr>
-      <w:sz w:val="21"/>
-      <w:szCs w:val="21"/>
-    </w:rPr>
-  </w:style>
-  <w:style w:type="paragraph" w:customStyle="1" w:styleId="interviewcheckboxes">
-    <w:name w:val="interview checkboxes"/>
-    <w:basedOn w:val="ListParagraph"/>
-    <w:qFormat/>
-    <w:rsid w:val="000F4FEF"/>
-    <w:pPr>
-      <w:numPr>
-        <w:numId w:val="31"/>
-      </w:numPr>
-      <w:pBdr>
-        <w:top w:val="single" w:sz="12" w:space="1" w:color="0070C0"/>
-        <w:left w:val="single" w:sz="12" w:space="4" w:color="0070C0"/>
-        <w:bottom w:val="single" w:sz="12" w:space="1" w:color="0070C0"/>
-        <w:right w:val="single" w:sz="12" w:space="4" w:color="0070C0"/>
-        <w:between w:val="single" w:sz="12" w:space="1" w:color="0070C0"/>
-        <w:bar w:val="single" w:sz="12" w:color="0070C0"/>
-      </w:pBdr>
-    </w:pPr>
-  </w:style>
-  <w:style w:type="character" w:customStyle="1" w:styleId="interviewclickformoreinfo-definition">
-    <w:name w:val="interview click for more info - definition"/>
-    <w:uiPriority w:val="1"/>
-    <w:qFormat/>
-    <w:rsid w:val="000F4FEF"/>
-    <w:rPr>
-      <w:color w:val="00B050"/>
-      <w:u w:val="dash" w:color="92D050"/>
-    </w:rPr>
-  </w:style>
-  <w:style w:type="character" w:customStyle="1" w:styleId="InterviewCommentText">
-    <w:name w:val="Interview Comment Text"/>
-    <w:basedOn w:val="BodyTextChar"/>
-    <w:uiPriority w:val="1"/>
-    <w:qFormat/>
-    <w:rsid w:val="000F4FEF"/>
-    <w:rPr>
-      <w:rFonts w:ascii="Helvetica" w:eastAsia="Arial" w:hAnsi="Helvetica" w:cs="Helvetica"/>
-      <w:color w:val="7030A0"/>
-      <w:spacing w:val="-2"/>
-      <w:sz w:val="24"/>
-      <w:szCs w:val="24"/>
-    </w:rPr>
-  </w:style>
-  <w:style w:type="character" w:customStyle="1" w:styleId="interviewconvention">
-    <w:name w:val="interview convention"/>
-    <w:basedOn w:val="DefaultParagraphFont"/>
-    <w:uiPriority w:val="1"/>
-    <w:qFormat/>
-    <w:rsid w:val="000F4FEF"/>
-    <w:rPr>
-      <w:sz w:val="22"/>
-      <w:szCs w:val="22"/>
-      <w:shd w:val="clear" w:color="auto" w:fill="A6A6A6" w:themeFill="background1" w:themeFillShade="A6"/>
-    </w:rPr>
-  </w:style>
-  <w:style w:type="paragraph" w:customStyle="1" w:styleId="interviewglossarywordintemplate">
-    <w:name w:val="interview glossary word in template"/>
-    <w:basedOn w:val="Normal"/>
-    <w:link w:val="interviewglossarywordintemplateChar"/>
-    <w:qFormat/>
-    <w:rsid w:val="000F4FEF"/>
-    <w:pPr>
-      <w:spacing w:after="60" w:line="360" w:lineRule="auto"/>
-    </w:pPr>
-    <w:rPr>
-      <w:rFonts w:asciiTheme="minorHAnsi" w:hAnsiTheme="minorHAnsi" w:cstheme="minorBidi"/>
-    </w:rPr>
-  </w:style>
-  <w:style w:type="character" w:customStyle="1" w:styleId="interviewglossarywordintemplateChar">
-    <w:name w:val="interview glossary word in template Char"/>
-    <w:basedOn w:val="DefaultParagraphFont"/>
-    <w:link w:val="interviewglossarywordintemplate"/>
-    <w:rsid w:val="000F4FEF"/>
-  </w:style>
-  <w:style w:type="character" w:customStyle="1" w:styleId="interviewsituation">
-    <w:name w:val="interview situation"/>
-    <w:basedOn w:val="interviewneedstobewritten"/>
-    <w:uiPriority w:val="1"/>
-    <w:qFormat/>
-    <w:rsid w:val="00DD3DDA"/>
-    <w:rPr>
-      <w:shd w:val="clear" w:color="auto" w:fill="FFFF00"/>
-    </w:rPr>
-  </w:style>
-  <w:style w:type="character" w:customStyle="1" w:styleId="interviewneedstobewritten">
-    <w:name w:val="interview needs to be written"/>
-    <w:basedOn w:val="DefaultParagraphFont"/>
-    <w:uiPriority w:val="1"/>
-    <w:qFormat/>
-    <w:rsid w:val="000F4FEF"/>
-    <w:rPr>
-      <w:shd w:val="clear" w:color="auto" w:fill="FFFF00"/>
-    </w:rPr>
-  </w:style>
-  <w:style w:type="character" w:customStyle="1" w:styleId="interviewPAPtexttrigger">
-    <w:name w:val="interview PAP text trigger"/>
-    <w:basedOn w:val="DefaultParagraphFont"/>
-    <w:uiPriority w:val="1"/>
-    <w:qFormat/>
-    <w:rsid w:val="000F4FEF"/>
-    <w:rPr>
-      <w:shd w:val="clear" w:color="auto" w:fill="009999"/>
-    </w:rPr>
-  </w:style>
-  <w:style w:type="character" w:customStyle="1" w:styleId="interviewpdf">
-    <w:name w:val="interview pdf"/>
-    <w:basedOn w:val="DefaultParagraphFont"/>
-    <w:uiPriority w:val="1"/>
-    <w:qFormat/>
-    <w:rsid w:val="000F4FEF"/>
-    <w:rPr>
-      <w:b/>
-      <w:szCs w:val="24"/>
-      <w:shd w:val="clear" w:color="auto" w:fill="FF00FF"/>
-    </w:rPr>
-  </w:style>
-  <w:style w:type="paragraph" w:customStyle="1" w:styleId="interviewquestionid">
-    <w:name w:val="interview question id"/>
-    <w:basedOn w:val="BodyText"/>
-    <w:qFormat/>
-    <w:rsid w:val="000F4FEF"/>
-    <w:pPr>
-      <w:spacing w:before="240" w:after="0"/>
-    </w:pPr>
-    <w:rPr>
-      <w:color w:val="FF9F9F"/>
-    </w:rPr>
-  </w:style>
-  <w:style w:type="paragraph" w:customStyle="1" w:styleId="interviewradiobuttons">
-    <w:name w:val="interview radio buttons"/>
-    <w:basedOn w:val="ListParagraph"/>
-    <w:qFormat/>
-    <w:rsid w:val="000F4FEF"/>
-    <w:pPr>
-      <w:numPr>
-        <w:numId w:val="32"/>
-      </w:numPr>
-      <w:pBdr>
-        <w:top w:val="single" w:sz="12" w:space="1" w:color="0070C0"/>
-        <w:left w:val="single" w:sz="12" w:space="4" w:color="0070C0"/>
-        <w:bottom w:val="single" w:sz="12" w:space="1" w:color="0070C0"/>
-        <w:right w:val="single" w:sz="12" w:space="4" w:color="0070C0"/>
-        <w:between w:val="single" w:sz="12" w:space="1" w:color="0070C0"/>
-        <w:bar w:val="single" w:sz="12" w:color="0070C0"/>
-      </w:pBdr>
-      <w:shd w:val="clear" w:color="auto" w:fill="FFFFFF"/>
-      <w:spacing w:after="480" w:line="360" w:lineRule="auto"/>
-      <w:ind w:right="-220"/>
-    </w:pPr>
-    <w:rPr>
-      <w:szCs w:val="21"/>
-    </w:rPr>
-  </w:style>
-  <w:style w:type="character" w:customStyle="1" w:styleId="interviewvariable">
-    <w:name w:val="interview variable"/>
-    <w:basedOn w:val="DefaultParagraphFont"/>
-    <w:uiPriority w:val="1"/>
-    <w:qFormat/>
-    <w:rsid w:val="000F4FEF"/>
-    <w:rPr>
-      <w:color w:val="FF7C80"/>
-      <w:shd w:val="clear" w:color="auto" w:fill="FFFFCC"/>
-    </w:rPr>
-  </w:style>
-  <w:style w:type="paragraph" w:customStyle="1" w:styleId="Listnumberedunderbullet">
-    <w:name w:val="List numbered under bullet"/>
-    <w:basedOn w:val="Normal"/>
-    <w:qFormat/>
-    <w:rsid w:val="000F4FEF"/>
-    <w:pPr>
-      <w:widowControl w:val="0"/>
-      <w:numPr>
-        <w:ilvl w:val="4"/>
-        <w:numId w:val="33"/>
-      </w:numPr>
-      <w:autoSpaceDE w:val="0"/>
-      <w:autoSpaceDN w:val="0"/>
-      <w:spacing w:before="54" w:beforeAutospacing="0" w:after="120" w:afterAutospacing="0" w:line="276" w:lineRule="auto"/>
-    </w:pPr>
-    <w:rPr>
-      <w:rFonts w:ascii="Helvetica" w:eastAsiaTheme="minorHAnsi" w:hAnsi="Helvetica" w:cs="Helvetica"/>
-      <w:color w:val="202529"/>
-      <w:spacing w:val="-2"/>
-      <w:sz w:val="24"/>
-      <w:szCs w:val="24"/>
-    </w:rPr>
-  </w:style>
-  <w:style w:type="paragraph" w:customStyle="1" w:styleId="MLRIAdvocacyguideforPDFPart">
-    <w:name w:val="MLRI Advocacy guide for PDF Part"/>
-    <w:basedOn w:val="Normal"/>
-    <w:qFormat/>
-    <w:rsid w:val="000F4FEF"/>
-    <w:pPr>
-      <w:spacing w:before="480" w:after="80" w:line="320" w:lineRule="exact"/>
-      <w:ind w:left="187"/>
-    </w:pPr>
-    <w:rPr>
-      <w:rFonts w:ascii="Bookman Old Style" w:hAnsi="Bookman Old Style"/>
-      <w:color w:val="808080"/>
-      <w:szCs w:val="28"/>
-    </w:rPr>
-  </w:style>
-  <w:style w:type="character" w:customStyle="1" w:styleId="NumChar">
-    <w:name w:val="NumChar"/>
-    <w:basedOn w:val="DefaultParagraphFont"/>
-    <w:uiPriority w:val="1"/>
-    <w:qFormat/>
-    <w:rsid w:val="000F4FEF"/>
-    <w:rPr>
-      <w:rFonts w:eastAsiaTheme="minorHAnsi"/>
-    </w:rPr>
-  </w:style>
-  <w:style w:type="paragraph" w:customStyle="1" w:styleId="one-indent">
-    <w:name w:val="one-indent"/>
-    <w:basedOn w:val="Normal"/>
-    <w:rsid w:val="000F4FEF"/>
-    <w:pPr>
-      <w:spacing w:before="100" w:after="100"/>
-    </w:pPr>
-    <w:rPr>
-      <w:rFonts w:ascii="Times New Roman" w:eastAsia="Times New Roman" w:hAnsi="Times New Roman" w:cs="Times New Roman"/>
-      <w:sz w:val="24"/>
-      <w:szCs w:val="24"/>
-    </w:rPr>
-  </w:style>
-  <w:style w:type="character" w:customStyle="1" w:styleId="small">
-    <w:name w:val="small"/>
-    <w:basedOn w:val="DefaultParagraphFont"/>
-    <w:rsid w:val="000F4FEF"/>
-    <w:rPr>
-      <w:rFonts w:cs="Times New Roman"/>
-    </w:rPr>
-  </w:style>
-  <w:style w:type="paragraph" w:customStyle="1" w:styleId="StyleHeading1Hanging008">
-    <w:name w:val="Style Heading 1 + Hanging:  0.08&quot;"/>
-    <w:basedOn w:val="Heading1"/>
-    <w:qFormat/>
-    <w:rsid w:val="000F4FEF"/>
-    <w:pPr>
-      <w:spacing w:before="120"/>
-      <w:ind w:hanging="115"/>
-    </w:pPr>
-    <w:rPr>
-      <w:rFonts w:eastAsia="Times New Roman" w:cs="Times New Roman"/>
-      <w:szCs w:val="20"/>
-    </w:rPr>
-  </w:style>
-  <w:style w:type="numbering" w:customStyle="1" w:styleId="Style1">
-    <w:name w:val="Style1"/>
-    <w:uiPriority w:val="99"/>
-    <w:rsid w:val="000F4FEF"/>
-    <w:pPr>
-      <w:numPr>
-        <w:numId w:val="17"/>
-      </w:numPr>
-    </w:pPr>
-  </w:style>
-  <w:style w:type="paragraph" w:customStyle="1" w:styleId="TableParagraph">
-    <w:name w:val="Table Paragraph"/>
-    <w:basedOn w:val="Normal"/>
-    <w:uiPriority w:val="1"/>
-    <w:qFormat/>
-    <w:rsid w:val="000F4FEF"/>
-  </w:style>
-  <w:style w:type="character" w:customStyle="1" w:styleId="UnresolvedMention">
+  <w:style w:type="character" w:styleId="UnresolvedMention">
     <w:name w:val="Unresolved Mention"/>
     <w:basedOn w:val="DefaultParagraphFont"/>
     <w:uiPriority w:val="99"/>
@@ -9574,7 +7988,7 @@
   <a:extraClrSchemeLst/>
   <a:extLst>
     <a:ext uri="{05A4C25C-085E-4340-85A3-A5531E510DB2}">
-      <thm15:themeFamily xmlns:thm15="http://schemas.microsoft.com/office/thememl/2012/main" xmlns="" name="Office Theme" id="{62F939B6-93AF-4DB8-9C6B-D6C7DFDC589F}" vid="{4A3C46E8-61CC-4603-A589-7422A47A8E4A}"/>
+      <thm15:themeFamily xmlns:thm15="http://schemas.microsoft.com/office/thememl/2012/main" name="Office Theme" id="{62F939B6-93AF-4DB8-9C6B-D6C7DFDC589F}" vid="{4A3C46E8-61CC-4603-A589-7422A47A8E4A}"/>
     </a:ext>
   </a:extLst>
 </a:theme>

--- a/docassemble/AKA2JBranding/data/templates/proper_service_content.docx
+++ b/docassemble/AKA2JBranding/data/templates/proper_service_content.docx
@@ -7,208 +7,39 @@
         <w:pStyle w:val="Body"/>
       </w:pPr>
       <w:r>
+        <w:rPr>
+          <w:color w:val="FF0000"/>
+        </w:rPr>
         <w:t>{</w:t>
       </w:r>
       <w:r>
-        <w:t xml:space="preserve">% </w:t>
-      </w:r>
-      <w:r>
-        <w:rPr>
-          <w:color w:val="4B69C6"/>
-        </w:rPr>
-        <w:t>if</w:t>
-      </w:r>
-      <w:r>
-        <w:t xml:space="preserve"> </w:t>
-      </w:r>
-      <w:r>
-        <w:rPr>
-          <w:color w:val="777777"/>
-        </w:rPr>
-        <w:t>(</w:t>
-      </w:r>
-      <w:r>
-        <w:rPr>
-          <w:color w:val="7A3E9D"/>
-        </w:rPr>
-        <w:t>type_of_response</w:t>
-      </w:r>
-      <w:r>
-        <w:rPr>
-          <w:color w:val="777777"/>
-        </w:rPr>
-        <w:t>['</w:t>
-      </w:r>
-      <w:r>
-        <w:rPr>
-          <w:color w:val="448C27"/>
-        </w:rPr>
-        <w:t>improper service</w:t>
-      </w:r>
-      <w:r>
-        <w:rPr>
-          <w:color w:val="777777"/>
-        </w:rPr>
-        <w:t>']</w:t>
-      </w:r>
-      <w:r>
-        <w:t xml:space="preserve"> </w:t>
-      </w:r>
-      <w:r>
-        <w:rPr>
-          <w:color w:val="4B69C6"/>
-        </w:rPr>
-        <w:t>and</w:t>
-      </w:r>
-      <w:r>
-        <w:t xml:space="preserve"> </w:t>
-      </w:r>
-      <w:r>
-        <w:rPr>
-          <w:color w:val="4B69C6"/>
-        </w:rPr>
-        <w:t>not</w:t>
-      </w:r>
-      <w:r>
-        <w:t xml:space="preserve"> </w:t>
-      </w:r>
-      <w:r>
-        <w:rPr>
-          <w:color w:val="7A3E9D"/>
-        </w:rPr>
-        <w:t>type_of_response</w:t>
-      </w:r>
-      <w:r>
-        <w:rPr>
-          <w:color w:val="777777"/>
-        </w:rPr>
-        <w:t>['</w:t>
-      </w:r>
-      <w:r>
-        <w:rPr>
-          <w:color w:val="448C27"/>
-        </w:rPr>
-        <w:t>default</w:t>
-      </w:r>
-      <w:r>
-        <w:rPr>
-          <w:color w:val="777777"/>
-        </w:rPr>
-        <w:t>'])</w:t>
-      </w:r>
-      <w:r>
-        <w:t xml:space="preserve"> </w:t>
-      </w:r>
-      <w:r>
-        <w:rPr>
-          <w:color w:val="4B69C6"/>
-        </w:rPr>
-        <w:t>or</w:t>
-      </w:r>
-      <w:r>
-        <w:t xml:space="preserve"> </w:t>
-      </w:r>
-      <w:r>
-        <w:rPr>
-          <w:color w:val="777777"/>
-        </w:rPr>
-        <w:t>(</w:t>
-      </w:r>
-      <w:r>
-        <w:rPr>
-          <w:color w:val="7A3E9D"/>
-        </w:rPr>
-        <w:t>type_of_response</w:t>
-      </w:r>
-      <w:r>
-        <w:rPr>
-          <w:color w:val="777777"/>
-        </w:rPr>
-        <w:t>['</w:t>
-      </w:r>
-      <w:r>
-        <w:rPr>
-          <w:color w:val="448C27"/>
-        </w:rPr>
-        <w:t>default</w:t>
-      </w:r>
-      <w:r>
-        <w:rPr>
-          <w:color w:val="777777"/>
-        </w:rPr>
-        <w:t>']</w:t>
-      </w:r>
-      <w:r>
-        <w:t xml:space="preserve"> </w:t>
-      </w:r>
-      <w:r>
-        <w:rPr>
-          <w:color w:val="4B69C6"/>
-        </w:rPr>
-        <w:t>and</w:t>
-      </w:r>
-      <w:r>
-        <w:t xml:space="preserve"> </w:t>
-      </w:r>
-      <w:r>
-        <w:rPr>
-          <w:color w:val="4B69C6"/>
-        </w:rPr>
-        <w:t>not</w:t>
-      </w:r>
-      <w:r>
-        <w:t xml:space="preserve"> </w:t>
-      </w:r>
-      <w:r>
-        <w:rPr>
-          <w:color w:val="7A3E9D"/>
-        </w:rPr>
-        <w:t>proper_service</w:t>
-      </w:r>
-      <w:r>
-        <w:rPr>
-          <w:color w:val="777777"/>
-        </w:rPr>
-        <w:t>)</w:t>
-      </w:r>
-      <w:r>
-        <w:t xml:space="preserve"> %}{{ </w:t>
-      </w:r>
-      <w:r>
-        <w:rPr>
-          <w:color w:val="7A3E9D"/>
-        </w:rPr>
-        <w:t>capitalize</w:t>
-      </w:r>
-      <w:r>
-        <w:rPr>
-          <w:color w:val="777777"/>
-        </w:rPr>
-        <w:t>(</w:t>
-      </w:r>
-      <w:r>
-        <w:rPr>
-          <w:color w:val="7A3E9D"/>
-        </w:rPr>
-        <w:t>other_party_in_case</w:t>
-      </w:r>
-      <w:r>
-        <w:rPr>
-          <w:color w:val="777777"/>
-        </w:rPr>
-        <w:t>)</w:t>
-      </w:r>
-      <w:r>
-        <w:t xml:space="preserve"> }} started a {{ </w:t>
-      </w:r>
-      <w:r>
-        <w:rPr>
-          <w:color w:val="7A3E9D"/>
-        </w:rPr>
-        <w:t>case_type</w:t>
-      </w:r>
-      <w:r>
-        <w:t xml:space="preserve"> }} case by filing documents with the court. They were supposed to give you a copy of the documents they filed one of these ways:</w:t>
+        <w:rPr>
+          <w:color w:val="FF0000"/>
+        </w:rPr>
+        <w:t>%</w:t>
+      </w:r>
+      <w:r>
+        <w:rPr>
+          <w:color w:val="FF0000"/>
+        </w:rPr>
+        <w:t>p</w:t>
+      </w:r>
+      <w:r>
+        <w:rPr>
+          <w:color w:val="FF0000"/>
+        </w:rPr>
+        <w:t xml:space="preserve"> if (type_of_response['improper service'] and not type_of_response['default']) or (type_of_response['default'] and not proper_service) %}</w:t>
+      </w:r>
+    </w:p>
+    <w:p>
+      <w:pPr>
+        <w:pStyle w:val="Body"/>
+      </w:pPr>
+      <w:r>
+        <w:t>{{ capitalize(other_party_in_case) }} started a {{ case_type }}</w:t>
+      </w:r>
+      <w:r>
+        <w:t xml:space="preserve"> case by filing documents with the court. They were supposed to give you a copy of the documents they filed one of these ways:</w:t>
       </w:r>
     </w:p>
     <w:p>
@@ -248,118 +79,22 @@
         <w:pStyle w:val="Body"/>
       </w:pPr>
       <w:r>
-        <w:t xml:space="preserve">{% </w:t>
-      </w:r>
-      <w:r>
-        <w:rPr>
-          <w:color w:val="4B69C6"/>
-        </w:rPr>
-        <w:t>if</w:t>
-      </w:r>
-      <w:r>
-        <w:t xml:space="preserve"> </w:t>
-      </w:r>
-      <w:r>
-        <w:rPr>
-          <w:color w:val="7A3E9D"/>
-        </w:rPr>
-        <w:t>type_of_response</w:t>
-      </w:r>
-      <w:r>
-        <w:rPr>
-          <w:color w:val="777777"/>
-        </w:rPr>
-        <w:t>['</w:t>
-      </w:r>
-      <w:r>
-        <w:rPr>
-          <w:color w:val="448C27"/>
-        </w:rPr>
-        <w:t>case in 2 states</w:t>
-      </w:r>
-      <w:r>
-        <w:rPr>
-          <w:color w:val="777777"/>
-        </w:rPr>
-        <w:t>']</w:t>
-      </w:r>
-      <w:r>
-        <w:t xml:space="preserve"> </w:t>
-      </w:r>
-      <w:r>
-        <w:rPr>
-          <w:color w:val="4B69C6"/>
-        </w:rPr>
-        <w:t>and</w:t>
-      </w:r>
-      <w:r>
-        <w:t xml:space="preserve"> </w:t>
-      </w:r>
-      <w:r>
-        <w:rPr>
-          <w:color w:val="7A3E9D"/>
-        </w:rPr>
-        <w:t>stage_of_other_case</w:t>
-      </w:r>
-      <w:r>
-        <w:t xml:space="preserve"> </w:t>
-      </w:r>
-      <w:r>
-        <w:rPr>
-          <w:color w:val="777777"/>
-        </w:rPr>
-        <w:t>==</w:t>
-      </w:r>
-      <w:r>
-        <w:t xml:space="preserve"> </w:t>
-      </w:r>
-      <w:r>
-        <w:rPr>
-          <w:color w:val="777777"/>
-        </w:rPr>
-        <w:t>'</w:t>
-      </w:r>
-      <w:r>
-        <w:rPr>
-          <w:color w:val="448C27"/>
-        </w:rPr>
-        <w:t>ended with order</w:t>
-      </w:r>
-      <w:r>
-        <w:rPr>
-          <w:color w:val="777777"/>
-        </w:rPr>
-        <w:t>'</w:t>
-      </w:r>
-      <w:r>
-        <w:t xml:space="preserve"> %}After you are served, you have </w:t>
-      </w:r>
-      <w:r>
-        <w:rPr>
-          <w:b/>
-        </w:rPr>
-        <w:t>20</w:t>
-      </w:r>
-      <w:r>
-        <w:t xml:space="preserve"> days to file a response.{% </w:t>
-      </w:r>
-      <w:r>
-        <w:rPr>
-          <w:color w:val="4B69C6"/>
-        </w:rPr>
-        <w:t>else</w:t>
-      </w:r>
-      <w:r>
-        <w:t xml:space="preserve"> %}After you are served, you have </w:t>
-      </w:r>
-      <w:r>
-        <w:rPr>
-          <w:b/>
-        </w:rPr>
-        <w:t>20</w:t>
-      </w:r>
-      <w:r>
-        <w:t xml:space="preserve"> days to file an Answer.</w:t>
+        <w:rPr>
+          <w:color w:val="FFC000"/>
+        </w:rPr>
+        <w:t>{%</w:t>
+      </w:r>
+      <w:r>
+        <w:rPr>
+          <w:color w:val="FFC000"/>
+        </w:rPr>
+        <w:t>p</w:t>
+      </w:r>
+      <w:r>
+        <w:rPr>
+          <w:color w:val="FFC000"/>
+        </w:rPr>
+        <w:t xml:space="preserve"> if type_of_response['case in 2 states'] and stage_of_other_case == 'ended with order' %}</w:t>
       </w:r>
     </w:p>
     <w:p>
@@ -367,231 +102,39 @@
         <w:pStyle w:val="Body"/>
       </w:pPr>
       <w:r>
-        <w:t xml:space="preserve">If you do not file an Answer in 20 days, {{ </w:t>
-      </w:r>
-      <w:r>
-        <w:rPr>
-          <w:color w:val="7A3E9D"/>
-        </w:rPr>
-        <w:t>other_party_in_case</w:t>
-      </w:r>
-      <w:r>
-        <w:t xml:space="preserve"> }} may ask the court for a default judgment.{% </w:t>
-      </w:r>
-      <w:r>
-        <w:rPr>
-          <w:color w:val="4B69C6"/>
-        </w:rPr>
-        <w:t>endif</w:t>
-      </w:r>
-      <w:r>
-        <w:t xml:space="preserve"> %}{% </w:t>
-      </w:r>
-      <w:r>
-        <w:rPr>
-          <w:color w:val="4B69C6"/>
-        </w:rPr>
-        <w:t>endif</w:t>
-      </w:r>
-      <w:r>
-        <w:t xml:space="preserve"> %}{% </w:t>
-      </w:r>
-      <w:r>
-        <w:rPr>
-          <w:color w:val="4B69C6"/>
-        </w:rPr>
-        <w:t>if</w:t>
-      </w:r>
-      <w:r>
-        <w:t xml:space="preserve"> </w:t>
-      </w:r>
-      <w:r>
-        <w:rPr>
-          <w:color w:val="7A3E9D"/>
-        </w:rPr>
-        <w:t>type_of_response</w:t>
-      </w:r>
-      <w:r>
-        <w:rPr>
-          <w:color w:val="777777"/>
-        </w:rPr>
-        <w:t>.</w:t>
-      </w:r>
-      <w:r>
-        <w:rPr>
-          <w:color w:val="7A3E9D"/>
-        </w:rPr>
-        <w:t>all_true</w:t>
-      </w:r>
-      <w:r>
-        <w:rPr>
-          <w:color w:val="777777"/>
-        </w:rPr>
-        <w:t>('</w:t>
-      </w:r>
-      <w:r>
-        <w:rPr>
-          <w:color w:val="448C27"/>
-        </w:rPr>
-        <w:t>improper service</w:t>
-      </w:r>
-      <w:r>
-        <w:rPr>
-          <w:color w:val="777777"/>
-        </w:rPr>
-        <w:t>',</w:t>
-      </w:r>
-      <w:r>
-        <w:t xml:space="preserve"> </w:t>
-      </w:r>
-      <w:r>
-        <w:rPr>
-          <w:color w:val="7A3E9D"/>
-        </w:rPr>
-        <w:t>exclusive</w:t>
-      </w:r>
-      <w:r>
-        <w:t xml:space="preserve"> </w:t>
-      </w:r>
-      <w:r>
-        <w:rPr>
-          <w:color w:val="777777"/>
-        </w:rPr>
-        <w:t>=</w:t>
-      </w:r>
-      <w:r>
-        <w:t xml:space="preserve"> </w:t>
-      </w:r>
-      <w:r>
-        <w:rPr>
-          <w:color w:val="7A3E9D"/>
-        </w:rPr>
-        <w:t>True</w:t>
-      </w:r>
-      <w:r>
-        <w:rPr>
-          <w:color w:val="777777"/>
-        </w:rPr>
-        <w:t>)</w:t>
-      </w:r>
-      <w:r>
-        <w:t xml:space="preserve"> </w:t>
-      </w:r>
-      <w:r>
-        <w:rPr>
-          <w:color w:val="4B69C6"/>
-        </w:rPr>
-        <w:t>or</w:t>
-      </w:r>
-      <w:r>
-        <w:t xml:space="preserve"> </w:t>
-      </w:r>
-      <w:r>
-        <w:rPr>
-          <w:color w:val="777777"/>
-        </w:rPr>
-        <w:t>(</w:t>
-      </w:r>
-      <w:r>
-        <w:rPr>
-          <w:color w:val="7A3E9D"/>
-        </w:rPr>
-        <w:t>type_of_response</w:t>
-      </w:r>
-      <w:r>
-        <w:rPr>
-          <w:color w:val="777777"/>
-        </w:rPr>
-        <w:t>.</w:t>
-      </w:r>
-      <w:r>
-        <w:rPr>
-          <w:color w:val="7A3E9D"/>
-        </w:rPr>
-        <w:t>any_true</w:t>
-      </w:r>
-      <w:r>
-        <w:rPr>
-          <w:color w:val="777777"/>
-        </w:rPr>
-        <w:t>('</w:t>
-      </w:r>
-      <w:r>
-        <w:rPr>
-          <w:color w:val="448C27"/>
-        </w:rPr>
-        <w:t>improper service</w:t>
-      </w:r>
-      <w:r>
-        <w:rPr>
-          <w:color w:val="777777"/>
-        </w:rPr>
-        <w:t>',</w:t>
-      </w:r>
-      <w:r>
-        <w:t xml:space="preserve"> </w:t>
-      </w:r>
-      <w:r>
-        <w:rPr>
-          <w:color w:val="777777"/>
-        </w:rPr>
-        <w:t>'</w:t>
-      </w:r>
-      <w:r>
-        <w:rPr>
-          <w:color w:val="448C27"/>
-        </w:rPr>
-        <w:t>default</w:t>
-      </w:r>
-      <w:r>
-        <w:rPr>
-          <w:color w:val="777777"/>
-        </w:rPr>
-        <w:t>')</w:t>
-      </w:r>
-      <w:r>
-        <w:t xml:space="preserve"> </w:t>
-      </w:r>
-      <w:r>
-        <w:rPr>
-          <w:color w:val="4B69C6"/>
-        </w:rPr>
-        <w:t>and</w:t>
-      </w:r>
-      <w:r>
-        <w:t xml:space="preserve"> </w:t>
-      </w:r>
-      <w:r>
-        <w:rPr>
-          <w:color w:val="4B69C6"/>
-        </w:rPr>
-        <w:t>not</w:t>
-      </w:r>
-      <w:r>
-        <w:t xml:space="preserve"> </w:t>
-      </w:r>
-      <w:r>
-        <w:rPr>
-          <w:color w:val="7A3E9D"/>
-        </w:rPr>
-        <w:t>proper_service</w:t>
-      </w:r>
-      <w:r>
-        <w:rPr>
-          <w:color w:val="777777"/>
-        </w:rPr>
-        <w:t>)</w:t>
-      </w:r>
-      <w:r>
-        <w:t xml:space="preserve"> %}</w:t>
+        <w:t xml:space="preserve">After you are served, you have </w:t>
+      </w:r>
+      <w:r>
+        <w:rPr>
+          <w:b/>
+        </w:rPr>
+        <w:t>20</w:t>
+      </w:r>
+      <w:r>
+        <w:t xml:space="preserve"> days to file a response.</w:t>
       </w:r>
     </w:p>
     <w:p>
       <w:pPr>
-        <w:pStyle w:val="Heading3"/>
-      </w:pPr>
-      <w:r>
-        <w:t>Default judgment</w:t>
+        <w:pStyle w:val="Body"/>
+      </w:pPr>
+      <w:r>
+        <w:rPr>
+          <w:color w:val="FFC000"/>
+        </w:rPr>
+        <w:t>{%</w:t>
+      </w:r>
+      <w:r>
+        <w:rPr>
+          <w:color w:val="FFC000"/>
+        </w:rPr>
+        <w:t>p</w:t>
+      </w:r>
+      <w:r>
+        <w:rPr>
+          <w:color w:val="FFC000"/>
+        </w:rPr>
+        <w:t xml:space="preserve"> else %}</w:t>
       </w:r>
     </w:p>
     <w:p>
@@ -599,16 +142,16 @@
         <w:pStyle w:val="Body"/>
       </w:pPr>
       <w:r>
-        <w:t xml:space="preserve">{% </w:t>
-      </w:r>
-      <w:r>
-        <w:rPr>
-          <w:color w:val="4B69C6"/>
-        </w:rPr>
-        <w:t>endif</w:t>
-      </w:r>
-      <w:r>
-        <w:t xml:space="preserve"> %}A default judgment is when the judge decides your case without hearing from you.</w:t>
+        <w:t xml:space="preserve">After you are served, you have </w:t>
+      </w:r>
+      <w:r>
+        <w:rPr>
+          <w:b/>
+        </w:rPr>
+        <w:t>20</w:t>
+      </w:r>
+      <w:r>
+        <w:t xml:space="preserve"> days to file an Answer.</w:t>
       </w:r>
     </w:p>
     <w:p>
@@ -616,355 +159,155 @@
         <w:pStyle w:val="Body"/>
       </w:pPr>
       <w:r>
-        <w:t xml:space="preserve">{% </w:t>
-      </w:r>
-      <w:r>
-        <w:rPr>
-          <w:color w:val="4B69C6"/>
-        </w:rPr>
-        <w:t>if</w:t>
-      </w:r>
-      <w:r>
-        <w:t xml:space="preserve"> </w:t>
-      </w:r>
-      <w:r>
-        <w:rPr>
-          <w:color w:val="7A3E9D"/>
-        </w:rPr>
-        <w:t>type_of_response</w:t>
-      </w:r>
-      <w:r>
-        <w:rPr>
-          <w:color w:val="777777"/>
-        </w:rPr>
-        <w:t>.</w:t>
-      </w:r>
-      <w:r>
-        <w:rPr>
-          <w:color w:val="7A3E9D"/>
-        </w:rPr>
-        <w:t>all_true</w:t>
-      </w:r>
-      <w:r>
-        <w:rPr>
-          <w:color w:val="777777"/>
-        </w:rPr>
-        <w:t>('</w:t>
-      </w:r>
-      <w:r>
-        <w:rPr>
-          <w:color w:val="448C27"/>
-        </w:rPr>
-        <w:t>improper service</w:t>
-      </w:r>
-      <w:r>
-        <w:rPr>
-          <w:color w:val="777777"/>
-        </w:rPr>
-        <w:t>',</w:t>
-      </w:r>
-      <w:r>
-        <w:t xml:space="preserve"> </w:t>
-      </w:r>
-      <w:r>
-        <w:rPr>
-          <w:color w:val="7A3E9D"/>
-        </w:rPr>
-        <w:t>exclusive</w:t>
-      </w:r>
-      <w:r>
-        <w:t xml:space="preserve"> </w:t>
-      </w:r>
-      <w:r>
-        <w:rPr>
-          <w:color w:val="777777"/>
-        </w:rPr>
-        <w:t>=</w:t>
-      </w:r>
-      <w:r>
-        <w:t xml:space="preserve"> </w:t>
-      </w:r>
-      <w:r>
-        <w:rPr>
-          <w:color w:val="7A3E9D"/>
-        </w:rPr>
-        <w:t>True</w:t>
-      </w:r>
-      <w:r>
-        <w:rPr>
-          <w:color w:val="777777"/>
-        </w:rPr>
-        <w:t>)</w:t>
-      </w:r>
-      <w:r>
-        <w:t xml:space="preserve"> </w:t>
-      </w:r>
-      <w:r>
-        <w:rPr>
-          <w:color w:val="4B69C6"/>
-        </w:rPr>
-        <w:t>or</w:t>
-      </w:r>
-      <w:r>
-        <w:t xml:space="preserve"> </w:t>
-      </w:r>
-      <w:r>
-        <w:rPr>
-          <w:color w:val="777777"/>
-        </w:rPr>
-        <w:t>(</w:t>
-      </w:r>
-      <w:r>
-        <w:rPr>
-          <w:color w:val="7A3E9D"/>
-        </w:rPr>
-        <w:t>type_of_response</w:t>
-      </w:r>
-      <w:r>
-        <w:rPr>
-          <w:color w:val="777777"/>
-        </w:rPr>
-        <w:t>.</w:t>
-      </w:r>
-      <w:r>
-        <w:rPr>
-          <w:color w:val="7A3E9D"/>
-        </w:rPr>
-        <w:t>all_false</w:t>
-      </w:r>
-      <w:r>
-        <w:rPr>
-          <w:color w:val="777777"/>
-        </w:rPr>
-        <w:t>('</w:t>
-      </w:r>
-      <w:r>
-        <w:rPr>
-          <w:color w:val="448C27"/>
-        </w:rPr>
-        <w:t>default</w:t>
-      </w:r>
-      <w:r>
-        <w:rPr>
-          <w:color w:val="777777"/>
-        </w:rPr>
-        <w:t>')</w:t>
-      </w:r>
-      <w:r>
-        <w:t xml:space="preserve"> </w:t>
-      </w:r>
-      <w:r>
-        <w:rPr>
-          <w:color w:val="4B69C6"/>
-        </w:rPr>
-        <w:t>and</w:t>
-      </w:r>
-      <w:r>
-        <w:t xml:space="preserve"> </w:t>
-      </w:r>
-      <w:r>
-        <w:rPr>
-          <w:color w:val="7A3E9D"/>
-        </w:rPr>
-        <w:t>type_of_response</w:t>
-      </w:r>
-      <w:r>
-        <w:rPr>
-          <w:color w:val="777777"/>
-        </w:rPr>
-        <w:t>['</w:t>
-      </w:r>
-      <w:r>
-        <w:rPr>
-          <w:color w:val="448C27"/>
-        </w:rPr>
-        <w:t>improper service</w:t>
-      </w:r>
-      <w:r>
-        <w:rPr>
-          <w:color w:val="777777"/>
-        </w:rPr>
-        <w:t>']</w:t>
-      </w:r>
-      <w:r>
-        <w:t xml:space="preserve"> </w:t>
-      </w:r>
-      <w:r>
-        <w:rPr>
-          <w:color w:val="4B69C6"/>
-        </w:rPr>
-        <w:t>and</w:t>
-      </w:r>
-      <w:r>
-        <w:t xml:space="preserve"> </w:t>
-      </w:r>
-      <w:r>
-        <w:rPr>
-          <w:color w:val="4B69C6"/>
-        </w:rPr>
-        <w:t>not</w:t>
-      </w:r>
-      <w:r>
-        <w:t xml:space="preserve"> </w:t>
-      </w:r>
-      <w:r>
-        <w:rPr>
-          <w:color w:val="7A3E9D"/>
-        </w:rPr>
-        <w:t>proper_service</w:t>
-      </w:r>
-      <w:r>
-        <w:rPr>
-          <w:color w:val="777777"/>
-        </w:rPr>
-        <w:t>)</w:t>
-      </w:r>
-      <w:r>
-        <w:t xml:space="preserve"> %} If {{ </w:t>
-      </w:r>
-      <w:r>
-        <w:rPr>
-          <w:color w:val="7A3E9D"/>
-        </w:rPr>
-        <w:t>other_party_in_case</w:t>
-      </w:r>
-      <w:r>
-        <w:t xml:space="preserve"> }} thinks they served you correctly, they may ask the court for a default judgment if you do not file {{ </w:t>
-      </w:r>
-      <w:r>
-        <w:rPr>
-          <w:color w:val="777777"/>
-        </w:rPr>
-        <w:t>"</w:t>
-      </w:r>
-      <w:r>
-        <w:rPr>
-          <w:color w:val="448C27"/>
-        </w:rPr>
-        <w:t>a response</w:t>
-      </w:r>
-      <w:r>
-        <w:rPr>
-          <w:color w:val="777777"/>
-        </w:rPr>
-        <w:t>"</w:t>
-      </w:r>
-      <w:r>
-        <w:t xml:space="preserve"> </w:t>
-      </w:r>
-      <w:r>
-        <w:rPr>
-          <w:color w:val="4B69C6"/>
-        </w:rPr>
-        <w:t>if</w:t>
-      </w:r>
-      <w:r>
-        <w:t xml:space="preserve"> </w:t>
-      </w:r>
-      <w:r>
-        <w:rPr>
-          <w:color w:val="7A3E9D"/>
-        </w:rPr>
-        <w:t>type_of_response</w:t>
-      </w:r>
-      <w:r>
-        <w:rPr>
-          <w:color w:val="777777"/>
-        </w:rPr>
-        <w:t>['</w:t>
-      </w:r>
-      <w:r>
-        <w:rPr>
-          <w:color w:val="448C27"/>
-        </w:rPr>
-        <w:t>case in 2 states</w:t>
-      </w:r>
-      <w:r>
-        <w:rPr>
-          <w:color w:val="777777"/>
-        </w:rPr>
-        <w:t>']</w:t>
-      </w:r>
-      <w:r>
-        <w:t xml:space="preserve"> </w:t>
-      </w:r>
-      <w:r>
-        <w:rPr>
-          <w:color w:val="4B69C6"/>
-        </w:rPr>
-        <w:t>and</w:t>
-      </w:r>
-      <w:r>
-        <w:t xml:space="preserve"> </w:t>
-      </w:r>
-      <w:r>
-        <w:rPr>
-          <w:color w:val="7A3E9D"/>
-        </w:rPr>
-        <w:t>stage_of_other_case</w:t>
-      </w:r>
-      <w:r>
-        <w:t xml:space="preserve"> </w:t>
-      </w:r>
-      <w:r>
-        <w:rPr>
-          <w:color w:val="777777"/>
-        </w:rPr>
-        <w:t>==</w:t>
-      </w:r>
-      <w:r>
-        <w:t xml:space="preserve"> </w:t>
-      </w:r>
-      <w:r>
-        <w:rPr>
-          <w:color w:val="777777"/>
-        </w:rPr>
-        <w:t>'</w:t>
-      </w:r>
-      <w:r>
-        <w:rPr>
-          <w:color w:val="448C27"/>
-        </w:rPr>
-        <w:t>ended with order</w:t>
-      </w:r>
-      <w:r>
-        <w:rPr>
-          <w:color w:val="777777"/>
-        </w:rPr>
-        <w:t>'</w:t>
-      </w:r>
-      <w:r>
-        <w:t xml:space="preserve"> </w:t>
-      </w:r>
-      <w:r>
-        <w:rPr>
-          <w:color w:val="4B69C6"/>
-        </w:rPr>
-        <w:t>else</w:t>
-      </w:r>
-      <w:r>
-        <w:t xml:space="preserve"> </w:t>
-      </w:r>
-      <w:r>
-        <w:rPr>
-          <w:color w:val="777777"/>
-        </w:rPr>
-        <w:t>"</w:t>
-      </w:r>
-      <w:r>
-        <w:rPr>
-          <w:color w:val="448C27"/>
-        </w:rPr>
-        <w:t>an Answer</w:t>
-      </w:r>
-      <w:r>
-        <w:rPr>
-          <w:color w:val="777777"/>
-        </w:rPr>
-        <w:t>"</w:t>
-      </w:r>
-      <w:r>
-        <w:t xml:space="preserve"> }} in 20 days. They are supposed to give you a copy of the </w:t>
+        <w:t xml:space="preserve">If you do not file an Answer in 20 days, </w:t>
+      </w:r>
+      <w:r>
+        <w:t>{{ other_party_in_case }}</w:t>
+      </w:r>
+      <w:r>
+        <w:t xml:space="preserve"> may ask the court for a default judgment.</w:t>
+      </w:r>
+    </w:p>
+    <w:p>
+      <w:pPr>
+        <w:pStyle w:val="Body"/>
+      </w:pPr>
+      <w:r>
+        <w:rPr>
+          <w:color w:val="FFC000"/>
+        </w:rPr>
+        <w:t>{%</w:t>
+      </w:r>
+      <w:r>
+        <w:rPr>
+          <w:color w:val="FFC000"/>
+        </w:rPr>
+        <w:t>p</w:t>
+      </w:r>
+      <w:r>
+        <w:rPr>
+          <w:color w:val="FFC000"/>
+        </w:rPr>
+        <w:t xml:space="preserve"> endif %}</w:t>
+      </w:r>
+    </w:p>
+    <w:p>
+      <w:pPr>
+        <w:pStyle w:val="Body"/>
+      </w:pPr>
+      <w:r>
+        <w:rPr>
+          <w:color w:val="FF0000"/>
+        </w:rPr>
+        <w:t>{%</w:t>
+      </w:r>
+      <w:r>
+        <w:rPr>
+          <w:color w:val="FF0000"/>
+        </w:rPr>
+        <w:t>p</w:t>
+      </w:r>
+      <w:r>
+        <w:rPr>
+          <w:color w:val="FF0000"/>
+        </w:rPr>
+        <w:t xml:space="preserve"> endif %}</w:t>
+      </w:r>
+    </w:p>
+    <w:p>
+      <w:pPr>
+        <w:pStyle w:val="Body"/>
+      </w:pPr>
+      <w:r>
+        <w:rPr>
+          <w:color w:val="FF0000"/>
+        </w:rPr>
+        <w:t>{%</w:t>
+      </w:r>
+      <w:r>
+        <w:rPr>
+          <w:color w:val="FF0000"/>
+        </w:rPr>
+        <w:t>p</w:t>
+      </w:r>
+      <w:r>
+        <w:rPr>
+          <w:color w:val="FF0000"/>
+        </w:rPr>
+        <w:t xml:space="preserve"> if type_of_response.all_true('improper service', exclusive = True) or (type_of_response.any_true('improper service', 'default') and not proper_service) %}</w:t>
+      </w:r>
+    </w:p>
+    <w:p>
+      <w:pPr>
+        <w:pStyle w:val="Heading3"/>
+      </w:pPr>
+      <w:r>
+        <w:t>Default judgment</w:t>
+      </w:r>
+    </w:p>
+    <w:p>
+      <w:pPr>
+        <w:pStyle w:val="Body"/>
+      </w:pPr>
+      <w:r>
+        <w:rPr>
+          <w:color w:val="FF0000"/>
+        </w:rPr>
+        <w:t>{%</w:t>
+      </w:r>
+      <w:r>
+        <w:rPr>
+          <w:color w:val="FF0000"/>
+        </w:rPr>
+        <w:t>p</w:t>
+      </w:r>
+      <w:r>
+        <w:rPr>
+          <w:color w:val="FF0000"/>
+        </w:rPr>
+        <w:t xml:space="preserve"> endif %}</w:t>
+      </w:r>
+    </w:p>
+    <w:p>
+      <w:pPr>
+        <w:pStyle w:val="Body"/>
+      </w:pPr>
+      <w:r>
+        <w:t>A default judgment is when the judge decides your case without hearing from you.</w:t>
+      </w:r>
+    </w:p>
+    <w:p>
+      <w:pPr>
+        <w:pStyle w:val="Body"/>
+      </w:pPr>
+      <w:r>
+        <w:rPr>
+          <w:color w:val="FF0000"/>
+        </w:rPr>
+        <w:t>{%</w:t>
+      </w:r>
+      <w:r>
+        <w:rPr>
+          <w:color w:val="FF0000"/>
+        </w:rPr>
+        <w:t>p</w:t>
+      </w:r>
+      <w:r>
+        <w:rPr>
+          <w:color w:val="FF0000"/>
+        </w:rPr>
+        <w:t xml:space="preserve"> if type_of_response.all_true('improper service', exclusive = True) or (type_of_response.all_false('default') and type_of_response['improper service'] and not proper_service) %}</w:t>
+      </w:r>
+    </w:p>
+    <w:p>
+      <w:pPr>
+        <w:pStyle w:val="Body"/>
+      </w:pPr>
+      <w:r>
+        <w:t>If {{ other_party_in_case }} thinks they served you correctly, they may ask the court for a default judgment if you do not file {{ "a response" if type_of_response['case in 2 states'] and stage_of_other_case == 'ended with order' else "an Answer" }} in 20 days.</w:t>
+      </w:r>
+      <w:r>
+        <w:t xml:space="preserve"> They are supposed to give you a copy of the </w:t>
       </w:r>
       <w:r>
         <w:rPr>
@@ -977,16 +320,13 @@
         <w:t xml:space="preserve"> </w:t>
       </w:r>
       <w:r>
-        <w:t xml:space="preserve">if they file one with the court. If you want to make sure {{ </w:t>
-      </w:r>
-      <w:r>
-        <w:rPr>
-          <w:color w:val="7A3E9D"/>
-        </w:rPr>
-        <w:t>other_party_in_case</w:t>
-      </w:r>
-      <w:r>
-        <w:t xml:space="preserve"> }} has not filed for default, you can look up your case on </w:t>
+        <w:t xml:space="preserve">if they file one with the court. If you want to make sure </w:t>
+      </w:r>
+      <w:r>
+        <w:t>{{ other_party_in_case }}</w:t>
+      </w:r>
+      <w:r>
+        <w:t xml:space="preserve"> has not filed for default, you can look up your case on </w:t>
       </w:r>
       <w:hyperlink r:id="rId5" w:history="1">
         <w:r>
@@ -998,16 +338,7 @@
         </w:r>
       </w:hyperlink>
       <w:r>
-        <w:t xml:space="preserve">.{% </w:t>
-      </w:r>
-      <w:r>
-        <w:rPr>
-          <w:color w:val="4B69C6"/>
-        </w:rPr>
-        <w:t>endif</w:t>
-      </w:r>
-      <w:r>
-        <w:t xml:space="preserve"> %}</w:t>
+        <w:t>.</w:t>
       </w:r>
     </w:p>
     <w:p>
@@ -1015,148 +346,22 @@
         <w:pStyle w:val="Body"/>
       </w:pPr>
       <w:r>
-        <w:t xml:space="preserve">{% </w:t>
-      </w:r>
-      <w:r>
-        <w:rPr>
-          <w:color w:val="4B69C6"/>
-        </w:rPr>
-        <w:t>if</w:t>
-      </w:r>
-      <w:r>
-        <w:t xml:space="preserve"> </w:t>
-      </w:r>
-      <w:r>
-        <w:rPr>
-          <w:color w:val="7A3E9D"/>
-        </w:rPr>
-        <w:t>type_of_response</w:t>
-      </w:r>
-      <w:r>
-        <w:rPr>
-          <w:color w:val="777777"/>
-        </w:rPr>
-        <w:t>['</w:t>
-      </w:r>
-      <w:r>
-        <w:rPr>
-          <w:color w:val="448C27"/>
-        </w:rPr>
-        <w:t>default</w:t>
-      </w:r>
-      <w:r>
-        <w:rPr>
-          <w:color w:val="777777"/>
-        </w:rPr>
-        <w:t>']</w:t>
-      </w:r>
-      <w:r>
-        <w:t xml:space="preserve"> %}{% </w:t>
-      </w:r>
-      <w:r>
-        <w:rPr>
-          <w:color w:val="4B69C6"/>
-        </w:rPr>
-        <w:t>if</w:t>
-      </w:r>
-      <w:r>
-        <w:t xml:space="preserve"> </w:t>
-      </w:r>
-      <w:r>
-        <w:rPr>
-          <w:color w:val="7A3E9D"/>
-        </w:rPr>
-        <w:t>stage_of_default</w:t>
-      </w:r>
-      <w:r>
-        <w:t xml:space="preserve"> </w:t>
-      </w:r>
-      <w:r>
-        <w:rPr>
-          <w:color w:val="4B69C6"/>
-        </w:rPr>
-        <w:t>in</w:t>
-      </w:r>
-      <w:r>
-        <w:t xml:space="preserve"> </w:t>
-      </w:r>
-      <w:r>
-        <w:rPr>
-          <w:color w:val="777777"/>
-        </w:rPr>
-        <w:t>('</w:t>
-      </w:r>
-      <w:r>
-        <w:rPr>
-          <w:color w:val="448C27"/>
-        </w:rPr>
-        <w:t>application filed</w:t>
-      </w:r>
-      <w:r>
-        <w:rPr>
-          <w:color w:val="777777"/>
-        </w:rPr>
-        <w:t>',</w:t>
-      </w:r>
-      <w:r>
-        <w:t xml:space="preserve"> </w:t>
-      </w:r>
-      <w:r>
-        <w:rPr>
-          <w:color w:val="777777"/>
-        </w:rPr>
-        <w:t>'</w:t>
-      </w:r>
-      <w:r>
-        <w:rPr>
-          <w:color w:val="448C27"/>
-        </w:rPr>
-        <w:t>hearing scheduled</w:t>
-      </w:r>
-      <w:r>
-        <w:rPr>
-          <w:color w:val="777777"/>
-        </w:rPr>
-        <w:t>')</w:t>
-      </w:r>
-      <w:r>
-        <w:t xml:space="preserve"> %}If you do not file an Answer within 20 days of receiving the Complaint, {{ </w:t>
-      </w:r>
-      <w:r>
-        <w:rPr>
-          <w:color w:val="7A3E9D"/>
-        </w:rPr>
-        <w:t>other_party_in_case</w:t>
-      </w:r>
-      <w:r>
-        <w:t xml:space="preserve"> }} may ask the court for a default judgment.{% </w:t>
-      </w:r>
-      <w:r>
-        <w:rPr>
-          <w:color w:val="4B69C6"/>
-        </w:rPr>
-        <w:t>if</w:t>
-      </w:r>
-      <w:r>
-        <w:t xml:space="preserve"> </w:t>
-      </w:r>
-      <w:r>
-        <w:rPr>
-          <w:color w:val="4B69C6"/>
-        </w:rPr>
-        <w:t>not</w:t>
-      </w:r>
-      <w:r>
-        <w:t xml:space="preserve"> </w:t>
-      </w:r>
-      <w:r>
-        <w:rPr>
-          <w:color w:val="7A3E9D"/>
-        </w:rPr>
-        <w:t>proper_service</w:t>
-      </w:r>
-      <w:r>
-        <w:t xml:space="preserve"> %}</w:t>
+        <w:rPr>
+          <w:color w:val="FF0000"/>
+        </w:rPr>
+        <w:t>{%</w:t>
+      </w:r>
+      <w:r>
+        <w:rPr>
+          <w:color w:val="FF0000"/>
+        </w:rPr>
+        <w:t>p</w:t>
+      </w:r>
+      <w:r>
+        <w:rPr>
+          <w:color w:val="FF0000"/>
+        </w:rPr>
+        <w:t xml:space="preserve"> endif %}</w:t>
       </w:r>
     </w:p>
     <w:p>
@@ -1164,16 +369,88 @@
         <w:pStyle w:val="Body"/>
       </w:pPr>
       <w:r>
-        <w:t xml:space="preserve"> If you want to see what {{ </w:t>
-      </w:r>
-      <w:r>
-        <w:rPr>
-          <w:color w:val="7A3E9D"/>
-        </w:rPr>
-        <w:t>other_party_in_case</w:t>
-      </w:r>
-      <w:r>
-        <w:t xml:space="preserve"> }} filed for default, or if the judge entered any orders, you can look up your case on</w:t>
+        <w:rPr>
+          <w:color w:val="FF0000"/>
+        </w:rPr>
+        <w:lastRenderedPageBreak/>
+        <w:t>{%</w:t>
+      </w:r>
+      <w:r>
+        <w:rPr>
+          <w:color w:val="FF0000"/>
+        </w:rPr>
+        <w:t>p</w:t>
+      </w:r>
+      <w:r>
+        <w:rPr>
+          <w:color w:val="FF0000"/>
+        </w:rPr>
+        <w:t xml:space="preserve"> if type_of_response['default'] %}</w:t>
+      </w:r>
+    </w:p>
+    <w:p>
+      <w:pPr>
+        <w:pStyle w:val="Body"/>
+      </w:pPr>
+      <w:r>
+        <w:rPr>
+          <w:color w:val="FFC000"/>
+        </w:rPr>
+        <w:t>{%</w:t>
+      </w:r>
+      <w:r>
+        <w:rPr>
+          <w:color w:val="FFC000"/>
+        </w:rPr>
+        <w:t>p</w:t>
+      </w:r>
+      <w:r>
+        <w:rPr>
+          <w:color w:val="FFC000"/>
+        </w:rPr>
+        <w:t xml:space="preserve"> if stage_of_default in ('application filed', 'hearing scheduled') %}</w:t>
+      </w:r>
+    </w:p>
+    <w:p>
+      <w:pPr>
+        <w:pStyle w:val="Body"/>
+      </w:pPr>
+      <w:r>
+        <w:t>If you do not file an Answer within 20 days of receiving the Complaint, {{ other_party_in_case }} may ask the court for a default judgment.</w:t>
+      </w:r>
+    </w:p>
+    <w:p>
+      <w:pPr>
+        <w:pStyle w:val="Body"/>
+      </w:pPr>
+      <w:r>
+        <w:rPr>
+          <w:color w:val="92D050"/>
+        </w:rPr>
+        <w:t>{%</w:t>
+      </w:r>
+      <w:r>
+        <w:rPr>
+          <w:color w:val="92D050"/>
+        </w:rPr>
+        <w:t>p</w:t>
+      </w:r>
+      <w:r>
+        <w:rPr>
+          <w:color w:val="92D050"/>
+        </w:rPr>
+        <w:t xml:space="preserve"> if not proper_service %}</w:t>
+      </w:r>
+    </w:p>
+    <w:p>
+      <w:pPr>
+        <w:pStyle w:val="Body"/>
+      </w:pPr>
+      <w:r>
+        <w:t>If you want to see what {{ other_party_in_case }}</w:t>
+      </w:r>
+      <w:r>
+        <w:t xml:space="preserve"> filed for default, or if the judge entered any orders, you can look up your case on</w:t>
       </w:r>
       <w:r>
         <w:t xml:space="preserve"> </w:t>
@@ -1196,16 +473,22 @@
         <w:pStyle w:val="Body"/>
       </w:pPr>
       <w:r>
-        <w:t xml:space="preserve">{% </w:t>
-      </w:r>
-      <w:r>
-        <w:rPr>
-          <w:color w:val="4B69C6"/>
-        </w:rPr>
-        <w:t>endif</w:t>
-      </w:r>
-      <w:r>
-        <w:t xml:space="preserve"> %}</w:t>
+        <w:rPr>
+          <w:color w:val="92D050"/>
+        </w:rPr>
+        <w:t>{%</w:t>
+      </w:r>
+      <w:r>
+        <w:rPr>
+          <w:color w:val="92D050"/>
+        </w:rPr>
+        <w:t>p</w:t>
+      </w:r>
+      <w:r>
+        <w:rPr>
+          <w:color w:val="92D050"/>
+        </w:rPr>
+        <w:t xml:space="preserve"> endif %}</w:t>
       </w:r>
     </w:p>
     <w:p>
@@ -1213,7 +496,6 @@
         <w:pStyle w:val="Body"/>
       </w:pPr>
       <w:r>
-        <w:lastRenderedPageBreak/>
         <w:t>There are 3 steps to get a default judgment:</w:t>
       </w:r>
     </w:p>
@@ -1222,13 +504,10 @@
         <w:pStyle w:val="Body"/>
       </w:pPr>
       <w:r>
-        <w:t xml:space="preserve">1. {{ </w:t>
-      </w:r>
-      <w:r>
-        <w:rPr>
-          <w:color w:val="7A3E9D"/>
-        </w:rPr>
-        <w:t>other_party_in_case</w:t>
+        <w:t xml:space="preserve">1. </w:t>
+      </w:r>
+      <w:r>
+        <w:t>{{ other_party_in_case</w:t>
       </w:r>
       <w:r>
         <w:t xml:space="preserve"> }} files a </w:t>
@@ -1274,373 +553,13 @@
         <w:t>Default Hearing</w:t>
       </w:r>
       <w:r>
-        <w:t xml:space="preserve">. The judge may end your case without hearing from you and enter a default judgment order and other orders like a {{ </w:t>
-      </w:r>
-      <w:r>
-        <w:rPr>
-          <w:color w:val="777777"/>
-        </w:rPr>
-        <w:t>"</w:t>
-      </w:r>
-      <w:r>
-        <w:rPr>
-          <w:color w:val="448C27"/>
-        </w:rPr>
-        <w:t>custody decree, Parenting Plan, and child support order</w:t>
-      </w:r>
-      <w:r>
-        <w:rPr>
-          <w:color w:val="777777"/>
-        </w:rPr>
-        <w:t>"</w:t>
-      </w:r>
-      <w:r>
-        <w:t xml:space="preserve"> </w:t>
-      </w:r>
-      <w:r>
-        <w:rPr>
-          <w:color w:val="4B69C6"/>
-        </w:rPr>
-        <w:t>if</w:t>
-      </w:r>
-      <w:r>
-        <w:t xml:space="preserve"> </w:t>
-      </w:r>
-      <w:r>
-        <w:rPr>
-          <w:color w:val="7A3E9D"/>
-        </w:rPr>
-        <w:t>user_need</w:t>
-      </w:r>
-      <w:r>
-        <w:t xml:space="preserve"> </w:t>
-      </w:r>
-      <w:r>
-        <w:rPr>
-          <w:color w:val="777777"/>
-        </w:rPr>
-        <w:t>==</w:t>
-      </w:r>
-      <w:r>
-        <w:t xml:space="preserve"> </w:t>
-      </w:r>
-      <w:r>
-        <w:rPr>
-          <w:color w:val="777777"/>
-        </w:rPr>
-        <w:t>'</w:t>
-      </w:r>
-      <w:r>
-        <w:rPr>
-          <w:color w:val="448C27"/>
-        </w:rPr>
-        <w:t>answer custody</w:t>
-      </w:r>
-      <w:r>
-        <w:rPr>
-          <w:color w:val="777777"/>
-        </w:rPr>
-        <w:t>'</w:t>
-      </w:r>
-      <w:r>
-        <w:t xml:space="preserve"> </w:t>
-      </w:r>
-      <w:r>
-        <w:rPr>
-          <w:color w:val="4B69C6"/>
-        </w:rPr>
-        <w:t>else</w:t>
-      </w:r>
-      <w:r>
-        <w:t xml:space="preserve"> </w:t>
-      </w:r>
-      <w:r>
-        <w:rPr>
-          <w:color w:val="777777"/>
-        </w:rPr>
-        <w:t>""</w:t>
-      </w:r>
-      <w:r>
-        <w:t xml:space="preserve"> }}{{ </w:t>
-      </w:r>
-      <w:r>
-        <w:rPr>
-          <w:color w:val="777777"/>
-        </w:rPr>
-        <w:t>"</w:t>
-      </w:r>
-      <w:r>
-        <w:rPr>
-          <w:color w:val="448C27"/>
-        </w:rPr>
-        <w:t>divorce decree and findings of fact and conclusions of law dividing your property and debt</w:t>
-      </w:r>
-      <w:r>
-        <w:rPr>
-          <w:color w:val="777777"/>
-        </w:rPr>
-        <w:t>"</w:t>
-      </w:r>
-      <w:r>
-        <w:t xml:space="preserve"> </w:t>
-      </w:r>
-      <w:r>
-        <w:rPr>
-          <w:color w:val="4B69C6"/>
-        </w:rPr>
-        <w:t>if</w:t>
-      </w:r>
-      <w:r>
-        <w:t xml:space="preserve"> </w:t>
-      </w:r>
-      <w:r>
-        <w:rPr>
-          <w:color w:val="7A3E9D"/>
-        </w:rPr>
-        <w:t>user_need</w:t>
-      </w:r>
-      <w:r>
-        <w:t xml:space="preserve"> </w:t>
-      </w:r>
-      <w:r>
-        <w:rPr>
-          <w:color w:val="777777"/>
-        </w:rPr>
-        <w:t>==</w:t>
-      </w:r>
-      <w:r>
-        <w:t xml:space="preserve"> </w:t>
-      </w:r>
-      <w:r>
-        <w:rPr>
-          <w:color w:val="777777"/>
-        </w:rPr>
-        <w:t>'</w:t>
-      </w:r>
-      <w:r>
-        <w:rPr>
-          <w:color w:val="448C27"/>
-        </w:rPr>
-        <w:t>answer divorce</w:t>
-      </w:r>
-      <w:r>
-        <w:rPr>
-          <w:color w:val="777777"/>
-        </w:rPr>
-        <w:t>'</w:t>
-      </w:r>
-      <w:r>
-        <w:t xml:space="preserve"> </w:t>
-      </w:r>
-      <w:r>
-        <w:rPr>
-          <w:color w:val="4B69C6"/>
-        </w:rPr>
-        <w:t>else</w:t>
-      </w:r>
-      <w:r>
-        <w:t xml:space="preserve"> </w:t>
-      </w:r>
-      <w:r>
-        <w:rPr>
-          <w:color w:val="777777"/>
-        </w:rPr>
-        <w:t>""</w:t>
-      </w:r>
-      <w:r>
-        <w:t xml:space="preserve"> }}{{ </w:t>
-      </w:r>
-      <w:r>
-        <w:rPr>
-          <w:color w:val="777777"/>
-        </w:rPr>
-        <w:t>"</w:t>
-      </w:r>
-      <w:r>
-        <w:rPr>
-          <w:color w:val="448C27"/>
-        </w:rPr>
-        <w:t>, Parenting Plan, and child support order</w:t>
-      </w:r>
-      <w:r>
-        <w:rPr>
-          <w:color w:val="777777"/>
-        </w:rPr>
-        <w:t>"</w:t>
-      </w:r>
-      <w:r>
-        <w:t xml:space="preserve"> </w:t>
-      </w:r>
-      <w:r>
-        <w:rPr>
-          <w:color w:val="4B69C6"/>
-        </w:rPr>
-        <w:t>if</w:t>
-      </w:r>
-      <w:r>
-        <w:t xml:space="preserve"> </w:t>
-      </w:r>
-      <w:r>
-        <w:rPr>
-          <w:color w:val="7A3E9D"/>
-        </w:rPr>
-        <w:t>minor_children</w:t>
-      </w:r>
-      <w:r>
-        <w:t xml:space="preserve"> </w:t>
-      </w:r>
-      <w:r>
-        <w:rPr>
-          <w:color w:val="4B69C6"/>
-        </w:rPr>
-        <w:t>else</w:t>
-      </w:r>
-      <w:r>
-        <w:t xml:space="preserve"> </w:t>
-      </w:r>
-      <w:r>
-        <w:rPr>
-          <w:color w:val="777777"/>
-        </w:rPr>
-        <w:t>""</w:t>
-      </w:r>
-      <w:r>
-        <w:t xml:space="preserve"> }}{{ </w:t>
-      </w:r>
-      <w:r>
-        <w:rPr>
-          <w:color w:val="777777"/>
-        </w:rPr>
-        <w:t>"</w:t>
-      </w:r>
-      <w:r>
-        <w:rPr>
-          <w:color w:val="448C27"/>
-        </w:rPr>
-        <w:t>, Parenting Plan, and child support order</w:t>
-      </w:r>
-      <w:r>
-        <w:rPr>
-          <w:color w:val="777777"/>
-        </w:rPr>
-        <w:t>"</w:t>
-      </w:r>
-      <w:r>
-        <w:t xml:space="preserve"> </w:t>
-      </w:r>
-      <w:r>
-        <w:rPr>
-          <w:color w:val="4B69C6"/>
-        </w:rPr>
-        <w:t>if</w:t>
-      </w:r>
-      <w:r>
-        <w:t xml:space="preserve"> </w:t>
-      </w:r>
-      <w:r>
-        <w:rPr>
-          <w:color w:val="4B69C6"/>
-        </w:rPr>
-        <w:t>not</w:t>
-      </w:r>
-      <w:r>
-        <w:t xml:space="preserve"> </w:t>
-      </w:r>
-      <w:r>
-        <w:rPr>
-          <w:color w:val="7A3E9D"/>
-        </w:rPr>
-        <w:t>minor_children</w:t>
-      </w:r>
-      <w:r>
-        <w:t xml:space="preserve"> </w:t>
-      </w:r>
-      <w:r>
-        <w:rPr>
-          <w:color w:val="4B69C6"/>
-        </w:rPr>
-        <w:t>and</w:t>
-      </w:r>
-      <w:r>
-        <w:t xml:space="preserve"> </w:t>
-      </w:r>
-      <w:r>
-        <w:rPr>
-          <w:color w:val="7A3E9D"/>
-        </w:rPr>
-        <w:t>wife_is_pregnant</w:t>
-      </w:r>
-      <w:r>
-        <w:t xml:space="preserve"> </w:t>
-      </w:r>
-      <w:r>
-        <w:rPr>
-          <w:color w:val="4B69C6"/>
-        </w:rPr>
-        <w:t>in</w:t>
-      </w:r>
-      <w:r>
-        <w:t xml:space="preserve"> </w:t>
-      </w:r>
-      <w:r>
-        <w:rPr>
-          <w:color w:val="777777"/>
-        </w:rPr>
-        <w:t>('</w:t>
-      </w:r>
-      <w:r>
-        <w:rPr>
-          <w:color w:val="448C27"/>
-        </w:rPr>
-        <w:t>husband</w:t>
-      </w:r>
-      <w:r>
-        <w:rPr>
-          <w:color w:val="777777"/>
-        </w:rPr>
-        <w:t>',</w:t>
-      </w:r>
-      <w:r>
-        <w:t xml:space="preserve"> </w:t>
-      </w:r>
-      <w:r>
-        <w:rPr>
-          <w:color w:val="777777"/>
-        </w:rPr>
-        <w:t>'</w:t>
-      </w:r>
-      <w:r>
-        <w:rPr>
-          <w:color w:val="448C27"/>
-        </w:rPr>
-        <w:t>not husband</w:t>
-      </w:r>
-      <w:r>
-        <w:rPr>
-          <w:color w:val="777777"/>
-        </w:rPr>
-        <w:t>')</w:t>
-      </w:r>
-      <w:r>
-        <w:t xml:space="preserve"> </w:t>
-      </w:r>
-      <w:r>
-        <w:rPr>
-          <w:color w:val="4B69C6"/>
-        </w:rPr>
-        <w:t>else</w:t>
-      </w:r>
-      <w:r>
-        <w:t xml:space="preserve"> </w:t>
-      </w:r>
-      <w:r>
-        <w:rPr>
-          <w:color w:val="777777"/>
-        </w:rPr>
-        <w:t>""</w:t>
-      </w:r>
-      <w:r>
-        <w:t xml:space="preserve"> }}.</w:t>
+        <w:t xml:space="preserve">. The judge may end your case without hearing from you and enter a default judgment order and other orders like a </w:t>
+      </w:r>
+      <w:r>
+        <w:t>{{ "custody decree, Parenting Plan, and child support order" if user_need == 'answer custody' else "" }}{{ "divorce decree and findings of fact and conclusions of law dividing your property and debt" if user_need == 'answer divorce' else "" }}{{ ", Parenting Plan, and child support order" if minor_children else "" }}{{ ", Parenting Plan, and child support order" if not minor_children and wife_is_pregnant in ('husband', 'not husband') else "" }}</w:t>
+      </w:r>
+      <w:r>
+        <w:t>.</w:t>
       </w:r>
     </w:p>
     <w:p>
@@ -1648,55 +567,22 @@
         <w:pStyle w:val="Body"/>
       </w:pPr>
       <w:r>
-        <w:t xml:space="preserve">{% </w:t>
-      </w:r>
-      <w:r>
-        <w:rPr>
-          <w:color w:val="4B69C6"/>
-        </w:rPr>
-        <w:t>elif</w:t>
-      </w:r>
-      <w:r>
-        <w:t xml:space="preserve"> </w:t>
-      </w:r>
-      <w:r>
-        <w:rPr>
-          <w:color w:val="7A3E9D"/>
-        </w:rPr>
-        <w:t>stage_of_default</w:t>
-      </w:r>
-      <w:r>
-        <w:t xml:space="preserve"> </w:t>
-      </w:r>
-      <w:r>
-        <w:rPr>
-          <w:color w:val="777777"/>
-        </w:rPr>
-        <w:t>==</w:t>
-      </w:r>
-      <w:r>
-        <w:t xml:space="preserve"> </w:t>
-      </w:r>
-      <w:r>
-        <w:rPr>
-          <w:color w:val="777777"/>
-        </w:rPr>
-        <w:t>'</w:t>
-      </w:r>
-      <w:r>
-        <w:rPr>
-          <w:color w:val="448C27"/>
-        </w:rPr>
-        <w:t>judgment entered</w:t>
-      </w:r>
-      <w:r>
-        <w:rPr>
-          <w:color w:val="777777"/>
-        </w:rPr>
-        <w:t>'</w:t>
-      </w:r>
-      <w:r>
-        <w:t xml:space="preserve"> %}</w:t>
+        <w:rPr>
+          <w:color w:val="FFC000"/>
+        </w:rPr>
+        <w:t>{%</w:t>
+      </w:r>
+      <w:r>
+        <w:rPr>
+          <w:color w:val="FFC000"/>
+        </w:rPr>
+        <w:t>p</w:t>
+      </w:r>
+      <w:r>
+        <w:rPr>
+          <w:color w:val="FFC000"/>
+        </w:rPr>
+        <w:t xml:space="preserve"> elif stage_of_default == 'judgment entered' %}</w:t>
       </w:r>
     </w:p>
     <w:p>
@@ -1704,373 +590,10 @@
         <w:pStyle w:val="Body"/>
       </w:pPr>
       <w:r>
-        <w:t xml:space="preserve">When a judge enters a default judgment, they usually also enter a {{ </w:t>
-      </w:r>
-      <w:r>
-        <w:rPr>
-          <w:color w:val="777777"/>
-        </w:rPr>
-        <w:t>"</w:t>
-      </w:r>
-      <w:r>
-        <w:rPr>
-          <w:color w:val="448C27"/>
-        </w:rPr>
-        <w:t>custody decree, Parenting Plan, and child support order</w:t>
-      </w:r>
-      <w:r>
-        <w:rPr>
-          <w:color w:val="777777"/>
-        </w:rPr>
-        <w:t>"</w:t>
-      </w:r>
-      <w:r>
-        <w:t xml:space="preserve"> </w:t>
-      </w:r>
-      <w:r>
-        <w:rPr>
-          <w:color w:val="4B69C6"/>
-        </w:rPr>
-        <w:t>if</w:t>
-      </w:r>
-      <w:r>
-        <w:t xml:space="preserve"> </w:t>
-      </w:r>
-      <w:r>
-        <w:rPr>
-          <w:color w:val="7A3E9D"/>
-        </w:rPr>
-        <w:t>user_need</w:t>
-      </w:r>
-      <w:r>
-        <w:t xml:space="preserve"> </w:t>
-      </w:r>
-      <w:r>
-        <w:rPr>
-          <w:color w:val="777777"/>
-        </w:rPr>
-        <w:t>==</w:t>
-      </w:r>
-      <w:r>
-        <w:t xml:space="preserve"> </w:t>
-      </w:r>
-      <w:r>
-        <w:rPr>
-          <w:color w:val="777777"/>
-        </w:rPr>
-        <w:t>'</w:t>
-      </w:r>
-      <w:r>
-        <w:rPr>
-          <w:color w:val="448C27"/>
-        </w:rPr>
-        <w:t>answer custody</w:t>
-      </w:r>
-      <w:r>
-        <w:rPr>
-          <w:color w:val="777777"/>
-        </w:rPr>
-        <w:t>'</w:t>
-      </w:r>
-      <w:r>
-        <w:t xml:space="preserve"> </w:t>
-      </w:r>
-      <w:r>
-        <w:rPr>
-          <w:color w:val="4B69C6"/>
-        </w:rPr>
-        <w:t>else</w:t>
-      </w:r>
-      <w:r>
-        <w:t xml:space="preserve"> </w:t>
-      </w:r>
-      <w:r>
-        <w:rPr>
-          <w:color w:val="777777"/>
-        </w:rPr>
-        <w:t>""</w:t>
-      </w:r>
-      <w:r>
-        <w:t xml:space="preserve"> }}{{ </w:t>
-      </w:r>
-      <w:r>
-        <w:rPr>
-          <w:color w:val="777777"/>
-        </w:rPr>
-        <w:t>"</w:t>
-      </w:r>
-      <w:r>
-        <w:rPr>
-          <w:color w:val="448C27"/>
-        </w:rPr>
-        <w:t>divorce decree and findings of fact and conclusions of law dividing your property and debt</w:t>
-      </w:r>
-      <w:r>
-        <w:rPr>
-          <w:color w:val="777777"/>
-        </w:rPr>
-        <w:t>"</w:t>
-      </w:r>
-      <w:r>
-        <w:t xml:space="preserve"> </w:t>
-      </w:r>
-      <w:r>
-        <w:rPr>
-          <w:color w:val="4B69C6"/>
-        </w:rPr>
-        <w:t>if</w:t>
-      </w:r>
-      <w:r>
-        <w:t xml:space="preserve"> </w:t>
-      </w:r>
-      <w:r>
-        <w:rPr>
-          <w:color w:val="7A3E9D"/>
-        </w:rPr>
-        <w:t>user_need</w:t>
-      </w:r>
-      <w:r>
-        <w:t xml:space="preserve"> </w:t>
-      </w:r>
-      <w:r>
-        <w:rPr>
-          <w:color w:val="777777"/>
-        </w:rPr>
-        <w:t>==</w:t>
-      </w:r>
-      <w:r>
-        <w:t xml:space="preserve"> </w:t>
-      </w:r>
-      <w:r>
-        <w:rPr>
-          <w:color w:val="777777"/>
-        </w:rPr>
-        <w:t>'</w:t>
-      </w:r>
-      <w:r>
-        <w:rPr>
-          <w:color w:val="448C27"/>
-        </w:rPr>
-        <w:t>answer divorce</w:t>
-      </w:r>
-      <w:r>
-        <w:rPr>
-          <w:color w:val="777777"/>
-        </w:rPr>
-        <w:t>'</w:t>
-      </w:r>
-      <w:r>
-        <w:t xml:space="preserve"> </w:t>
-      </w:r>
-      <w:r>
-        <w:rPr>
-          <w:color w:val="4B69C6"/>
-        </w:rPr>
-        <w:t>else</w:t>
-      </w:r>
-      <w:r>
-        <w:t xml:space="preserve"> </w:t>
-      </w:r>
-      <w:r>
-        <w:rPr>
-          <w:color w:val="777777"/>
-        </w:rPr>
-        <w:t>""</w:t>
-      </w:r>
-      <w:r>
-        <w:t xml:space="preserve"> }}{{ </w:t>
-      </w:r>
-      <w:r>
-        <w:rPr>
-          <w:color w:val="777777"/>
-        </w:rPr>
-        <w:t>"</w:t>
-      </w:r>
-      <w:r>
-        <w:rPr>
-          <w:color w:val="448C27"/>
-        </w:rPr>
-        <w:t>, Parenting Plan, and child support order</w:t>
-      </w:r>
-      <w:r>
-        <w:rPr>
-          <w:color w:val="777777"/>
-        </w:rPr>
-        <w:t>"</w:t>
-      </w:r>
-      <w:r>
-        <w:t xml:space="preserve"> </w:t>
-      </w:r>
-      <w:r>
-        <w:rPr>
-          <w:color w:val="4B69C6"/>
-        </w:rPr>
-        <w:t>if</w:t>
-      </w:r>
-      <w:r>
-        <w:t xml:space="preserve"> </w:t>
-      </w:r>
-      <w:r>
-        <w:rPr>
-          <w:color w:val="7A3E9D"/>
-        </w:rPr>
-        <w:t>minor_children</w:t>
-      </w:r>
-      <w:r>
-        <w:t xml:space="preserve"> </w:t>
-      </w:r>
-      <w:r>
-        <w:rPr>
-          <w:color w:val="4B69C6"/>
-        </w:rPr>
-        <w:t>else</w:t>
-      </w:r>
-      <w:r>
-        <w:t xml:space="preserve"> </w:t>
-      </w:r>
-      <w:r>
-        <w:rPr>
-          <w:color w:val="777777"/>
-        </w:rPr>
-        <w:t>""</w:t>
-      </w:r>
-      <w:r>
-        <w:t xml:space="preserve"> }}{{ </w:t>
-      </w:r>
-      <w:r>
-        <w:rPr>
-          <w:color w:val="777777"/>
-        </w:rPr>
-        <w:t>"</w:t>
-      </w:r>
-      <w:r>
-        <w:rPr>
-          <w:color w:val="448C27"/>
-        </w:rPr>
-        <w:t>, Parenting Plan, and child support order</w:t>
-      </w:r>
-      <w:r>
-        <w:rPr>
-          <w:color w:val="777777"/>
-        </w:rPr>
-        <w:t>"</w:t>
-      </w:r>
-      <w:r>
-        <w:t xml:space="preserve"> </w:t>
-      </w:r>
-      <w:r>
-        <w:rPr>
-          <w:color w:val="4B69C6"/>
-        </w:rPr>
-        <w:t>if</w:t>
-      </w:r>
-      <w:r>
-        <w:t xml:space="preserve"> </w:t>
-      </w:r>
-      <w:r>
-        <w:rPr>
-          <w:color w:val="4B69C6"/>
-        </w:rPr>
-        <w:t>not</w:t>
-      </w:r>
-      <w:r>
-        <w:t xml:space="preserve"> </w:t>
-      </w:r>
-      <w:r>
-        <w:rPr>
-          <w:color w:val="7A3E9D"/>
-        </w:rPr>
-        <w:t>minor_children</w:t>
-      </w:r>
-      <w:r>
-        <w:t xml:space="preserve"> </w:t>
-      </w:r>
-      <w:r>
-        <w:rPr>
-          <w:color w:val="4B69C6"/>
-        </w:rPr>
-        <w:t>and</w:t>
-      </w:r>
-      <w:r>
-        <w:t xml:space="preserve"> </w:t>
-      </w:r>
-      <w:r>
-        <w:rPr>
-          <w:color w:val="7A3E9D"/>
-        </w:rPr>
-        <w:t>wife_is_pregnant</w:t>
-      </w:r>
-      <w:r>
-        <w:t xml:space="preserve"> </w:t>
-      </w:r>
-      <w:r>
-        <w:rPr>
-          <w:color w:val="4B69C6"/>
-        </w:rPr>
-        <w:t>in</w:t>
-      </w:r>
-      <w:r>
-        <w:t xml:space="preserve"> </w:t>
-      </w:r>
-      <w:r>
-        <w:rPr>
-          <w:color w:val="777777"/>
-        </w:rPr>
-        <w:t>('</w:t>
-      </w:r>
-      <w:r>
-        <w:rPr>
-          <w:color w:val="448C27"/>
-        </w:rPr>
-        <w:t>husband</w:t>
-      </w:r>
-      <w:r>
-        <w:rPr>
-          <w:color w:val="777777"/>
-        </w:rPr>
-        <w:t>',</w:t>
-      </w:r>
-      <w:r>
-        <w:t xml:space="preserve"> </w:t>
-      </w:r>
-      <w:r>
-        <w:rPr>
-          <w:color w:val="777777"/>
-        </w:rPr>
-        <w:t>'</w:t>
-      </w:r>
-      <w:r>
-        <w:rPr>
-          <w:color w:val="448C27"/>
-        </w:rPr>
-        <w:t>not husband</w:t>
-      </w:r>
-      <w:r>
-        <w:rPr>
-          <w:color w:val="777777"/>
-        </w:rPr>
-        <w:t>')</w:t>
-      </w:r>
-      <w:r>
-        <w:t xml:space="preserve"> </w:t>
-      </w:r>
-      <w:r>
-        <w:rPr>
-          <w:color w:val="4B69C6"/>
-        </w:rPr>
-        <w:t>else</w:t>
-      </w:r>
-      <w:r>
-        <w:t xml:space="preserve"> </w:t>
-      </w:r>
-      <w:r>
-        <w:rPr>
-          <w:color w:val="777777"/>
-        </w:rPr>
-        <w:t>""</w:t>
-      </w:r>
-      <w:r>
-        <w:t xml:space="preserve"> }}.</w:t>
+        <w:t xml:space="preserve">When a judge enters a default judgment, they usually also enter a </w:t>
+      </w:r>
+      <w:r>
+        <w:t>{{ "custody decree, Parenting Plan, and child support order" if user_need == 'answer custody' else "" }}{{ "divorce decree and findings of fact and conclusions of law dividing your property and debt" if user_need == 'answer divorce' else "" }}{{ ", Parenting Plan, and child support order" if minor_children else "" }}{{ ", Parenting Plan, and child support order" if not minor_children and wife_is_pregnant in ('husband', 'not husband') else "" }}.</w:t>
       </w:r>
     </w:p>
     <w:p>
@@ -2078,16 +601,22 @@
         <w:pStyle w:val="Body"/>
       </w:pPr>
       <w:r>
-        <w:t xml:space="preserve">{% </w:t>
-      </w:r>
-      <w:r>
-        <w:rPr>
-          <w:color w:val="4B69C6"/>
-        </w:rPr>
-        <w:t>endif</w:t>
-      </w:r>
-      <w:r>
-        <w:t xml:space="preserve"> %}</w:t>
+        <w:rPr>
+          <w:color w:val="FFC000"/>
+        </w:rPr>
+        <w:t>{%</w:t>
+      </w:r>
+      <w:r>
+        <w:rPr>
+          <w:color w:val="FFC000"/>
+        </w:rPr>
+        <w:t>p</w:t>
+      </w:r>
+      <w:r>
+        <w:rPr>
+          <w:color w:val="FFC000"/>
+        </w:rPr>
+        <w:t xml:space="preserve"> endif %}</w:t>
       </w:r>
     </w:p>
     <w:p>
@@ -2103,91 +632,22 @@
         <w:pStyle w:val="Body"/>
       </w:pPr>
       <w:r>
-        <w:t xml:space="preserve">{% </w:t>
-      </w:r>
-      <w:r>
-        <w:rPr>
-          <w:color w:val="4B69C6"/>
-        </w:rPr>
-        <w:t>if</w:t>
-      </w:r>
-      <w:r>
-        <w:t xml:space="preserve"> </w:t>
-      </w:r>
-      <w:r>
-        <w:rPr>
-          <w:color w:val="7A3E9D"/>
-        </w:rPr>
-        <w:t>type_of_response</w:t>
-      </w:r>
-      <w:r>
-        <w:rPr>
-          <w:color w:val="777777"/>
-        </w:rPr>
-        <w:t>['</w:t>
-      </w:r>
-      <w:r>
-        <w:rPr>
-          <w:color w:val="448C27"/>
-        </w:rPr>
-        <w:t>case in 2 states</w:t>
-      </w:r>
-      <w:r>
-        <w:rPr>
-          <w:color w:val="777777"/>
-        </w:rPr>
-        <w:t>']</w:t>
-      </w:r>
-      <w:r>
-        <w:t xml:space="preserve"> </w:t>
-      </w:r>
-      <w:r>
-        <w:rPr>
-          <w:color w:val="4B69C6"/>
-        </w:rPr>
-        <w:t>and</w:t>
-      </w:r>
-      <w:r>
-        <w:t xml:space="preserve"> </w:t>
-      </w:r>
-      <w:r>
-        <w:rPr>
-          <w:color w:val="7A3E9D"/>
-        </w:rPr>
-        <w:t>stage_of_other_case</w:t>
-      </w:r>
-      <w:r>
-        <w:t xml:space="preserve"> </w:t>
-      </w:r>
-      <w:r>
-        <w:rPr>
-          <w:color w:val="777777"/>
-        </w:rPr>
-        <w:t>==</w:t>
-      </w:r>
-      <w:r>
-        <w:t xml:space="preserve"> </w:t>
-      </w:r>
-      <w:r>
-        <w:rPr>
-          <w:color w:val="777777"/>
-        </w:rPr>
-        <w:t>'</w:t>
-      </w:r>
-      <w:r>
-        <w:rPr>
-          <w:color w:val="448C27"/>
-        </w:rPr>
-        <w:t>still going</w:t>
-      </w:r>
-      <w:r>
-        <w:rPr>
-          <w:color w:val="777777"/>
-        </w:rPr>
-        <w:t>'</w:t>
-      </w:r>
-      <w:r>
-        <w:t xml:space="preserve"> %}</w:t>
+        <w:rPr>
+          <w:color w:val="FFC000"/>
+        </w:rPr>
+        <w:t>{%</w:t>
+      </w:r>
+      <w:r>
+        <w:rPr>
+          <w:color w:val="FFC000"/>
+        </w:rPr>
+        <w:t>p</w:t>
+      </w:r>
+      <w:r>
+        <w:rPr>
+          <w:color w:val="FFC000"/>
+        </w:rPr>
+        <w:t xml:space="preserve"> if type_of_response['case in 2 states'] and stage_of_other_case == 'still going' %}</w:t>
       </w:r>
     </w:p>
     <w:p>
@@ -2195,7 +655,19 @@
         <w:pStyle w:val="Body"/>
       </w:pPr>
       <w:r>
-        <w:t>If you have final orders in your Alaska case and an open case in another state, your situation is complicated. You should [talk to a lawyer](https://courts.alaska.gov/shc/shclawyer.htm) and let both courts know there are 2 cases going on.</w:t>
+        <w:t xml:space="preserve">If you have final orders in your Alaska case and an open case in another state, your situation is complicated. You should </w:t>
+      </w:r>
+      <w:hyperlink r:id="rId7" w:history="1">
+        <w:r>
+          <w:rPr>
+            <w:rStyle w:val="Hyperlink"/>
+            <w:spacing w:val="0"/>
+          </w:rPr>
+          <w:t>talk to a lawyer</w:t>
+        </w:r>
+      </w:hyperlink>
+      <w:r>
+        <w:t xml:space="preserve"> and let both courts know there are 2 cases going on.</w:t>
       </w:r>
     </w:p>
     <w:p>
@@ -2203,6 +675,7 @@
         <w:pStyle w:val="Body"/>
       </w:pPr>
       <w:r>
+        <w:lastRenderedPageBreak/>
         <w:t xml:space="preserve">If you want to ask the Alaska judge to undo the orders in your Alaska case you can file a </w:t>
       </w:r>
       <w:r>
@@ -2220,16 +693,22 @@
         <w:pStyle w:val="Body"/>
       </w:pPr>
       <w:r>
-        <w:t xml:space="preserve">{% </w:t>
-      </w:r>
-      <w:r>
-        <w:rPr>
-          <w:color w:val="4B69C6"/>
-        </w:rPr>
-        <w:t>endif</w:t>
-      </w:r>
-      <w:r>
-        <w:t xml:space="preserve"> %}</w:t>
+        <w:rPr>
+          <w:color w:val="FFC000"/>
+        </w:rPr>
+        <w:t>{%</w:t>
+      </w:r>
+      <w:r>
+        <w:rPr>
+          <w:color w:val="FFC000"/>
+        </w:rPr>
+        <w:t>p</w:t>
+      </w:r>
+      <w:r>
+        <w:rPr>
+          <w:color w:val="FFC000"/>
+        </w:rPr>
+        <w:t xml:space="preserve"> endif %}</w:t>
       </w:r>
     </w:p>
     <w:p>
@@ -2237,16 +716,22 @@
         <w:pStyle w:val="Body"/>
       </w:pPr>
       <w:r>
-        <w:t xml:space="preserve">{% </w:t>
-      </w:r>
-      <w:r>
-        <w:rPr>
-          <w:color w:val="4B69C6"/>
-        </w:rPr>
-        <w:t>endif</w:t>
-      </w:r>
-      <w:r>
-        <w:t xml:space="preserve"> %}</w:t>
+        <w:rPr>
+          <w:color w:val="FF0000"/>
+        </w:rPr>
+        <w:t>{%</w:t>
+      </w:r>
+      <w:r>
+        <w:rPr>
+          <w:color w:val="FF0000"/>
+        </w:rPr>
+        <w:t>p</w:t>
+      </w:r>
+      <w:r>
+        <w:rPr>
+          <w:color w:val="FF0000"/>
+        </w:rPr>
+        <w:t xml:space="preserve"> endif %}</w:t>
       </w:r>
     </w:p>
     <w:p>
@@ -2254,25 +739,22 @@
         <w:pStyle w:val="Body"/>
       </w:pPr>
       <w:r>
-        <w:t xml:space="preserve">{% </w:t>
-      </w:r>
-      <w:r>
-        <w:rPr>
-          <w:color w:val="4B69C6"/>
-        </w:rPr>
-        <w:t>if</w:t>
-      </w:r>
-      <w:r>
-        <w:t xml:space="preserve"> </w:t>
-      </w:r>
-      <w:r>
-        <w:rPr>
-          <w:color w:val="7A3E9D"/>
-        </w:rPr>
-        <w:t>military</w:t>
-      </w:r>
-      <w:r>
-        <w:t xml:space="preserve"> %}</w:t>
+        <w:rPr>
+          <w:color w:val="FF0000"/>
+        </w:rPr>
+        <w:t>{%</w:t>
+      </w:r>
+      <w:r>
+        <w:rPr>
+          <w:color w:val="FF0000"/>
+        </w:rPr>
+        <w:t>p</w:t>
+      </w:r>
+      <w:r>
+        <w:rPr>
+          <w:color w:val="FF0000"/>
+        </w:rPr>
+        <w:t xml:space="preserve"> if military %}</w:t>
       </w:r>
     </w:p>
     <w:p>
@@ -2299,7 +781,7 @@
       <w:r>
         <w:t xml:space="preserve">, you may have some protections against default judgment if the case is filed while you were on active duty. You can learn more about the </w:t>
       </w:r>
-      <w:hyperlink r:id="rId7" w:history="1">
+      <w:hyperlink r:id="rId8" w:history="1">
         <w:r>
           <w:rPr>
             <w:rStyle w:val="Hyperlink"/>
@@ -2311,7 +793,7 @@
       <w:r>
         <w:t xml:space="preserve"> on the federal website, </w:t>
       </w:r>
-      <w:hyperlink r:id="rId8" w:history="1">
+      <w:hyperlink r:id="rId9" w:history="1">
         <w:r>
           <w:rPr>
             <w:rStyle w:val="Hyperlink"/>
@@ -2329,740 +811,22 @@
         <w:pStyle w:val="Body"/>
       </w:pPr>
       <w:r>
-        <w:lastRenderedPageBreak/>
-        <w:t xml:space="preserve">{% </w:t>
-      </w:r>
-      <w:r>
-        <w:rPr>
-          <w:color w:val="4B69C6"/>
-        </w:rPr>
-        <w:t>if</w:t>
-      </w:r>
-      <w:r>
-        <w:t xml:space="preserve"> </w:t>
-      </w:r>
-      <w:r>
-        <w:rPr>
-          <w:color w:val="7A3E9D"/>
-        </w:rPr>
-        <w:t>type_of_response</w:t>
-      </w:r>
-      <w:r>
-        <w:rPr>
-          <w:color w:val="777777"/>
-        </w:rPr>
-        <w:t>.</w:t>
-      </w:r>
-      <w:r>
-        <w:rPr>
-          <w:color w:val="7A3E9D"/>
-        </w:rPr>
-        <w:t>all_true</w:t>
-      </w:r>
-      <w:r>
-        <w:rPr>
-          <w:color w:val="777777"/>
-        </w:rPr>
-        <w:t>('</w:t>
-      </w:r>
-      <w:r>
-        <w:rPr>
-          <w:color w:val="448C27"/>
-        </w:rPr>
-        <w:t>default</w:t>
-      </w:r>
-      <w:r>
-        <w:rPr>
-          <w:color w:val="777777"/>
-        </w:rPr>
-        <w:t>',</w:t>
-      </w:r>
-      <w:r>
-        <w:t xml:space="preserve"> </w:t>
-      </w:r>
-      <w:r>
-        <w:rPr>
-          <w:color w:val="7A3E9D"/>
-        </w:rPr>
-        <w:t>exclusive</w:t>
-      </w:r>
-      <w:r>
-        <w:t xml:space="preserve"> </w:t>
-      </w:r>
-      <w:r>
-        <w:rPr>
-          <w:color w:val="777777"/>
-        </w:rPr>
-        <w:t>=</w:t>
-      </w:r>
-      <w:r>
-        <w:t xml:space="preserve"> </w:t>
-      </w:r>
-      <w:r>
-        <w:rPr>
-          <w:color w:val="7A3E9D"/>
-        </w:rPr>
-        <w:t>True</w:t>
-      </w:r>
-      <w:r>
-        <w:rPr>
-          <w:color w:val="777777"/>
-        </w:rPr>
-        <w:t>)</w:t>
-      </w:r>
-      <w:r>
-        <w:t xml:space="preserve"> </w:t>
-      </w:r>
-      <w:r>
-        <w:rPr>
-          <w:color w:val="4B69C6"/>
-        </w:rPr>
-        <w:t>or</w:t>
-      </w:r>
-      <w:r>
-        <w:t xml:space="preserve"> </w:t>
-      </w:r>
-      <w:r>
-        <w:rPr>
-          <w:color w:val="777777"/>
-        </w:rPr>
-        <w:t>(</w:t>
-      </w:r>
-      <w:r>
-        <w:rPr>
-          <w:color w:val="7A3E9D"/>
-        </w:rPr>
-        <w:t>type_of_response</w:t>
-      </w:r>
-      <w:r>
-        <w:rPr>
-          <w:color w:val="777777"/>
-        </w:rPr>
-        <w:t>['</w:t>
-      </w:r>
-      <w:r>
-        <w:rPr>
-          <w:color w:val="448C27"/>
-        </w:rPr>
-        <w:t>default</w:t>
-      </w:r>
-      <w:r>
-        <w:rPr>
-          <w:color w:val="777777"/>
-        </w:rPr>
-        <w:t>']</w:t>
-      </w:r>
-      <w:r>
-        <w:t xml:space="preserve"> </w:t>
-      </w:r>
-      <w:r>
-        <w:rPr>
-          <w:color w:val="4B69C6"/>
-        </w:rPr>
-        <w:t>and</w:t>
-      </w:r>
-      <w:r>
-        <w:t xml:space="preserve"> </w:t>
-      </w:r>
-      <w:r>
-        <w:rPr>
-          <w:color w:val="7A3E9D"/>
-        </w:rPr>
-        <w:t>type_of_response</w:t>
-      </w:r>
-      <w:r>
-        <w:rPr>
-          <w:color w:val="777777"/>
-        </w:rPr>
-        <w:t>['</w:t>
-      </w:r>
-      <w:r>
-        <w:rPr>
-          <w:color w:val="448C27"/>
-        </w:rPr>
-        <w:t>wrong state</w:t>
-      </w:r>
-      <w:r>
-        <w:rPr>
-          <w:color w:val="777777"/>
-        </w:rPr>
-        <w:t>']</w:t>
-      </w:r>
-      <w:r>
-        <w:t xml:space="preserve"> </w:t>
-      </w:r>
-      <w:r>
-        <w:rPr>
-          <w:color w:val="4B69C6"/>
-        </w:rPr>
-        <w:t>and</w:t>
-      </w:r>
-      <w:r>
-        <w:t xml:space="preserve"> </w:t>
-      </w:r>
-      <w:r>
-        <w:rPr>
-          <w:color w:val="777777"/>
-        </w:rPr>
-        <w:t>((</w:t>
-      </w:r>
-      <w:r>
-        <w:rPr>
-          <w:color w:val="7A3E9D"/>
-        </w:rPr>
-        <w:t>user_need</w:t>
-      </w:r>
-      <w:r>
-        <w:t xml:space="preserve"> </w:t>
-      </w:r>
-      <w:r>
-        <w:rPr>
-          <w:color w:val="777777"/>
-        </w:rPr>
-        <w:t>==</w:t>
-      </w:r>
-      <w:r>
-        <w:t xml:space="preserve"> </w:t>
-      </w:r>
-      <w:r>
-        <w:rPr>
-          <w:color w:val="777777"/>
-        </w:rPr>
-        <w:t>'</w:t>
-      </w:r>
-      <w:r>
-        <w:rPr>
-          <w:color w:val="448C27"/>
-        </w:rPr>
-        <w:t>answer custody</w:t>
-      </w:r>
-      <w:r>
-        <w:rPr>
-          <w:color w:val="777777"/>
-        </w:rPr>
-        <w:t>'</w:t>
-      </w:r>
-      <w:r>
-        <w:t xml:space="preserve"> </w:t>
-      </w:r>
-      <w:r>
-        <w:rPr>
-          <w:color w:val="4B69C6"/>
-        </w:rPr>
-        <w:t>and</w:t>
-      </w:r>
-      <w:r>
-        <w:t xml:space="preserve"> </w:t>
-      </w:r>
-      <w:r>
-        <w:rPr>
-          <w:color w:val="7A3E9D"/>
-        </w:rPr>
-        <w:t>jurisdiction</w:t>
-      </w:r>
-      <w:r>
-        <w:rPr>
-          <w:color w:val="777777"/>
-        </w:rPr>
-        <w:t>)</w:t>
-      </w:r>
-      <w:r>
-        <w:t xml:space="preserve"> </w:t>
-      </w:r>
-      <w:r>
-        <w:rPr>
-          <w:color w:val="4B69C6"/>
-        </w:rPr>
-        <w:t>or</w:t>
-      </w:r>
-      <w:r>
-        <w:t xml:space="preserve"> </w:t>
-      </w:r>
-      <w:r>
-        <w:rPr>
-          <w:color w:val="7A3E9D"/>
-        </w:rPr>
-        <w:t>user_need</w:t>
-      </w:r>
-      <w:r>
-        <w:t xml:space="preserve"> </w:t>
-      </w:r>
-      <w:r>
-        <w:rPr>
-          <w:color w:val="777777"/>
-        </w:rPr>
-        <w:t>==</w:t>
-      </w:r>
-      <w:r>
-        <w:t xml:space="preserve"> </w:t>
-      </w:r>
-      <w:r>
-        <w:rPr>
-          <w:color w:val="777777"/>
-        </w:rPr>
-        <w:t>'</w:t>
-      </w:r>
-      <w:r>
-        <w:rPr>
-          <w:color w:val="448C27"/>
-        </w:rPr>
-        <w:t>answer divorce</w:t>
-      </w:r>
-      <w:r>
-        <w:rPr>
-          <w:color w:val="777777"/>
-        </w:rPr>
-        <w:t>'))</w:t>
-      </w:r>
-      <w:r>
-        <w:t xml:space="preserve"> </w:t>
-      </w:r>
-      <w:r>
-        <w:rPr>
-          <w:color w:val="4B69C6"/>
-        </w:rPr>
-        <w:t>or</w:t>
-      </w:r>
-      <w:r>
-        <w:t xml:space="preserve"> </w:t>
-      </w:r>
-      <w:r>
-        <w:rPr>
-          <w:color w:val="777777"/>
-        </w:rPr>
-        <w:t>(</w:t>
-      </w:r>
-      <w:r>
-        <w:rPr>
-          <w:color w:val="7A3E9D"/>
-        </w:rPr>
-        <w:t>type_of_response</w:t>
-      </w:r>
-      <w:r>
-        <w:rPr>
-          <w:color w:val="777777"/>
-        </w:rPr>
-        <w:t>['</w:t>
-      </w:r>
-      <w:r>
-        <w:rPr>
-          <w:color w:val="448C27"/>
-        </w:rPr>
-        <w:t>default</w:t>
-      </w:r>
-      <w:r>
-        <w:rPr>
-          <w:color w:val="777777"/>
-        </w:rPr>
-        <w:t>']</w:t>
-      </w:r>
-      <w:r>
-        <w:t xml:space="preserve"> </w:t>
-      </w:r>
-      <w:r>
-        <w:rPr>
-          <w:color w:val="4B69C6"/>
-        </w:rPr>
-        <w:t>and</w:t>
-      </w:r>
-      <w:r>
-        <w:t xml:space="preserve"> </w:t>
-      </w:r>
-      <w:r>
-        <w:rPr>
-          <w:color w:val="7A3E9D"/>
-        </w:rPr>
-        <w:t>type_of_response</w:t>
-      </w:r>
-      <w:r>
-        <w:rPr>
-          <w:color w:val="777777"/>
-        </w:rPr>
-        <w:t>['</w:t>
-      </w:r>
-      <w:r>
-        <w:rPr>
-          <w:color w:val="448C27"/>
-        </w:rPr>
-        <w:t>case in 2 states</w:t>
-      </w:r>
-      <w:r>
-        <w:rPr>
-          <w:color w:val="777777"/>
-        </w:rPr>
-        <w:t>']</w:t>
-      </w:r>
-      <w:r>
-        <w:t xml:space="preserve"> </w:t>
-      </w:r>
-      <w:r>
-        <w:rPr>
-          <w:color w:val="4B69C6"/>
-        </w:rPr>
-        <w:t>and</w:t>
-      </w:r>
-      <w:r>
-        <w:t xml:space="preserve"> </w:t>
-      </w:r>
-      <w:r>
-        <w:rPr>
-          <w:color w:val="7A3E9D"/>
-        </w:rPr>
-        <w:t>stage_of_other_case</w:t>
-      </w:r>
-      <w:r>
-        <w:t xml:space="preserve"> </w:t>
-      </w:r>
-      <w:r>
-        <w:rPr>
-          <w:color w:val="777777"/>
-        </w:rPr>
-        <w:t>==</w:t>
-      </w:r>
-      <w:r>
-        <w:t xml:space="preserve"> </w:t>
-      </w:r>
-      <w:r>
-        <w:rPr>
-          <w:color w:val="777777"/>
-        </w:rPr>
-        <w:t>'</w:t>
-      </w:r>
-      <w:r>
-        <w:rPr>
-          <w:color w:val="448C27"/>
-        </w:rPr>
-        <w:t>still going</w:t>
-      </w:r>
-      <w:r>
-        <w:rPr>
-          <w:color w:val="777777"/>
-        </w:rPr>
-        <w:t>'</w:t>
-      </w:r>
-      <w:r>
-        <w:t xml:space="preserve"> </w:t>
-      </w:r>
-      <w:r>
-        <w:rPr>
-          <w:color w:val="4B69C6"/>
-        </w:rPr>
-        <w:t>and</w:t>
-      </w:r>
-      <w:r>
-        <w:t xml:space="preserve"> </w:t>
-      </w:r>
-      <w:r>
-        <w:rPr>
-          <w:color w:val="777777"/>
-        </w:rPr>
-        <w:t>((</w:t>
-      </w:r>
-      <w:r>
-        <w:rPr>
-          <w:color w:val="7A3E9D"/>
-        </w:rPr>
-        <w:t>user_need</w:t>
-      </w:r>
-      <w:r>
-        <w:t xml:space="preserve"> </w:t>
-      </w:r>
-      <w:r>
-        <w:rPr>
-          <w:color w:val="777777"/>
-        </w:rPr>
-        <w:t>==</w:t>
-      </w:r>
-      <w:r>
-        <w:t xml:space="preserve"> </w:t>
-      </w:r>
-      <w:r>
-        <w:rPr>
-          <w:color w:val="777777"/>
-        </w:rPr>
-        <w:t>'</w:t>
-      </w:r>
-      <w:r>
-        <w:rPr>
-          <w:color w:val="448C27"/>
-        </w:rPr>
-        <w:t>answer custody</w:t>
-      </w:r>
-      <w:r>
-        <w:rPr>
-          <w:color w:val="777777"/>
-        </w:rPr>
-        <w:t>'</w:t>
-      </w:r>
-      <w:r>
-        <w:t xml:space="preserve"> </w:t>
-      </w:r>
-      <w:r>
-        <w:rPr>
-          <w:color w:val="4B69C6"/>
-        </w:rPr>
-        <w:t>and</w:t>
-      </w:r>
-      <w:r>
-        <w:t xml:space="preserve"> </w:t>
-      </w:r>
-      <w:r>
-        <w:rPr>
-          <w:color w:val="7A3E9D"/>
-        </w:rPr>
-        <w:t>jurisdiction</w:t>
-      </w:r>
-      <w:r>
-        <w:rPr>
-          <w:color w:val="777777"/>
-        </w:rPr>
-        <w:t>)</w:t>
-      </w:r>
-      <w:r>
-        <w:t xml:space="preserve"> </w:t>
-      </w:r>
-      <w:r>
-        <w:rPr>
-          <w:color w:val="4B69C6"/>
-        </w:rPr>
-        <w:t>or</w:t>
-      </w:r>
-      <w:r>
-        <w:t xml:space="preserve"> </w:t>
-      </w:r>
-      <w:r>
-        <w:rPr>
-          <w:color w:val="7A3E9D"/>
-        </w:rPr>
-        <w:t>user_need</w:t>
-      </w:r>
-      <w:r>
-        <w:t xml:space="preserve"> </w:t>
-      </w:r>
-      <w:r>
-        <w:rPr>
-          <w:color w:val="777777"/>
-        </w:rPr>
-        <w:t>==</w:t>
-      </w:r>
-      <w:r>
-        <w:t xml:space="preserve"> </w:t>
-      </w:r>
-      <w:r>
-        <w:rPr>
-          <w:color w:val="777777"/>
-        </w:rPr>
-        <w:t>'</w:t>
-      </w:r>
-      <w:r>
-        <w:rPr>
-          <w:color w:val="448C27"/>
-        </w:rPr>
-        <w:t>answer divorce</w:t>
-      </w:r>
-      <w:r>
-        <w:rPr>
-          <w:color w:val="777777"/>
-        </w:rPr>
-        <w:t>')</w:t>
-      </w:r>
-      <w:r>
-        <w:t xml:space="preserve"> </w:t>
-      </w:r>
-      <w:r>
-        <w:rPr>
-          <w:color w:val="4B69C6"/>
-        </w:rPr>
-        <w:t>and</w:t>
-      </w:r>
-      <w:r>
-        <w:t xml:space="preserve"> </w:t>
-      </w:r>
-      <w:r>
-        <w:rPr>
-          <w:color w:val="7A3E9D"/>
-        </w:rPr>
-        <w:t>stage_of_default</w:t>
-      </w:r>
-      <w:r>
-        <w:t xml:space="preserve"> </w:t>
-      </w:r>
-      <w:r>
-        <w:rPr>
-          <w:color w:val="4B69C6"/>
-        </w:rPr>
-        <w:t>in</w:t>
-      </w:r>
-      <w:r>
-        <w:t xml:space="preserve"> </w:t>
-      </w:r>
-      <w:r>
-        <w:rPr>
-          <w:color w:val="777777"/>
-        </w:rPr>
-        <w:t>('</w:t>
-      </w:r>
-      <w:r>
-        <w:rPr>
-          <w:color w:val="448C27"/>
-        </w:rPr>
-        <w:t>application filed</w:t>
-      </w:r>
-      <w:r>
-        <w:rPr>
-          <w:color w:val="777777"/>
-        </w:rPr>
-        <w:t>',</w:t>
-      </w:r>
-      <w:r>
-        <w:t xml:space="preserve"> </w:t>
-      </w:r>
-      <w:r>
-        <w:rPr>
-          <w:color w:val="777777"/>
-        </w:rPr>
-        <w:t>'</w:t>
-      </w:r>
-      <w:r>
-        <w:rPr>
-          <w:color w:val="448C27"/>
-        </w:rPr>
-        <w:t>hearing scheduled</w:t>
-      </w:r>
-      <w:r>
-        <w:rPr>
-          <w:color w:val="777777"/>
-        </w:rPr>
-        <w:t>'))</w:t>
-      </w:r>
-      <w:r>
-        <w:t xml:space="preserve"> </w:t>
-      </w:r>
-      <w:r>
-        <w:rPr>
-          <w:color w:val="4B69C6"/>
-        </w:rPr>
-        <w:t>or</w:t>
-      </w:r>
-      <w:r>
-        <w:t xml:space="preserve"> </w:t>
-      </w:r>
-      <w:r>
-        <w:rPr>
-          <w:color w:val="777777"/>
-        </w:rPr>
-        <w:t>(</w:t>
-      </w:r>
-      <w:r>
-        <w:rPr>
-          <w:color w:val="7A3E9D"/>
-        </w:rPr>
-        <w:t>type_of_response</w:t>
-      </w:r>
-      <w:r>
-        <w:rPr>
-          <w:color w:val="777777"/>
-        </w:rPr>
-        <w:t>['</w:t>
-      </w:r>
-      <w:r>
-        <w:rPr>
-          <w:color w:val="448C27"/>
-        </w:rPr>
-        <w:t>default</w:t>
-      </w:r>
-      <w:r>
-        <w:rPr>
-          <w:color w:val="777777"/>
-        </w:rPr>
-        <w:t>']</w:t>
-      </w:r>
-      <w:r>
-        <w:t xml:space="preserve"> </w:t>
-      </w:r>
-      <w:r>
-        <w:rPr>
-          <w:color w:val="4B69C6"/>
-        </w:rPr>
-        <w:t>and</w:t>
-      </w:r>
-      <w:r>
-        <w:t xml:space="preserve"> </w:t>
-      </w:r>
-      <w:r>
-        <w:rPr>
-          <w:color w:val="7A3E9D"/>
-        </w:rPr>
-        <w:t>type_of_response</w:t>
-      </w:r>
-      <w:r>
-        <w:rPr>
-          <w:color w:val="777777"/>
-        </w:rPr>
-        <w:t>['</w:t>
-      </w:r>
-      <w:r>
-        <w:rPr>
-          <w:color w:val="448C27"/>
-        </w:rPr>
-        <w:t>case in 2 states</w:t>
-      </w:r>
-      <w:r>
-        <w:rPr>
-          <w:color w:val="777777"/>
-        </w:rPr>
-        <w:t>']</w:t>
-      </w:r>
-      <w:r>
-        <w:t xml:space="preserve"> </w:t>
-      </w:r>
-      <w:r>
-        <w:rPr>
-          <w:color w:val="4B69C6"/>
-        </w:rPr>
-        <w:t>and</w:t>
-      </w:r>
-      <w:r>
-        <w:t xml:space="preserve"> </w:t>
-      </w:r>
-      <w:r>
-        <w:rPr>
-          <w:color w:val="7A3E9D"/>
-        </w:rPr>
-        <w:t>stage_of_other_case</w:t>
-      </w:r>
-      <w:r>
-        <w:t xml:space="preserve"> </w:t>
-      </w:r>
-      <w:r>
-        <w:rPr>
-          <w:color w:val="777777"/>
-        </w:rPr>
-        <w:t>==</w:t>
-      </w:r>
-      <w:r>
-        <w:t xml:space="preserve"> </w:t>
-      </w:r>
-      <w:r>
-        <w:rPr>
-          <w:color w:val="777777"/>
-        </w:rPr>
-        <w:t>'</w:t>
-      </w:r>
-      <w:r>
-        <w:rPr>
-          <w:color w:val="448C27"/>
-        </w:rPr>
-        <w:t>ended with no order</w:t>
-      </w:r>
-      <w:r>
-        <w:rPr>
-          <w:color w:val="777777"/>
-        </w:rPr>
-        <w:t>')</w:t>
-      </w:r>
-      <w:r>
-        <w:t xml:space="preserve"> %}</w:t>
+        <w:rPr>
+          <w:color w:val="FFC000"/>
+        </w:rPr>
+        <w:t>{%</w:t>
+      </w:r>
+      <w:r>
+        <w:rPr>
+          <w:color w:val="FFC000"/>
+        </w:rPr>
+        <w:t>p</w:t>
+      </w:r>
+      <w:r>
+        <w:rPr>
+          <w:color w:val="FFC000"/>
+        </w:rPr>
+        <w:t xml:space="preserve"> if type_of_response.all_true('default', exclusive = True) or (type_of_response['default'] and type_of_response['wrong state'] and ((user_need == 'answer custody' and jurisdiction) or user_need == 'answer divorce')) or (type_of_response['default'] and type_of_response['case in 2 states'] and stage_of_other_case == 'still going' and ((user_need == 'answer custody' and jurisdiction) or user_need == 'answer divorce') and stage_of_default in ('application filed', 'hearing scheduled')) or (type_of_response['default'] and type_of_response['case in 2 states'] and stage_of_other_case == 'ended with no order') %}</w:t>
       </w:r>
     </w:p>
     <w:p>
@@ -3087,16 +851,22 @@
         <w:pStyle w:val="Body"/>
       </w:pPr>
       <w:r>
-        <w:t xml:space="preserve">{% </w:t>
-      </w:r>
-      <w:r>
-        <w:rPr>
-          <w:color w:val="4B69C6"/>
-        </w:rPr>
-        <w:t>endif</w:t>
-      </w:r>
-      <w:r>
-        <w:t xml:space="preserve"> %}</w:t>
+        <w:rPr>
+          <w:color w:val="FFC000"/>
+        </w:rPr>
+        <w:t>{%</w:t>
+      </w:r>
+      <w:r>
+        <w:rPr>
+          <w:color w:val="FFC000"/>
+        </w:rPr>
+        <w:t>p</w:t>
+      </w:r>
+      <w:r>
+        <w:rPr>
+          <w:color w:val="FFC000"/>
+        </w:rPr>
+        <w:t xml:space="preserve"> endif %}</w:t>
       </w:r>
     </w:p>
     <w:p>
@@ -3104,16 +874,22 @@
         <w:pStyle w:val="Body"/>
       </w:pPr>
       <w:r>
-        <w:t xml:space="preserve">{% </w:t>
-      </w:r>
-      <w:r>
-        <w:rPr>
-          <w:color w:val="4B69C6"/>
-        </w:rPr>
-        <w:t>endif</w:t>
-      </w:r>
-      <w:r>
-        <w:t xml:space="preserve"> %}</w:t>
+        <w:rPr>
+          <w:color w:val="FF0000"/>
+        </w:rPr>
+        <w:t>{%</w:t>
+      </w:r>
+      <w:r>
+        <w:rPr>
+          <w:color w:val="FF0000"/>
+        </w:rPr>
+        <w:t>p</w:t>
+      </w:r>
+      <w:r>
+        <w:rPr>
+          <w:color w:val="FF0000"/>
+        </w:rPr>
+        <w:t xml:space="preserve"> endif %}</w:t>
       </w:r>
     </w:p>
     <w:p>
@@ -3121,74 +897,36 @@
         <w:pStyle w:val="Body"/>
       </w:pPr>
       <w:r>
-        <w:t>{%p id military %}</w:t>
+        <w:rPr>
+          <w:color w:val="FF0000"/>
+        </w:rPr>
+        <w:t>{%p if (type_of_response.all_true('improper service', exclusive = True) or (type_of_response.all_false('default') and type_of_response['improper service'] and not proper_service) or (type_of_response['default'] and stage_of_default in ('application filed', 'hearing scheduled') and not proper_service)) or military%}</w:t>
       </w:r>
     </w:p>
     <w:p>
       <w:pPr>
-        <w:pStyle w:val="Body"/>
-      </w:pPr>
-      <w:r>
-        <w:t>{%</w:t>
-      </w:r>
-      <w:r>
-        <w:t xml:space="preserve">p </w:t>
-      </w:r>
-      <w:r>
-        <w:t xml:space="preserve">if </w:t>
-      </w:r>
-      <w:r>
-        <w:t>(</w:t>
-      </w:r>
-      <w:r>
-        <w:t>type_of_response.all_true('improper service', exclusive = True) or (type_of_response.all_false('default') and type_of_response['improper service'] and not proper_service) or (type_of_response['default'] and stage_of_default in ('application filed', 'hearing scheduled') and not proper_service)</w:t>
-      </w:r>
-      <w:r>
-        <w:t>)</w:t>
-      </w:r>
-      <w:r>
-        <w:t xml:space="preserve"> </w:t>
-      </w:r>
-      <w:r>
-        <w:t>or military</w:t>
-      </w:r>
-      <w:r>
-        <w:t>%}</w:t>
+        <w:pStyle w:val="Heading3"/>
+      </w:pPr>
+      <w:r>
+        <w:t>Links in this step</w:t>
       </w:r>
     </w:p>
     <w:p>
       <w:pPr>
-        <w:pStyle w:val="Heading3"/>
-      </w:pPr>
-      <w:r>
-        <w:t>Links in this step</w:t>
+        <w:pStyle w:val="Body"/>
+      </w:pPr>
+      <w:r>
+        <w:rPr>
+          <w:color w:val="FFC000"/>
+        </w:rPr>
+        <w:t>{%p if type_of_response.all_true('improper service', exclusive = True) or (type_of_response.all_false('default') and type_of_response['improper service'] and not proper_service) or (type_of_response['default'] and stage_of_default in ('application filed', 'hearing scheduled') and not proper_service) %}</w:t>
       </w:r>
     </w:p>
     <w:p>
       <w:pPr>
         <w:pStyle w:val="Body"/>
       </w:pPr>
-      <w:r>
-        <w:t>{%</w:t>
-      </w:r>
-      <w:r>
-        <w:t xml:space="preserve">p </w:t>
-      </w:r>
-      <w:r>
-        <w:t>if type_of_response.all_true('improper service', exclusive = True) or (type_of_response.all_false('default') and type_of_response['improper service'] and not proper_service) or (type_of_response['default'] and stage_of_default in ('application filed', 'hearing scheduled') and not proper_service)</w:t>
-      </w:r>
-      <w:r>
-        <w:t xml:space="preserve"> </w:t>
-      </w:r>
-      <w:r>
-        <w:t>%}</w:t>
-      </w:r>
-    </w:p>
-    <w:p>
-      <w:pPr>
-        <w:pStyle w:val="Body"/>
-      </w:pPr>
-      <w:hyperlink r:id="rId9" w:history="1">
+      <w:hyperlink r:id="rId10" w:history="1">
         <w:r>
           <w:rPr>
             <w:rStyle w:val="Hyperlink"/>
@@ -3204,7 +942,7 @@
         </w:rPr>
         <w:br/>
       </w:r>
-      <w:hyperlink r:id="rId10" w:history="1">
+      <w:hyperlink r:id="rId11" w:history="1">
         <w:r>
           <w:rPr>
             <w:rStyle w:val="Hyperlink"/>
@@ -3228,6 +966,9 @@
         <w:pStyle w:val="Body"/>
       </w:pPr>
       <w:r>
+        <w:rPr>
+          <w:color w:val="FFC000"/>
+        </w:rPr>
         <w:t>{%p endif %}</w:t>
       </w:r>
     </w:p>
@@ -3236,6 +977,9 @@
         <w:pStyle w:val="Body"/>
       </w:pPr>
       <w:r>
+        <w:rPr>
+          <w:color w:val="FFC000"/>
+        </w:rPr>
         <w:t>{%p if military %}</w:t>
       </w:r>
     </w:p>
@@ -3243,7 +987,7 @@
       <w:pPr>
         <w:pStyle w:val="Body"/>
       </w:pPr>
-      <w:hyperlink r:id="rId11" w:history="1">
+      <w:hyperlink r:id="rId12" w:history="1">
         <w:r>
           <w:rPr>
             <w:rStyle w:val="Hyperlink"/>
@@ -3255,7 +999,7 @@
       <w:r>
         <w:br/>
       </w:r>
-      <w:hyperlink r:id="rId12" w:history="1">
+      <w:hyperlink r:id="rId13" w:history="1">
         <w:r>
           <w:rPr>
             <w:rStyle w:val="Hyperlink"/>
@@ -3269,7 +1013,7 @@
       <w:pPr>
         <w:pStyle w:val="Body"/>
       </w:pPr>
-      <w:hyperlink r:id="rId13" w:history="1">
+      <w:hyperlink r:id="rId14" w:history="1">
         <w:r>
           <w:rPr>
             <w:rStyle w:val="Hyperlink"/>
@@ -3281,7 +1025,7 @@
       <w:r>
         <w:br/>
       </w:r>
-      <w:hyperlink r:id="rId14" w:history="1">
+      <w:hyperlink r:id="rId15" w:history="1">
         <w:r>
           <w:rPr>
             <w:rStyle w:val="Hyperlink"/>
@@ -3296,6 +1040,20 @@
         <w:pStyle w:val="Body"/>
       </w:pPr>
       <w:r>
+        <w:rPr>
+          <w:color w:val="FFC000"/>
+        </w:rPr>
+        <w:t>{%p endif %}</w:t>
+      </w:r>
+    </w:p>
+    <w:p>
+      <w:pPr>
+        <w:pStyle w:val="Body"/>
+      </w:pPr>
+      <w:r>
+        <w:rPr>
+          <w:color w:val="FF0000"/>
+        </w:rPr>
         <w:t>{%p endif %}</w:t>
       </w:r>
     </w:p>
@@ -6262,7 +4020,6 @@
   <w:style w:type="character" w:default="1" w:styleId="DefaultParagraphFont">
     <w:name w:val="Default Paragraph Font"/>
     <w:uiPriority w:val="1"/>
-    <w:semiHidden/>
     <w:unhideWhenUsed/>
   </w:style>
   <w:style w:type="table" w:default="1" w:styleId="TableNormal">

--- a/docassemble/AKA2JBranding/data/templates/proper_service_content.docx
+++ b/docassemble/AKA2JBranding/data/templates/proper_service_content.docx
@@ -556,7 +556,25 @@
         <w:t xml:space="preserve">. The judge may end your case without hearing from you and enter a default judgment order and other orders like a </w:t>
       </w:r>
       <w:r>
-        <w:t>{{ "custody decree, Parenting Plan, and child support order" if user_need == 'answer custody' else "" }}{{ "divorce decree and findings of fact and conclusions of law dividing your property and debt" if user_need == 'answer divorce' else "" }}{{ ", Parenting Plan, and child support order" if minor_children else "" }}{{ ", Parenting Plan, and child support order" if not minor_children and wife_is_pregnant in ('husband', 'not husband') else "" }}</w:t>
+        <w:t xml:space="preserve">{{ "custody decree, Parenting Plan, and child support order" if user_need == 'answer custody' else "" }}{{ "divorce decree and findings of fact and conclusions of law dividing your property and debt" if user_need == 'answer divorce' else "" }}{{ ", Parenting Plan, and child support order" if </w:t>
+      </w:r>
+      <w:r>
+        <w:t>user_need == 'answer divorce'</w:t>
+      </w:r>
+      <w:r>
+        <w:t xml:space="preserve"> and </w:t>
+      </w:r>
+      <w:r>
+        <w:t xml:space="preserve">minor_children else "" }}{{ ", Parenting Plan, and child support order" if </w:t>
+      </w:r>
+      <w:r>
+        <w:t>user_need == 'answer divorce'</w:t>
+      </w:r>
+      <w:r>
+        <w:t xml:space="preserve"> and </w:t>
+      </w:r>
+      <w:r>
+        <w:t>not minor_children and wife_is_pregnant in ('husband', 'not husband') else "" }}</w:t>
       </w:r>
       <w:r>
         <w:t>.</w:t>
@@ -593,7 +611,25 @@
         <w:t xml:space="preserve">When a judge enters a default judgment, they usually also enter a </w:t>
       </w:r>
       <w:r>
-        <w:t>{{ "custody decree, Parenting Plan, and child support order" if user_need == 'answer custody' else "" }}{{ "divorce decree and findings of fact and conclusions of law dividing your property and debt" if user_need == 'answer divorce' else "" }}{{ ", Parenting Plan, and child support order" if minor_children else "" }}{{ ", Parenting Plan, and child support order" if not minor_children and wife_is_pregnant in ('husband', 'not husband') else "" }}.</w:t>
+        <w:t xml:space="preserve">{{ "custody decree, Parenting Plan, and child support order" if user_need == 'answer custody' else "" }}{{ "divorce decree and findings of fact and conclusions of law dividing your property and debt" if user_need == 'answer divorce' else "" }}{{ ", Parenting Plan, and child support order" if </w:t>
+      </w:r>
+      <w:r>
+        <w:t>user_need == 'answer divorce'</w:t>
+      </w:r>
+      <w:r>
+        <w:t xml:space="preserve"> and </w:t>
+      </w:r>
+      <w:r>
+        <w:t xml:space="preserve">minor_children else "" }}{{ ", Parenting Plan, and child support order" if </w:t>
+      </w:r>
+      <w:r>
+        <w:t>user_need == 'answer divorce'</w:t>
+      </w:r>
+      <w:r>
+        <w:t xml:space="preserve"> and </w:t>
+      </w:r>
+      <w:r>
+        <w:t>not minor_children and wife_is_pregnant in ('husband', 'not husband') else "" }}.</w:t>
       </w:r>
     </w:p>
     <w:p>
@@ -948,17 +984,8 @@
             <w:rStyle w:val="Hyperlink"/>
             <w:spacing w:val="0"/>
           </w:rPr>
-          <w:t>ak-courts.info/</w:t>
+          <w:t>ak-courts.info/courtview</w:t>
         </w:r>
-        <w:proofErr w:type="spellStart"/>
-        <w:r>
-          <w:rPr>
-            <w:rStyle w:val="Hyperlink"/>
-            <w:spacing w:val="0"/>
-          </w:rPr>
-          <w:t>courtview</w:t>
-        </w:r>
-        <w:proofErr w:type="spellEnd"/>
       </w:hyperlink>
     </w:p>
     <w:p>
@@ -4020,6 +4047,7 @@
   <w:style w:type="character" w:default="1" w:styleId="DefaultParagraphFont">
     <w:name w:val="Default Paragraph Font"/>
     <w:uiPriority w:val="1"/>
+    <w:semiHidden/>
     <w:unhideWhenUsed/>
   </w:style>
   <w:style w:type="table" w:default="1" w:styleId="TableNormal">

--- a/docassemble/AKA2JBranding/data/templates/proper_service_content.docx
+++ b/docassemble/AKA2JBranding/data/templates/proper_service_content.docx
@@ -5,11 +5,14 @@
     <w:p>
       <w:pPr>
         <w:pStyle w:val="Body"/>
-      </w:pPr>
-      <w:r>
         <w:rPr>
           <w:color w:val="FF0000"/>
         </w:rPr>
+      </w:pPr>
+      <w:r>
+        <w:rPr>
+          <w:color w:val="FF0000"/>
+        </w:rPr>
         <w:t>{</w:t>
       </w:r>
       <w:r>
@@ -29,6 +32,14 @@
           <w:color w:val="FF0000"/>
         </w:rPr>
         <w:t xml:space="preserve"> if (type_of_response['improper service'] and not type_of_response['default']) or (type_of_response['default'] and not proper_service) %}</w:t>
+      </w:r>
+    </w:p>
+    <w:p>
+      <w:pPr>
+        <w:pStyle w:val="Heading3"/>
+      </w:pPr>
+      <w:r>
+        <w:t>Proper service</w:t>
       </w:r>
     </w:p>
     <w:p>
@@ -152,20 +163,6 @@
       </w:r>
       <w:r>
         <w:t xml:space="preserve"> days to file an Answer.</w:t>
-      </w:r>
-    </w:p>
-    <w:p>
-      <w:pPr>
-        <w:pStyle w:val="Body"/>
-      </w:pPr>
-      <w:r>
-        <w:t xml:space="preserve">If you do not file an Answer in 20 days, </w:t>
-      </w:r>
-      <w:r>
-        <w:t>{{ other_party_in_case }}</w:t>
-      </w:r>
-      <w:r>
-        <w:t xml:space="preserve"> may ask the court for a default judgment.</w:t>
       </w:r>
     </w:p>
     <w:p>
@@ -750,45 +747,25 @@
     <w:p>
       <w:pPr>
         <w:pStyle w:val="Body"/>
-      </w:pPr>
-      <w:r>
-        <w:rPr>
-          <w:color w:val="FF0000"/>
+        <w:rPr>
+          <w:color w:val="FFC000"/>
+        </w:rPr>
+      </w:pPr>
+      <w:r>
+        <w:rPr>
+          <w:color w:val="FFC000"/>
         </w:rPr>
         <w:t>{%</w:t>
       </w:r>
       <w:r>
         <w:rPr>
-          <w:color w:val="FF0000"/>
+          <w:color w:val="FFC000"/>
         </w:rPr>
         <w:t>p</w:t>
       </w:r>
       <w:r>
         <w:rPr>
-          <w:color w:val="FF0000"/>
-        </w:rPr>
-        <w:t xml:space="preserve"> endif %}</w:t>
-      </w:r>
-    </w:p>
-    <w:p>
-      <w:pPr>
-        <w:pStyle w:val="Body"/>
-      </w:pPr>
-      <w:r>
-        <w:rPr>
-          <w:color w:val="FF0000"/>
-        </w:rPr>
-        <w:t>{%</w:t>
-      </w:r>
-      <w:r>
-        <w:rPr>
-          <w:color w:val="FF0000"/>
-        </w:rPr>
-        <w:t>p</w:t>
-      </w:r>
-      <w:r>
-        <w:rPr>
-          <w:color w:val="FF0000"/>
+          <w:color w:val="FFC000"/>
         </w:rPr>
         <w:t xml:space="preserve"> if military %}</w:t>
       </w:r>
@@ -848,19 +825,19 @@
       </w:pPr>
       <w:r>
         <w:rPr>
-          <w:color w:val="FFC000"/>
+          <w:color w:val="92D050"/>
         </w:rPr>
         <w:t>{%</w:t>
       </w:r>
       <w:r>
         <w:rPr>
-          <w:color w:val="FFC000"/>
+          <w:color w:val="92D050"/>
         </w:rPr>
         <w:t>p</w:t>
       </w:r>
       <w:r>
         <w:rPr>
-          <w:color w:val="FFC000"/>
+          <w:color w:val="92D050"/>
         </w:rPr>
         <w:t xml:space="preserve"> if type_of_response.all_true('default', exclusive = True) or (type_of_response['default'] and type_of_response['wrong state'] and ((user_need == 'answer custody' and jurisdiction) or user_need == 'answer divorce')) or (type_of_response['default'] and type_of_response['case in 2 states'] and stage_of_other_case == 'still going' and ((user_need == 'answer custody' and jurisdiction) or user_need == 'answer divorce') and stage_of_default in ('application filed', 'hearing scheduled')) or (type_of_response['default'] and type_of_response['case in 2 states'] and stage_of_other_case == 'ended with no order') %}</w:t>
       </w:r>
@@ -880,6 +857,17 @@
       </w:r>
       <w:r>
         <w:t xml:space="preserve"> does not apply to your case to stop the default judgment, you have other options.</w:t>
+      </w:r>
+    </w:p>
+    <w:p>
+      <w:pPr>
+        <w:pStyle w:val="Body"/>
+      </w:pPr>
+      <w:r>
+        <w:rPr>
+          <w:color w:val="92D050"/>
+        </w:rPr>
+        <w:t>{%p endif %}</w:t>
       </w:r>
     </w:p>
     <w:p>
@@ -984,8 +972,17 @@
             <w:rStyle w:val="Hyperlink"/>
             <w:spacing w:val="0"/>
           </w:rPr>
-          <w:t>ak-courts.info/courtview</w:t>
+          <w:t>ak-courts.info/</w:t>
         </w:r>
+        <w:proofErr w:type="spellStart"/>
+        <w:r>
+          <w:rPr>
+            <w:rStyle w:val="Hyperlink"/>
+            <w:spacing w:val="0"/>
+          </w:rPr>
+          <w:t>courtview</w:t>
+        </w:r>
+        <w:proofErr w:type="spellEnd"/>
       </w:hyperlink>
     </w:p>
     <w:p>

--- a/docassemble/AKA2JBranding/data/templates/proper_service_content.docx
+++ b/docassemble/AKA2JBranding/data/templates/proper_service_content.docx
@@ -247,22 +247,7 @@
         <w:pStyle w:val="Body"/>
       </w:pPr>
       <w:r>
-        <w:rPr>
-          <w:color w:val="FF0000"/>
-        </w:rPr>
-        <w:t>{%</w:t>
-      </w:r>
-      <w:r>
-        <w:rPr>
-          <w:color w:val="FF0000"/>
-        </w:rPr>
-        <w:t>p</w:t>
-      </w:r>
-      <w:r>
-        <w:rPr>
-          <w:color w:val="FF0000"/>
-        </w:rPr>
-        <w:t xml:space="preserve"> endif %}</w:t>
+        <w:t>A default judgment is when the judge decides your case without hearing from you.</w:t>
       </w:r>
     </w:p>
     <w:p>
@@ -270,7 +255,10 @@
         <w:pStyle w:val="Body"/>
       </w:pPr>
       <w:r>
-        <w:t>A default judgment is when the judge decides your case without hearing from you.</w:t>
+        <w:rPr>
+          <w:color w:val="FF0000"/>
+        </w:rPr>
+        <w:t>{%p endif %}</w:t>
       </w:r>
     </w:p>
     <w:p>

--- a/docassemble/AKA2JBranding/data/templates/proper_service_content.docx
+++ b/docassemble/AKA2JBranding/data/templates/proper_service_content.docx
@@ -240,6 +240,55 @@
       </w:pPr>
       <w:r>
         <w:t>Default judgment</w:t>
+      </w:r>
+    </w:p>
+    <w:p>
+      <w:pPr>
+        <w:pStyle w:val="Body"/>
+      </w:pPr>
+      <w:r>
+        <w:rPr>
+          <w:color w:val="FF0000"/>
+        </w:rPr>
+        <w:t>{%p endif %}</w:t>
+      </w:r>
+    </w:p>
+    <w:p>
+      <w:pPr>
+        <w:pStyle w:val="Body"/>
+        <w:rPr>
+          <w:color w:val="FF0000"/>
+        </w:rPr>
+      </w:pPr>
+      <w:r>
+        <w:rPr>
+          <w:color w:val="FF0000"/>
+        </w:rPr>
+        <w:t>{</w:t>
+      </w:r>
+      <w:r>
+        <w:rPr>
+          <w:color w:val="FF0000"/>
+        </w:rPr>
+        <w:t>%</w:t>
+      </w:r>
+      <w:r>
+        <w:rPr>
+          <w:color w:val="FF0000"/>
+        </w:rPr>
+        <w:t>p</w:t>
+      </w:r>
+      <w:r>
+        <w:rPr>
+          <w:color w:val="FF0000"/>
+        </w:rPr>
+        <w:t xml:space="preserve"> if type_of_response['default']</w:t>
+      </w:r>
+      <w:r>
+        <w:rPr>
+          <w:color w:val="FF0000"/>
+        </w:rPr>
+        <w:t xml:space="preserve"> %}</w:t>
       </w:r>
     </w:p>
     <w:p>
@@ -334,6 +383,7 @@
         <w:rPr>
           <w:color w:val="FF0000"/>
         </w:rPr>
+        <w:lastRenderedPageBreak/>
         <w:t>{%</w:t>
       </w:r>
       <w:r>
@@ -357,7 +407,6 @@
         <w:rPr>
           <w:color w:val="FF0000"/>
         </w:rPr>
-        <w:lastRenderedPageBreak/>
         <w:t>{%</w:t>
       </w:r>
       <w:r>
@@ -676,6 +725,7 @@
         <w:pStyle w:val="Body"/>
       </w:pPr>
       <w:r>
+        <w:lastRenderedPageBreak/>
         <w:t xml:space="preserve">If you have final orders in your Alaska case and an open case in another state, your situation is complicated. You should </w:t>
       </w:r>
       <w:hyperlink r:id="rId7" w:history="1">
@@ -696,7 +746,6 @@
         <w:pStyle w:val="Body"/>
       </w:pPr>
       <w:r>
-        <w:lastRenderedPageBreak/>
         <w:t xml:space="preserve">If you want to ask the Alaska judge to undo the orders in your Alaska case you can file a </w:t>
       </w:r>
       <w:r>
@@ -981,6 +1030,7 @@
         <w:rPr>
           <w:color w:val="FFC000"/>
         </w:rPr>
+        <w:lastRenderedPageBreak/>
         <w:t>{%p endif %}</w:t>
       </w:r>
     </w:p>

--- a/docassemble/AKA2JBranding/data/templates/proper_service_content.docx
+++ b/docassemble/AKA2JBranding/data/templates/proper_service_content.docx
@@ -5,9 +5,6 @@
     <w:p>
       <w:pPr>
         <w:pStyle w:val="Body"/>
-        <w:rPr>
-          <w:color w:val="FF0000"/>
-        </w:rPr>
       </w:pPr>
       <w:r>
         <w:rPr>
@@ -36,10 +33,50 @@
     </w:p>
     <w:p>
       <w:pPr>
+        <w:pStyle w:val="Body"/>
+      </w:pPr>
+      <w:r>
+        <w:rPr>
+          <w:color w:val="FFC000"/>
+        </w:rPr>
+        <w:t>{%p if type_of_response.all_true('improper service', exclusive = True) or (type_of_response.any_true('improper service', 'default') and not proper_service) %}</w:t>
+      </w:r>
+    </w:p>
+    <w:p>
+      <w:pPr>
         <w:pStyle w:val="Heading3"/>
       </w:pPr>
       <w:r>
         <w:t>Proper service</w:t>
+      </w:r>
+    </w:p>
+    <w:p>
+      <w:pPr>
+        <w:pStyle w:val="Body"/>
+      </w:pPr>
+      <w:r>
+        <w:rPr>
+          <w:color w:val="FFC000"/>
+        </w:rPr>
+        <w:t xml:space="preserve">{%p </w:t>
+      </w:r>
+      <w:r>
+        <w:rPr>
+          <w:color w:val="FFC000"/>
+        </w:rPr>
+        <w:t>end</w:t>
+      </w:r>
+      <w:r>
+        <w:rPr>
+          <w:color w:val="FFC000"/>
+        </w:rPr>
+        <w:t>if</w:t>
+      </w:r>
+      <w:r>
+        <w:rPr>
+          <w:color w:val="FFC000"/>
+        </w:rPr>
+        <w:t xml:space="preserve"> %}</w:t>
       </w:r>
     </w:p>
     <w:p>
@@ -264,31 +301,7 @@
         <w:rPr>
           <w:color w:val="FF0000"/>
         </w:rPr>
-        <w:t>{</w:t>
-      </w:r>
-      <w:r>
-        <w:rPr>
-          <w:color w:val="FF0000"/>
-        </w:rPr>
-        <w:t>%</w:t>
-      </w:r>
-      <w:r>
-        <w:rPr>
-          <w:color w:val="FF0000"/>
-        </w:rPr>
-        <w:t>p</w:t>
-      </w:r>
-      <w:r>
-        <w:rPr>
-          <w:color w:val="FF0000"/>
-        </w:rPr>
-        <w:t xml:space="preserve"> if type_of_response['default']</w:t>
-      </w:r>
-      <w:r>
-        <w:rPr>
-          <w:color w:val="FF0000"/>
-        </w:rPr>
-        <w:t xml:space="preserve"> %}</w:t>
+        <w:t>{%p if type_of_response['default'] %}</w:t>
       </w:r>
     </w:p>
     <w:p>
@@ -338,7 +351,11 @@
         <w:pStyle w:val="Body"/>
       </w:pPr>
       <w:r>
-        <w:t>If {{ other_party_in_case }} thinks they served you correctly, they may ask the court for a default judgment if you do not file {{ "a response" if type_of_response['case in 2 states'] and stage_of_other_case == 'ended with order' else "an Answer" }} in 20 days.</w:t>
+        <w:t xml:space="preserve">If {{ other_party_in_case }} thinks they served you correctly, they may ask the court for a default judgment if you do not file {{ "a response" if type_of_response['case in 2 states'] </w:t>
+      </w:r>
+      <w:r>
+        <w:lastRenderedPageBreak/>
+        <w:t>and stage_of_other_case == 'ended with order' else "an Answer" }} in 20 days.</w:t>
       </w:r>
       <w:r>
         <w:t xml:space="preserve"> They are supposed to give you a copy of the </w:t>
@@ -383,7 +400,6 @@
         <w:rPr>
           <w:color w:val="FF0000"/>
         </w:rPr>
-        <w:lastRenderedPageBreak/>
         <w:t>{%</w:t>
       </w:r>
       <w:r>
@@ -694,6 +710,7 @@
         <w:pStyle w:val="Body"/>
       </w:pPr>
       <w:r>
+        <w:lastRenderedPageBreak/>
         <w:t>These are final orders in the case.</w:t>
       </w:r>
     </w:p>
@@ -725,7 +742,6 @@
         <w:pStyle w:val="Body"/>
       </w:pPr>
       <w:r>
-        <w:lastRenderedPageBreak/>
         <w:t xml:space="preserve">If you have final orders in your Alaska case and an open case in another state, your situation is complicated. You should </w:t>
       </w:r>
       <w:hyperlink r:id="rId7" w:history="1">
@@ -1030,7 +1046,6 @@
         <w:rPr>
           <w:color w:val="FFC000"/>
         </w:rPr>
-        <w:lastRenderedPageBreak/>
         <w:t>{%p endif %}</w:t>
       </w:r>
     </w:p>
@@ -1093,7 +1108,7 @@
             <w:rStyle w:val="Hyperlink"/>
             <w:spacing w:val="0"/>
           </w:rPr>
-          <w:t>militaryonesource.mil/</w:t>
+          <w:t>militaryonesource.mil</w:t>
         </w:r>
       </w:hyperlink>
     </w:p>
